--- a/backend/src/main/resources/templates/CARTA RESIDENCIA SISBEN.docx
+++ b/backend/src/main/resources/templates/CARTA RESIDENCIA SISBEN.docx
@@ -304,7 +304,7 @@
           <w:rFonts w:ascii="Maven Pro" w:hAnsi="Maven Pro" w:cs="Arial"/>
           <w:sz w:val="24"/>
         </w:rPr>
-        <w:t xml:space="preserve">,  a los </w:t>
+        <w:t xml:space="preserve">, a los </w:t>
       </w:r>
       <w:r>
         <w:rPr>
@@ -736,7 +736,25 @@
                 <w:sz w:val="16"/>
                 <w:szCs w:val="16"/>
               </w:rPr>
-              <w:t>; Secretaria Ejecutiva del Despacho</w:t>
+              <w:t xml:space="preserve">; </w:t>
+            </w:r>
+            <w:proofErr w:type="gramStart"/>
+            <w:r>
+              <w:rPr>
+                <w:rFonts w:ascii="Maven Pro" w:hAnsi="Maven Pro" w:cs="Tahoma"/>
+                <w:sz w:val="16"/>
+                <w:szCs w:val="16"/>
+              </w:rPr>
+              <w:t>Secretaria Ejecutiva</w:t>
+            </w:r>
+            <w:proofErr w:type="gramEnd"/>
+            <w:r>
+              <w:rPr>
+                <w:rFonts w:ascii="Maven Pro" w:hAnsi="Maven Pro" w:cs="Tahoma"/>
+                <w:sz w:val="16"/>
+                <w:szCs w:val="16"/>
+              </w:rPr>
+              <w:t xml:space="preserve"> del Despacho</w:t>
             </w:r>
           </w:p>
         </w:tc>
@@ -768,7 +786,25 @@
                 <w:sz w:val="16"/>
                 <w:szCs w:val="16"/>
               </w:rPr>
-              <w:t>; Secretaria Ejecutiva de Despacho</w:t>
+              <w:t xml:space="preserve">; </w:t>
+            </w:r>
+            <w:proofErr w:type="gramStart"/>
+            <w:r>
+              <w:rPr>
+                <w:rFonts w:ascii="Maven Pro" w:hAnsi="Maven Pro" w:cs="Tahoma"/>
+                <w:sz w:val="16"/>
+                <w:szCs w:val="16"/>
+              </w:rPr>
+              <w:t>Secretaria Ejecutiva</w:t>
+            </w:r>
+            <w:proofErr w:type="gramEnd"/>
+            <w:r>
+              <w:rPr>
+                <w:rFonts w:ascii="Maven Pro" w:hAnsi="Maven Pro" w:cs="Tahoma"/>
+                <w:sz w:val="16"/>
+                <w:szCs w:val="16"/>
+              </w:rPr>
+              <w:t xml:space="preserve"> de Despacho</w:t>
             </w:r>
           </w:p>
         </w:tc>
@@ -804,13 +840,23 @@
             </w:r>
             <w:bookmarkStart w:id="1" w:name="_Hlk190792217"/>
             <w:bookmarkEnd w:id="1"/>
+            <w:proofErr w:type="gramStart"/>
             <w:r>
               <w:rPr>
                 <w:rFonts w:ascii="Maven Pro" w:hAnsi="Maven Pro" w:cs="Tahoma"/>
                 <w:sz w:val="16"/>
                 <w:szCs w:val="16"/>
               </w:rPr>
-              <w:t>Alcalde Municipal</w:t>
+              <w:t>Alcalde</w:t>
+            </w:r>
+            <w:proofErr w:type="gramEnd"/>
+            <w:r>
+              <w:rPr>
+                <w:rFonts w:ascii="Maven Pro" w:hAnsi="Maven Pro" w:cs="Tahoma"/>
+                <w:sz w:val="16"/>
+                <w:szCs w:val="16"/>
+              </w:rPr>
+              <w:t xml:space="preserve"> Municipal</w:t>
             </w:r>
           </w:p>
         </w:tc>
@@ -2675,7 +2721,25 @@
         <w:sz w:val="18"/>
         <w:szCs w:val="18"/>
       </w:rPr>
-      <w:t>100-«consecutivo»</w:t>
+      <w:t>100</w:t>
+    </w:r>
+    <w:proofErr w:type="gramStart"/>
+    <w:r>
+      <w:rPr>
+        <w:rFonts w:ascii="Maven Pro" w:hAnsi="Maven Pro"/>
+        <w:sz w:val="18"/>
+        <w:szCs w:val="18"/>
+      </w:rPr>
+      <w:t>-«</w:t>
+    </w:r>
+    <w:proofErr w:type="gramEnd"/>
+    <w:r>
+      <w:rPr>
+        <w:rFonts w:ascii="Maven Pro" w:hAnsi="Maven Pro"/>
+        <w:sz w:val="18"/>
+        <w:szCs w:val="18"/>
+      </w:rPr>
+      <w:t>consecutivo»</w:t>
     </w:r>
   </w:p>
 </w:hdr>
@@ -3394,7 +3458,25 @@
         <w:sz w:val="18"/>
         <w:szCs w:val="18"/>
       </w:rPr>
-      <w:t>100-«consecutivo»</w:t>
+      <w:t>100</w:t>
+    </w:r>
+    <w:proofErr w:type="gramStart"/>
+    <w:r>
+      <w:rPr>
+        <w:rFonts w:ascii="Maven Pro" w:hAnsi="Maven Pro"/>
+        <w:sz w:val="18"/>
+        <w:szCs w:val="18"/>
+      </w:rPr>
+      <w:t>-«</w:t>
+    </w:r>
+    <w:proofErr w:type="gramEnd"/>
+    <w:r>
+      <w:rPr>
+        <w:rFonts w:ascii="Maven Pro" w:hAnsi="Maven Pro"/>
+        <w:sz w:val="18"/>
+        <w:szCs w:val="18"/>
+      </w:rPr>
+      <w:t>consecutivo»</w:t>
     </w:r>
   </w:p>
 </w:hdr>
@@ -3936,6 +4018,7 @@
   <w:style w:type="character" w:default="1" w:styleId="Fuentedeprrafopredeter">
     <w:name w:val="Default Paragraph Font"/>
     <w:uiPriority w:val="1"/>
+    <w:semiHidden/>
     <w:unhideWhenUsed/>
   </w:style>
   <w:style w:type="table" w:default="1" w:styleId="Tablanormal">
@@ -6948,10 +7031,6 @@
 </file>
 
 <file path=customXml/item1.xml><?xml version="1.0" encoding="utf-8"?>
-<b:Sources xmlns:b="http://schemas.openxmlformats.org/officeDocument/2006/bibliography" xmlns="http://schemas.openxmlformats.org/officeDocument/2006/bibliography" SelectedStyle="\APASixthEditionOfficeOnline.xsl" StyleName="APA" Version="6"/>
-</file>
-
-<file path=customXml/item2.xml><?xml version="1.0" encoding="utf-8"?>
 <s:customData xmlns="http://www.wps.cn/officeDocument/2013/wpsCustomData" xmlns:s="http://www.wps.cn/officeDocument/2013/wpsCustomData">
   <customSectProps/>
   <customShpExts>
@@ -6960,18 +7039,22 @@
 </s:customData>
 </file>
 
+<file path=customXml/item2.xml><?xml version="1.0" encoding="utf-8"?>
+<b:Sources xmlns:b="http://schemas.openxmlformats.org/officeDocument/2006/bibliography" xmlns="http://schemas.openxmlformats.org/officeDocument/2006/bibliography" SelectedStyle="\APASixthEditionOfficeOnline.xsl" StyleName="APA" Version="6"/>
+</file>
+
 <file path=customXml/itemProps1.xml><?xml version="1.0" encoding="utf-8"?>
+<ds:datastoreItem xmlns:ds="http://schemas.openxmlformats.org/officeDocument/2006/customXml" ds:itemID="{B1977F7D-205B-4081-913C-38D41E755F92}">
+  <ds:schemaRefs>
+    <ds:schemaRef ds:uri="http://www.wps.cn/officeDocument/2013/wpsCustomData"/>
+  </ds:schemaRefs>
+</ds:datastoreItem>
+</file>
+
+<file path=customXml/itemProps2.xml><?xml version="1.0" encoding="utf-8"?>
 <ds:datastoreItem xmlns:ds="http://schemas.openxmlformats.org/officeDocument/2006/customXml" ds:itemID="{57A9E1C8-2F74-4495-A02D-86D169A6004A}">
   <ds:schemaRefs>
     <ds:schemaRef ds:uri="http://schemas.openxmlformats.org/officeDocument/2006/bibliography"/>
   </ds:schemaRefs>
 </ds:datastoreItem>
-</file>
-
-<file path=customXml/itemProps2.xml><?xml version="1.0" encoding="utf-8"?>
-<ds:datastoreItem xmlns:ds="http://schemas.openxmlformats.org/officeDocument/2006/customXml" ds:itemID="{B1977F7D-205B-4081-913C-38D41E755F92}">
-  <ds:schemaRefs>
-    <ds:schemaRef ds:uri="http://www.wps.cn/officeDocument/2013/wpsCustomData"/>
-  </ds:schemaRefs>
-</ds:datastoreItem>
 </file>
--- a/backend/src/main/resources/templates/CARTA RESIDENCIA SISBEN.docx
+++ b/backend/src/main/resources/templates/CARTA RESIDENCIA SISBEN.docx
@@ -45,8 +45,6 @@
     </w:p>
     <w:p>
       <w:pPr>
-        <w:spacing w:line="276" w:lineRule="auto"/>
-        <w:jc w:val="center"/>
         <w:rPr>
           <w:rFonts w:ascii="Maven Pro" w:hAnsi="Maven Pro" w:cs="Tahoma"/>
           <w:b/>
@@ -58,20 +56,6 @@
     </w:p>
     <w:p>
       <w:pPr>
-        <w:spacing w:line="276" w:lineRule="auto"/>
-        <w:jc w:val="center"/>
-        <w:rPr>
-          <w:rFonts w:ascii="Maven Pro" w:hAnsi="Maven Pro" w:cs="Tahoma"/>
-          <w:b/>
-          <w:bCs/>
-          <w:sz w:val="23"/>
-          <w:szCs w:val="23"/>
-        </w:rPr>
-      </w:pPr>
-    </w:p>
-    <w:p>
-      <w:pPr>
-        <w:spacing w:line="276" w:lineRule="auto"/>
         <w:jc w:val="center"/>
         <w:outlineLvl w:val="0"/>
         <w:rPr>
@@ -96,7 +80,6 @@
         <w:tabs>
           <w:tab w:val="left" w:pos="2700"/>
         </w:tabs>
-        <w:spacing w:line="276" w:lineRule="auto"/>
         <w:rPr>
           <w:rFonts w:ascii="Maven Pro" w:hAnsi="Maven Pro" w:cs="Tahoma"/>
           <w:b/>
@@ -124,7 +107,6 @@
     </w:p>
     <w:p>
       <w:pPr>
-        <w:spacing w:line="276" w:lineRule="auto"/>
         <w:jc w:val="center"/>
         <w:rPr>
           <w:rFonts w:ascii="Maven Pro" w:hAnsi="Maven Pro" w:cs="Tahoma"/>
@@ -134,9 +116,6 @@
       </w:pPr>
     </w:p>
     <w:p>
-      <w:pPr>
-        <w:spacing w:line="276" w:lineRule="auto"/>
-      </w:pPr>
       <w:r>
         <w:rPr>
           <w:rFonts w:ascii="Maven Pro" w:hAnsi="Maven Pro" w:cs="Arial"/>
@@ -152,7 +131,29 @@
           <w:color w:val="000000" w:themeColor="text1"/>
           <w:sz w:val="24"/>
         </w:rPr>
-        <w:t>«nombreSolicitante»</w:t>
+        <w:t>«</w:t>
+      </w:r>
+      <w:proofErr w:type="spellStart"/>
+      <w:r>
+        <w:rPr>
+          <w:rFonts w:ascii="Maven Pro" w:hAnsi="Maven Pro" w:cs="Arial"/>
+          <w:b/>
+          <w:bCs/>
+          <w:color w:val="000000" w:themeColor="text1"/>
+          <w:sz w:val="24"/>
+        </w:rPr>
+        <w:t>nombreSolicitante</w:t>
+      </w:r>
+      <w:proofErr w:type="spellEnd"/>
+      <w:r>
+        <w:rPr>
+          <w:rFonts w:ascii="Maven Pro" w:hAnsi="Maven Pro" w:cs="Arial"/>
+          <w:b/>
+          <w:bCs/>
+          <w:color w:val="000000" w:themeColor="text1"/>
+          <w:sz w:val="24"/>
+        </w:rPr>
+        <w:t>»</w:t>
       </w:r>
       <w:r>
         <w:rPr>
@@ -177,14 +178,50 @@
           <w:bCs/>
           <w:sz w:val="24"/>
         </w:rPr>
-        <w:t>«numeroDocumento»</w:t>
+        <w:t>«</w:t>
+      </w:r>
+      <w:proofErr w:type="spellStart"/>
+      <w:r>
+        <w:rPr>
+          <w:rFonts w:ascii="Maven Pro" w:hAnsi="Maven Pro" w:cs="Arial"/>
+          <w:b/>
+          <w:bCs/>
+          <w:sz w:val="24"/>
+        </w:rPr>
+        <w:t>numeroDocumento</w:t>
+      </w:r>
+      <w:proofErr w:type="spellEnd"/>
+      <w:r>
+        <w:rPr>
+          <w:rFonts w:ascii="Maven Pro" w:hAnsi="Maven Pro" w:cs="Arial"/>
+          <w:b/>
+          <w:bCs/>
+          <w:sz w:val="24"/>
+        </w:rPr>
+        <w:t>»</w:t>
       </w:r>
       <w:r>
         <w:rPr>
           <w:rFonts w:ascii="Maven Pro" w:hAnsi="Maven Pro" w:cs="Arial"/>
           <w:sz w:val="24"/>
         </w:rPr>
-        <w:t xml:space="preserve"> expedida en «lugarExpedicionDocumento», figura en la base de datos del </w:t>
+        <w:t xml:space="preserve"> expedida en «</w:t>
+      </w:r>
+      <w:proofErr w:type="spellStart"/>
+      <w:r>
+        <w:rPr>
+          <w:rFonts w:ascii="Maven Pro" w:hAnsi="Maven Pro" w:cs="Arial"/>
+          <w:sz w:val="24"/>
+        </w:rPr>
+        <w:t>lugarExpedicionDocumento</w:t>
+      </w:r>
+      <w:proofErr w:type="spellEnd"/>
+      <w:r>
+        <w:rPr>
+          <w:rFonts w:ascii="Maven Pro" w:hAnsi="Maven Pro" w:cs="Arial"/>
+          <w:sz w:val="24"/>
+        </w:rPr>
+        <w:t xml:space="preserve">», figura en la base de datos del </w:t>
       </w:r>
       <w:r>
         <w:rPr>
@@ -209,7 +246,27 @@
           <w:bCs/>
           <w:sz w:val="24"/>
         </w:rPr>
-        <w:t>«direccionResidencia»</w:t>
+        <w:t>«</w:t>
+      </w:r>
+      <w:proofErr w:type="spellStart"/>
+      <w:r>
+        <w:rPr>
+          <w:rFonts w:ascii="Maven Pro" w:hAnsi="Maven Pro" w:cs="Arial"/>
+          <w:b/>
+          <w:bCs/>
+          <w:sz w:val="24"/>
+        </w:rPr>
+        <w:t>direccionResidencia</w:t>
+      </w:r>
+      <w:proofErr w:type="spellEnd"/>
+      <w:r>
+        <w:rPr>
+          <w:rFonts w:ascii="Maven Pro" w:hAnsi="Maven Pro" w:cs="Arial"/>
+          <w:b/>
+          <w:bCs/>
+          <w:sz w:val="24"/>
+        </w:rPr>
+        <w:t>»</w:t>
       </w:r>
       <w:r>
         <w:rPr>
@@ -236,7 +293,6 @@
     </w:p>
     <w:p>
       <w:pPr>
-        <w:spacing w:line="276" w:lineRule="auto"/>
         <w:rPr>
           <w:rFonts w:ascii="Maven Pro" w:hAnsi="Maven Pro" w:cs="Arial"/>
           <w:sz w:val="24"/>
@@ -281,9 +337,6 @@
       </w:pPr>
     </w:p>
     <w:p>
-      <w:pPr>
-        <w:spacing w:line="276" w:lineRule="auto"/>
-      </w:pPr>
       <w:r>
         <w:rPr>
           <w:rFonts w:ascii="Maven Pro" w:hAnsi="Maven Pro" w:cs="Arial"/>
@@ -313,7 +366,27 @@
           <w:bCs/>
           <w:sz w:val="24"/>
         </w:rPr>
-        <w:t>«diasLetras»</w:t>
+        <w:t>«</w:t>
+      </w:r>
+      <w:proofErr w:type="spellStart"/>
+      <w:r>
+        <w:rPr>
+          <w:rFonts w:ascii="Maven Pro" w:hAnsi="Maven Pro" w:cs="Arial"/>
+          <w:b/>
+          <w:bCs/>
+          <w:sz w:val="24"/>
+        </w:rPr>
+        <w:t>diasLetras</w:t>
+      </w:r>
+      <w:proofErr w:type="spellEnd"/>
+      <w:r>
+        <w:rPr>
+          <w:rFonts w:ascii="Maven Pro" w:hAnsi="Maven Pro" w:cs="Arial"/>
+          <w:b/>
+          <w:bCs/>
+          <w:sz w:val="24"/>
+        </w:rPr>
+        <w:t>»</w:t>
       </w:r>
       <w:r>
         <w:rPr>
@@ -329,7 +402,27 @@
           <w:bCs/>
           <w:sz w:val="24"/>
         </w:rPr>
-        <w:t>«dias»</w:t>
+        <w:t>«</w:t>
+      </w:r>
+      <w:proofErr w:type="spellStart"/>
+      <w:r>
+        <w:rPr>
+          <w:rFonts w:ascii="Maven Pro" w:hAnsi="Maven Pro" w:cs="Arial"/>
+          <w:b/>
+          <w:bCs/>
+          <w:sz w:val="24"/>
+        </w:rPr>
+        <w:t>dias</w:t>
+      </w:r>
+      <w:proofErr w:type="spellEnd"/>
+      <w:r>
+        <w:rPr>
+          <w:rFonts w:ascii="Maven Pro" w:hAnsi="Maven Pro" w:cs="Arial"/>
+          <w:b/>
+          <w:bCs/>
+          <w:sz w:val="24"/>
+        </w:rPr>
+        <w:t>»</w:t>
       </w:r>
       <w:r>
         <w:rPr>
@@ -345,14 +438,50 @@
           <w:bCs/>
           <w:sz w:val="24"/>
         </w:rPr>
-        <w:t>«mesLetras»</w:t>
+        <w:t>«</w:t>
+      </w:r>
+      <w:proofErr w:type="spellStart"/>
+      <w:r>
+        <w:rPr>
+          <w:rFonts w:ascii="Maven Pro" w:hAnsi="Maven Pro" w:cs="Arial"/>
+          <w:b/>
+          <w:bCs/>
+          <w:sz w:val="24"/>
+        </w:rPr>
+        <w:t>mesLetras</w:t>
+      </w:r>
+      <w:proofErr w:type="spellEnd"/>
+      <w:r>
+        <w:rPr>
+          <w:rFonts w:ascii="Maven Pro" w:hAnsi="Maven Pro" w:cs="Arial"/>
+          <w:b/>
+          <w:bCs/>
+          <w:sz w:val="24"/>
+        </w:rPr>
+        <w:t>»</w:t>
       </w:r>
       <w:r>
         <w:rPr>
           <w:rFonts w:ascii="Maven Pro" w:hAnsi="Maven Pro" w:cs="Arial"/>
           <w:sz w:val="24"/>
         </w:rPr>
-        <w:t xml:space="preserve"> del año «añoLetra» (</w:t>
+        <w:t xml:space="preserve"> del año «</w:t>
+      </w:r>
+      <w:proofErr w:type="spellStart"/>
+      <w:r>
+        <w:rPr>
+          <w:rFonts w:ascii="Maven Pro" w:hAnsi="Maven Pro" w:cs="Arial"/>
+          <w:sz w:val="24"/>
+        </w:rPr>
+        <w:t>añoLetra</w:t>
+      </w:r>
+      <w:proofErr w:type="spellEnd"/>
+      <w:r>
+        <w:rPr>
+          <w:rFonts w:ascii="Maven Pro" w:hAnsi="Maven Pro" w:cs="Arial"/>
+          <w:sz w:val="24"/>
+        </w:rPr>
+        <w:t>» (</w:t>
       </w:r>
       <w:r>
         <w:rPr>
@@ -373,7 +502,6 @@
     </w:p>
     <w:p>
       <w:pPr>
-        <w:spacing w:line="276" w:lineRule="auto"/>
         <w:rPr>
           <w:rFonts w:ascii="Maven Pro" w:hAnsi="Maven Pro" w:cs="Tahoma"/>
           <w:b/>
@@ -387,7 +515,6 @@
         <w:tabs>
           <w:tab w:val="left" w:pos="6600"/>
         </w:tabs>
-        <w:spacing w:line="276" w:lineRule="auto"/>
         <w:rPr>
           <w:rFonts w:ascii="Maven Pro" w:hAnsi="Maven Pro" w:cs="Tahoma"/>
           <w:b/>
@@ -401,7 +528,6 @@
         <w:tabs>
           <w:tab w:val="left" w:pos="6600"/>
         </w:tabs>
-        <w:spacing w:line="276" w:lineRule="auto"/>
         <w:rPr>
           <w:rFonts w:ascii="Maven Pro" w:hAnsi="Maven Pro" w:cs="Tahoma"/>
           <w:b/>
@@ -415,7 +541,6 @@
         <w:tabs>
           <w:tab w:val="left" w:pos="6600"/>
         </w:tabs>
-        <w:spacing w:line="276" w:lineRule="auto"/>
         <w:rPr>
           <w:rFonts w:ascii="Maven Pro" w:hAnsi="Maven Pro" w:cs="Tahoma"/>
           <w:b/>
@@ -429,7 +554,6 @@
         <w:tabs>
           <w:tab w:val="left" w:pos="6600"/>
         </w:tabs>
-        <w:spacing w:line="276" w:lineRule="auto"/>
         <w:rPr>
           <w:rFonts w:ascii="Maven Pro" w:hAnsi="Maven Pro" w:cs="Tahoma"/>
           <w:b/>
@@ -443,7 +567,6 @@
         <w:tabs>
           <w:tab w:val="left" w:pos="6600"/>
         </w:tabs>
-        <w:spacing w:line="276" w:lineRule="auto"/>
         <w:rPr>
           <w:rFonts w:ascii="Maven Pro" w:hAnsi="Maven Pro" w:cs="Tahoma"/>
           <w:b/>
@@ -466,7 +589,6 @@
         <w:tabs>
           <w:tab w:val="left" w:pos="6600"/>
         </w:tabs>
-        <w:spacing w:line="276" w:lineRule="auto"/>
         <w:rPr>
           <w:rFonts w:ascii="Maven Pro" w:hAnsi="Maven Pro" w:cs="Tahoma"/>
           <w:b/>
@@ -480,7 +602,6 @@
         <w:tabs>
           <w:tab w:val="left" w:pos="6600"/>
         </w:tabs>
-        <w:spacing w:line="276" w:lineRule="auto"/>
         <w:rPr>
           <w:rFonts w:ascii="Maven Pro" w:hAnsi="Maven Pro" w:cs="Tahoma"/>
           <w:b/>
@@ -494,7 +615,6 @@
         <w:tabs>
           <w:tab w:val="left" w:pos="6600"/>
         </w:tabs>
-        <w:spacing w:line="276" w:lineRule="auto"/>
         <w:rPr>
           <w:rFonts w:ascii="Maven Pro" w:hAnsi="Maven Pro" w:cs="Tahoma"/>
           <w:sz w:val="24"/>
@@ -512,7 +632,6 @@
     </w:p>
     <w:p>
       <w:pPr>
-        <w:spacing w:line="276" w:lineRule="auto"/>
         <w:outlineLvl w:val="0"/>
         <w:rPr>
           <w:rFonts w:ascii="Maven Pro" w:hAnsi="Maven Pro" w:cs="Tahoma"/>
@@ -531,7 +650,6 @@
     </w:p>
     <w:p>
       <w:pPr>
-        <w:spacing w:line="276" w:lineRule="auto"/>
         <w:outlineLvl w:val="0"/>
         <w:rPr>
           <w:rFonts w:ascii="Maven Pro" w:hAnsi="Maven Pro" w:cs="Tahoma"/>
@@ -560,7 +678,6 @@
           </w:tcPr>
           <w:p>
             <w:pPr>
-              <w:spacing w:line="276" w:lineRule="auto"/>
               <w:rPr>
                 <w:rFonts w:ascii="Maven Pro" w:hAnsi="Maven Pro" w:cs="Tahoma"/>
                 <w:b/>
@@ -568,6 +685,7 @@
                 <w:szCs w:val="16"/>
               </w:rPr>
             </w:pPr>
+            <w:proofErr w:type="spellStart"/>
             <w:r>
               <w:rPr>
                 <w:rFonts w:ascii="Maven Pro" w:hAnsi="Maven Pro" w:cs="Tahoma"/>
@@ -575,7 +693,17 @@
                 <w:sz w:val="16"/>
                 <w:szCs w:val="16"/>
               </w:rPr>
-              <w:t>Proy;</w:t>
+              <w:t>Proy</w:t>
+            </w:r>
+            <w:proofErr w:type="spellEnd"/>
+            <w:r>
+              <w:rPr>
+                <w:rFonts w:ascii="Maven Pro" w:hAnsi="Maven Pro" w:cs="Tahoma"/>
+                <w:b/>
+                <w:sz w:val="16"/>
+                <w:szCs w:val="16"/>
+              </w:rPr>
+              <w:t>;</w:t>
             </w:r>
           </w:p>
         </w:tc>
@@ -585,7 +713,6 @@
           </w:tcPr>
           <w:p>
             <w:pPr>
-              <w:spacing w:line="276" w:lineRule="auto"/>
               <w:rPr>
                 <w:rFonts w:ascii="Maven Pro" w:hAnsi="Maven Pro" w:cs="Tahoma"/>
                 <w:b/>
@@ -593,6 +720,7 @@
                 <w:szCs w:val="16"/>
               </w:rPr>
             </w:pPr>
+            <w:proofErr w:type="spellStart"/>
             <w:r>
               <w:rPr>
                 <w:rFonts w:ascii="Maven Pro" w:hAnsi="Maven Pro" w:cs="Tahoma"/>
@@ -600,7 +728,17 @@
                 <w:sz w:val="16"/>
                 <w:szCs w:val="16"/>
               </w:rPr>
-              <w:t>Elab;</w:t>
+              <w:t>Elab</w:t>
+            </w:r>
+            <w:proofErr w:type="spellEnd"/>
+            <w:r>
+              <w:rPr>
+                <w:rFonts w:ascii="Maven Pro" w:hAnsi="Maven Pro" w:cs="Tahoma"/>
+                <w:b/>
+                <w:sz w:val="16"/>
+                <w:szCs w:val="16"/>
+              </w:rPr>
+              <w:t>;</w:t>
             </w:r>
           </w:p>
         </w:tc>
@@ -610,7 +748,6 @@
           </w:tcPr>
           <w:p>
             <w:pPr>
-              <w:spacing w:line="276" w:lineRule="auto"/>
               <w:rPr>
                 <w:rFonts w:ascii="Maven Pro" w:hAnsi="Maven Pro" w:cs="Tahoma"/>
                 <w:b/>
@@ -637,7 +774,6 @@
           </w:tcPr>
           <w:p>
             <w:pPr>
-              <w:spacing w:line="276" w:lineRule="auto"/>
               <w:rPr>
                 <w:rFonts w:ascii="Maven Pro" w:hAnsi="Maven Pro" w:cs="Tahoma"/>
                 <w:b/>
@@ -662,7 +798,6 @@
           </w:tcPr>
           <w:p>
             <w:pPr>
-              <w:spacing w:line="276" w:lineRule="auto"/>
               <w:rPr>
                 <w:rFonts w:ascii="Maven Pro" w:hAnsi="Maven Pro" w:cs="Tahoma"/>
                 <w:b/>
@@ -687,7 +822,6 @@
           </w:tcPr>
           <w:p>
             <w:pPr>
-              <w:spacing w:line="276" w:lineRule="auto"/>
               <w:rPr>
                 <w:rFonts w:ascii="Maven Pro" w:hAnsi="Maven Pro" w:cs="Tahoma"/>
                 <w:b/>
@@ -714,7 +848,6 @@
           </w:tcPr>
           <w:p>
             <w:pPr>
-              <w:spacing w:line="276" w:lineRule="auto"/>
               <w:rPr>
                 <w:rFonts w:ascii="Maven Pro" w:hAnsi="Maven Pro" w:cs="Tahoma"/>
                 <w:sz w:val="16"/>
@@ -764,7 +897,6 @@
           </w:tcPr>
           <w:p>
             <w:pPr>
-              <w:spacing w:line="276" w:lineRule="auto"/>
               <w:rPr>
                 <w:rFonts w:ascii="Maven Pro" w:hAnsi="Maven Pro" w:cs="Tahoma"/>
                 <w:sz w:val="16"/>
@@ -814,7 +946,6 @@
           </w:tcPr>
           <w:p>
             <w:pPr>
-              <w:spacing w:line="276" w:lineRule="auto"/>
               <w:rPr>
                 <w:rFonts w:ascii="Maven Pro" w:hAnsi="Maven Pro" w:cs="Tahoma"/>
                 <w:sz w:val="16"/>
@@ -877,7 +1008,7 @@
       <w:headerReference w:type="first" r:id="rId10"/>
       <w:footerReference w:type="first" r:id="rId11"/>
       <w:pgSz w:w="12240" w:h="15840"/>
-      <w:pgMar w:top="1418" w:right="1324" w:bottom="1418" w:left="1418" w:header="567" w:footer="284" w:gutter="0"/>
+      <w:pgMar w:top="1418" w:right="1324" w:bottom="1418" w:left="1418" w:header="284" w:footer="224" w:gutter="0"/>
       <w:pgNumType w:start="1"/>
       <w:cols w:space="720"/>
       <w:formProt w:val="0"/>
@@ -973,7 +1104,7 @@
               <wp:inline distT="0" distB="0" distL="0" distR="0" wp14:anchorId="5B1704C9" wp14:editId="1D1F7F38">
                 <wp:extent cx="937260" cy="435610"/>
                 <wp:effectExtent l="0" t="0" r="0" b="0"/>
-                <wp:docPr id="3" name="Imagen 1"/>
+                <wp:docPr id="714675830" name="Imagen 1"/>
                 <wp:cNvGraphicFramePr>
                   <a:graphicFrameLocks xmlns:a="http://schemas.openxmlformats.org/drawingml/2006/main" noChangeAspect="1"/>
                 </wp:cNvGraphicFramePr>
@@ -1227,7 +1358,7 @@
               <wp:inline distT="0" distB="0" distL="0" distR="0" wp14:anchorId="7466C8D1" wp14:editId="2632FD94">
                 <wp:extent cx="561340" cy="586740"/>
                 <wp:effectExtent l="0" t="0" r="0" b="0"/>
-                <wp:docPr id="5" name="Imagen3" descr="Código QR&#10;&#10;Descripción generada automáticamente"/>
+                <wp:docPr id="505780630" name="Imagen3" descr="Código QR&#10;&#10;Descripción generada automáticamente"/>
                 <wp:cNvGraphicFramePr>
                   <a:graphicFrameLocks xmlns:a="http://schemas.openxmlformats.org/drawingml/2006/main" noChangeAspect="1"/>
                 </wp:cNvGraphicFramePr>
@@ -1434,7 +1565,41 @@
         <w:sz w:val="16"/>
         <w:szCs w:val="16"/>
       </w:rPr>
-      <w:t>Para validar este documento escribe «numeroRadico» en el portal de tramites de la Alcaldia de Cabuyaro</w:t>
+      <w:t>Para validar este documento escribe «</w:t>
+    </w:r>
+    <w:proofErr w:type="spellStart"/>
+    <w:r>
+      <w:rPr>
+        <w:rFonts w:ascii="Maven Pro" w:eastAsia="Arial" w:hAnsi="Maven Pro" w:cs="Arial"/>
+        <w:sz w:val="16"/>
+        <w:szCs w:val="16"/>
+      </w:rPr>
+      <w:t>numeroRadico</w:t>
+    </w:r>
+    <w:proofErr w:type="spellEnd"/>
+    <w:r>
+      <w:rPr>
+        <w:rFonts w:ascii="Maven Pro" w:eastAsia="Arial" w:hAnsi="Maven Pro" w:cs="Arial"/>
+        <w:sz w:val="16"/>
+        <w:szCs w:val="16"/>
+      </w:rPr>
+      <w:t xml:space="preserve">» en el portal de tramites de la </w:t>
+    </w:r>
+    <w:r>
+      <w:rPr>
+        <w:rFonts w:ascii="Maven Pro" w:eastAsia="Arial" w:hAnsi="Maven Pro" w:cs="Arial"/>
+        <w:sz w:val="16"/>
+        <w:szCs w:val="16"/>
+      </w:rPr>
+      <w:t>Alcaldía</w:t>
+    </w:r>
+    <w:r>
+      <w:rPr>
+        <w:rFonts w:ascii="Maven Pro" w:eastAsia="Arial" w:hAnsi="Maven Pro" w:cs="Arial"/>
+        <w:sz w:val="16"/>
+        <w:szCs w:val="16"/>
+      </w:rPr>
+      <w:t xml:space="preserve"> de Cabuyaro</w:t>
     </w:r>
   </w:p>
 </w:ftr>
@@ -1499,7 +1664,7 @@
               <wp:inline distT="0" distB="0" distL="0" distR="0" wp14:anchorId="23C5B977" wp14:editId="7368CDD0">
                 <wp:extent cx="937260" cy="435610"/>
                 <wp:effectExtent l="0" t="0" r="0" b="0"/>
-                <wp:docPr id="6" name="Imagen 1"/>
+                <wp:docPr id="1791151981" name="Imagen 1"/>
                 <wp:cNvGraphicFramePr>
                   <a:graphicFrameLocks xmlns:a="http://schemas.openxmlformats.org/drawingml/2006/main" noChangeAspect="1"/>
                 </wp:cNvGraphicFramePr>
@@ -1752,7 +1917,7 @@
               <wp:inline distT="0" distB="0" distL="0" distR="0" wp14:anchorId="774E0F8D" wp14:editId="08B7939B">
                 <wp:extent cx="561340" cy="586740"/>
                 <wp:effectExtent l="0" t="0" r="0" b="0"/>
-                <wp:docPr id="8" name="Imagen3" descr="Código QR&#10;&#10;Descripción generada automáticamente"/>
+                <wp:docPr id="28603967" name="Imagen3" descr="Código QR&#10;&#10;Descripción generada automáticamente"/>
                 <wp:cNvGraphicFramePr>
                   <a:graphicFrameLocks xmlns:a="http://schemas.openxmlformats.org/drawingml/2006/main" noChangeAspect="1"/>
                 </wp:cNvGraphicFramePr>
@@ -1983,7 +2148,43 @@
         <w:sz w:val="16"/>
         <w:szCs w:val="16"/>
       </w:rPr>
-      <w:t>Para validar este documento escribe «numeroRadico» en el portal de tramites de la Alcaldia de Cabuyaro</w:t>
+      <w:t>Para validar este documento escribe «</w:t>
+    </w:r>
+    <w:proofErr w:type="spellStart"/>
+    <w:r>
+      <w:rPr>
+        <w:rFonts w:ascii="Maven Pro" w:eastAsia="Arial" w:hAnsi="Maven Pro" w:cs="Arial"/>
+        <w:sz w:val="16"/>
+        <w:szCs w:val="16"/>
+      </w:rPr>
+      <w:t>numeroRadico</w:t>
+    </w:r>
+    <w:proofErr w:type="spellEnd"/>
+    <w:r>
+      <w:rPr>
+        <w:rFonts w:ascii="Maven Pro" w:eastAsia="Arial" w:hAnsi="Maven Pro" w:cs="Arial"/>
+        <w:sz w:val="16"/>
+        <w:szCs w:val="16"/>
+      </w:rPr>
+      <w:t xml:space="preserve">» en el portal de tramites de la </w:t>
+    </w:r>
+    <w:proofErr w:type="spellStart"/>
+    <w:r>
+      <w:rPr>
+        <w:rFonts w:ascii="Maven Pro" w:eastAsia="Arial" w:hAnsi="Maven Pro" w:cs="Arial"/>
+        <w:sz w:val="16"/>
+        <w:szCs w:val="16"/>
+      </w:rPr>
+      <w:t>Alcaldia</w:t>
+    </w:r>
+    <w:proofErr w:type="spellEnd"/>
+    <w:r>
+      <w:rPr>
+        <w:rFonts w:ascii="Maven Pro" w:eastAsia="Arial" w:hAnsi="Maven Pro" w:cs="Arial"/>
+        <w:sz w:val="16"/>
+        <w:szCs w:val="16"/>
+      </w:rPr>
+      <w:t xml:space="preserve"> de Cabuyaro</w:t>
     </w:r>
   </w:p>
 </w:ftr>
@@ -2071,7 +2272,7 @@
                 <wp:extent cx="1314450" cy="800100"/>
                 <wp:effectExtent l="0" t="0" r="0" b="0"/>
                 <wp:wrapNone/>
-                <wp:docPr id="1" name="image1.jpg" descr="Imagen que contiene Logotipo&#10;&#10;Descripción generada automáticamente"/>
+                <wp:docPr id="731680933" name="image1.jpg" descr="Imagen que contiene Logotipo&#10;&#10;Descripción generada automáticamente"/>
                 <wp:cNvGraphicFramePr>
                   <a:graphicFrameLocks xmlns:a="http://schemas.openxmlformats.org/drawingml/2006/main" noChangeAspect="1"/>
                 </wp:cNvGraphicFramePr>
@@ -2808,7 +3009,7 @@
                 <wp:extent cx="1314450" cy="800100"/>
                 <wp:effectExtent l="0" t="0" r="0" b="0"/>
                 <wp:wrapNone/>
-                <wp:docPr id="2" name="image1.jpg" descr="Imagen que contiene Logotipo&#10;&#10;Descripción generada automáticamente"/>
+                <wp:docPr id="151363561" name="image1.jpg" descr="Imagen que contiene Logotipo&#10;&#10;Descripción generada automáticamente"/>
                 <wp:cNvGraphicFramePr>
                   <a:graphicFrameLocks xmlns:a="http://schemas.openxmlformats.org/drawingml/2006/main" noChangeAspect="1"/>
                 </wp:cNvGraphicFramePr>

--- a/backend/src/main/resources/templates/CARTA RESIDENCIA SISBEN.docx
+++ b/backend/src/main/resources/templates/CARTA RESIDENCIA SISBEN.docx
@@ -131,29 +131,7 @@
           <w:color w:val="000000" w:themeColor="text1"/>
           <w:sz w:val="24"/>
         </w:rPr>
-        <w:t>«</w:t>
-      </w:r>
-      <w:proofErr w:type="spellStart"/>
-      <w:r>
-        <w:rPr>
-          <w:rFonts w:ascii="Maven Pro" w:hAnsi="Maven Pro" w:cs="Arial"/>
-          <w:b/>
-          <w:bCs/>
-          <w:color w:val="000000" w:themeColor="text1"/>
-          <w:sz w:val="24"/>
-        </w:rPr>
-        <w:t>nombreSolicitante</w:t>
-      </w:r>
-      <w:proofErr w:type="spellEnd"/>
-      <w:r>
-        <w:rPr>
-          <w:rFonts w:ascii="Maven Pro" w:hAnsi="Maven Pro" w:cs="Arial"/>
-          <w:b/>
-          <w:bCs/>
-          <w:color w:val="000000" w:themeColor="text1"/>
-          <w:sz w:val="24"/>
-        </w:rPr>
-        <w:t>»</w:t>
+        <w:t>«nombreSolicitante»</w:t>
       </w:r>
       <w:r>
         <w:rPr>
@@ -178,50 +156,14 @@
           <w:bCs/>
           <w:sz w:val="24"/>
         </w:rPr>
-        <w:t>«</w:t>
-      </w:r>
-      <w:proofErr w:type="spellStart"/>
-      <w:r>
-        <w:rPr>
-          <w:rFonts w:ascii="Maven Pro" w:hAnsi="Maven Pro" w:cs="Arial"/>
-          <w:b/>
-          <w:bCs/>
-          <w:sz w:val="24"/>
-        </w:rPr>
-        <w:t>numeroDocumento</w:t>
-      </w:r>
-      <w:proofErr w:type="spellEnd"/>
-      <w:r>
-        <w:rPr>
-          <w:rFonts w:ascii="Maven Pro" w:hAnsi="Maven Pro" w:cs="Arial"/>
-          <w:b/>
-          <w:bCs/>
-          <w:sz w:val="24"/>
-        </w:rPr>
-        <w:t>»</w:t>
+        <w:t>«numeroDocumento»</w:t>
       </w:r>
       <w:r>
         <w:rPr>
           <w:rFonts w:ascii="Maven Pro" w:hAnsi="Maven Pro" w:cs="Arial"/>
           <w:sz w:val="24"/>
         </w:rPr>
-        <w:t xml:space="preserve"> expedida en «</w:t>
-      </w:r>
-      <w:proofErr w:type="spellStart"/>
-      <w:r>
-        <w:rPr>
-          <w:rFonts w:ascii="Maven Pro" w:hAnsi="Maven Pro" w:cs="Arial"/>
-          <w:sz w:val="24"/>
-        </w:rPr>
-        <w:t>lugarExpedicionDocumento</w:t>
-      </w:r>
-      <w:proofErr w:type="spellEnd"/>
-      <w:r>
-        <w:rPr>
-          <w:rFonts w:ascii="Maven Pro" w:hAnsi="Maven Pro" w:cs="Arial"/>
-          <w:sz w:val="24"/>
-        </w:rPr>
-        <w:t xml:space="preserve">», figura en la base de datos del </w:t>
+        <w:t xml:space="preserve"> expedida en «lugarExpedicionDocumento», figura en la base de datos del </w:t>
       </w:r>
       <w:r>
         <w:rPr>
@@ -246,27 +188,7 @@
           <w:bCs/>
           <w:sz w:val="24"/>
         </w:rPr>
-        <w:t>«</w:t>
-      </w:r>
-      <w:proofErr w:type="spellStart"/>
-      <w:r>
-        <w:rPr>
-          <w:rFonts w:ascii="Maven Pro" w:hAnsi="Maven Pro" w:cs="Arial"/>
-          <w:b/>
-          <w:bCs/>
-          <w:sz w:val="24"/>
-        </w:rPr>
-        <w:t>direccionResidencia</w:t>
-      </w:r>
-      <w:proofErr w:type="spellEnd"/>
-      <w:r>
-        <w:rPr>
-          <w:rFonts w:ascii="Maven Pro" w:hAnsi="Maven Pro" w:cs="Arial"/>
-          <w:b/>
-          <w:bCs/>
-          <w:sz w:val="24"/>
-        </w:rPr>
-        <w:t>»</w:t>
+        <w:t>«direccionResidencia»</w:t>
       </w:r>
       <w:r>
         <w:rPr>
@@ -366,27 +288,7 @@
           <w:bCs/>
           <w:sz w:val="24"/>
         </w:rPr>
-        <w:t>«</w:t>
-      </w:r>
-      <w:proofErr w:type="spellStart"/>
-      <w:r>
-        <w:rPr>
-          <w:rFonts w:ascii="Maven Pro" w:hAnsi="Maven Pro" w:cs="Arial"/>
-          <w:b/>
-          <w:bCs/>
-          <w:sz w:val="24"/>
-        </w:rPr>
-        <w:t>diasLetras</w:t>
-      </w:r>
-      <w:proofErr w:type="spellEnd"/>
-      <w:r>
-        <w:rPr>
-          <w:rFonts w:ascii="Maven Pro" w:hAnsi="Maven Pro" w:cs="Arial"/>
-          <w:b/>
-          <w:bCs/>
-          <w:sz w:val="24"/>
-        </w:rPr>
-        <w:t>»</w:t>
+        <w:t>«diasLetras»</w:t>
       </w:r>
       <w:r>
         <w:rPr>
@@ -402,27 +304,7 @@
           <w:bCs/>
           <w:sz w:val="24"/>
         </w:rPr>
-        <w:t>«</w:t>
-      </w:r>
-      <w:proofErr w:type="spellStart"/>
-      <w:r>
-        <w:rPr>
-          <w:rFonts w:ascii="Maven Pro" w:hAnsi="Maven Pro" w:cs="Arial"/>
-          <w:b/>
-          <w:bCs/>
-          <w:sz w:val="24"/>
-        </w:rPr>
-        <w:t>dias</w:t>
-      </w:r>
-      <w:proofErr w:type="spellEnd"/>
-      <w:r>
-        <w:rPr>
-          <w:rFonts w:ascii="Maven Pro" w:hAnsi="Maven Pro" w:cs="Arial"/>
-          <w:b/>
-          <w:bCs/>
-          <w:sz w:val="24"/>
-        </w:rPr>
-        <w:t>»</w:t>
+        <w:t>«dias»</w:t>
       </w:r>
       <w:r>
         <w:rPr>
@@ -438,50 +320,14 @@
           <w:bCs/>
           <w:sz w:val="24"/>
         </w:rPr>
-        <w:t>«</w:t>
-      </w:r>
-      <w:proofErr w:type="spellStart"/>
-      <w:r>
-        <w:rPr>
-          <w:rFonts w:ascii="Maven Pro" w:hAnsi="Maven Pro" w:cs="Arial"/>
-          <w:b/>
-          <w:bCs/>
-          <w:sz w:val="24"/>
-        </w:rPr>
-        <w:t>mesLetras</w:t>
-      </w:r>
-      <w:proofErr w:type="spellEnd"/>
-      <w:r>
-        <w:rPr>
-          <w:rFonts w:ascii="Maven Pro" w:hAnsi="Maven Pro" w:cs="Arial"/>
-          <w:b/>
-          <w:bCs/>
-          <w:sz w:val="24"/>
-        </w:rPr>
-        <w:t>»</w:t>
+        <w:t>«mesLetras»</w:t>
       </w:r>
       <w:r>
         <w:rPr>
           <w:rFonts w:ascii="Maven Pro" w:hAnsi="Maven Pro" w:cs="Arial"/>
           <w:sz w:val="24"/>
         </w:rPr>
-        <w:t xml:space="preserve"> del año «</w:t>
-      </w:r>
-      <w:proofErr w:type="spellStart"/>
-      <w:r>
-        <w:rPr>
-          <w:rFonts w:ascii="Maven Pro" w:hAnsi="Maven Pro" w:cs="Arial"/>
-          <w:sz w:val="24"/>
-        </w:rPr>
-        <w:t>añoLetra</w:t>
-      </w:r>
-      <w:proofErr w:type="spellEnd"/>
-      <w:r>
-        <w:rPr>
-          <w:rFonts w:ascii="Maven Pro" w:hAnsi="Maven Pro" w:cs="Arial"/>
-          <w:sz w:val="24"/>
-        </w:rPr>
-        <w:t>» (</w:t>
+        <w:t xml:space="preserve"> del año «añoLetra» (</w:t>
       </w:r>
       <w:r>
         <w:rPr>
@@ -499,29 +345,6 @@
         </w:rPr>
         <w:t>).</w:t>
       </w:r>
-    </w:p>
-    <w:p>
-      <w:pPr>
-        <w:rPr>
-          <w:rFonts w:ascii="Maven Pro" w:hAnsi="Maven Pro" w:cs="Tahoma"/>
-          <w:b/>
-          <w:sz w:val="23"/>
-          <w:szCs w:val="23"/>
-        </w:rPr>
-      </w:pPr>
-    </w:p>
-    <w:p>
-      <w:pPr>
-        <w:tabs>
-          <w:tab w:val="left" w:pos="6600"/>
-        </w:tabs>
-        <w:rPr>
-          <w:rFonts w:ascii="Maven Pro" w:hAnsi="Maven Pro" w:cs="Tahoma"/>
-          <w:b/>
-          <w:sz w:val="23"/>
-          <w:szCs w:val="23"/>
-        </w:rPr>
-      </w:pPr>
     </w:p>
     <w:p>
       <w:pPr>
@@ -685,7 +508,6 @@
                 <w:szCs w:val="16"/>
               </w:rPr>
             </w:pPr>
-            <w:proofErr w:type="spellStart"/>
             <w:r>
               <w:rPr>
                 <w:rFonts w:ascii="Maven Pro" w:hAnsi="Maven Pro" w:cs="Tahoma"/>
@@ -693,17 +515,7 @@
                 <w:sz w:val="16"/>
                 <w:szCs w:val="16"/>
               </w:rPr>
-              <w:t>Proy</w:t>
-            </w:r>
-            <w:proofErr w:type="spellEnd"/>
-            <w:r>
-              <w:rPr>
-                <w:rFonts w:ascii="Maven Pro" w:hAnsi="Maven Pro" w:cs="Tahoma"/>
-                <w:b/>
-                <w:sz w:val="16"/>
-                <w:szCs w:val="16"/>
-              </w:rPr>
-              <w:t>;</w:t>
+              <w:t>Proy;</w:t>
             </w:r>
           </w:p>
         </w:tc>
@@ -720,7 +532,6 @@
                 <w:szCs w:val="16"/>
               </w:rPr>
             </w:pPr>
-            <w:proofErr w:type="spellStart"/>
             <w:r>
               <w:rPr>
                 <w:rFonts w:ascii="Maven Pro" w:hAnsi="Maven Pro" w:cs="Tahoma"/>
@@ -728,17 +539,7 @@
                 <w:sz w:val="16"/>
                 <w:szCs w:val="16"/>
               </w:rPr>
-              <w:t>Elab</w:t>
-            </w:r>
-            <w:proofErr w:type="spellEnd"/>
-            <w:r>
-              <w:rPr>
-                <w:rFonts w:ascii="Maven Pro" w:hAnsi="Maven Pro" w:cs="Tahoma"/>
-                <w:b/>
-                <w:sz w:val="16"/>
-                <w:szCs w:val="16"/>
-              </w:rPr>
-              <w:t>;</w:t>
+              <w:t>Elab;</w:t>
             </w:r>
           </w:p>
         </w:tc>
@@ -869,25 +670,7 @@
                 <w:sz w:val="16"/>
                 <w:szCs w:val="16"/>
               </w:rPr>
-              <w:t xml:space="preserve">; </w:t>
-            </w:r>
-            <w:proofErr w:type="gramStart"/>
-            <w:r>
-              <w:rPr>
-                <w:rFonts w:ascii="Maven Pro" w:hAnsi="Maven Pro" w:cs="Tahoma"/>
-                <w:sz w:val="16"/>
-                <w:szCs w:val="16"/>
-              </w:rPr>
-              <w:t>Secretaria Ejecutiva</w:t>
-            </w:r>
-            <w:proofErr w:type="gramEnd"/>
-            <w:r>
-              <w:rPr>
-                <w:rFonts w:ascii="Maven Pro" w:hAnsi="Maven Pro" w:cs="Tahoma"/>
-                <w:sz w:val="16"/>
-                <w:szCs w:val="16"/>
-              </w:rPr>
-              <w:t xml:space="preserve"> del Despacho</w:t>
+              <w:t>; Secretaria Ejecutiva del Despacho</w:t>
             </w:r>
           </w:p>
         </w:tc>
@@ -918,25 +701,7 @@
                 <w:sz w:val="16"/>
                 <w:szCs w:val="16"/>
               </w:rPr>
-              <w:t xml:space="preserve">; </w:t>
-            </w:r>
-            <w:proofErr w:type="gramStart"/>
-            <w:r>
-              <w:rPr>
-                <w:rFonts w:ascii="Maven Pro" w:hAnsi="Maven Pro" w:cs="Tahoma"/>
-                <w:sz w:val="16"/>
-                <w:szCs w:val="16"/>
-              </w:rPr>
-              <w:t>Secretaria Ejecutiva</w:t>
-            </w:r>
-            <w:proofErr w:type="gramEnd"/>
-            <w:r>
-              <w:rPr>
-                <w:rFonts w:ascii="Maven Pro" w:hAnsi="Maven Pro" w:cs="Tahoma"/>
-                <w:sz w:val="16"/>
-                <w:szCs w:val="16"/>
-              </w:rPr>
-              <w:t xml:space="preserve"> de Despacho</w:t>
+              <w:t>; Secretaria Ejecutiva de Despacho</w:t>
             </w:r>
           </w:p>
         </w:tc>
@@ -971,23 +736,13 @@
             </w:r>
             <w:bookmarkStart w:id="1" w:name="_Hlk190792217"/>
             <w:bookmarkEnd w:id="1"/>
-            <w:proofErr w:type="gramStart"/>
             <w:r>
               <w:rPr>
                 <w:rFonts w:ascii="Maven Pro" w:hAnsi="Maven Pro" w:cs="Tahoma"/>
                 <w:sz w:val="16"/>
                 <w:szCs w:val="16"/>
               </w:rPr>
-              <w:t>Alcalde</w:t>
-            </w:r>
-            <w:proofErr w:type="gramEnd"/>
-            <w:r>
-              <w:rPr>
-                <w:rFonts w:ascii="Maven Pro" w:hAnsi="Maven Pro" w:cs="Tahoma"/>
-                <w:sz w:val="16"/>
-                <w:szCs w:val="16"/>
-              </w:rPr>
-              <w:t xml:space="preserve"> Municipal</w:t>
+              <w:t>Alcalde Municipal</w:t>
             </w:r>
           </w:p>
         </w:tc>
@@ -1565,25 +1320,7 @@
         <w:sz w:val="16"/>
         <w:szCs w:val="16"/>
       </w:rPr>
-      <w:t>Para validar este documento escribe «</w:t>
-    </w:r>
-    <w:proofErr w:type="spellStart"/>
-    <w:r>
-      <w:rPr>
-        <w:rFonts w:ascii="Maven Pro" w:eastAsia="Arial" w:hAnsi="Maven Pro" w:cs="Arial"/>
-        <w:sz w:val="16"/>
-        <w:szCs w:val="16"/>
-      </w:rPr>
-      <w:t>numeroRadico</w:t>
-    </w:r>
-    <w:proofErr w:type="spellEnd"/>
-    <w:r>
-      <w:rPr>
-        <w:rFonts w:ascii="Maven Pro" w:eastAsia="Arial" w:hAnsi="Maven Pro" w:cs="Arial"/>
-        <w:sz w:val="16"/>
-        <w:szCs w:val="16"/>
-      </w:rPr>
-      <w:t xml:space="preserve">» en el portal de tramites de la </w:t>
+      <w:t xml:space="preserve">Para validar este documento escribe «numeroRadico» en el portal de tramites de la </w:t>
     </w:r>
     <w:r>
       <w:rPr>
@@ -2148,43 +1885,7 @@
         <w:sz w:val="16"/>
         <w:szCs w:val="16"/>
       </w:rPr>
-      <w:t>Para validar este documento escribe «</w:t>
-    </w:r>
-    <w:proofErr w:type="spellStart"/>
-    <w:r>
-      <w:rPr>
-        <w:rFonts w:ascii="Maven Pro" w:eastAsia="Arial" w:hAnsi="Maven Pro" w:cs="Arial"/>
-        <w:sz w:val="16"/>
-        <w:szCs w:val="16"/>
-      </w:rPr>
-      <w:t>numeroRadico</w:t>
-    </w:r>
-    <w:proofErr w:type="spellEnd"/>
-    <w:r>
-      <w:rPr>
-        <w:rFonts w:ascii="Maven Pro" w:eastAsia="Arial" w:hAnsi="Maven Pro" w:cs="Arial"/>
-        <w:sz w:val="16"/>
-        <w:szCs w:val="16"/>
-      </w:rPr>
-      <w:t xml:space="preserve">» en el portal de tramites de la </w:t>
-    </w:r>
-    <w:proofErr w:type="spellStart"/>
-    <w:r>
-      <w:rPr>
-        <w:rFonts w:ascii="Maven Pro" w:eastAsia="Arial" w:hAnsi="Maven Pro" w:cs="Arial"/>
-        <w:sz w:val="16"/>
-        <w:szCs w:val="16"/>
-      </w:rPr>
-      <w:t>Alcaldia</w:t>
-    </w:r>
-    <w:proofErr w:type="spellEnd"/>
-    <w:r>
-      <w:rPr>
-        <w:rFonts w:ascii="Maven Pro" w:eastAsia="Arial" w:hAnsi="Maven Pro" w:cs="Arial"/>
-        <w:sz w:val="16"/>
-        <w:szCs w:val="16"/>
-      </w:rPr>
-      <w:t xml:space="preserve"> de Cabuyaro</w:t>
+      <w:t>Para validar este documento escribe «numeroRadico» en el portal de tramites de la Alcaldia de Cabuyaro</w:t>
     </w:r>
   </w:p>
 </w:ftr>
@@ -2922,25 +2623,7 @@
         <w:sz w:val="18"/>
         <w:szCs w:val="18"/>
       </w:rPr>
-      <w:t>100</w:t>
-    </w:r>
-    <w:proofErr w:type="gramStart"/>
-    <w:r>
-      <w:rPr>
-        <w:rFonts w:ascii="Maven Pro" w:hAnsi="Maven Pro"/>
-        <w:sz w:val="18"/>
-        <w:szCs w:val="18"/>
-      </w:rPr>
-      <w:t>-«</w:t>
-    </w:r>
-    <w:proofErr w:type="gramEnd"/>
-    <w:r>
-      <w:rPr>
-        <w:rFonts w:ascii="Maven Pro" w:hAnsi="Maven Pro"/>
-        <w:sz w:val="18"/>
-        <w:szCs w:val="18"/>
-      </w:rPr>
-      <w:t>consecutivo»</w:t>
+      <w:t>100-«consecutivo»</w:t>
     </w:r>
   </w:p>
 </w:hdr>
@@ -3659,25 +3342,7 @@
         <w:sz w:val="18"/>
         <w:szCs w:val="18"/>
       </w:rPr>
-      <w:t>100</w:t>
-    </w:r>
-    <w:proofErr w:type="gramStart"/>
-    <w:r>
-      <w:rPr>
-        <w:rFonts w:ascii="Maven Pro" w:hAnsi="Maven Pro"/>
-        <w:sz w:val="18"/>
-        <w:szCs w:val="18"/>
-      </w:rPr>
-      <w:t>-«</w:t>
-    </w:r>
-    <w:proofErr w:type="gramEnd"/>
-    <w:r>
-      <w:rPr>
-        <w:rFonts w:ascii="Maven Pro" w:hAnsi="Maven Pro"/>
-        <w:sz w:val="18"/>
-        <w:szCs w:val="18"/>
-      </w:rPr>
-      <w:t>consecutivo»</w:t>
+      <w:t>100-«consecutivo»</w:t>
     </w:r>
   </w:p>
 </w:hdr>
@@ -7232,6 +6897,10 @@
 </file>
 
 <file path=customXml/item1.xml><?xml version="1.0" encoding="utf-8"?>
+<b:Sources xmlns:b="http://schemas.openxmlformats.org/officeDocument/2006/bibliography" xmlns="http://schemas.openxmlformats.org/officeDocument/2006/bibliography" SelectedStyle="\APASixthEditionOfficeOnline.xsl" StyleName="APA" Version="6"/>
+</file>
+
+<file path=customXml/item2.xml><?xml version="1.0" encoding="utf-8"?>
 <s:customData xmlns="http://www.wps.cn/officeDocument/2013/wpsCustomData" xmlns:s="http://www.wps.cn/officeDocument/2013/wpsCustomData">
   <customSectProps/>
   <customShpExts>
@@ -7240,22 +6909,18 @@
 </s:customData>
 </file>
 
-<file path=customXml/item2.xml><?xml version="1.0" encoding="utf-8"?>
-<b:Sources xmlns:b="http://schemas.openxmlformats.org/officeDocument/2006/bibliography" xmlns="http://schemas.openxmlformats.org/officeDocument/2006/bibliography" SelectedStyle="\APASixthEditionOfficeOnline.xsl" StyleName="APA" Version="6"/>
+<file path=customXml/itemProps1.xml><?xml version="1.0" encoding="utf-8"?>
+<ds:datastoreItem xmlns:ds="http://schemas.openxmlformats.org/officeDocument/2006/customXml" ds:itemID="{57A9E1C8-2F74-4495-A02D-86D169A6004A}">
+  <ds:schemaRefs>
+    <ds:schemaRef ds:uri="http://schemas.openxmlformats.org/officeDocument/2006/bibliography"/>
+  </ds:schemaRefs>
+</ds:datastoreItem>
 </file>
 
-<file path=customXml/itemProps1.xml><?xml version="1.0" encoding="utf-8"?>
+<file path=customXml/itemProps2.xml><?xml version="1.0" encoding="utf-8"?>
 <ds:datastoreItem xmlns:ds="http://schemas.openxmlformats.org/officeDocument/2006/customXml" ds:itemID="{B1977F7D-205B-4081-913C-38D41E755F92}">
   <ds:schemaRefs>
     <ds:schemaRef ds:uri="http://www.wps.cn/officeDocument/2013/wpsCustomData"/>
   </ds:schemaRefs>
 </ds:datastoreItem>
-</file>
-
-<file path=customXml/itemProps2.xml><?xml version="1.0" encoding="utf-8"?>
-<ds:datastoreItem xmlns:ds="http://schemas.openxmlformats.org/officeDocument/2006/customXml" ds:itemID="{57A9E1C8-2F74-4495-A02D-86D169A6004A}">
-  <ds:schemaRefs>
-    <ds:schemaRef ds:uri="http://schemas.openxmlformats.org/officeDocument/2006/bibliography"/>
-  </ds:schemaRefs>
-</ds:datastoreItem>
 </file>
--- a/backend/src/main/resources/templates/CARTA RESIDENCIA SISBEN.docx
+++ b/backend/src/main/resources/templates/CARTA RESIDENCIA SISBEN.docx
@@ -1,34 +1,20 @@
 
 <file path=word/document.xml><?xml version="1.0" encoding="utf-8"?>
-<w:document xmlns:wpc="http://schemas.microsoft.com/office/word/2010/wordprocessingCanvas" xmlns:cx="http://schemas.microsoft.com/office/drawing/2014/chartex" xmlns:cx1="http://schemas.microsoft.com/office/drawing/2015/9/8/chartex" xmlns:cx2="http://schemas.microsoft.com/office/drawing/2015/10/21/chartex" xmlns:cx3="http://schemas.microsoft.com/office/drawing/2016/5/9/chartex" xmlns:cx4="http://schemas.microsoft.com/office/drawing/2016/5/10/chartex" xmlns:cx5="http://schemas.microsoft.com/office/drawing/2016/5/11/chartex" xmlns:cx6="http://schemas.microsoft.com/office/drawing/2016/5/12/chartex" xmlns:cx7="http://schemas.microsoft.com/office/drawing/2016/5/13/chartex" xmlns:cx8="http://schemas.microsoft.com/office/drawing/2016/5/14/chartex" xmlns:mc="http://schemas.openxmlformats.org/markup-compatibility/2006" xmlns:aink="http://schemas.microsoft.com/office/drawing/2016/ink" xmlns:am3d="http://schemas.microsoft.com/office/drawing/2017/model3d" xmlns:o="urn:schemas-microsoft-com:office:office" xmlns:oel="http://schemas.microsoft.com/office/2019/extlst" xmlns:r="http://schemas.openxmlformats.org/officeDocument/2006/relationships" xmlns:m="http://schemas.openxmlformats.org/officeDocument/2006/math" xmlns:v="urn:schemas-microsoft-com:vml" xmlns:wp14="http://schemas.microsoft.com/office/word/2010/wordprocessingDrawing" xmlns:wp="http://schemas.openxmlformats.org/drawingml/2006/wordprocessingDrawing" xmlns:w10="urn:schemas-microsoft-com:office:word" xmlns:w="http://schemas.openxmlformats.org/wordprocessingml/2006/main" xmlns:w14="http://schemas.microsoft.com/office/word/2010/wordml" xmlns:w15="http://schemas.microsoft.com/office/word/2012/wordml" xmlns:w16cex="http://schemas.microsoft.com/office/word/2018/wordml/cex" xmlns:w16cid="http://schemas.microsoft.com/office/word/2016/wordml/cid" xmlns:w16="http://schemas.microsoft.com/office/word/2018/wordml" xmlns:w16du="http://schemas.microsoft.com/office/word/2023/wordml/word16du" xmlns:w16sdtdh="http://schemas.microsoft.com/office/word/2020/wordml/sdtdatahash" xmlns:w16sdtfl="http://schemas.microsoft.com/office/word/2024/wordml/sdtformatlock" xmlns:w16se="http://schemas.microsoft.com/office/word/2015/wordml/symex" xmlns:wpg="http://schemas.microsoft.com/office/word/2010/wordprocessingGroup" xmlns:wpi="http://schemas.microsoft.com/office/word/2010/wordprocessingInk" xmlns:wne="http://schemas.microsoft.com/office/word/2006/wordml" xmlns:wps="http://schemas.microsoft.com/office/word/2010/wordprocessingShape" mc:Ignorable="w14 w15 w16se w16cid w16 w16cex w16sdtdh w16sdtfl w16du wp14">
+<w:document xmlns:o="urn:schemas-microsoft-com:office:office" xmlns:r="http://schemas.openxmlformats.org/officeDocument/2006/relationships" xmlns:v="urn:schemas-microsoft-com:vml" xmlns:w="http://schemas.openxmlformats.org/wordprocessingml/2006/main" xmlns:w10="urn:schemas-microsoft-com:office:word" xmlns:wp="http://schemas.openxmlformats.org/drawingml/2006/wordprocessingDrawing" xmlns:pic="http://schemas.openxmlformats.org/drawingml/2006/picture" xmlns:wps="http://schemas.microsoft.com/office/word/2010/wordprocessingShape" xmlns:wpg="http://schemas.microsoft.com/office/word/2010/wordprocessingGroup" xmlns:mc="http://schemas.openxmlformats.org/markup-compatibility/2006" xmlns:wp14="http://schemas.microsoft.com/office/word/2010/wordprocessingDrawing" xmlns:w14="http://schemas.microsoft.com/office/word/2010/wordml" xmlns:w15="http://schemas.microsoft.com/office/word/2012/wordml" mc:Ignorable="w14 wp14 w15">
   <w:body>
     <w:p>
       <w:pPr>
-        <w:pStyle w:val="Ttulo1"/>
+        <w:pStyle w:val="Heading1"/>
+        <w:spacing w:lineRule="exact" w:line="244" w:before="360" w:after="240"/>
         <w:jc w:val="center"/>
-        <w:rPr>
-          <w:rFonts w:ascii="Maven Pro" w:hAnsi="Maven Pro"/>
-          <w:b w:val="0"/>
-          <w:bCs w:val="0"/>
-          <w:color w:val="000000" w:themeColor="text1"/>
-          <w14:shadow w14:blurRad="38100" w14:dist="19050" w14:dir="2700000" w14:sx="100000" w14:sy="100000" w14:kx="0" w14:ky="0" w14:algn="tl">
-            <w14:schemeClr w14:val="dk1">
-              <w14:alpha w14:val="60000"/>
-            </w14:schemeClr>
-          </w14:shadow>
-          <w14:textOutline w14:w="0" w14:cap="flat" w14:cmpd="sng" w14:algn="ctr">
-            <w14:noFill/>
-            <w14:prstDash w14:val="solid"/>
-            <w14:round/>
-          </w14:textOutline>
-        </w:rPr>
+        <w:rPr/>
       </w:pPr>
       <w:bookmarkStart w:id="0" w:name="_Hlk190792180"/>
       <w:bookmarkEnd w:id="0"/>
       <w:r>
         <w:rPr>
           <w:rFonts w:ascii="Maven Pro" w:hAnsi="Maven Pro"/>
-          <w:color w:val="000000" w:themeColor="text1"/>
+          <w:color w:themeColor="text1" w:val="000000"/>
           <w14:shadow w14:blurRad="38100" w14:dist="19050" w14:dir="2700000" w14:sx="100000" w14:sy="100000" w14:kx="0" w14:ky="0" w14:algn="tl">
             <w14:schemeClr w14:val="dk1">
               <w14:alpha w14:val="60000"/>
@@ -45,6 +31,8 @@
     </w:p>
     <w:p>
       <w:pPr>
+        <w:pStyle w:val="Normal"/>
+        <w:spacing w:lineRule="exact" w:line="244"/>
         <w:rPr>
           <w:rFonts w:ascii="Maven Pro" w:hAnsi="Maven Pro" w:cs="Tahoma"/>
           <w:b/>
@@ -53,11 +41,358 @@
           <w:szCs w:val="23"/>
         </w:rPr>
       </w:pPr>
+      <w:r>
+        <w:rPr>
+          <w:rFonts w:cs="Tahoma" w:ascii="Maven Pro" w:hAnsi="Maven Pro"/>
+          <w:b/>
+          <w:bCs/>
+          <w:sz w:val="23"/>
+          <w:szCs w:val="23"/>
+        </w:rPr>
+      </w:r>
     </w:p>
     <w:p>
       <w:pPr>
+        <w:pStyle w:val="Normal"/>
+        <w:numPr>
+          <w:ilvl w:val="0"/>
+          <w:numId w:val="0"/>
+        </w:numPr>
+        <w:spacing w:lineRule="exact" w:line="244"/>
+        <w:ind w:hanging="0" w:start="0"/>
         <w:jc w:val="center"/>
         <w:outlineLvl w:val="0"/>
+        <w:rPr/>
+      </w:pPr>
+      <w:r>
+        <w:rPr>
+          <w:rFonts w:cs="Tahoma" w:ascii="Maven Pro" w:hAnsi="Maven Pro"/>
+          <w:b/>
+          <w:sz w:val="23"/>
+          <w:szCs w:val="23"/>
+        </w:rPr>
+        <w:t>HACE CONSTAR:</w:t>
+      </w:r>
+    </w:p>
+    <w:p>
+      <w:pPr>
+        <w:pStyle w:val="Normal"/>
+        <w:tabs>
+          <w:tab w:val="clear" w:pos="720"/>
+          <w:tab w:val="left" w:pos="2700" w:leader="none"/>
+        </w:tabs>
+        <w:spacing w:lineRule="exact" w:line="244"/>
+        <w:rPr/>
+      </w:pPr>
+      <w:r>
+        <w:rPr>
+          <w:rFonts w:cs="Tahoma" w:ascii="Maven Pro" w:hAnsi="Maven Pro"/>
+          <w:b/>
+          <w:sz w:val="23"/>
+          <w:szCs w:val="23"/>
+        </w:rPr>
+        <w:tab/>
+      </w:r>
+      <w:r>
+        <w:rPr>
+          <w:rFonts w:cs="Tahoma" w:ascii="Maven Pro" w:hAnsi="Maven Pro"/>
+          <w:sz w:val="23"/>
+          <w:szCs w:val="23"/>
+        </w:rPr>
+        <w:tab/>
+      </w:r>
+    </w:p>
+    <w:p>
+      <w:pPr>
+        <w:pStyle w:val="Normal"/>
+        <w:spacing w:lineRule="exact" w:line="244"/>
+        <w:jc w:val="center"/>
+        <w:rPr>
+          <w:rFonts w:ascii="Maven Pro" w:hAnsi="Maven Pro" w:cs="Tahoma"/>
+          <w:sz w:val="23"/>
+          <w:szCs w:val="23"/>
+        </w:rPr>
+      </w:pPr>
+      <w:r>
+        <w:rPr>
+          <w:rFonts w:cs="Tahoma" w:ascii="Maven Pro" w:hAnsi="Maven Pro"/>
+          <w:sz w:val="23"/>
+          <w:szCs w:val="23"/>
+        </w:rPr>
+      </w:r>
+    </w:p>
+    <w:p>
+      <w:pPr>
+        <w:pStyle w:val="Normal"/>
+        <w:spacing w:lineRule="exact" w:line="244"/>
+        <w:rPr/>
+      </w:pPr>
+      <w:r>
+        <w:rPr>
+          <w:rFonts w:cs="Arial" w:ascii="Maven Pro" w:hAnsi="Maven Pro"/>
+          <w:sz w:val="24"/>
+        </w:rPr>
+        <w:t xml:space="preserve">Que el (la) Señor (a): </w:t>
+      </w:r>
+      <w:r>
+        <w:rPr>
+          <w:rFonts w:cs="Arial" w:ascii="Maven Pro" w:hAnsi="Maven Pro"/>
+          <w:b/>
+          <w:bCs/>
+          <w:color w:themeColor="text1" w:val="000000"/>
+          <w:sz w:val="24"/>
+        </w:rPr>
+        <w:t>{{nombreSolicitante}}</w:t>
+      </w:r>
+      <w:r>
+        <w:rPr>
+          <w:rFonts w:cs="Arial" w:ascii="Maven Pro" w:hAnsi="Maven Pro"/>
+          <w:b/>
+          <w:bCs/>
+          <w:sz w:val="24"/>
+        </w:rPr>
+        <w:t xml:space="preserve">, </w:t>
+      </w:r>
+      <w:r>
+        <w:rPr>
+          <w:rFonts w:cs="Arial" w:ascii="Maven Pro" w:hAnsi="Maven Pro"/>
+          <w:sz w:val="24"/>
+        </w:rPr>
+        <w:t xml:space="preserve">Identificado (a) con Cédula de Ciudadanía Nro. </w:t>
+      </w:r>
+      <w:r>
+        <w:rPr>
+          <w:rFonts w:cs="Arial" w:ascii="Maven Pro" w:hAnsi="Maven Pro"/>
+          <w:b/>
+          <w:bCs/>
+          <w:sz w:val="24"/>
+        </w:rPr>
+        <w:t>{{numeroDocumento}}</w:t>
+      </w:r>
+      <w:r>
+        <w:rPr>
+          <w:rFonts w:cs="Arial" w:ascii="Maven Pro" w:hAnsi="Maven Pro"/>
+          <w:sz w:val="24"/>
+        </w:rPr>
+        <w:t xml:space="preserve"> expedida en {{lugarExpedicionDocumento}}, figura en la base de datos del </w:t>
+      </w:r>
+      <w:r>
+        <w:rPr>
+          <w:rFonts w:cs="Arial" w:ascii="Maven Pro" w:hAnsi="Maven Pro"/>
+          <w:b/>
+          <w:bCs/>
+          <w:sz w:val="24"/>
+        </w:rPr>
+        <w:t>SISBEN</w:t>
+      </w:r>
+      <w:r>
+        <w:rPr>
+          <w:rFonts w:cs="Arial" w:ascii="Maven Pro" w:hAnsi="Maven Pro"/>
+          <w:sz w:val="24"/>
+        </w:rPr>
+        <w:t xml:space="preserve">, correspondiente a esta Municipalidad, toda vez que se encuentra domiciliada en la siguiente dirección: </w:t>
+      </w:r>
+      <w:r>
+        <w:rPr>
+          <w:rFonts w:cs="Arial" w:ascii="Maven Pro" w:hAnsi="Maven Pro"/>
+          <w:b/>
+          <w:bCs/>
+          <w:sz w:val="24"/>
+        </w:rPr>
+        <w:t>{{direccionResidencia}}</w:t>
+      </w:r>
+      <w:r>
+        <w:rPr>
+          <w:rFonts w:cs="Arial" w:ascii="Maven Pro" w:hAnsi="Maven Pro"/>
+          <w:sz w:val="24"/>
+        </w:rPr>
+        <w:t xml:space="preserve">. Razón por la cual tiene el carácter de habitante del Municipio de </w:t>
+      </w:r>
+      <w:r>
+        <w:rPr>
+          <w:rFonts w:cs="Arial" w:ascii="Maven Pro" w:hAnsi="Maven Pro"/>
+          <w:b/>
+          <w:sz w:val="24"/>
+        </w:rPr>
+        <w:t>CABUYARO (META)</w:t>
+      </w:r>
+      <w:r>
+        <w:rPr>
+          <w:rFonts w:cs="Arial" w:ascii="Maven Pro" w:hAnsi="Maven Pro"/>
+          <w:sz w:val="24"/>
+        </w:rPr>
+        <w:t>, conforme a lo señalado en el literal F, Numeral 6 del artículo 29 de la Ley 1551 de 2012.</w:t>
+      </w:r>
+    </w:p>
+    <w:p>
+      <w:pPr>
+        <w:pStyle w:val="Normal"/>
+        <w:spacing w:lineRule="exact" w:line="244"/>
+        <w:rPr>
+          <w:rFonts w:ascii="Maven Pro" w:hAnsi="Maven Pro" w:cs="Arial"/>
+          <w:sz w:val="24"/>
+        </w:rPr>
+      </w:pPr>
+      <w:r>
+        <w:rPr>
+          <w:rFonts w:cs="Arial" w:ascii="Maven Pro" w:hAnsi="Maven Pro"/>
+          <w:sz w:val="24"/>
+        </w:rPr>
+      </w:r>
+    </w:p>
+    <w:p>
+      <w:pPr>
+        <w:pStyle w:val="Normal"/>
+        <w:spacing w:lineRule="exact" w:line="244"/>
+        <w:rPr/>
+      </w:pPr>
+      <w:r>
+        <w:rPr>
+          <w:rFonts w:cs="Arial" w:ascii="Maven Pro" w:hAnsi="Maven Pro"/>
+          <w:sz w:val="24"/>
+        </w:rPr>
+        <w:t>Se expide la presente a solicitud escrita del interesado para acreditar su correspondiente residencia</w:t>
+      </w:r>
+      <w:r>
+        <w:rPr/>
+        <w:t xml:space="preserve"> </w:t>
+      </w:r>
+      <w:r>
+        <w:rPr>
+          <w:rFonts w:cs="Arial" w:ascii="Maven Pro" w:hAnsi="Maven Pro"/>
+          <w:sz w:val="24"/>
+        </w:rPr>
+        <w:t>para así presentarla a quien corresponda para tramites de postulación</w:t>
+      </w:r>
+      <w:r>
+        <w:rPr/>
+        <w:t xml:space="preserve"> </w:t>
+      </w:r>
+      <w:r>
+        <w:rPr>
+          <w:rFonts w:cs="Arial" w:ascii="Maven Pro" w:hAnsi="Maven Pro"/>
+          <w:sz w:val="24"/>
+        </w:rPr>
+        <w:t>a empleo.</w:t>
+      </w:r>
+    </w:p>
+    <w:p>
+      <w:pPr>
+        <w:pStyle w:val="Normal"/>
+        <w:spacing w:lineRule="exact" w:line="244"/>
+        <w:rPr>
+          <w:rFonts w:ascii="Maven Pro" w:hAnsi="Maven Pro" w:cs="Arial"/>
+          <w:sz w:val="24"/>
+        </w:rPr>
+      </w:pPr>
+      <w:r>
+        <w:rPr>
+          <w:rFonts w:cs="Arial" w:ascii="Maven Pro" w:hAnsi="Maven Pro"/>
+          <w:sz w:val="24"/>
+        </w:rPr>
+      </w:r>
+    </w:p>
+    <w:p>
+      <w:pPr>
+        <w:pStyle w:val="Normal"/>
+        <w:spacing w:lineRule="exact" w:line="244"/>
+        <w:rPr/>
+      </w:pPr>
+      <w:r>
+        <w:rPr>
+          <w:rFonts w:cs="Arial" w:ascii="Maven Pro" w:hAnsi="Maven Pro"/>
+          <w:sz w:val="24"/>
+        </w:rPr>
+        <w:t xml:space="preserve">No obstante, el presente documento sólo tiene validez por un término de seis (06) meses contados a partir de la fecha de su expedición y para constancia se firma en </w:t>
+      </w:r>
+      <w:r>
+        <w:rPr>
+          <w:rFonts w:cs="Arial" w:ascii="Maven Pro" w:hAnsi="Maven Pro"/>
+          <w:b/>
+          <w:sz w:val="24"/>
+        </w:rPr>
+        <w:t>CABUYARO (META)</w:t>
+      </w:r>
+      <w:r>
+        <w:rPr>
+          <w:rFonts w:cs="Arial" w:ascii="Maven Pro" w:hAnsi="Maven Pro"/>
+          <w:sz w:val="24"/>
+        </w:rPr>
+        <w:t xml:space="preserve">, a los </w:t>
+      </w:r>
+      <w:r>
+        <w:rPr>
+          <w:rFonts w:cs="Arial" w:ascii="Maven Pro" w:hAnsi="Maven Pro"/>
+          <w:b/>
+          <w:bCs/>
+          <w:sz w:val="24"/>
+        </w:rPr>
+        <w:t>{{diasLetras}}</w:t>
+      </w:r>
+      <w:r>
+        <w:rPr>
+          <w:rFonts w:cs="Arial" w:ascii="Maven Pro" w:hAnsi="Maven Pro"/>
+          <w:sz w:val="24"/>
+        </w:rPr>
+        <w:t xml:space="preserve"> (</w:t>
+      </w:r>
+      <w:r>
+        <w:rPr>
+          <w:rFonts w:cs="Arial" w:ascii="Maven Pro" w:hAnsi="Maven Pro"/>
+          <w:b/>
+          <w:bCs/>
+          <w:sz w:val="24"/>
+        </w:rPr>
+        <w:t>{{dias}}</w:t>
+      </w:r>
+      <w:r>
+        <w:rPr>
+          <w:rFonts w:cs="Arial" w:ascii="Maven Pro" w:hAnsi="Maven Pro"/>
+          <w:sz w:val="24"/>
+        </w:rPr>
+        <w:t xml:space="preserve">) días del mes de </w:t>
+      </w:r>
+      <w:r>
+        <w:rPr>
+          <w:rFonts w:cs="Arial" w:ascii="Maven Pro" w:hAnsi="Maven Pro"/>
+          <w:b/>
+          <w:bCs/>
+          <w:sz w:val="24"/>
+        </w:rPr>
+        <w:t>{{mesLetras}}</w:t>
+      </w:r>
+      <w:r>
+        <w:rPr>
+          <w:rFonts w:cs="Arial" w:ascii="Maven Pro" w:hAnsi="Maven Pro"/>
+          <w:sz w:val="24"/>
+        </w:rPr>
+        <w:t xml:space="preserve"> del año {{añoLetra}} (</w:t>
+      </w:r>
+      <w:r>
+        <w:rPr>
+          <w:rFonts w:cs="Arial" w:ascii="Maven Pro" w:hAnsi="Maven Pro"/>
+          <w:b/>
+          <w:bCs/>
+          <w:sz w:val="24"/>
+        </w:rPr>
+        <w:t>{{año}}</w:t>
+      </w:r>
+      <w:r>
+        <w:rPr>
+          <w:rFonts w:cs="Arial" w:ascii="Maven Pro" w:hAnsi="Maven Pro"/>
+          <w:sz w:val="24"/>
+        </w:rPr>
+        <w:t>).</w:t>
+      </w:r>
+    </w:p>
+    <w:p>
+      <w:pPr>
+        <w:pStyle w:val="Normal"/>
+        <w:tabs>
+          <w:tab w:val="clear" w:pos="720"/>
+          <w:tab w:val="left" w:pos="6600" w:leader="none"/>
+        </w:tabs>
+        <w:spacing w:lineRule="exact" w:line="244"/>
         <w:rPr>
           <w:rFonts w:ascii="Maven Pro" w:hAnsi="Maven Pro" w:cs="Tahoma"/>
           <w:b/>
@@ -67,19 +402,21 @@
       </w:pPr>
       <w:r>
         <w:rPr>
-          <w:rFonts w:ascii="Maven Pro" w:hAnsi="Maven Pro" w:cs="Tahoma"/>
+          <w:rFonts w:cs="Tahoma" w:ascii="Maven Pro" w:hAnsi="Maven Pro"/>
           <w:b/>
           <w:sz w:val="23"/>
           <w:szCs w:val="23"/>
         </w:rPr>
-        <w:t>HACE CONSTAR:</w:t>
       </w:r>
     </w:p>
     <w:p>
       <w:pPr>
+        <w:pStyle w:val="Normal"/>
         <w:tabs>
-          <w:tab w:val="left" w:pos="2700"/>
+          <w:tab w:val="clear" w:pos="720"/>
+          <w:tab w:val="left" w:pos="6600" w:leader="none"/>
         </w:tabs>
+        <w:spacing w:lineRule="exact" w:line="244"/>
         <w:rPr>
           <w:rFonts w:ascii="Maven Pro" w:hAnsi="Maven Pro" w:cs="Tahoma"/>
           <w:b/>
@@ -89,307 +426,41 @@
       </w:pPr>
       <w:r>
         <w:rPr>
-          <w:rFonts w:ascii="Maven Pro" w:hAnsi="Maven Pro" w:cs="Tahoma"/>
+          <w:rFonts w:cs="Tahoma" w:ascii="Maven Pro" w:hAnsi="Maven Pro"/>
           <w:b/>
           <w:sz w:val="23"/>
           <w:szCs w:val="23"/>
         </w:rPr>
-        <w:tab/>
-      </w:r>
-      <w:r>
-        <w:rPr>
-          <w:rFonts w:ascii="Maven Pro" w:hAnsi="Maven Pro" w:cs="Tahoma"/>
-          <w:sz w:val="23"/>
-          <w:szCs w:val="23"/>
-        </w:rPr>
-        <w:tab/>
       </w:r>
     </w:p>
     <w:p>
       <w:pPr>
-        <w:jc w:val="center"/>
+        <w:pStyle w:val="Normal"/>
+        <w:tabs>
+          <w:tab w:val="clear" w:pos="720"/>
+          <w:tab w:val="left" w:pos="6600" w:leader="none"/>
+        </w:tabs>
+        <w:spacing w:lineRule="exact" w:line="244"/>
+        <w:rPr/>
+      </w:pPr>
+      <w:r>
         <w:rPr>
-          <w:rFonts w:ascii="Maven Pro" w:hAnsi="Maven Pro" w:cs="Tahoma"/>
+          <w:rFonts w:cs="Tahoma" w:ascii="Maven Pro" w:hAnsi="Maven Pro"/>
+          <w:b/>
           <w:sz w:val="23"/>
           <w:szCs w:val="23"/>
         </w:rPr>
-      </w:pPr>
-    </w:p>
-    <w:p>
-      <w:r>
-        <w:rPr>
-          <w:rFonts w:ascii="Maven Pro" w:hAnsi="Maven Pro" w:cs="Arial"/>
-          <w:sz w:val="24"/>
-        </w:rPr>
-        <w:t xml:space="preserve">Que el (la) Señor (a): </w:t>
-      </w:r>
-      <w:r>
-        <w:rPr>
-          <w:rFonts w:ascii="Maven Pro" w:hAnsi="Maven Pro" w:cs="Arial"/>
-          <w:b/>
-          <w:bCs/>
-          <w:color w:val="000000" w:themeColor="text1"/>
-          <w:sz w:val="24"/>
-        </w:rPr>
-        <w:t>«nombreSolicitante»</w:t>
-      </w:r>
-      <w:r>
-        <w:rPr>
-          <w:rFonts w:ascii="Maven Pro" w:hAnsi="Maven Pro" w:cs="Arial"/>
-          <w:b/>
-          <w:bCs/>
-          <w:sz w:val="24"/>
-        </w:rPr>
-        <w:t xml:space="preserve">, </w:t>
-      </w:r>
-      <w:r>
-        <w:rPr>
-          <w:rFonts w:ascii="Maven Pro" w:hAnsi="Maven Pro" w:cs="Arial"/>
-          <w:sz w:val="24"/>
-        </w:rPr>
-        <w:t xml:space="preserve">Identificado (a) con Cédula de Ciudadanía Nro. </w:t>
-      </w:r>
-      <w:r>
-        <w:rPr>
-          <w:rFonts w:ascii="Maven Pro" w:hAnsi="Maven Pro" w:cs="Arial"/>
-          <w:b/>
-          <w:bCs/>
-          <w:sz w:val="24"/>
-        </w:rPr>
-        <w:t>«numeroDocumento»</w:t>
-      </w:r>
-      <w:r>
-        <w:rPr>
-          <w:rFonts w:ascii="Maven Pro" w:hAnsi="Maven Pro" w:cs="Arial"/>
-          <w:sz w:val="24"/>
-        </w:rPr>
-        <w:t xml:space="preserve"> expedida en «lugarExpedicionDocumento», figura en la base de datos del </w:t>
-      </w:r>
-      <w:r>
-        <w:rPr>
-          <w:rFonts w:ascii="Maven Pro" w:hAnsi="Maven Pro" w:cs="Arial"/>
-          <w:b/>
-          <w:bCs/>
-          <w:sz w:val="24"/>
-        </w:rPr>
-        <w:t>SISBEN</w:t>
-      </w:r>
-      <w:r>
-        <w:rPr>
-          <w:rFonts w:ascii="Maven Pro" w:hAnsi="Maven Pro" w:cs="Arial"/>
-          <w:sz w:val="24"/>
-        </w:rPr>
-        <w:t xml:space="preserve">, correspondiente a esta Municipalidad, toda vez que se encuentra domiciliada en la siguiente dirección: </w:t>
-      </w:r>
-      <w:r>
-        <w:rPr>
-          <w:rFonts w:ascii="Maven Pro" w:hAnsi="Maven Pro" w:cs="Arial"/>
-          <w:b/>
-          <w:bCs/>
-          <w:sz w:val="24"/>
-        </w:rPr>
-        <w:t>«direccionResidencia»</w:t>
-      </w:r>
-      <w:r>
-        <w:rPr>
-          <w:rFonts w:ascii="Maven Pro" w:hAnsi="Maven Pro" w:cs="Arial"/>
-          <w:sz w:val="24"/>
-        </w:rPr>
-        <w:t xml:space="preserve">. Razón por la cual tiene el carácter de habitante del Municipio de </w:t>
-      </w:r>
-      <w:r>
-        <w:rPr>
-          <w:rFonts w:ascii="Maven Pro" w:hAnsi="Maven Pro" w:cs="Arial"/>
-          <w:b/>
-          <w:sz w:val="24"/>
-        </w:rPr>
-        <w:t>CABUYARO (META)</w:t>
-      </w:r>
-      <w:r>
-        <w:rPr>
-          <w:rFonts w:ascii="Maven Pro" w:hAnsi="Maven Pro" w:cs="Arial"/>
-          <w:sz w:val="24"/>
-        </w:rPr>
-        <w:t>, conforme a lo señalado en el literal F, Numeral 6 del artículo 29 de la Ley 1551 de 2012.</w:t>
+        <w:t>{{firma.jpeg}}</w:t>
       </w:r>
     </w:p>
     <w:p>
       <w:pPr>
-        <w:rPr>
-          <w:rFonts w:ascii="Maven Pro" w:hAnsi="Maven Pro" w:cs="Arial"/>
-          <w:sz w:val="24"/>
-        </w:rPr>
-      </w:pPr>
-    </w:p>
-    <w:p>
-      <w:r>
-        <w:rPr>
-          <w:rFonts w:ascii="Maven Pro" w:hAnsi="Maven Pro" w:cs="Arial"/>
-          <w:sz w:val="24"/>
-        </w:rPr>
-        <w:t>Se expide la presente a solicitud escrita del interesado para acreditar su correspondiente residencia</w:t>
-      </w:r>
-      <w:r>
-        <w:t xml:space="preserve"> </w:t>
-      </w:r>
-      <w:r>
-        <w:rPr>
-          <w:rFonts w:ascii="Maven Pro" w:hAnsi="Maven Pro" w:cs="Arial"/>
-          <w:sz w:val="24"/>
-        </w:rPr>
-        <w:t>para así presentarla a quien corresponda para tramites de postulación</w:t>
-      </w:r>
-      <w:r>
-        <w:t xml:space="preserve"> </w:t>
-      </w:r>
-      <w:r>
-        <w:rPr>
-          <w:rFonts w:ascii="Maven Pro" w:hAnsi="Maven Pro" w:cs="Arial"/>
-          <w:sz w:val="24"/>
-        </w:rPr>
-        <w:t>a empleo.</w:t>
-      </w:r>
-    </w:p>
-    <w:p>
-      <w:pPr>
-        <w:rPr>
-          <w:rFonts w:ascii="Maven Pro" w:hAnsi="Maven Pro" w:cs="Arial"/>
-          <w:sz w:val="24"/>
-        </w:rPr>
-      </w:pPr>
-    </w:p>
-    <w:p>
-      <w:r>
-        <w:rPr>
-          <w:rFonts w:ascii="Maven Pro" w:hAnsi="Maven Pro" w:cs="Arial"/>
-          <w:sz w:val="24"/>
-        </w:rPr>
-        <w:t xml:space="preserve">No obstante, el presente documento sólo tiene validez por un término de seis (06) meses contados a partir de la fecha de su expedición y para constancia se firma en </w:t>
-      </w:r>
-      <w:r>
-        <w:rPr>
-          <w:rFonts w:ascii="Maven Pro" w:hAnsi="Maven Pro" w:cs="Arial"/>
-          <w:b/>
-          <w:sz w:val="24"/>
-        </w:rPr>
-        <w:t>CABUYARO (META)</w:t>
-      </w:r>
-      <w:r>
-        <w:rPr>
-          <w:rFonts w:ascii="Maven Pro" w:hAnsi="Maven Pro" w:cs="Arial"/>
-          <w:sz w:val="24"/>
-        </w:rPr>
-        <w:t xml:space="preserve">, a los </w:t>
-      </w:r>
-      <w:r>
-        <w:rPr>
-          <w:rFonts w:ascii="Maven Pro" w:hAnsi="Maven Pro" w:cs="Arial"/>
-          <w:b/>
-          <w:bCs/>
-          <w:sz w:val="24"/>
-        </w:rPr>
-        <w:t>«diasLetras»</w:t>
-      </w:r>
-      <w:r>
-        <w:rPr>
-          <w:rFonts w:ascii="Maven Pro" w:hAnsi="Maven Pro" w:cs="Arial"/>
-          <w:sz w:val="24"/>
-        </w:rPr>
-        <w:t xml:space="preserve"> (</w:t>
-      </w:r>
-      <w:r>
-        <w:rPr>
-          <w:rFonts w:ascii="Maven Pro" w:hAnsi="Maven Pro" w:cs="Arial"/>
-          <w:b/>
-          <w:bCs/>
-          <w:sz w:val="24"/>
-        </w:rPr>
-        <w:t>«dias»</w:t>
-      </w:r>
-      <w:r>
-        <w:rPr>
-          <w:rFonts w:ascii="Maven Pro" w:hAnsi="Maven Pro" w:cs="Arial"/>
-          <w:sz w:val="24"/>
-        </w:rPr>
-        <w:t xml:space="preserve">) días del mes de </w:t>
-      </w:r>
-      <w:r>
-        <w:rPr>
-          <w:rFonts w:ascii="Maven Pro" w:hAnsi="Maven Pro" w:cs="Arial"/>
-          <w:b/>
-          <w:bCs/>
-          <w:sz w:val="24"/>
-        </w:rPr>
-        <w:t>«mesLetras»</w:t>
-      </w:r>
-      <w:r>
-        <w:rPr>
-          <w:rFonts w:ascii="Maven Pro" w:hAnsi="Maven Pro" w:cs="Arial"/>
-          <w:sz w:val="24"/>
-        </w:rPr>
-        <w:t xml:space="preserve"> del año «añoLetra» (</w:t>
-      </w:r>
-      <w:r>
-        <w:rPr>
-          <w:rFonts w:ascii="Maven Pro" w:hAnsi="Maven Pro" w:cs="Arial"/>
-          <w:b/>
-          <w:bCs/>
-          <w:sz w:val="24"/>
-        </w:rPr>
-        <w:t>«año»</w:t>
-      </w:r>
-      <w:r>
-        <w:rPr>
-          <w:rFonts w:ascii="Maven Pro" w:hAnsi="Maven Pro" w:cs="Arial"/>
-          <w:sz w:val="24"/>
-        </w:rPr>
-        <w:t>).</w:t>
-      </w:r>
-    </w:p>
-    <w:p>
-      <w:pPr>
+        <w:pStyle w:val="Normal"/>
         <w:tabs>
-          <w:tab w:val="left" w:pos="6600"/>
+          <w:tab w:val="clear" w:pos="720"/>
+          <w:tab w:val="left" w:pos="6600" w:leader="none"/>
         </w:tabs>
-        <w:rPr>
-          <w:rFonts w:ascii="Maven Pro" w:hAnsi="Maven Pro" w:cs="Tahoma"/>
-          <w:b/>
-          <w:sz w:val="23"/>
-          <w:szCs w:val="23"/>
-        </w:rPr>
-      </w:pPr>
-    </w:p>
-    <w:p>
-      <w:pPr>
-        <w:tabs>
-          <w:tab w:val="left" w:pos="6600"/>
-        </w:tabs>
-        <w:rPr>
-          <w:rFonts w:ascii="Maven Pro" w:hAnsi="Maven Pro" w:cs="Tahoma"/>
-          <w:b/>
-          <w:sz w:val="23"/>
-          <w:szCs w:val="23"/>
-        </w:rPr>
-      </w:pPr>
-    </w:p>
-    <w:p>
-      <w:pPr>
-        <w:tabs>
-          <w:tab w:val="left" w:pos="6600"/>
-        </w:tabs>
-        <w:rPr>
-          <w:rFonts w:ascii="Maven Pro" w:hAnsi="Maven Pro" w:cs="Tahoma"/>
-          <w:b/>
-          <w:sz w:val="23"/>
-          <w:szCs w:val="23"/>
-        </w:rPr>
-      </w:pPr>
-    </w:p>
-    <w:p>
-      <w:pPr>
-        <w:tabs>
-          <w:tab w:val="left" w:pos="6600"/>
-        </w:tabs>
+        <w:spacing w:lineRule="exact" w:line="244"/>
         <w:rPr>
           <w:rFonts w:ascii="Maven Pro" w:hAnsi="Maven Pro" w:cs="Tahoma"/>
           <w:b/>
@@ -399,19 +470,21 @@
       </w:pPr>
       <w:r>
         <w:rPr>
-          <w:rFonts w:ascii="Maven Pro" w:hAnsi="Maven Pro" w:cs="Tahoma"/>
+          <w:rFonts w:cs="Tahoma" w:ascii="Maven Pro" w:hAnsi="Maven Pro"/>
           <w:b/>
           <w:sz w:val="23"/>
           <w:szCs w:val="23"/>
         </w:rPr>
-        <w:t>&lt;&lt;firma.jpeg&gt;&gt;</w:t>
       </w:r>
     </w:p>
     <w:p>
       <w:pPr>
+        <w:pStyle w:val="Normal"/>
         <w:tabs>
-          <w:tab w:val="left" w:pos="6600"/>
+          <w:tab w:val="clear" w:pos="720"/>
+          <w:tab w:val="left" w:pos="6600" w:leader="none"/>
         </w:tabs>
+        <w:spacing w:lineRule="exact" w:line="244"/>
         <w:rPr>
           <w:rFonts w:ascii="Maven Pro" w:hAnsi="Maven Pro" w:cs="Tahoma"/>
           <w:b/>
@@ -419,42 +492,65 @@
           <w:szCs w:val="23"/>
         </w:rPr>
       </w:pPr>
-    </w:p>
-    <w:p>
-      <w:pPr>
-        <w:tabs>
-          <w:tab w:val="left" w:pos="6600"/>
-        </w:tabs>
+      <w:r>
         <w:rPr>
-          <w:rFonts w:ascii="Maven Pro" w:hAnsi="Maven Pro" w:cs="Tahoma"/>
+          <w:rFonts w:cs="Tahoma" w:ascii="Maven Pro" w:hAnsi="Maven Pro"/>
           <w:b/>
           <w:sz w:val="23"/>
           <w:szCs w:val="23"/>
         </w:rPr>
-      </w:pPr>
+      </w:r>
     </w:p>
     <w:p>
       <w:pPr>
+        <w:pStyle w:val="Normal"/>
         <w:tabs>
-          <w:tab w:val="left" w:pos="6600"/>
+          <w:tab w:val="clear" w:pos="720"/>
+          <w:tab w:val="left" w:pos="6600" w:leader="none"/>
         </w:tabs>
-        <w:rPr>
-          <w:rFonts w:ascii="Maven Pro" w:hAnsi="Maven Pro" w:cs="Tahoma"/>
-          <w:sz w:val="24"/>
-        </w:rPr>
+        <w:spacing w:lineRule="exact" w:line="244"/>
+        <w:rPr/>
       </w:pPr>
       <w:r>
         <w:rPr>
-          <w:rFonts w:ascii="Maven Pro" w:hAnsi="Maven Pro" w:cs="Tahoma"/>
+          <w:rFonts w:cs="Tahoma" w:ascii="Maven Pro" w:hAnsi="Maven Pro"/>
           <w:b/>
           <w:sz w:val="23"/>
           <w:szCs w:val="23"/>
         </w:rPr>
-        <w:t>«alcalde»</w:t>
+        <w:t>{{alcalde}}</w:t>
       </w:r>
     </w:p>
     <w:p>
       <w:pPr>
+        <w:pStyle w:val="Normal"/>
+        <w:numPr>
+          <w:ilvl w:val="0"/>
+          <w:numId w:val="0"/>
+        </w:numPr>
+        <w:spacing w:lineRule="exact" w:line="244"/>
+        <w:ind w:hanging="0" w:start="0"/>
+        <w:outlineLvl w:val="0"/>
+        <w:rPr/>
+      </w:pPr>
+      <w:r>
+        <w:rPr>
+          <w:rFonts w:cs="Tahoma" w:ascii="Maven Pro" w:hAnsi="Maven Pro"/>
+          <w:sz w:val="23"/>
+          <w:szCs w:val="23"/>
+        </w:rPr>
+        <w:t>Alcalde Municipal</w:t>
+      </w:r>
+    </w:p>
+    <w:p>
+      <w:pPr>
+        <w:pStyle w:val="Normal"/>
+        <w:numPr>
+          <w:ilvl w:val="0"/>
+          <w:numId w:val="0"/>
+        </w:numPr>
+        <w:spacing w:lineRule="exact" w:line="244"/>
+        <w:ind w:hanging="0" w:start="0"/>
         <w:outlineLvl w:val="0"/>
         <w:rPr>
           <w:rFonts w:ascii="Maven Pro" w:hAnsi="Maven Pro" w:cs="Tahoma"/>
@@ -464,30 +560,27 @@
       </w:pPr>
       <w:r>
         <w:rPr>
-          <w:rFonts w:ascii="Maven Pro" w:hAnsi="Maven Pro" w:cs="Tahoma"/>
+          <w:rFonts w:cs="Tahoma" w:ascii="Maven Pro" w:hAnsi="Maven Pro"/>
           <w:sz w:val="23"/>
           <w:szCs w:val="23"/>
         </w:rPr>
-        <w:t>Alcalde Municipal</w:t>
       </w:r>
-    </w:p>
-    <w:p>
-      <w:pPr>
-        <w:outlineLvl w:val="0"/>
-        <w:rPr>
-          <w:rFonts w:ascii="Maven Pro" w:hAnsi="Maven Pro" w:cs="Tahoma"/>
-          <w:sz w:val="23"/>
-          <w:szCs w:val="23"/>
-        </w:rPr>
-      </w:pPr>
     </w:p>
     <w:tbl>
       <w:tblPr>
         <w:tblStyle w:val="Tablaconcuadrcula"/>
-        <w:tblpPr w:leftFromText="141" w:rightFromText="141" w:vertAnchor="text" w:horzAnchor="margin" w:tblpY="111"/>
+        <w:tblpPr w:vertAnchor="text" w:horzAnchor="margin" w:leftFromText="141" w:rightFromText="141" w:tblpX="0" w:tblpY="111"/>
         <w:tblW w:w="9634" w:type="dxa"/>
+        <w:jc w:val="start"/>
+        <w:tblInd w:w="-5" w:type="dxa"/>
         <w:tblLayout w:type="fixed"/>
-        <w:tblLook w:val="04A0" w:firstRow="1" w:lastRow="0" w:firstColumn="1" w:lastColumn="0" w:noHBand="0" w:noVBand="1"/>
+        <w:tblCellMar>
+          <w:top w:w="0" w:type="dxa"/>
+          <w:start w:w="108" w:type="dxa"/>
+          <w:bottom w:w="0" w:type="dxa"/>
+          <w:end w:w="108" w:type="dxa"/>
+        </w:tblCellMar>
+        <w:tblLook w:firstRow="1" w:noVBand="1" w:lastRow="0" w:firstColumn="1" w:lastColumn="0" w:noHBand="0" w:val="04a0"/>
       </w:tblPr>
       <w:tblGrid>
         <w:gridCol w:w="3256"/>
@@ -495,12 +588,18 @@
         <w:gridCol w:w="2976"/>
       </w:tblGrid>
       <w:tr>
+        <w:trPr/>
         <w:tc>
           <w:tcPr>
             <w:tcW w:w="3256" w:type="dxa"/>
+            <w:tcBorders/>
           </w:tcPr>
           <w:p>
             <w:pPr>
+              <w:pStyle w:val="Normal"/>
+              <w:widowControl/>
+              <w:suppressAutoHyphens w:val="true"/>
+              <w:spacing w:before="0" w:after="0"/>
               <w:rPr>
                 <w:rFonts w:ascii="Maven Pro" w:hAnsi="Maven Pro" w:cs="Tahoma"/>
                 <w:b/>
@@ -510,10 +609,12 @@
             </w:pPr>
             <w:r>
               <w:rPr>
-                <w:rFonts w:ascii="Maven Pro" w:hAnsi="Maven Pro" w:cs="Tahoma"/>
+                <w:rFonts w:eastAsia="Times New Roman" w:cs="Tahoma" w:ascii="Maven Pro" w:hAnsi="Maven Pro"/>
                 <w:b/>
+                <w:kern w:val="0"/>
                 <w:sz w:val="16"/>
                 <w:szCs w:val="16"/>
+                <w:lang w:val="es-CO" w:bidi="ar-SA"/>
               </w:rPr>
               <w:t>Proy;</w:t>
             </w:r>
@@ -522,9 +623,14 @@
         <w:tc>
           <w:tcPr>
             <w:tcW w:w="3402" w:type="dxa"/>
+            <w:tcBorders/>
           </w:tcPr>
           <w:p>
             <w:pPr>
+              <w:pStyle w:val="Normal"/>
+              <w:widowControl/>
+              <w:suppressAutoHyphens w:val="true"/>
+              <w:spacing w:before="0" w:after="0"/>
               <w:rPr>
                 <w:rFonts w:ascii="Maven Pro" w:hAnsi="Maven Pro" w:cs="Tahoma"/>
                 <w:b/>
@@ -534,10 +640,12 @@
             </w:pPr>
             <w:r>
               <w:rPr>
-                <w:rFonts w:ascii="Maven Pro" w:hAnsi="Maven Pro" w:cs="Tahoma"/>
+                <w:rFonts w:eastAsia="Times New Roman" w:cs="Tahoma" w:ascii="Maven Pro" w:hAnsi="Maven Pro"/>
                 <w:b/>
+                <w:kern w:val="0"/>
                 <w:sz w:val="16"/>
                 <w:szCs w:val="16"/>
+                <w:lang w:val="es-CO" w:bidi="ar-SA"/>
               </w:rPr>
               <w:t>Elab;</w:t>
             </w:r>
@@ -546,9 +654,14 @@
         <w:tc>
           <w:tcPr>
             <w:tcW w:w="2976" w:type="dxa"/>
+            <w:tcBorders/>
           </w:tcPr>
           <w:p>
             <w:pPr>
+              <w:pStyle w:val="Normal"/>
+              <w:widowControl/>
+              <w:suppressAutoHyphens w:val="true"/>
+              <w:spacing w:before="0" w:after="0"/>
               <w:rPr>
                 <w:rFonts w:ascii="Maven Pro" w:hAnsi="Maven Pro" w:cs="Tahoma"/>
                 <w:b/>
@@ -558,10 +671,12 @@
             </w:pPr>
             <w:r>
               <w:rPr>
-                <w:rFonts w:ascii="Maven Pro" w:hAnsi="Maven Pro" w:cs="Tahoma"/>
+                <w:rFonts w:eastAsia="Times New Roman" w:cs="Tahoma" w:ascii="Maven Pro" w:hAnsi="Maven Pro"/>
                 <w:b/>
+                <w:kern w:val="0"/>
                 <w:sz w:val="16"/>
                 <w:szCs w:val="16"/>
+                <w:lang w:val="es-CO" w:bidi="ar-SA"/>
               </w:rPr>
               <w:t>Rev;</w:t>
             </w:r>
@@ -569,12 +684,18 @@
         </w:tc>
       </w:tr>
       <w:tr>
+        <w:trPr/>
         <w:tc>
           <w:tcPr>
             <w:tcW w:w="3256" w:type="dxa"/>
+            <w:tcBorders/>
           </w:tcPr>
           <w:p>
             <w:pPr>
+              <w:pStyle w:val="Normal"/>
+              <w:widowControl/>
+              <w:suppressAutoHyphens w:val="true"/>
+              <w:spacing w:before="0" w:after="0"/>
               <w:rPr>
                 <w:rFonts w:ascii="Maven Pro" w:hAnsi="Maven Pro" w:cs="Tahoma"/>
                 <w:b/>
@@ -584,21 +705,28 @@
             </w:pPr>
             <w:r>
               <w:rPr>
-                <w:rFonts w:ascii="Maven Pro" w:hAnsi="Maven Pro" w:cs="Tahoma"/>
+                <w:rFonts w:eastAsia="Times New Roman" w:cs="Tahoma" w:ascii="Maven Pro" w:hAnsi="Maven Pro"/>
                 <w:b/>
+                <w:kern w:val="0"/>
                 <w:sz w:val="16"/>
                 <w:szCs w:val="16"/>
+                <w:lang w:val="es-CO" w:bidi="ar-SA"/>
               </w:rPr>
-              <w:t>«verificador»</w:t>
+              <w:t>{{verificador}}</w:t>
             </w:r>
           </w:p>
         </w:tc>
         <w:tc>
           <w:tcPr>
             <w:tcW w:w="3402" w:type="dxa"/>
+            <w:tcBorders/>
           </w:tcPr>
           <w:p>
             <w:pPr>
+              <w:pStyle w:val="Normal"/>
+              <w:widowControl/>
+              <w:suppressAutoHyphens w:val="true"/>
+              <w:spacing w:before="0" w:after="0"/>
               <w:rPr>
                 <w:rFonts w:ascii="Maven Pro" w:hAnsi="Maven Pro" w:cs="Tahoma"/>
                 <w:b/>
@@ -608,21 +736,28 @@
             </w:pPr>
             <w:r>
               <w:rPr>
-                <w:rFonts w:ascii="Maven Pro" w:hAnsi="Maven Pro" w:cs="Tahoma"/>
+                <w:rFonts w:eastAsia="Times New Roman" w:cs="Tahoma" w:ascii="Maven Pro" w:hAnsi="Maven Pro"/>
                 <w:b/>
+                <w:kern w:val="0"/>
                 <w:sz w:val="16"/>
                 <w:szCs w:val="16"/>
+                <w:lang w:val="es-CO" w:bidi="ar-SA"/>
               </w:rPr>
-              <w:t>«verificador»</w:t>
+              <w:t>{{verificador}}</w:t>
             </w:r>
           </w:p>
         </w:tc>
         <w:tc>
           <w:tcPr>
             <w:tcW w:w="2976" w:type="dxa"/>
+            <w:tcBorders/>
           </w:tcPr>
           <w:p>
             <w:pPr>
+              <w:pStyle w:val="Normal"/>
+              <w:widowControl/>
+              <w:suppressAutoHyphens w:val="true"/>
+              <w:spacing w:before="0" w:after="0"/>
               <w:rPr>
                 <w:rFonts w:ascii="Maven Pro" w:hAnsi="Maven Pro" w:cs="Tahoma"/>
                 <w:b/>
@@ -632,23 +767,31 @@
             </w:pPr>
             <w:r>
               <w:rPr>
-                <w:rFonts w:ascii="Maven Pro" w:hAnsi="Maven Pro" w:cs="Tahoma"/>
+                <w:rFonts w:eastAsia="Times New Roman" w:cs="Tahoma" w:ascii="Maven Pro" w:hAnsi="Maven Pro"/>
                 <w:b/>
+                <w:kern w:val="0"/>
                 <w:sz w:val="16"/>
                 <w:szCs w:val="16"/>
+                <w:lang w:val="es-CO" w:bidi="ar-SA"/>
               </w:rPr>
-              <w:t>«alcalde»</w:t>
+              <w:t>{{alcalde}}</w:t>
             </w:r>
           </w:p>
         </w:tc>
       </w:tr>
       <w:tr>
+        <w:trPr/>
         <w:tc>
           <w:tcPr>
             <w:tcW w:w="3256" w:type="dxa"/>
+            <w:tcBorders/>
           </w:tcPr>
           <w:p>
             <w:pPr>
+              <w:pStyle w:val="Normal"/>
+              <w:widowControl/>
+              <w:suppressAutoHyphens w:val="true"/>
+              <w:spacing w:before="0" w:after="0"/>
               <w:rPr>
                 <w:rFonts w:ascii="Maven Pro" w:hAnsi="Maven Pro" w:cs="Tahoma"/>
                 <w:sz w:val="16"/>
@@ -657,18 +800,22 @@
             </w:pPr>
             <w:r>
               <w:rPr>
-                <w:rFonts w:ascii="Maven Pro" w:hAnsi="Maven Pro" w:cs="Tahoma"/>
+                <w:rFonts w:eastAsia="Times New Roman" w:cs="Tahoma" w:ascii="Maven Pro" w:hAnsi="Maven Pro"/>
                 <w:b/>
+                <w:kern w:val="0"/>
                 <w:sz w:val="16"/>
                 <w:szCs w:val="16"/>
+                <w:lang w:val="es-CO" w:bidi="ar-SA"/>
               </w:rPr>
               <w:t>Cargo</w:t>
             </w:r>
             <w:r>
               <w:rPr>
-                <w:rFonts w:ascii="Maven Pro" w:hAnsi="Maven Pro" w:cs="Tahoma"/>
+                <w:rFonts w:eastAsia="Times New Roman" w:cs="Tahoma" w:ascii="Maven Pro" w:hAnsi="Maven Pro"/>
+                <w:kern w:val="0"/>
                 <w:sz w:val="16"/>
                 <w:szCs w:val="16"/>
+                <w:lang w:val="es-CO" w:bidi="ar-SA"/>
               </w:rPr>
               <w:t>; Secretaria Ejecutiva del Despacho</w:t>
             </w:r>
@@ -677,9 +824,14 @@
         <w:tc>
           <w:tcPr>
             <w:tcW w:w="3402" w:type="dxa"/>
+            <w:tcBorders/>
           </w:tcPr>
           <w:p>
             <w:pPr>
+              <w:pStyle w:val="Normal"/>
+              <w:widowControl/>
+              <w:suppressAutoHyphens w:val="true"/>
+              <w:spacing w:before="0" w:after="0"/>
               <w:rPr>
                 <w:rFonts w:ascii="Maven Pro" w:hAnsi="Maven Pro" w:cs="Tahoma"/>
                 <w:sz w:val="16"/>
@@ -688,18 +840,22 @@
             </w:pPr>
             <w:r>
               <w:rPr>
-                <w:rFonts w:ascii="Maven Pro" w:hAnsi="Maven Pro" w:cs="Tahoma"/>
+                <w:rFonts w:eastAsia="Times New Roman" w:cs="Tahoma" w:ascii="Maven Pro" w:hAnsi="Maven Pro"/>
                 <w:b/>
+                <w:kern w:val="0"/>
                 <w:sz w:val="16"/>
                 <w:szCs w:val="16"/>
+                <w:lang w:val="es-CO" w:bidi="ar-SA"/>
               </w:rPr>
               <w:t>Cargo</w:t>
             </w:r>
             <w:r>
               <w:rPr>
-                <w:rFonts w:ascii="Maven Pro" w:hAnsi="Maven Pro" w:cs="Tahoma"/>
+                <w:rFonts w:eastAsia="Times New Roman" w:cs="Tahoma" w:ascii="Maven Pro" w:hAnsi="Maven Pro"/>
+                <w:kern w:val="0"/>
                 <w:sz w:val="16"/>
                 <w:szCs w:val="16"/>
+                <w:lang w:val="es-CO" w:bidi="ar-SA"/>
               </w:rPr>
               <w:t>; Secretaria Ejecutiva de Despacho</w:t>
             </w:r>
@@ -708,9 +864,14 @@
         <w:tc>
           <w:tcPr>
             <w:tcW w:w="2976" w:type="dxa"/>
+            <w:tcBorders/>
           </w:tcPr>
           <w:p>
             <w:pPr>
+              <w:pStyle w:val="Normal"/>
+              <w:widowControl/>
+              <w:suppressAutoHyphens w:val="true"/>
+              <w:spacing w:before="0" w:after="0"/>
               <w:rPr>
                 <w:rFonts w:ascii="Maven Pro" w:hAnsi="Maven Pro" w:cs="Tahoma"/>
                 <w:sz w:val="16"/>
@@ -719,18 +880,22 @@
             </w:pPr>
             <w:r>
               <w:rPr>
-                <w:rFonts w:ascii="Maven Pro" w:hAnsi="Maven Pro" w:cs="Tahoma"/>
+                <w:rFonts w:eastAsia="Times New Roman" w:cs="Tahoma" w:ascii="Maven Pro" w:hAnsi="Maven Pro"/>
                 <w:b/>
+                <w:kern w:val="0"/>
                 <w:sz w:val="16"/>
                 <w:szCs w:val="16"/>
+                <w:lang w:val="es-CO" w:bidi="ar-SA"/>
               </w:rPr>
               <w:t>Cargo</w:t>
             </w:r>
             <w:r>
               <w:rPr>
-                <w:rFonts w:ascii="Maven Pro" w:hAnsi="Maven Pro" w:cs="Tahoma"/>
+                <w:rFonts w:eastAsia="Times New Roman" w:cs="Tahoma" w:ascii="Maven Pro" w:hAnsi="Maven Pro"/>
+                <w:kern w:val="0"/>
                 <w:sz w:val="16"/>
                 <w:szCs w:val="16"/>
+                <w:lang w:val="es-CO" w:bidi="ar-SA"/>
               </w:rPr>
               <w:t xml:space="preserve">; </w:t>
             </w:r>
@@ -738,9 +903,11 @@
             <w:bookmarkEnd w:id="1"/>
             <w:r>
               <w:rPr>
-                <w:rFonts w:ascii="Maven Pro" w:hAnsi="Maven Pro" w:cs="Tahoma"/>
+                <w:rFonts w:eastAsia="Times New Roman" w:cs="Tahoma" w:ascii="Maven Pro" w:hAnsi="Maven Pro"/>
+                <w:kern w:val="0"/>
                 <w:sz w:val="16"/>
                 <w:szCs w:val="16"/>
+                <w:lang w:val="es-CO" w:bidi="ar-SA"/>
               </w:rPr>
               <w:t>Alcalde Municipal</w:t>
             </w:r>
@@ -750,68 +917,73 @@
     </w:tbl>
     <w:p>
       <w:pPr>
+        <w:pStyle w:val="Normal"/>
         <w:rPr>
           <w:rFonts w:eastAsia="Arial"/>
         </w:rPr>
       </w:pPr>
+      <w:r>
+        <w:rPr>
+          <w:rFonts w:eastAsia="Arial"/>
+        </w:rPr>
+      </w:r>
       <w:bookmarkStart w:id="2" w:name="_Hlk190792180_Copia_1"/>
-      <w:bookmarkEnd w:id="2"/>
+      <w:bookmarkStart w:id="3" w:name="_Hlk190792180_Copia_1"/>
+      <w:bookmarkEnd w:id="3"/>
     </w:p>
     <w:sectPr>
-      <w:headerReference w:type="default" r:id="rId8"/>
-      <w:footerReference w:type="default" r:id="rId9"/>
-      <w:headerReference w:type="first" r:id="rId10"/>
-      <w:footerReference w:type="first" r:id="rId11"/>
+      <w:headerReference w:type="even" r:id="rId2"/>
+      <w:headerReference w:type="default" r:id="rId3"/>
+      <w:headerReference w:type="first" r:id="rId4"/>
+      <w:footerReference w:type="even" r:id="rId5"/>
+      <w:footerReference w:type="default" r:id="rId6"/>
+      <w:footerReference w:type="first" r:id="rId7"/>
+      <w:type w:val="nextPage"/>
       <w:pgSz w:w="12240" w:h="15840"/>
-      <w:pgMar w:top="1418" w:right="1324" w:bottom="1418" w:left="1418" w:header="284" w:footer="224" w:gutter="0"/>
-      <w:pgNumType w:start="1"/>
-      <w:cols w:space="720"/>
-      <w:formProt w:val="0"/>
-      <w:docGrid w:linePitch="299"/>
+      <w:pgMar w:left="1418" w:right="1324" w:gutter="0" w:header="284" w:top="1418" w:footer="224" w:bottom="1418"/>
+      <w:pgNumType w:start="1" w:fmt="decimal"/>
+      <w:formProt w:val="false"/>
+      <w:textDirection w:val="lrTb"/>
+      <w:docGrid w:type="default" w:linePitch="299" w:charSpace="0"/>
     </w:sectPr>
   </w:body>
 </w:document>
 </file>
 
-<file path=word/endnotes.xml><?xml version="1.0" encoding="utf-8"?>
-<w:endnotes xmlns:wpc="http://schemas.microsoft.com/office/word/2010/wordprocessingCanvas" xmlns:cx="http://schemas.microsoft.com/office/drawing/2014/chartex" xmlns:cx1="http://schemas.microsoft.com/office/drawing/2015/9/8/chartex" xmlns:cx2="http://schemas.microsoft.com/office/drawing/2015/10/21/chartex" xmlns:cx3="http://schemas.microsoft.com/office/drawing/2016/5/9/chartex" xmlns:cx4="http://schemas.microsoft.com/office/drawing/2016/5/10/chartex" xmlns:cx5="http://schemas.microsoft.com/office/drawing/2016/5/11/chartex" xmlns:cx6="http://schemas.microsoft.com/office/drawing/2016/5/12/chartex" xmlns:cx7="http://schemas.microsoft.com/office/drawing/2016/5/13/chartex" xmlns:cx8="http://schemas.microsoft.com/office/drawing/2016/5/14/chartex" xmlns:mc="http://schemas.openxmlformats.org/markup-compatibility/2006" xmlns:aink="http://schemas.microsoft.com/office/drawing/2016/ink" xmlns:am3d="http://schemas.microsoft.com/office/drawing/2017/model3d" xmlns:o="urn:schemas-microsoft-com:office:office" xmlns:oel="http://schemas.microsoft.com/office/2019/extlst" xmlns:r="http://schemas.openxmlformats.org/officeDocument/2006/relationships" xmlns:m="http://schemas.openxmlformats.org/officeDocument/2006/math" xmlns:v="urn:schemas-microsoft-com:vml" xmlns:wp14="http://schemas.microsoft.com/office/word/2010/wordprocessingDrawing" xmlns:wp="http://schemas.openxmlformats.org/drawingml/2006/wordprocessingDrawing" xmlns:w10="urn:schemas-microsoft-com:office:word" xmlns:w="http://schemas.openxmlformats.org/wordprocessingml/2006/main" xmlns:w14="http://schemas.microsoft.com/office/word/2010/wordml" xmlns:w15="http://schemas.microsoft.com/office/word/2012/wordml" xmlns:w16cex="http://schemas.microsoft.com/office/word/2018/wordml/cex" xmlns:w16cid="http://schemas.microsoft.com/office/word/2016/wordml/cid" xmlns:w16="http://schemas.microsoft.com/office/word/2018/wordml" xmlns:w16du="http://schemas.microsoft.com/office/word/2023/wordml/word16du" xmlns:w16sdtdh="http://schemas.microsoft.com/office/word/2020/wordml/sdtdatahash" xmlns:w16sdtfl="http://schemas.microsoft.com/office/word/2024/wordml/sdtformatlock" xmlns:w16se="http://schemas.microsoft.com/office/word/2015/wordml/symex" xmlns:wpg="http://schemas.microsoft.com/office/word/2010/wordprocessingGroup" xmlns:wpi="http://schemas.microsoft.com/office/word/2010/wordprocessingInk" xmlns:wne="http://schemas.microsoft.com/office/word/2006/wordml" xmlns:wps="http://schemas.microsoft.com/office/word/2010/wordprocessingShape" mc:Ignorable="w14 w15 w16se w16cid w16 w16cex w16sdtdh w16sdtfl w16du wp14">
-  <w:endnote w:type="separator" w:id="-1">
-    <w:p>
-      <w:r>
-        <w:separator/>
-      </w:r>
-    </w:p>
-  </w:endnote>
-  <w:endnote w:type="continuationSeparator" w:id="0">
-    <w:p>
-      <w:r>
-        <w:continuationSeparator/>
-      </w:r>
-    </w:p>
-  </w:endnote>
-</w:endnotes>
+<file path=word/footer1.xml><?xml version="1.0" encoding="utf-8"?>
+<w:ftr xmlns:o="urn:schemas-microsoft-com:office:office" xmlns:r="http://schemas.openxmlformats.org/officeDocument/2006/relationships" xmlns:v="urn:schemas-microsoft-com:vml" xmlns:w="http://schemas.openxmlformats.org/wordprocessingml/2006/main" xmlns:w10="urn:schemas-microsoft-com:office:word" xmlns:wp="http://schemas.openxmlformats.org/drawingml/2006/wordprocessingDrawing" xmlns:pic="http://schemas.openxmlformats.org/drawingml/2006/picture" xmlns:wps="http://schemas.microsoft.com/office/word/2010/wordprocessingShape" xmlns:wpg="http://schemas.microsoft.com/office/word/2010/wordprocessingGroup" xmlns:mc="http://schemas.openxmlformats.org/markup-compatibility/2006" xmlns:wp14="http://schemas.microsoft.com/office/word/2010/wordprocessingDrawing" xmlns:w14="http://schemas.microsoft.com/office/word/2010/wordml" xmlns:w15="http://schemas.microsoft.com/office/word/2012/wordml" mc:Ignorable="w14 wp14 w15">
+  <w:p>
+    <w:pPr>
+      <w:pStyle w:val="Footer"/>
+      <w:rPr/>
+    </w:pPr>
+    <w:r>
+      <w:rPr/>
+    </w:r>
+  </w:p>
+</w:ftr>
 </file>
 
-<file path=word/footer1.xml><?xml version="1.0" encoding="utf-8"?>
-<w:ftr xmlns:wpc="http://schemas.microsoft.com/office/word/2010/wordprocessingCanvas" xmlns:cx="http://schemas.microsoft.com/office/drawing/2014/chartex" xmlns:cx1="http://schemas.microsoft.com/office/drawing/2015/9/8/chartex" xmlns:cx2="http://schemas.microsoft.com/office/drawing/2015/10/21/chartex" xmlns:cx3="http://schemas.microsoft.com/office/drawing/2016/5/9/chartex" xmlns:cx4="http://schemas.microsoft.com/office/drawing/2016/5/10/chartex" xmlns:cx5="http://schemas.microsoft.com/office/drawing/2016/5/11/chartex" xmlns:cx6="http://schemas.microsoft.com/office/drawing/2016/5/12/chartex" xmlns:cx7="http://schemas.microsoft.com/office/drawing/2016/5/13/chartex" xmlns:cx8="http://schemas.microsoft.com/office/drawing/2016/5/14/chartex" xmlns:mc="http://schemas.openxmlformats.org/markup-compatibility/2006" xmlns:aink="http://schemas.microsoft.com/office/drawing/2016/ink" xmlns:am3d="http://schemas.microsoft.com/office/drawing/2017/model3d" xmlns:o="urn:schemas-microsoft-com:office:office" xmlns:oel="http://schemas.microsoft.com/office/2019/extlst" xmlns:r="http://schemas.openxmlformats.org/officeDocument/2006/relationships" xmlns:m="http://schemas.openxmlformats.org/officeDocument/2006/math" xmlns:v="urn:schemas-microsoft-com:vml" xmlns:wp14="http://schemas.microsoft.com/office/word/2010/wordprocessingDrawing" xmlns:wp="http://schemas.openxmlformats.org/drawingml/2006/wordprocessingDrawing" xmlns:w10="urn:schemas-microsoft-com:office:word" xmlns:w="http://schemas.openxmlformats.org/wordprocessingml/2006/main" xmlns:w14="http://schemas.microsoft.com/office/word/2010/wordml" xmlns:w15="http://schemas.microsoft.com/office/word/2012/wordml" xmlns:w16cex="http://schemas.microsoft.com/office/word/2018/wordml/cex" xmlns:w16cid="http://schemas.microsoft.com/office/word/2016/wordml/cid" xmlns:w16="http://schemas.microsoft.com/office/word/2018/wordml" xmlns:w16du="http://schemas.microsoft.com/office/word/2023/wordml/word16du" xmlns:w16sdtdh="http://schemas.microsoft.com/office/word/2020/wordml/sdtdatahash" xmlns:w16sdtfl="http://schemas.microsoft.com/office/word/2024/wordml/sdtformatlock" xmlns:w16se="http://schemas.microsoft.com/office/word/2015/wordml/symex" xmlns:wpg="http://schemas.microsoft.com/office/word/2010/wordprocessingGroup" xmlns:wpi="http://schemas.microsoft.com/office/word/2010/wordprocessingInk" xmlns:wne="http://schemas.microsoft.com/office/word/2006/wordml" xmlns:wps="http://schemas.microsoft.com/office/word/2010/wordprocessingShape" mc:Ignorable="w14 w15 w16se w16cid w16 w16cex w16sdtdh w16sdtfl w16du wp14">
+<file path=word/footer2.xml><?xml version="1.0" encoding="utf-8"?>
+<w:ftr xmlns:o="urn:schemas-microsoft-com:office:office" xmlns:r="http://schemas.openxmlformats.org/officeDocument/2006/relationships" xmlns:v="urn:schemas-microsoft-com:vml" xmlns:w="http://schemas.openxmlformats.org/wordprocessingml/2006/main" xmlns:w10="urn:schemas-microsoft-com:office:word" xmlns:wp="http://schemas.openxmlformats.org/drawingml/2006/wordprocessingDrawing" xmlns:pic="http://schemas.openxmlformats.org/drawingml/2006/picture" xmlns:wps="http://schemas.microsoft.com/office/word/2010/wordprocessingShape" xmlns:wpg="http://schemas.microsoft.com/office/word/2010/wordprocessingGroup" xmlns:mc="http://schemas.openxmlformats.org/markup-compatibility/2006" xmlns:wp14="http://schemas.microsoft.com/office/word/2010/wordprocessingDrawing" xmlns:w14="http://schemas.microsoft.com/office/word/2010/wordml" xmlns:w15="http://schemas.microsoft.com/office/word/2012/wordml" mc:Ignorable="w14 wp14 w15">
   <w:tbl>
     <w:tblPr>
       <w:tblStyle w:val="Tabladelista41"/>
       <w:tblW w:w="9493" w:type="dxa"/>
+      <w:jc w:val="start"/>
       <w:tblInd w:w="-5" w:type="dxa"/>
-      <w:tblBorders>
-        <w:top w:val="none" w:sz="0" w:space="0" w:color="auto"/>
-        <w:left w:val="none" w:sz="0" w:space="0" w:color="auto"/>
-        <w:bottom w:val="none" w:sz="0" w:space="0" w:color="auto"/>
-        <w:right w:val="none" w:sz="0" w:space="0" w:color="auto"/>
-        <w:insideH w:val="none" w:sz="0" w:space="0" w:color="auto"/>
-      </w:tblBorders>
       <w:tblLayout w:type="fixed"/>
-      <w:tblLook w:val="04A0" w:firstRow="1" w:lastRow="0" w:firstColumn="1" w:lastColumn="0" w:noHBand="0" w:noVBand="1"/>
+      <w:tblCellMar>
+        <w:top w:w="55" w:type="dxa"/>
+        <w:start w:w="108" w:type="dxa"/>
+        <w:bottom w:w="55" w:type="dxa"/>
+        <w:end w:w="108" w:type="dxa"/>
+      </w:tblCellMar>
+      <w:tblLook w:firstRow="1" w:noVBand="1" w:lastRow="0" w:firstColumn="1" w:lastColumn="0" w:noHBand="0" w:val="04a0"/>
     </w:tblPr>
     <w:tblGrid>
-      <w:gridCol w:w="2403"/>
-      <w:gridCol w:w="4822"/>
+      <w:gridCol w:w="2398"/>
+      <w:gridCol w:w="4827"/>
       <w:gridCol w:w="2268"/>
     </w:tblGrid>
     <w:tr>
@@ -821,45 +993,56 @@
       <w:tc>
         <w:tcPr>
           <w:cnfStyle w:val="001000000000" w:firstRow="0" w:lastRow="0" w:firstColumn="1" w:lastColumn="0" w:oddVBand="0" w:evenVBand="0" w:oddHBand="0" w:evenHBand="0" w:firstRowFirstColumn="0" w:firstRowLastColumn="0" w:lastRowFirstColumn="0" w:lastRowLastColumn="0"/>
-          <w:tcW w:w="2403" w:type="dxa"/>
+          <w:tcW w:w="2398" w:type="dxa"/>
           <w:vMerge w:val="restart"/>
           <w:tcBorders>
-            <w:top w:val="none" w:sz="0" w:space="0" w:color="auto"/>
-            <w:left w:val="none" w:sz="0" w:space="0" w:color="auto"/>
-            <w:bottom w:val="none" w:sz="0" w:space="0" w:color="auto"/>
+            <w:top w:val="nil"/>
+            <w:start w:val="nil"/>
+            <w:bottom w:val="nil"/>
+            <w:end w:val="nil"/>
           </w:tcBorders>
-          <w:shd w:val="clear" w:color="auto" w:fill="auto"/>
+          <w:shd w:color="auto" w:fill="auto" w:val="clear"/>
           <w:vAlign w:val="center"/>
         </w:tcPr>
         <w:p>
           <w:pPr>
-            <w:widowControl w:val="0"/>
-            <w:ind w:right="349"/>
+            <w:pStyle w:val="Normal"/>
+            <w:widowControl w:val="false"/>
+            <w:suppressAutoHyphens w:val="true"/>
+            <w:spacing w:before="0" w:after="0"/>
+            <w:ind w:end="349"/>
             <w:jc w:val="center"/>
             <w:rPr>
               <w:rFonts w:eastAsia="Arial" w:cs="Arial"/>
-              <w:b w:val="0"/>
-              <w:bCs w:val="0"/>
+              <w:b w:val="false"/>
+              <w:bCs w:val="false"/>
               <w:sz w:val="16"/>
               <w:szCs w:val="16"/>
             </w:rPr>
           </w:pPr>
           <w:r>
             <w:rPr>
+              <w:rFonts w:eastAsia="Times New Roman"/>
+              <w:b/>
+              <w:bCs/>
+              <w:color w:themeColor="background1" w:val="FFFFFF"/>
+              <w:kern w:val="0"/>
               <w:sz w:val="16"/>
               <w:szCs w:val="16"/>
+              <w:lang w:val="es-CO" w:bidi="ar-SA"/>
             </w:rPr>
             <w:t xml:space="preserve">      </w:t>
           </w:r>
           <w:r>
             <w:rPr>
-              <w:noProof/>
+              <w:b/>
+              <w:bCs/>
             </w:rPr>
             <w:drawing>
-              <wp:inline distT="0" distB="0" distL="0" distR="0" wp14:anchorId="5B1704C9" wp14:editId="1D1F7F38">
+              <wp:inline distT="0" distB="0" distL="0" distR="0">
                 <wp:extent cx="937260" cy="435610"/>
                 <wp:effectExtent l="0" t="0" r="0" b="0"/>
-                <wp:docPr id="714675830" name="Imagen 1"/>
+                <wp:docPr id="3" name="Imagen 1"/>
                 <wp:cNvGraphicFramePr>
                   <a:graphicFrameLocks xmlns:a="http://schemas.openxmlformats.org/drawingml/2006/main" noChangeAspect="1"/>
                 </wp:cNvGraphicFramePr>
@@ -898,22 +1081,29 @@
       </w:tc>
       <w:tc>
         <w:tcPr>
-          <w:tcW w:w="4822" w:type="dxa"/>
+          <w:tcW w:w="4827" w:type="dxa"/>
           <w:tcBorders>
-            <w:top w:val="none" w:sz="0" w:space="0" w:color="auto"/>
-            <w:bottom w:val="none" w:sz="0" w:space="0" w:color="auto"/>
+            <w:top w:val="nil"/>
+            <w:start w:val="nil"/>
+            <w:bottom w:val="nil"/>
+            <w:end w:val="nil"/>
           </w:tcBorders>
-          <w:shd w:val="clear" w:color="auto" w:fill="auto"/>
+          <w:shd w:color="auto" w:fill="auto" w:val="clear"/>
         </w:tcPr>
         <w:p>
           <w:pPr>
+            <w:pStyle w:val="Normal"/>
+            <w:widowControl/>
             <w:shd w:val="clear" w:color="auto" w:fill="FFFFFF"/>
+            <w:suppressAutoHyphens w:val="true"/>
+            <w:spacing w:before="0" w:after="0"/>
             <w:jc w:val="center"/>
             <w:cnfStyle w:val="100000000000" w:firstRow="1" w:lastRow="0" w:firstColumn="0" w:lastColumn="0" w:oddVBand="0" w:evenVBand="0" w:oddHBand="0" w:evenHBand="0" w:firstRowFirstColumn="0" w:firstRowLastColumn="0" w:lastRowFirstColumn="0" w:lastRowLastColumn="0"/>
             <w:rPr>
-              <w:rFonts w:ascii="Maven Pro" w:hAnsi="Maven Pro" w:cstheme="minorHAnsi"/>
-              <w:b w:val="0"/>
-              <w:bCs w:val="0"/>
+              <w:rFonts w:ascii="Maven Pro" w:hAnsi="Maven Pro" w:cs="Calibri" w:cstheme="minorHAnsi"/>
+              <w:b w:val="false"/>
+              <w:bCs w:val="false"/>
+              <w:color w:themeColor="text1" w:val="000000"/>
               <w:sz w:val="15"/>
               <w:szCs w:val="15"/>
               <w:lang w:eastAsia="es-CO"/>
@@ -921,33 +1111,45 @@
           </w:pPr>
           <w:r>
             <w:rPr>
-              <w:rFonts w:ascii="Maven Pro" w:hAnsi="Maven Pro" w:cstheme="minorHAnsi"/>
+              <w:rFonts w:eastAsia="Times New Roman" w:cs="Calibri" w:ascii="Maven Pro" w:hAnsi="Maven Pro" w:cstheme="minorHAnsi"/>
+              <w:b/>
+              <w:bCs/>
+              <w:color w:themeColor="text1" w:val="000000"/>
+              <w:kern w:val="0"/>
               <w:sz w:val="15"/>
               <w:szCs w:val="15"/>
-              <w:lang w:eastAsia="es-CO"/>
+              <w:lang w:val="es-CO" w:eastAsia="es-CO" w:bidi="ar-SA"/>
             </w:rPr>
             <w:t xml:space="preserve">Alcaldía Municipal de Cabuyaro, Meta </w:t>
           </w:r>
         </w:p>
         <w:p>
           <w:pPr>
+            <w:pStyle w:val="Normal"/>
+            <w:widowControl/>
             <w:shd w:val="clear" w:color="auto" w:fill="FFFFFF"/>
+            <w:suppressAutoHyphens w:val="true"/>
+            <w:spacing w:before="0" w:after="0"/>
             <w:jc w:val="center"/>
             <w:cnfStyle w:val="100000000000" w:firstRow="1" w:lastRow="0" w:firstColumn="0" w:lastColumn="0" w:oddVBand="0" w:evenVBand="0" w:oddHBand="0" w:evenHBand="0" w:firstRowFirstColumn="0" w:firstRowLastColumn="0" w:lastRowFirstColumn="0" w:lastRowLastColumn="0"/>
             <w:rPr>
-              <w:rFonts w:ascii="Maven Pro" w:eastAsia="Arial" w:hAnsi="Maven Pro" w:cstheme="minorHAnsi"/>
+              <w:rFonts w:ascii="Maven Pro" w:hAnsi="Maven Pro" w:eastAsia="Arial" w:cs="Calibri" w:cstheme="minorHAnsi"/>
+              <w:color w:themeColor="text1" w:val="000000"/>
               <w:sz w:val="15"/>
               <w:szCs w:val="15"/>
             </w:rPr>
           </w:pPr>
           <w:r>
             <w:rPr>
-              <w:rFonts w:ascii="Maven Pro" w:hAnsi="Maven Pro" w:cstheme="minorHAnsi"/>
-              <w:b w:val="0"/>
-              <w:bCs w:val="0"/>
+              <w:rFonts w:eastAsia="Times New Roman" w:cs="Calibri" w:ascii="Maven Pro" w:hAnsi="Maven Pro" w:cstheme="minorHAnsi"/>
+              <w:b w:val="false"/>
+              <w:bCs w:val="false"/>
+              <w:color w:themeColor="text1" w:val="000000"/>
+              <w:kern w:val="0"/>
               <w:sz w:val="15"/>
               <w:szCs w:val="15"/>
-              <w:shd w:val="clear" w:color="auto" w:fill="FFFFFF"/>
+              <w:shd w:fill="FFFFFF" w:val="clear"/>
+              <w:lang w:val="es-CO" w:bidi="ar-SA"/>
             </w:rPr>
             <w:t>Carrera 7 No. 7- 35 Barrio Centro Municipio de Cabuyaro (Meta).</w:t>
           </w:r>
@@ -958,47 +1160,47 @@
           <w:tcW w:w="2268" w:type="dxa"/>
           <w:vMerge w:val="restart"/>
           <w:tcBorders>
-            <w:top w:val="none" w:sz="0" w:space="0" w:color="auto"/>
-            <w:bottom w:val="none" w:sz="0" w:space="0" w:color="auto"/>
-            <w:right w:val="none" w:sz="0" w:space="0" w:color="auto"/>
+            <w:top w:val="nil"/>
+            <w:start w:val="nil"/>
+            <w:bottom w:val="nil"/>
+            <w:end w:val="nil"/>
           </w:tcBorders>
-          <w:shd w:val="clear" w:color="auto" w:fill="auto"/>
+          <w:shd w:color="auto" w:fill="auto" w:val="clear"/>
           <w:vAlign w:val="center"/>
         </w:tcPr>
         <w:p>
           <w:pPr>
-            <w:widowControl w:val="0"/>
-            <w:ind w:right="349"/>
+            <w:pStyle w:val="Normal"/>
+            <w:widowControl w:val="false"/>
+            <w:suppressAutoHyphens w:val="true"/>
+            <w:spacing w:before="0" w:after="0"/>
+            <w:ind w:end="349"/>
             <w:jc w:val="center"/>
             <w:cnfStyle w:val="100000000000" w:firstRow="1" w:lastRow="0" w:firstColumn="0" w:lastColumn="0" w:oddVBand="0" w:evenVBand="0" w:oddHBand="0" w:evenHBand="0" w:firstRowFirstColumn="0" w:firstRowLastColumn="0" w:lastRowFirstColumn="0" w:lastRowLastColumn="0"/>
             <w:rPr>
-              <w:rFonts w:ascii="Maven Pro" w:eastAsia="Arial" w:hAnsi="Maven Pro" w:cs="Arial"/>
-              <w:b w:val="0"/>
-              <w:bCs w:val="0"/>
+              <w:rFonts w:ascii="Maven Pro" w:hAnsi="Maven Pro" w:eastAsia="Arial" w:cs="Arial"/>
+              <w:b w:val="false"/>
+              <w:bCs w:val="false"/>
               <w:sz w:val="16"/>
               <w:szCs w:val="16"/>
             </w:rPr>
           </w:pPr>
           <w:r>
-            <w:rPr>
-              <w:noProof/>
-            </w:rPr>
             <mc:AlternateContent>
               <mc:Choice Requires="wps">
                 <w:drawing>
-                  <wp:anchor distT="0" distB="0" distL="0" distR="0" simplePos="0" relativeHeight="251658240" behindDoc="1" locked="0" layoutInCell="1" allowOverlap="1" wp14:anchorId="6C65F80A" wp14:editId="5C6045E8">
+                  <wp:anchor distT="0" distB="0" distL="0" distR="0" simplePos="0" relativeHeight="5" behindDoc="1" locked="0" layoutInCell="1" allowOverlap="1" wp14:anchorId="6C65F80A">
                     <wp:simplePos x="0" y="0"/>
                     <wp:positionH relativeFrom="column">
-                      <wp:posOffset>266065</wp:posOffset>
+                      <wp:posOffset>146050</wp:posOffset>
                     </wp:positionH>
                     <wp:positionV relativeFrom="paragraph">
-                      <wp:posOffset>574675</wp:posOffset>
+                      <wp:posOffset>694690</wp:posOffset>
                     </wp:positionV>
                     <wp:extent cx="1181100" cy="251460"/>
                     <wp:effectExtent l="0" t="0" r="0" b="0"/>
                     <wp:wrapNone/>
                     <wp:docPr id="4" name="Cuadro de texto 2"/>
-                    <wp:cNvGraphicFramePr/>
                     <a:graphic xmlns:a="http://schemas.openxmlformats.org/drawingml/2006/main">
                       <a:graphicData uri="http://schemas.microsoft.com/office/word/2010/wordprocessingShape">
                         <wps:wsp>
@@ -1019,22 +1221,16 @@
                             </a:ln>
                           </wps:spPr>
                           <wps:style>
-                            <a:lnRef idx="0">
-                              <a:scrgbClr r="0" g="0" b="0"/>
-                            </a:lnRef>
-                            <a:fillRef idx="0">
-                              <a:scrgbClr r="0" g="0" b="0"/>
-                            </a:fillRef>
-                            <a:effectRef idx="0">
-                              <a:scrgbClr r="0" g="0" b="0"/>
-                            </a:effectRef>
+                            <a:lnRef idx="0"/>
+                            <a:fillRef idx="0"/>
+                            <a:effectRef idx="0"/>
                             <a:fontRef idx="minor"/>
                           </wps:style>
                           <wps:txbx>
                             <w:txbxContent>
                               <w:p>
                                 <w:pPr>
-                                  <w:pStyle w:val="Contenidodelmarcouser"/>
+                                  <w:pStyle w:val="Contenidodelmarco"/>
                                   <w:rPr>
                                     <w:rFonts w:ascii="Maven Pro" w:hAnsi="Maven Pro"/>
                                     <w:sz w:val="12"/>
@@ -1066,12 +1262,14 @@
               </mc:Choice>
               <mc:Fallback>
                 <w:pict>
-                  <v:rect w14:anchorId="6C65F80A" id="Cuadro de texto 2" o:spid="_x0000_s1026" style="position:absolute;left:0;text-align:left;margin-left:20.95pt;margin-top:45.25pt;width:93pt;height:19.8pt;z-index:-251658240;visibility:visible;mso-wrap-style:square;mso-wrap-distance-left:0;mso-wrap-distance-top:0;mso-wrap-distance-right:0;mso-wrap-distance-bottom:0;mso-position-horizontal:absolute;mso-position-horizontal-relative:text;mso-position-vertical:absolute;mso-position-vertical-relative:text;v-text-anchor:top" o:gfxdata="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" fillcolor="white [3201]" stroked="f" strokeweight=".5pt">
+                  <v:rect id="shape_0" fillcolor="white" stroked="f" o:allowincell="t" style="position:absolute;margin-left:11.5pt;margin-top:54.7pt;width:92.95pt;height:19.75pt;mso-wrap-style:square;v-text-anchor:top" wp14:anchorId="6C65F80A">
+                    <v:fill o:detectmouseclick="t" type="solid" color2="black"/>
+                    <v:stroke color="#3465a4" weight="6480" joinstyle="round" endcap="flat"/>
                     <v:textbox>
                       <w:txbxContent>
                         <w:p>
                           <w:pPr>
-                            <w:pStyle w:val="Contenidodelmarcouser"/>
+                            <w:pStyle w:val="Contenidodelmarco"/>
                             <w:rPr>
                               <w:rFonts w:ascii="Maven Pro" w:hAnsi="Maven Pro"/>
                               <w:sz w:val="12"/>
@@ -1092,6 +1290,7 @@
                         </w:p>
                       </w:txbxContent>
                     </v:textbox>
+                    <w10:wrap type="none"/>
                   </v:rect>
                 </w:pict>
               </mc:Fallback>
@@ -1099,21 +1298,27 @@
           </w:r>
           <w:r>
             <w:rPr>
-              <w:rFonts w:ascii="Maven Pro" w:eastAsia="Arial" w:hAnsi="Maven Pro" w:cs="Arial"/>
+              <w:rFonts w:eastAsia="Arial" w:cs="Arial" w:ascii="Maven Pro" w:hAnsi="Maven Pro"/>
+              <w:b/>
+              <w:bCs/>
+              <w:color w:themeColor="background1" w:val="FFFFFF"/>
+              <w:kern w:val="0"/>
               <w:sz w:val="16"/>
               <w:szCs w:val="16"/>
+              <w:lang w:val="es-CO" w:bidi="ar-SA"/>
             </w:rPr>
             <w:t xml:space="preserve">             </w:t>
           </w:r>
           <w:r>
             <w:rPr>
-              <w:noProof/>
+              <w:b/>
+              <w:bCs/>
             </w:rPr>
             <w:drawing>
-              <wp:inline distT="0" distB="0" distL="0" distR="0" wp14:anchorId="7466C8D1" wp14:editId="2632FD94">
+              <wp:inline distT="0" distB="0" distL="0" distR="0">
                 <wp:extent cx="561340" cy="586740"/>
                 <wp:effectExtent l="0" t="0" r="0" b="0"/>
-                <wp:docPr id="505780630" name="Imagen3" descr="Código QR&#10;&#10;Descripción generada automáticamente"/>
+                <wp:docPr id="5" name="Imagen3" descr="Código QR&#10;&#10;Descripción generada automáticamente"/>
                 <wp:cNvGraphicFramePr>
                   <a:graphicFrameLocks xmlns:a="http://schemas.openxmlformats.org/drawingml/2006/main" noChangeAspect="1"/>
                 </wp:cNvGraphicFramePr>
@@ -1152,50 +1357,80 @@
       </w:tc>
     </w:tr>
     <w:tr>
+      <w:trPr/>
       <w:tc>
         <w:tcPr>
           <w:cnfStyle w:val="001000000000" w:firstRow="0" w:lastRow="0" w:firstColumn="1" w:lastColumn="0" w:oddVBand="0" w:evenVBand="0" w:oddHBand="0" w:evenHBand="0" w:firstRowFirstColumn="0" w:firstRowLastColumn="0" w:lastRowFirstColumn="0" w:lastRowLastColumn="0"/>
-          <w:tcW w:w="2403" w:type="dxa"/>
-          <w:vMerge/>
-          <w:shd w:val="clear" w:color="auto" w:fill="CCCCCC" w:themeFill="text1" w:themeFillTint="33"/>
+          <w:tcW w:w="2398" w:type="dxa"/>
+          <w:vMerge w:val="continue"/>
+          <w:tcBorders>
+            <w:top w:val="nil"/>
+            <w:start w:val="nil"/>
+            <w:bottom w:val="nil"/>
+            <w:end w:val="nil"/>
+          </w:tcBorders>
+          <w:shd w:color="auto" w:fill="CCCCCC" w:themeFill="text1" w:themeFillTint="33" w:val="clear"/>
         </w:tcPr>
         <w:p>
           <w:pPr>
-            <w:widowControl w:val="0"/>
-            <w:ind w:right="349"/>
+            <w:pStyle w:val="Normal"/>
+            <w:widowControl w:val="false"/>
+            <w:suppressAutoHyphens w:val="true"/>
+            <w:spacing w:before="0" w:after="0"/>
+            <w:ind w:end="349"/>
             <w:jc w:val="center"/>
             <w:rPr>
               <w:rFonts w:eastAsia="Arial" w:cs="Arial"/>
-              <w:b w:val="0"/>
-              <w:bCs w:val="0"/>
+              <w:b w:val="false"/>
+              <w:bCs w:val="false"/>
               <w:sz w:val="16"/>
               <w:szCs w:val="16"/>
             </w:rPr>
           </w:pPr>
+          <w:r>
+            <w:rPr>
+              <w:rFonts w:eastAsia="Arial" w:cs="Arial"/>
+              <w:b w:val="false"/>
+              <w:bCs w:val="false"/>
+              <w:sz w:val="16"/>
+              <w:szCs w:val="16"/>
+            </w:rPr>
+          </w:r>
         </w:p>
       </w:tc>
       <w:tc>
         <w:tcPr>
-          <w:tcW w:w="4822" w:type="dxa"/>
-          <w:shd w:val="clear" w:color="auto" w:fill="FFFFFF" w:themeFill="background1"/>
+          <w:tcW w:w="4827" w:type="dxa"/>
+          <w:tcBorders>
+            <w:top w:val="nil"/>
+            <w:start w:val="nil"/>
+            <w:bottom w:val="nil"/>
+            <w:end w:val="nil"/>
+          </w:tcBorders>
+          <w:shd w:color="auto" w:fill="FFFFFF" w:themeFill="background1" w:val="clear"/>
         </w:tcPr>
         <w:p>
           <w:pPr>
-            <w:widowControl w:val="0"/>
-            <w:ind w:right="349"/>
+            <w:pStyle w:val="Normal"/>
+            <w:widowControl w:val="false"/>
+            <w:suppressAutoHyphens w:val="true"/>
+            <w:spacing w:before="0" w:after="0"/>
+            <w:ind w:end="349"/>
             <w:jc w:val="center"/>
             <w:cnfStyle w:val="000000000000" w:firstRow="0" w:lastRow="0" w:firstColumn="0" w:lastColumn="0" w:oddVBand="0" w:evenVBand="0" w:oddHBand="0" w:evenHBand="0" w:firstRowFirstColumn="0" w:firstRowLastColumn="0" w:lastRowFirstColumn="0" w:lastRowLastColumn="0"/>
             <w:rPr>
-              <w:rFonts w:ascii="Maven Pro" w:eastAsia="Arial" w:hAnsi="Maven Pro" w:cstheme="minorHAnsi"/>
+              <w:rFonts w:ascii="Maven Pro" w:hAnsi="Maven Pro" w:eastAsia="Arial" w:cs="Calibri" w:cstheme="minorHAnsi"/>
               <w:sz w:val="15"/>
               <w:szCs w:val="15"/>
             </w:rPr>
           </w:pPr>
           <w:r>
             <w:rPr>
-              <w:rFonts w:ascii="Maven Pro" w:eastAsia="Arial" w:hAnsi="Maven Pro" w:cstheme="minorHAnsi"/>
+              <w:rFonts w:eastAsia="Arial" w:cs="Calibri" w:ascii="Maven Pro" w:hAnsi="Maven Pro" w:cstheme="minorHAnsi"/>
+              <w:kern w:val="0"/>
               <w:sz w:val="15"/>
               <w:szCs w:val="15"/>
+              <w:lang w:val="es-CO" w:bidi="ar-SA"/>
             </w:rPr>
             <w:t>www.cabuyaro-meta.gov.co</w:t>
           </w:r>
@@ -1204,67 +1439,113 @@
       <w:tc>
         <w:tcPr>
           <w:tcW w:w="2268" w:type="dxa"/>
-          <w:vMerge/>
-          <w:shd w:val="clear" w:color="auto" w:fill="CCCCCC" w:themeFill="text1" w:themeFillTint="33"/>
+          <w:vMerge w:val="continue"/>
+          <w:tcBorders>
+            <w:top w:val="nil"/>
+            <w:start w:val="nil"/>
+            <w:bottom w:val="nil"/>
+            <w:end w:val="nil"/>
+          </w:tcBorders>
+          <w:shd w:color="auto" w:fill="CCCCCC" w:themeFill="text1" w:themeFillTint="33" w:val="clear"/>
         </w:tcPr>
         <w:p>
           <w:pPr>
-            <w:widowControl w:val="0"/>
-            <w:ind w:right="349"/>
+            <w:pStyle w:val="Normal"/>
+            <w:widowControl w:val="false"/>
+            <w:suppressAutoHyphens w:val="true"/>
+            <w:spacing w:before="0" w:after="0"/>
+            <w:ind w:end="349"/>
             <w:jc w:val="center"/>
             <w:cnfStyle w:val="000000000000" w:firstRow="0" w:lastRow="0" w:firstColumn="0" w:lastColumn="0" w:oddVBand="0" w:evenVBand="0" w:oddHBand="0" w:evenHBand="0" w:firstRowFirstColumn="0" w:firstRowLastColumn="0" w:lastRowFirstColumn="0" w:lastRowLastColumn="0"/>
             <w:rPr>
-              <w:rFonts w:ascii="Maven Pro" w:eastAsia="Arial" w:hAnsi="Maven Pro" w:cs="Arial"/>
+              <w:rFonts w:ascii="Maven Pro" w:hAnsi="Maven Pro" w:eastAsia="Arial" w:cs="Arial"/>
               <w:sz w:val="16"/>
               <w:szCs w:val="16"/>
             </w:rPr>
           </w:pPr>
+          <w:r>
+            <w:rPr>
+              <w:rFonts w:eastAsia="Arial" w:cs="Arial" w:ascii="Maven Pro" w:hAnsi="Maven Pro"/>
+              <w:sz w:val="16"/>
+              <w:szCs w:val="16"/>
+            </w:rPr>
+          </w:r>
         </w:p>
       </w:tc>
     </w:tr>
     <w:tr>
+      <w:trPr/>
       <w:tc>
         <w:tcPr>
           <w:cnfStyle w:val="001000000000" w:firstRow="0" w:lastRow="0" w:firstColumn="1" w:lastColumn="0" w:oddVBand="0" w:evenVBand="0" w:oddHBand="0" w:evenHBand="0" w:firstRowFirstColumn="0" w:firstRowLastColumn="0" w:lastRowFirstColumn="0" w:lastRowLastColumn="0"/>
-          <w:tcW w:w="2403" w:type="dxa"/>
-          <w:vMerge/>
+          <w:tcW w:w="2398" w:type="dxa"/>
+          <w:vMerge w:val="continue"/>
+          <w:tcBorders>
+            <w:top w:val="nil"/>
+            <w:start w:val="nil"/>
+            <w:bottom w:val="nil"/>
+            <w:end w:val="nil"/>
+          </w:tcBorders>
         </w:tcPr>
         <w:p>
           <w:pPr>
-            <w:widowControl w:val="0"/>
-            <w:ind w:right="349"/>
+            <w:pStyle w:val="Normal"/>
+            <w:widowControl w:val="false"/>
+            <w:suppressAutoHyphens w:val="true"/>
+            <w:spacing w:before="0" w:after="0"/>
+            <w:ind w:end="349"/>
             <w:jc w:val="center"/>
             <w:rPr>
               <w:rFonts w:eastAsia="Arial" w:cs="Arial"/>
-              <w:b w:val="0"/>
-              <w:bCs w:val="0"/>
+              <w:b w:val="false"/>
+              <w:bCs w:val="false"/>
               <w:sz w:val="16"/>
               <w:szCs w:val="16"/>
             </w:rPr>
           </w:pPr>
+          <w:r>
+            <w:rPr>
+              <w:rFonts w:eastAsia="Arial" w:cs="Arial"/>
+              <w:b w:val="false"/>
+              <w:bCs w:val="false"/>
+              <w:sz w:val="16"/>
+              <w:szCs w:val="16"/>
+            </w:rPr>
+          </w:r>
         </w:p>
       </w:tc>
       <w:tc>
         <w:tcPr>
-          <w:tcW w:w="4822" w:type="dxa"/>
+          <w:tcW w:w="4827" w:type="dxa"/>
+          <w:tcBorders>
+            <w:top w:val="nil"/>
+            <w:start w:val="nil"/>
+            <w:bottom w:val="nil"/>
+            <w:end w:val="nil"/>
+          </w:tcBorders>
         </w:tcPr>
         <w:p>
           <w:pPr>
-            <w:widowControl w:val="0"/>
-            <w:ind w:right="349"/>
+            <w:pStyle w:val="Normal"/>
+            <w:widowControl w:val="false"/>
+            <w:suppressAutoHyphens w:val="true"/>
+            <w:spacing w:before="0" w:after="0"/>
+            <w:ind w:end="349"/>
             <w:jc w:val="center"/>
             <w:cnfStyle w:val="000000000000" w:firstRow="0" w:lastRow="0" w:firstColumn="0" w:lastColumn="0" w:oddVBand="0" w:evenVBand="0" w:oddHBand="0" w:evenHBand="0" w:firstRowFirstColumn="0" w:firstRowLastColumn="0" w:lastRowFirstColumn="0" w:lastRowLastColumn="0"/>
             <w:rPr>
-              <w:rFonts w:ascii="Maven Pro" w:eastAsia="Arial" w:hAnsi="Maven Pro" w:cstheme="minorHAnsi"/>
+              <w:rFonts w:ascii="Maven Pro" w:hAnsi="Maven Pro" w:eastAsia="Arial" w:cs="Calibri" w:cstheme="minorHAnsi"/>
               <w:sz w:val="15"/>
               <w:szCs w:val="15"/>
             </w:rPr>
           </w:pPr>
           <w:r>
             <w:rPr>
-              <w:rFonts w:ascii="Maven Pro" w:eastAsia="Arial" w:hAnsi="Maven Pro" w:cstheme="minorHAnsi"/>
+              <w:rFonts w:eastAsia="Arial" w:cs="Calibri" w:ascii="Maven Pro" w:hAnsi="Maven Pro" w:cstheme="minorHAnsi"/>
+              <w:kern w:val="0"/>
               <w:sz w:val="15"/>
               <w:szCs w:val="15"/>
+              <w:lang w:val="es-CO" w:bidi="ar-SA"/>
             </w:rPr>
             <w:t>Contactenos@cabuyaro-meta.gov.co</w:t>
           </w:r>
@@ -1273,88 +1554,104 @@
       <w:tc>
         <w:tcPr>
           <w:tcW w:w="2268" w:type="dxa"/>
-          <w:vMerge/>
+          <w:vMerge w:val="continue"/>
+          <w:tcBorders>
+            <w:top w:val="nil"/>
+            <w:start w:val="nil"/>
+            <w:bottom w:val="nil"/>
+            <w:end w:val="nil"/>
+          </w:tcBorders>
         </w:tcPr>
         <w:p>
           <w:pPr>
-            <w:widowControl w:val="0"/>
-            <w:ind w:right="349"/>
+            <w:pStyle w:val="Normal"/>
+            <w:widowControl w:val="false"/>
+            <w:suppressAutoHyphens w:val="true"/>
+            <w:spacing w:before="0" w:after="0"/>
+            <w:ind w:end="349"/>
             <w:jc w:val="center"/>
             <w:cnfStyle w:val="000000000000" w:firstRow="0" w:lastRow="0" w:firstColumn="0" w:lastColumn="0" w:oddVBand="0" w:evenVBand="0" w:oddHBand="0" w:evenHBand="0" w:firstRowFirstColumn="0" w:firstRowLastColumn="0" w:lastRowFirstColumn="0" w:lastRowLastColumn="0"/>
             <w:rPr>
-              <w:rFonts w:ascii="Maven Pro" w:eastAsia="Arial" w:hAnsi="Maven Pro" w:cs="Arial"/>
+              <w:rFonts w:ascii="Maven Pro" w:hAnsi="Maven Pro" w:eastAsia="Arial" w:cs="Arial"/>
               <w:sz w:val="16"/>
               <w:szCs w:val="16"/>
             </w:rPr>
           </w:pPr>
+          <w:r>
+            <w:rPr>
+              <w:rFonts w:eastAsia="Arial" w:cs="Arial" w:ascii="Maven Pro" w:hAnsi="Maven Pro"/>
+              <w:sz w:val="16"/>
+              <w:szCs w:val="16"/>
+            </w:rPr>
+          </w:r>
         </w:p>
       </w:tc>
     </w:tr>
   </w:tbl>
   <w:p>
     <w:pPr>
-      <w:widowControl w:val="0"/>
-      <w:ind w:right="349"/>
+      <w:pStyle w:val="Normal"/>
+      <w:widowControl w:val="false"/>
+      <w:ind w:end="349"/>
       <w:jc w:val="center"/>
       <w:rPr>
-        <w:rFonts w:ascii="Maven Pro" w:eastAsia="Arial" w:hAnsi="Maven Pro" w:cs="Arial"/>
+        <w:rFonts w:ascii="Maven Pro" w:hAnsi="Maven Pro" w:eastAsia="Arial" w:cs="Arial"/>
         <w:sz w:val="16"/>
         <w:szCs w:val="16"/>
       </w:rPr>
     </w:pPr>
+    <w:r>
+      <w:rPr>
+        <w:rFonts w:eastAsia="Arial" w:cs="Arial" w:ascii="Maven Pro" w:hAnsi="Maven Pro"/>
+        <w:sz w:val="16"/>
+        <w:szCs w:val="16"/>
+      </w:rPr>
+    </w:r>
   </w:p>
   <w:p>
     <w:pPr>
-      <w:widowControl w:val="0"/>
-      <w:ind w:right="349"/>
+      <w:pStyle w:val="Normal"/>
+      <w:widowControl w:val="false"/>
+      <w:ind w:end="349"/>
       <w:jc w:val="center"/>
       <w:rPr>
-        <w:rFonts w:ascii="Maven Pro" w:eastAsia="Arial" w:hAnsi="Maven Pro" w:cs="Arial"/>
+        <w:rFonts w:ascii="Maven Pro" w:hAnsi="Maven Pro" w:eastAsia="Arial" w:cs="Arial"/>
         <w:sz w:val="16"/>
         <w:szCs w:val="16"/>
       </w:rPr>
     </w:pPr>
     <w:r>
       <w:rPr>
-        <w:rFonts w:ascii="Maven Pro" w:eastAsia="Arial" w:hAnsi="Maven Pro" w:cs="Arial"/>
+        <w:rFonts w:eastAsia="Arial" w:cs="Arial" w:ascii="Maven Pro" w:hAnsi="Maven Pro"/>
         <w:sz w:val="16"/>
         <w:szCs w:val="16"/>
       </w:rPr>
-      <w:t xml:space="preserve">Para validar este documento escribe «numeroRadico» en el portal de tramites de la </w:t>
-    </w:r>
-    <w:r>
-      <w:rPr>
-        <w:rFonts w:ascii="Maven Pro" w:eastAsia="Arial" w:hAnsi="Maven Pro" w:cs="Arial"/>
-        <w:sz w:val="16"/>
-        <w:szCs w:val="16"/>
-      </w:rPr>
-      <w:t>Alcaldía</w:t>
-    </w:r>
-    <w:r>
-      <w:rPr>
-        <w:rFonts w:ascii="Maven Pro" w:eastAsia="Arial" w:hAnsi="Maven Pro" w:cs="Arial"/>
-        <w:sz w:val="16"/>
-        <w:szCs w:val="16"/>
-      </w:rPr>
-      <w:t xml:space="preserve"> de Cabuyaro</w:t>
+      <w:t>Para validar este documento escribe {{numeroRadico}} en el portal de tramites de la Alcaldía de Cabuyaro</w:t>
     </w:r>
   </w:p>
 </w:ftr>
 </file>
 
-<file path=word/footer2.xml><?xml version="1.0" encoding="utf-8"?>
-<w:ftr xmlns:wpc="http://schemas.microsoft.com/office/word/2010/wordprocessingCanvas" xmlns:cx="http://schemas.microsoft.com/office/drawing/2014/chartex" xmlns:cx1="http://schemas.microsoft.com/office/drawing/2015/9/8/chartex" xmlns:cx2="http://schemas.microsoft.com/office/drawing/2015/10/21/chartex" xmlns:cx3="http://schemas.microsoft.com/office/drawing/2016/5/9/chartex" xmlns:cx4="http://schemas.microsoft.com/office/drawing/2016/5/10/chartex" xmlns:cx5="http://schemas.microsoft.com/office/drawing/2016/5/11/chartex" xmlns:cx6="http://schemas.microsoft.com/office/drawing/2016/5/12/chartex" xmlns:cx7="http://schemas.microsoft.com/office/drawing/2016/5/13/chartex" xmlns:cx8="http://schemas.microsoft.com/office/drawing/2016/5/14/chartex" xmlns:mc="http://schemas.openxmlformats.org/markup-compatibility/2006" xmlns:aink="http://schemas.microsoft.com/office/drawing/2016/ink" xmlns:am3d="http://schemas.microsoft.com/office/drawing/2017/model3d" xmlns:o="urn:schemas-microsoft-com:office:office" xmlns:oel="http://schemas.microsoft.com/office/2019/extlst" xmlns:r="http://schemas.openxmlformats.org/officeDocument/2006/relationships" xmlns:m="http://schemas.openxmlformats.org/officeDocument/2006/math" xmlns:v="urn:schemas-microsoft-com:vml" xmlns:wp14="http://schemas.microsoft.com/office/word/2010/wordprocessingDrawing" xmlns:wp="http://schemas.openxmlformats.org/drawingml/2006/wordprocessingDrawing" xmlns:w10="urn:schemas-microsoft-com:office:word" xmlns:w="http://schemas.openxmlformats.org/wordprocessingml/2006/main" xmlns:w14="http://schemas.microsoft.com/office/word/2010/wordml" xmlns:w15="http://schemas.microsoft.com/office/word/2012/wordml" xmlns:w16cex="http://schemas.microsoft.com/office/word/2018/wordml/cex" xmlns:w16cid="http://schemas.microsoft.com/office/word/2016/wordml/cid" xmlns:w16="http://schemas.microsoft.com/office/word/2018/wordml" xmlns:w16du="http://schemas.microsoft.com/office/word/2023/wordml/word16du" xmlns:w16sdtdh="http://schemas.microsoft.com/office/word/2020/wordml/sdtdatahash" xmlns:w16sdtfl="http://schemas.microsoft.com/office/word/2024/wordml/sdtformatlock" xmlns:w16se="http://schemas.microsoft.com/office/word/2015/wordml/symex" xmlns:wpg="http://schemas.microsoft.com/office/word/2010/wordprocessingGroup" xmlns:wpi="http://schemas.microsoft.com/office/word/2010/wordprocessingInk" xmlns:wne="http://schemas.microsoft.com/office/word/2006/wordml" xmlns:wps="http://schemas.microsoft.com/office/word/2010/wordprocessingShape" mc:Ignorable="w14 w15 w16se w16cid w16 w16cex w16sdtdh w16sdtfl w16du wp14">
+<file path=word/footer3.xml><?xml version="1.0" encoding="utf-8"?>
+<w:ftr xmlns:o="urn:schemas-microsoft-com:office:office" xmlns:r="http://schemas.openxmlformats.org/officeDocument/2006/relationships" xmlns:v="urn:schemas-microsoft-com:vml" xmlns:w="http://schemas.openxmlformats.org/wordprocessingml/2006/main" xmlns:w10="urn:schemas-microsoft-com:office:word" xmlns:wp="http://schemas.openxmlformats.org/drawingml/2006/wordprocessingDrawing" xmlns:pic="http://schemas.openxmlformats.org/drawingml/2006/picture" xmlns:wps="http://schemas.microsoft.com/office/word/2010/wordprocessingShape" xmlns:wpg="http://schemas.microsoft.com/office/word/2010/wordprocessingGroup" xmlns:mc="http://schemas.openxmlformats.org/markup-compatibility/2006" xmlns:wp14="http://schemas.microsoft.com/office/word/2010/wordprocessingDrawing" xmlns:w14="http://schemas.microsoft.com/office/word/2010/wordml" xmlns:w15="http://schemas.microsoft.com/office/word/2012/wordml" mc:Ignorable="w14 wp14 w15">
   <w:tbl>
     <w:tblPr>
       <w:tblStyle w:val="Tabladelista41"/>
       <w:tblW w:w="9493" w:type="dxa"/>
+      <w:jc w:val="start"/>
       <w:tblInd w:w="-5" w:type="dxa"/>
       <w:tblLayout w:type="fixed"/>
-      <w:tblLook w:val="04A0" w:firstRow="1" w:lastRow="0" w:firstColumn="1" w:lastColumn="0" w:noHBand="0" w:noVBand="1"/>
+      <w:tblCellMar>
+        <w:top w:w="55" w:type="dxa"/>
+        <w:start w:w="108" w:type="dxa"/>
+        <w:bottom w:w="55" w:type="dxa"/>
+        <w:end w:w="108" w:type="dxa"/>
+      </w:tblCellMar>
+      <w:tblLook w:firstRow="1" w:noVBand="1" w:lastRow="0" w:firstColumn="1" w:lastColumn="0" w:noHBand="0" w:val="04a0"/>
     </w:tblPr>
     <w:tblGrid>
-      <w:gridCol w:w="2403"/>
-      <w:gridCol w:w="4822"/>
+      <w:gridCol w:w="2398"/>
+      <w:gridCol w:w="4827"/>
       <w:gridCol w:w="2268"/>
     </w:tblGrid>
     <w:tr>
@@ -1364,44 +1661,56 @@
       <w:tc>
         <w:tcPr>
           <w:cnfStyle w:val="001000000000" w:firstRow="0" w:lastRow="0" w:firstColumn="1" w:lastColumn="0" w:oddVBand="0" w:evenVBand="0" w:oddHBand="0" w:evenHBand="0" w:firstRowFirstColumn="0" w:firstRowLastColumn="0" w:lastRowFirstColumn="0" w:lastRowLastColumn="0"/>
-          <w:tcW w:w="2403" w:type="dxa"/>
+          <w:tcW w:w="2398" w:type="dxa"/>
           <w:vMerge w:val="restart"/>
           <w:tcBorders>
+            <w:top w:val="nil"/>
+            <w:start w:val="nil"/>
             <w:bottom w:val="nil"/>
-            <w:right w:val="single" w:sz="4" w:space="0" w:color="000000"/>
+            <w:end w:val="nil"/>
           </w:tcBorders>
-          <w:shd w:val="clear" w:color="auto" w:fill="auto"/>
+          <w:shd w:color="auto" w:fill="auto" w:val="clear"/>
           <w:vAlign w:val="center"/>
         </w:tcPr>
         <w:p>
           <w:pPr>
-            <w:widowControl w:val="0"/>
-            <w:ind w:right="349"/>
+            <w:pStyle w:val="Normal"/>
+            <w:widowControl w:val="false"/>
+            <w:suppressAutoHyphens w:val="true"/>
+            <w:spacing w:before="0" w:after="0"/>
+            <w:ind w:end="349"/>
             <w:jc w:val="center"/>
             <w:rPr>
               <w:rFonts w:eastAsia="Arial" w:cs="Arial"/>
-              <w:b w:val="0"/>
-              <w:bCs w:val="0"/>
+              <w:b w:val="false"/>
+              <w:bCs w:val="false"/>
               <w:sz w:val="16"/>
               <w:szCs w:val="16"/>
             </w:rPr>
           </w:pPr>
           <w:r>
             <w:rPr>
+              <w:rFonts w:eastAsia="Times New Roman"/>
+              <w:b/>
+              <w:bCs/>
+              <w:color w:themeColor="background1" w:val="FFFFFF"/>
+              <w:kern w:val="0"/>
               <w:sz w:val="16"/>
               <w:szCs w:val="16"/>
+              <w:lang w:val="es-CO" w:bidi="ar-SA"/>
             </w:rPr>
             <w:t xml:space="preserve">      </w:t>
           </w:r>
           <w:r>
             <w:rPr>
-              <w:noProof/>
+              <w:b/>
+              <w:bCs/>
             </w:rPr>
             <w:drawing>
-              <wp:inline distT="0" distB="0" distL="0" distR="0" wp14:anchorId="23C5B977" wp14:editId="7368CDD0">
+              <wp:inline distT="0" distB="0" distL="0" distR="0">
                 <wp:extent cx="937260" cy="435610"/>
                 <wp:effectExtent l="0" t="0" r="0" b="0"/>
-                <wp:docPr id="1791151981" name="Imagen 1"/>
+                <wp:docPr id="6" name="Imagen 1"/>
                 <wp:cNvGraphicFramePr>
                   <a:graphicFrameLocks xmlns:a="http://schemas.openxmlformats.org/drawingml/2006/main" noChangeAspect="1"/>
                 </wp:cNvGraphicFramePr>
@@ -1440,22 +1749,29 @@
       </w:tc>
       <w:tc>
         <w:tcPr>
-          <w:tcW w:w="4822" w:type="dxa"/>
+          <w:tcW w:w="4827" w:type="dxa"/>
           <w:tcBorders>
-            <w:left w:val="single" w:sz="4" w:space="0" w:color="000000"/>
-            <w:right w:val="single" w:sz="4" w:space="0" w:color="000000"/>
+            <w:top w:val="nil"/>
+            <w:start w:val="nil"/>
+            <w:bottom w:val="nil"/>
+            <w:end w:val="nil"/>
           </w:tcBorders>
-          <w:shd w:val="clear" w:color="auto" w:fill="auto"/>
+          <w:shd w:color="auto" w:fill="auto" w:val="clear"/>
         </w:tcPr>
         <w:p>
           <w:pPr>
+            <w:pStyle w:val="Normal"/>
+            <w:widowControl/>
             <w:shd w:val="clear" w:color="auto" w:fill="FFFFFF"/>
+            <w:suppressAutoHyphens w:val="true"/>
+            <w:spacing w:before="0" w:after="0"/>
             <w:jc w:val="center"/>
             <w:cnfStyle w:val="100000000000" w:firstRow="1" w:lastRow="0" w:firstColumn="0" w:lastColumn="0" w:oddVBand="0" w:evenVBand="0" w:oddHBand="0" w:evenHBand="0" w:firstRowFirstColumn="0" w:firstRowLastColumn="0" w:lastRowFirstColumn="0" w:lastRowLastColumn="0"/>
             <w:rPr>
-              <w:rFonts w:ascii="Maven Pro" w:hAnsi="Maven Pro" w:cstheme="minorHAnsi"/>
-              <w:b w:val="0"/>
-              <w:bCs w:val="0"/>
+              <w:rFonts w:ascii="Maven Pro" w:hAnsi="Maven Pro" w:cs="Calibri" w:cstheme="minorHAnsi"/>
+              <w:b w:val="false"/>
+              <w:bCs w:val="false"/>
+              <w:color w:themeColor="text1" w:val="000000"/>
               <w:sz w:val="15"/>
               <w:szCs w:val="15"/>
               <w:lang w:eastAsia="es-CO"/>
@@ -1463,33 +1779,45 @@
           </w:pPr>
           <w:r>
             <w:rPr>
-              <w:rFonts w:ascii="Maven Pro" w:hAnsi="Maven Pro" w:cstheme="minorHAnsi"/>
+              <w:rFonts w:eastAsia="Times New Roman" w:cs="Calibri" w:ascii="Maven Pro" w:hAnsi="Maven Pro" w:cstheme="minorHAnsi"/>
+              <w:b/>
+              <w:bCs/>
+              <w:color w:themeColor="text1" w:val="000000"/>
+              <w:kern w:val="0"/>
               <w:sz w:val="15"/>
               <w:szCs w:val="15"/>
-              <w:lang w:eastAsia="es-CO"/>
+              <w:lang w:val="es-CO" w:eastAsia="es-CO" w:bidi="ar-SA"/>
             </w:rPr>
             <w:t xml:space="preserve">Alcaldía Municipal de Cabuyaro, Meta </w:t>
           </w:r>
         </w:p>
         <w:p>
           <w:pPr>
+            <w:pStyle w:val="Normal"/>
+            <w:widowControl/>
             <w:shd w:val="clear" w:color="auto" w:fill="FFFFFF"/>
+            <w:suppressAutoHyphens w:val="true"/>
+            <w:spacing w:before="0" w:after="0"/>
             <w:jc w:val="center"/>
             <w:cnfStyle w:val="100000000000" w:firstRow="1" w:lastRow="0" w:firstColumn="0" w:lastColumn="0" w:oddVBand="0" w:evenVBand="0" w:oddHBand="0" w:evenHBand="0" w:firstRowFirstColumn="0" w:firstRowLastColumn="0" w:lastRowFirstColumn="0" w:lastRowLastColumn="0"/>
             <w:rPr>
-              <w:rFonts w:ascii="Maven Pro" w:eastAsia="Arial" w:hAnsi="Maven Pro" w:cstheme="minorHAnsi"/>
+              <w:rFonts w:ascii="Maven Pro" w:hAnsi="Maven Pro" w:eastAsia="Arial" w:cs="Calibri" w:cstheme="minorHAnsi"/>
+              <w:color w:themeColor="text1" w:val="000000"/>
               <w:sz w:val="15"/>
               <w:szCs w:val="15"/>
             </w:rPr>
           </w:pPr>
           <w:r>
             <w:rPr>
-              <w:rFonts w:ascii="Maven Pro" w:hAnsi="Maven Pro" w:cstheme="minorHAnsi"/>
-              <w:b w:val="0"/>
-              <w:bCs w:val="0"/>
+              <w:rFonts w:eastAsia="Times New Roman" w:cs="Calibri" w:ascii="Maven Pro" w:hAnsi="Maven Pro" w:cstheme="minorHAnsi"/>
+              <w:b w:val="false"/>
+              <w:bCs w:val="false"/>
+              <w:color w:themeColor="text1" w:val="000000"/>
+              <w:kern w:val="0"/>
               <w:sz w:val="15"/>
               <w:szCs w:val="15"/>
-              <w:shd w:val="clear" w:color="auto" w:fill="FFFFFF"/>
+              <w:shd w:fill="FFFFFF" w:val="clear"/>
+              <w:lang w:val="es-CO" w:bidi="ar-SA"/>
             </w:rPr>
             <w:t>Carrera 7 No. 7- 35 Barrio Centro Municipio de Cabuyaro (Meta).</w:t>
           </w:r>
@@ -1500,46 +1828,47 @@
           <w:tcW w:w="2268" w:type="dxa"/>
           <w:vMerge w:val="restart"/>
           <w:tcBorders>
-            <w:left w:val="single" w:sz="4" w:space="0" w:color="000000"/>
+            <w:top w:val="nil"/>
+            <w:start w:val="nil"/>
             <w:bottom w:val="nil"/>
+            <w:end w:val="nil"/>
           </w:tcBorders>
-          <w:shd w:val="clear" w:color="auto" w:fill="auto"/>
+          <w:shd w:color="auto" w:fill="auto" w:val="clear"/>
           <w:vAlign w:val="center"/>
         </w:tcPr>
         <w:p>
           <w:pPr>
-            <w:widowControl w:val="0"/>
-            <w:ind w:right="349"/>
+            <w:pStyle w:val="Normal"/>
+            <w:widowControl w:val="false"/>
+            <w:suppressAutoHyphens w:val="true"/>
+            <w:spacing w:before="0" w:after="0"/>
+            <w:ind w:end="349"/>
             <w:jc w:val="center"/>
             <w:cnfStyle w:val="100000000000" w:firstRow="1" w:lastRow="0" w:firstColumn="0" w:lastColumn="0" w:oddVBand="0" w:evenVBand="0" w:oddHBand="0" w:evenHBand="0" w:firstRowFirstColumn="0" w:firstRowLastColumn="0" w:lastRowFirstColumn="0" w:lastRowLastColumn="0"/>
             <w:rPr>
-              <w:rFonts w:ascii="Maven Pro" w:eastAsia="Arial" w:hAnsi="Maven Pro" w:cs="Arial"/>
-              <w:b w:val="0"/>
-              <w:bCs w:val="0"/>
+              <w:rFonts w:ascii="Maven Pro" w:hAnsi="Maven Pro" w:eastAsia="Arial" w:cs="Arial"/>
+              <w:b w:val="false"/>
+              <w:bCs w:val="false"/>
               <w:sz w:val="16"/>
               <w:szCs w:val="16"/>
             </w:rPr>
           </w:pPr>
           <w:r>
-            <w:rPr>
-              <w:noProof/>
-            </w:rPr>
             <mc:AlternateContent>
               <mc:Choice Requires="wps">
                 <w:drawing>
-                  <wp:anchor distT="0" distB="0" distL="0" distR="0" simplePos="0" relativeHeight="251659264" behindDoc="1" locked="0" layoutInCell="1" allowOverlap="1" wp14:anchorId="6C65F80A" wp14:editId="16AC9EA0">
+                  <wp:anchor distT="0" distB="0" distL="0" distR="0" simplePos="0" relativeHeight="5" behindDoc="1" locked="0" layoutInCell="1" allowOverlap="1" wp14:anchorId="6C65F80A">
                     <wp:simplePos x="0" y="0"/>
                     <wp:positionH relativeFrom="column">
-                      <wp:posOffset>266065</wp:posOffset>
+                      <wp:posOffset>146050</wp:posOffset>
                     </wp:positionH>
                     <wp:positionV relativeFrom="paragraph">
-                      <wp:posOffset>574675</wp:posOffset>
+                      <wp:posOffset>694690</wp:posOffset>
                     </wp:positionV>
                     <wp:extent cx="1181100" cy="251460"/>
                     <wp:effectExtent l="0" t="0" r="0" b="0"/>
                     <wp:wrapNone/>
                     <wp:docPr id="7" name="Cuadro de texto 2"/>
-                    <wp:cNvGraphicFramePr/>
                     <a:graphic xmlns:a="http://schemas.openxmlformats.org/drawingml/2006/main">
                       <a:graphicData uri="http://schemas.microsoft.com/office/word/2010/wordprocessingShape">
                         <wps:wsp>
@@ -1560,22 +1889,16 @@
                             </a:ln>
                           </wps:spPr>
                           <wps:style>
-                            <a:lnRef idx="0">
-                              <a:scrgbClr r="0" g="0" b="0"/>
-                            </a:lnRef>
-                            <a:fillRef idx="0">
-                              <a:scrgbClr r="0" g="0" b="0"/>
-                            </a:fillRef>
-                            <a:effectRef idx="0">
-                              <a:scrgbClr r="0" g="0" b="0"/>
-                            </a:effectRef>
+                            <a:lnRef idx="0"/>
+                            <a:fillRef idx="0"/>
+                            <a:effectRef idx="0"/>
                             <a:fontRef idx="minor"/>
                           </wps:style>
                           <wps:txbx>
                             <w:txbxContent>
                               <w:p>
                                 <w:pPr>
-                                  <w:pStyle w:val="Contenidodelmarcouser"/>
+                                  <w:pStyle w:val="Contenidodelmarco"/>
                                   <w:rPr>
                                     <w:rFonts w:ascii="Maven Pro" w:hAnsi="Maven Pro"/>
                                     <w:sz w:val="12"/>
@@ -1607,12 +1930,14 @@
               </mc:Choice>
               <mc:Fallback>
                 <w:pict>
-                  <v:rect w14:anchorId="6C65F80A" id="_x0000_s1027" style="position:absolute;left:0;text-align:left;margin-left:20.95pt;margin-top:45.25pt;width:93pt;height:19.8pt;z-index:-251657216;visibility:visible;mso-wrap-style:square;mso-wrap-distance-left:0;mso-wrap-distance-top:0;mso-wrap-distance-right:0;mso-wrap-distance-bottom:0;mso-position-horizontal:absolute;mso-position-horizontal-relative:text;mso-position-vertical:absolute;mso-position-vertical-relative:text;v-text-anchor:top" o:gfxdata="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" fillcolor="white [3201]" stroked="f" strokeweight=".5pt">
+                  <v:rect id="shape_0" fillcolor="white" stroked="f" o:allowincell="t" style="position:absolute;margin-left:11.5pt;margin-top:54.7pt;width:92.95pt;height:19.75pt;mso-wrap-style:square;v-text-anchor:top" wp14:anchorId="6C65F80A">
+                    <v:fill o:detectmouseclick="t" type="solid" color2="black"/>
+                    <v:stroke color="#3465a4" weight="6480" joinstyle="round" endcap="flat"/>
                     <v:textbox>
                       <w:txbxContent>
                         <w:p>
                           <w:pPr>
-                            <w:pStyle w:val="Contenidodelmarcouser"/>
+                            <w:pStyle w:val="Contenidodelmarco"/>
                             <w:rPr>
                               <w:rFonts w:ascii="Maven Pro" w:hAnsi="Maven Pro"/>
                               <w:sz w:val="12"/>
@@ -1633,6 +1958,7 @@
                         </w:p>
                       </w:txbxContent>
                     </v:textbox>
+                    <w10:wrap type="none"/>
                   </v:rect>
                 </w:pict>
               </mc:Fallback>
@@ -1640,21 +1966,27 @@
           </w:r>
           <w:r>
             <w:rPr>
-              <w:rFonts w:ascii="Maven Pro" w:eastAsia="Arial" w:hAnsi="Maven Pro" w:cs="Arial"/>
+              <w:rFonts w:eastAsia="Arial" w:cs="Arial" w:ascii="Maven Pro" w:hAnsi="Maven Pro"/>
+              <w:b/>
+              <w:bCs/>
+              <w:color w:themeColor="background1" w:val="FFFFFF"/>
+              <w:kern w:val="0"/>
               <w:sz w:val="16"/>
               <w:szCs w:val="16"/>
+              <w:lang w:val="es-CO" w:bidi="ar-SA"/>
             </w:rPr>
             <w:t xml:space="preserve">             </w:t>
           </w:r>
           <w:r>
             <w:rPr>
-              <w:noProof/>
+              <w:b/>
+              <w:bCs/>
             </w:rPr>
             <w:drawing>
-              <wp:inline distT="0" distB="0" distL="0" distR="0" wp14:anchorId="774E0F8D" wp14:editId="08B7939B">
+              <wp:inline distT="0" distB="0" distL="0" distR="0">
                 <wp:extent cx="561340" cy="586740"/>
                 <wp:effectExtent l="0" t="0" r="0" b="0"/>
-                <wp:docPr id="28603967" name="Imagen3" descr="Código QR&#10;&#10;Descripción generada automáticamente"/>
+                <wp:docPr id="8" name="Imagen3" descr="Código QR&#10;&#10;Descripción generada automáticamente"/>
                 <wp:cNvGraphicFramePr>
                   <a:graphicFrameLocks xmlns:a="http://schemas.openxmlformats.org/drawingml/2006/main" noChangeAspect="1"/>
                 </wp:cNvGraphicFramePr>
@@ -1693,62 +2025,80 @@
       </w:tc>
     </w:tr>
     <w:tr>
+      <w:trPr/>
       <w:tc>
         <w:tcPr>
           <w:cnfStyle w:val="001000000000" w:firstRow="0" w:lastRow="0" w:firstColumn="1" w:lastColumn="0" w:oddVBand="0" w:evenVBand="0" w:oddHBand="0" w:evenHBand="0" w:firstRowFirstColumn="0" w:firstRowLastColumn="0" w:lastRowFirstColumn="0" w:lastRowLastColumn="0"/>
-          <w:tcW w:w="2403" w:type="dxa"/>
-          <w:vMerge/>
+          <w:tcW w:w="2398" w:type="dxa"/>
+          <w:vMerge w:val="continue"/>
           <w:tcBorders>
             <w:top w:val="nil"/>
-            <w:left w:val="nil"/>
+            <w:start w:val="nil"/>
             <w:bottom w:val="nil"/>
-            <w:right w:val="nil"/>
+            <w:end w:val="nil"/>
           </w:tcBorders>
-          <w:shd w:val="clear" w:color="auto" w:fill="CCCCCC" w:themeFill="text1" w:themeFillTint="33"/>
+          <w:shd w:color="auto" w:fill="CCCCCC" w:themeFill="text1" w:themeFillTint="33" w:val="clear"/>
         </w:tcPr>
         <w:p>
           <w:pPr>
-            <w:widowControl w:val="0"/>
-            <w:ind w:right="349"/>
+            <w:pStyle w:val="Normal"/>
+            <w:widowControl w:val="false"/>
+            <w:suppressAutoHyphens w:val="true"/>
+            <w:spacing w:before="0" w:after="0"/>
+            <w:ind w:end="349"/>
             <w:jc w:val="center"/>
             <w:rPr>
               <w:rFonts w:eastAsia="Arial" w:cs="Arial"/>
-              <w:b w:val="0"/>
-              <w:bCs w:val="0"/>
+              <w:b w:val="false"/>
+              <w:bCs w:val="false"/>
               <w:sz w:val="16"/>
               <w:szCs w:val="16"/>
             </w:rPr>
           </w:pPr>
+          <w:r>
+            <w:rPr>
+              <w:rFonts w:eastAsia="Arial" w:cs="Arial"/>
+              <w:b w:val="false"/>
+              <w:bCs w:val="false"/>
+              <w:sz w:val="16"/>
+              <w:szCs w:val="16"/>
+            </w:rPr>
+          </w:r>
         </w:p>
       </w:tc>
       <w:tc>
         <w:tcPr>
-          <w:tcW w:w="4822" w:type="dxa"/>
+          <w:tcW w:w="4827" w:type="dxa"/>
           <w:tcBorders>
             <w:top w:val="nil"/>
-            <w:left w:val="nil"/>
+            <w:start w:val="nil"/>
             <w:bottom w:val="nil"/>
-            <w:right w:val="nil"/>
+            <w:end w:val="nil"/>
           </w:tcBorders>
-          <w:shd w:val="clear" w:color="auto" w:fill="CCCCCC" w:themeFill="text1" w:themeFillTint="33"/>
+          <w:shd w:color="auto" w:fill="FFFFFF" w:themeFill="background1" w:val="clear"/>
         </w:tcPr>
         <w:p>
           <w:pPr>
-            <w:widowControl w:val="0"/>
-            <w:ind w:right="349"/>
+            <w:pStyle w:val="Normal"/>
+            <w:widowControl w:val="false"/>
+            <w:suppressAutoHyphens w:val="true"/>
+            <w:spacing w:before="0" w:after="0"/>
+            <w:ind w:end="349"/>
             <w:jc w:val="center"/>
             <w:cnfStyle w:val="000000000000" w:firstRow="0" w:lastRow="0" w:firstColumn="0" w:lastColumn="0" w:oddVBand="0" w:evenVBand="0" w:oddHBand="0" w:evenHBand="0" w:firstRowFirstColumn="0" w:firstRowLastColumn="0" w:lastRowFirstColumn="0" w:lastRowLastColumn="0"/>
             <w:rPr>
-              <w:rFonts w:ascii="Maven Pro" w:eastAsia="Arial" w:hAnsi="Maven Pro" w:cstheme="minorHAnsi"/>
+              <w:rFonts w:ascii="Maven Pro" w:hAnsi="Maven Pro" w:eastAsia="Arial" w:cs="Calibri" w:cstheme="minorHAnsi"/>
               <w:sz w:val="15"/>
               <w:szCs w:val="15"/>
             </w:rPr>
           </w:pPr>
           <w:r>
             <w:rPr>
-              <w:rFonts w:ascii="Maven Pro" w:eastAsia="Arial" w:hAnsi="Maven Pro" w:cstheme="minorHAnsi"/>
+              <w:rFonts w:eastAsia="Arial" w:cs="Calibri" w:ascii="Maven Pro" w:hAnsi="Maven Pro" w:cstheme="minorHAnsi"/>
+              <w:kern w:val="0"/>
               <w:sz w:val="15"/>
               <w:szCs w:val="15"/>
+              <w:lang w:val="es-CO" w:bidi="ar-SA"/>
             </w:rPr>
             <w:t>www.cabuyaro-meta.gov.co</w:t>
           </w:r>
@@ -1757,85 +2107,113 @@
       <w:tc>
         <w:tcPr>
           <w:tcW w:w="2268" w:type="dxa"/>
-          <w:vMerge/>
+          <w:vMerge w:val="continue"/>
           <w:tcBorders>
             <w:top w:val="nil"/>
-            <w:left w:val="nil"/>
+            <w:start w:val="nil"/>
             <w:bottom w:val="nil"/>
-            <w:right w:val="nil"/>
+            <w:end w:val="nil"/>
           </w:tcBorders>
-          <w:shd w:val="clear" w:color="auto" w:fill="CCCCCC" w:themeFill="text1" w:themeFillTint="33"/>
+          <w:shd w:color="auto" w:fill="CCCCCC" w:themeFill="text1" w:themeFillTint="33" w:val="clear"/>
         </w:tcPr>
         <w:p>
           <w:pPr>
-            <w:widowControl w:val="0"/>
-            <w:ind w:right="349"/>
+            <w:pStyle w:val="Normal"/>
+            <w:widowControl w:val="false"/>
+            <w:suppressAutoHyphens w:val="true"/>
+            <w:spacing w:before="0" w:after="0"/>
+            <w:ind w:end="349"/>
             <w:jc w:val="center"/>
             <w:cnfStyle w:val="000000000000" w:firstRow="0" w:lastRow="0" w:firstColumn="0" w:lastColumn="0" w:oddVBand="0" w:evenVBand="0" w:oddHBand="0" w:evenHBand="0" w:firstRowFirstColumn="0" w:firstRowLastColumn="0" w:lastRowFirstColumn="0" w:lastRowLastColumn="0"/>
             <w:rPr>
-              <w:rFonts w:ascii="Maven Pro" w:eastAsia="Arial" w:hAnsi="Maven Pro" w:cs="Arial"/>
+              <w:rFonts w:ascii="Maven Pro" w:hAnsi="Maven Pro" w:eastAsia="Arial" w:cs="Arial"/>
               <w:sz w:val="16"/>
               <w:szCs w:val="16"/>
             </w:rPr>
           </w:pPr>
+          <w:r>
+            <w:rPr>
+              <w:rFonts w:eastAsia="Arial" w:cs="Arial" w:ascii="Maven Pro" w:hAnsi="Maven Pro"/>
+              <w:sz w:val="16"/>
+              <w:szCs w:val="16"/>
+            </w:rPr>
+          </w:r>
         </w:p>
       </w:tc>
     </w:tr>
     <w:tr>
+      <w:trPr/>
       <w:tc>
         <w:tcPr>
           <w:cnfStyle w:val="001000000000" w:firstRow="0" w:lastRow="0" w:firstColumn="1" w:lastColumn="0" w:oddVBand="0" w:evenVBand="0" w:oddHBand="0" w:evenHBand="0" w:firstRowFirstColumn="0" w:firstRowLastColumn="0" w:lastRowFirstColumn="0" w:lastRowLastColumn="0"/>
-          <w:tcW w:w="2403" w:type="dxa"/>
-          <w:vMerge/>
+          <w:tcW w:w="2398" w:type="dxa"/>
+          <w:vMerge w:val="continue"/>
           <w:tcBorders>
             <w:top w:val="nil"/>
-            <w:left w:val="nil"/>
+            <w:start w:val="nil"/>
             <w:bottom w:val="nil"/>
-            <w:right w:val="nil"/>
+            <w:end w:val="nil"/>
           </w:tcBorders>
         </w:tcPr>
         <w:p>
           <w:pPr>
-            <w:widowControl w:val="0"/>
-            <w:ind w:right="349"/>
+            <w:pStyle w:val="Normal"/>
+            <w:widowControl w:val="false"/>
+            <w:suppressAutoHyphens w:val="true"/>
+            <w:spacing w:before="0" w:after="0"/>
+            <w:ind w:end="349"/>
             <w:jc w:val="center"/>
             <w:rPr>
               <w:rFonts w:eastAsia="Arial" w:cs="Arial"/>
-              <w:b w:val="0"/>
-              <w:bCs w:val="0"/>
+              <w:b w:val="false"/>
+              <w:bCs w:val="false"/>
               <w:sz w:val="16"/>
               <w:szCs w:val="16"/>
             </w:rPr>
           </w:pPr>
+          <w:r>
+            <w:rPr>
+              <w:rFonts w:eastAsia="Arial" w:cs="Arial"/>
+              <w:b w:val="false"/>
+              <w:bCs w:val="false"/>
+              <w:sz w:val="16"/>
+              <w:szCs w:val="16"/>
+            </w:rPr>
+          </w:r>
         </w:p>
       </w:tc>
       <w:tc>
         <w:tcPr>
-          <w:tcW w:w="4822" w:type="dxa"/>
+          <w:tcW w:w="4827" w:type="dxa"/>
           <w:tcBorders>
             <w:top w:val="nil"/>
-            <w:left w:val="nil"/>
+            <w:start w:val="nil"/>
             <w:bottom w:val="nil"/>
-            <w:right w:val="nil"/>
+            <w:end w:val="nil"/>
           </w:tcBorders>
         </w:tcPr>
         <w:p>
           <w:pPr>
-            <w:widowControl w:val="0"/>
-            <w:ind w:right="349"/>
+            <w:pStyle w:val="Normal"/>
+            <w:widowControl w:val="false"/>
+            <w:suppressAutoHyphens w:val="true"/>
+            <w:spacing w:before="0" w:after="0"/>
+            <w:ind w:end="349"/>
             <w:jc w:val="center"/>
             <w:cnfStyle w:val="000000000000" w:firstRow="0" w:lastRow="0" w:firstColumn="0" w:lastColumn="0" w:oddVBand="0" w:evenVBand="0" w:oddHBand="0" w:evenHBand="0" w:firstRowFirstColumn="0" w:firstRowLastColumn="0" w:lastRowFirstColumn="0" w:lastRowLastColumn="0"/>
             <w:rPr>
-              <w:rFonts w:ascii="Maven Pro" w:eastAsia="Arial" w:hAnsi="Maven Pro" w:cstheme="minorHAnsi"/>
+              <w:rFonts w:ascii="Maven Pro" w:hAnsi="Maven Pro" w:eastAsia="Arial" w:cs="Calibri" w:cstheme="minorHAnsi"/>
               <w:sz w:val="15"/>
               <w:szCs w:val="15"/>
             </w:rPr>
           </w:pPr>
           <w:r>
             <w:rPr>
-              <w:rFonts w:ascii="Maven Pro" w:eastAsia="Arial" w:hAnsi="Maven Pro" w:cstheme="minorHAnsi"/>
+              <w:rFonts w:eastAsia="Arial" w:cs="Calibri" w:ascii="Maven Pro" w:hAnsi="Maven Pro" w:cstheme="minorHAnsi"/>
+              <w:kern w:val="0"/>
               <w:sz w:val="15"/>
               <w:szCs w:val="15"/>
+              <w:lang w:val="es-CO" w:bidi="ar-SA"/>
             </w:rPr>
             <w:t>Contactenos@cabuyaro-meta.gov.co</w:t>
           </w:r>
@@ -1844,108 +2222,142 @@
       <w:tc>
         <w:tcPr>
           <w:tcW w:w="2268" w:type="dxa"/>
-          <w:vMerge/>
+          <w:vMerge w:val="continue"/>
           <w:tcBorders>
             <w:top w:val="nil"/>
-            <w:left w:val="nil"/>
+            <w:start w:val="nil"/>
             <w:bottom w:val="nil"/>
-            <w:right w:val="nil"/>
+            <w:end w:val="nil"/>
           </w:tcBorders>
         </w:tcPr>
         <w:p>
           <w:pPr>
-            <w:widowControl w:val="0"/>
-            <w:ind w:right="349"/>
+            <w:pStyle w:val="Normal"/>
+            <w:widowControl w:val="false"/>
+            <w:suppressAutoHyphens w:val="true"/>
+            <w:spacing w:before="0" w:after="0"/>
+            <w:ind w:end="349"/>
             <w:jc w:val="center"/>
             <w:cnfStyle w:val="000000000000" w:firstRow="0" w:lastRow="0" w:firstColumn="0" w:lastColumn="0" w:oddVBand="0" w:evenVBand="0" w:oddHBand="0" w:evenHBand="0" w:firstRowFirstColumn="0" w:firstRowLastColumn="0" w:lastRowFirstColumn="0" w:lastRowLastColumn="0"/>
             <w:rPr>
-              <w:rFonts w:ascii="Maven Pro" w:eastAsia="Arial" w:hAnsi="Maven Pro" w:cs="Arial"/>
+              <w:rFonts w:ascii="Maven Pro" w:hAnsi="Maven Pro" w:eastAsia="Arial" w:cs="Arial"/>
               <w:sz w:val="16"/>
               <w:szCs w:val="16"/>
             </w:rPr>
           </w:pPr>
+          <w:r>
+            <w:rPr>
+              <w:rFonts w:eastAsia="Arial" w:cs="Arial" w:ascii="Maven Pro" w:hAnsi="Maven Pro"/>
+              <w:sz w:val="16"/>
+              <w:szCs w:val="16"/>
+            </w:rPr>
+          </w:r>
         </w:p>
       </w:tc>
     </w:tr>
   </w:tbl>
   <w:p>
     <w:pPr>
-      <w:widowControl w:val="0"/>
-      <w:ind w:right="349"/>
+      <w:pStyle w:val="Normal"/>
+      <w:widowControl w:val="false"/>
+      <w:ind w:end="349"/>
       <w:jc w:val="center"/>
       <w:rPr>
-        <w:rFonts w:ascii="Maven Pro" w:eastAsia="Arial" w:hAnsi="Maven Pro" w:cs="Arial"/>
+        <w:rFonts w:ascii="Maven Pro" w:hAnsi="Maven Pro" w:eastAsia="Arial" w:cs="Arial"/>
         <w:sz w:val="16"/>
         <w:szCs w:val="16"/>
       </w:rPr>
     </w:pPr>
     <w:r>
       <w:rPr>
-        <w:rFonts w:ascii="Maven Pro" w:eastAsia="Arial" w:hAnsi="Maven Pro" w:cs="Arial"/>
+        <w:rFonts w:eastAsia="Arial" w:cs="Arial" w:ascii="Maven Pro" w:hAnsi="Maven Pro"/>
         <w:sz w:val="16"/>
         <w:szCs w:val="16"/>
       </w:rPr>
-      <w:t>Para validar este documento escribe «numeroRadico» en el portal de tramites de la Alcaldia de Cabuyaro</w:t>
+    </w:r>
+  </w:p>
+  <w:p>
+    <w:pPr>
+      <w:pStyle w:val="Normal"/>
+      <w:widowControl w:val="false"/>
+      <w:ind w:end="349"/>
+      <w:jc w:val="center"/>
+      <w:rPr>
+        <w:rFonts w:ascii="Maven Pro" w:hAnsi="Maven Pro" w:eastAsia="Arial" w:cs="Arial"/>
+        <w:sz w:val="16"/>
+        <w:szCs w:val="16"/>
+      </w:rPr>
+    </w:pPr>
+    <w:r>
+      <w:rPr>
+        <w:rFonts w:eastAsia="Arial" w:cs="Arial" w:ascii="Maven Pro" w:hAnsi="Maven Pro"/>
+        <w:sz w:val="16"/>
+        <w:szCs w:val="16"/>
+      </w:rPr>
+      <w:t>Para validar este documento escribe {{numeroRadico}} en el portal de tramites de la Alcaldía de Cabuyaro</w:t>
     </w:r>
   </w:p>
 </w:ftr>
 </file>
 
-<file path=word/footnotes.xml><?xml version="1.0" encoding="utf-8"?>
-<w:footnotes xmlns:wpc="http://schemas.microsoft.com/office/word/2010/wordprocessingCanvas" xmlns:cx="http://schemas.microsoft.com/office/drawing/2014/chartex" xmlns:cx1="http://schemas.microsoft.com/office/drawing/2015/9/8/chartex" xmlns:cx2="http://schemas.microsoft.com/office/drawing/2015/10/21/chartex" xmlns:cx3="http://schemas.microsoft.com/office/drawing/2016/5/9/chartex" xmlns:cx4="http://schemas.microsoft.com/office/drawing/2016/5/10/chartex" xmlns:cx5="http://schemas.microsoft.com/office/drawing/2016/5/11/chartex" xmlns:cx6="http://schemas.microsoft.com/office/drawing/2016/5/12/chartex" xmlns:cx7="http://schemas.microsoft.com/office/drawing/2016/5/13/chartex" xmlns:cx8="http://schemas.microsoft.com/office/drawing/2016/5/14/chartex" xmlns:mc="http://schemas.openxmlformats.org/markup-compatibility/2006" xmlns:aink="http://schemas.microsoft.com/office/drawing/2016/ink" xmlns:am3d="http://schemas.microsoft.com/office/drawing/2017/model3d" xmlns:o="urn:schemas-microsoft-com:office:office" xmlns:oel="http://schemas.microsoft.com/office/2019/extlst" xmlns:r="http://schemas.openxmlformats.org/officeDocument/2006/relationships" xmlns:m="http://schemas.openxmlformats.org/officeDocument/2006/math" xmlns:v="urn:schemas-microsoft-com:vml" xmlns:wp14="http://schemas.microsoft.com/office/word/2010/wordprocessingDrawing" xmlns:wp="http://schemas.openxmlformats.org/drawingml/2006/wordprocessingDrawing" xmlns:w10="urn:schemas-microsoft-com:office:word" xmlns:w="http://schemas.openxmlformats.org/wordprocessingml/2006/main" xmlns:w14="http://schemas.microsoft.com/office/word/2010/wordml" xmlns:w15="http://schemas.microsoft.com/office/word/2012/wordml" xmlns:w16cex="http://schemas.microsoft.com/office/word/2018/wordml/cex" xmlns:w16cid="http://schemas.microsoft.com/office/word/2016/wordml/cid" xmlns:w16="http://schemas.microsoft.com/office/word/2018/wordml" xmlns:w16du="http://schemas.microsoft.com/office/word/2023/wordml/word16du" xmlns:w16sdtdh="http://schemas.microsoft.com/office/word/2020/wordml/sdtdatahash" xmlns:w16sdtfl="http://schemas.microsoft.com/office/word/2024/wordml/sdtformatlock" xmlns:w16se="http://schemas.microsoft.com/office/word/2015/wordml/symex" xmlns:wpg="http://schemas.microsoft.com/office/word/2010/wordprocessingGroup" xmlns:wpi="http://schemas.microsoft.com/office/word/2010/wordprocessingInk" xmlns:wne="http://schemas.microsoft.com/office/word/2006/wordml" xmlns:wps="http://schemas.microsoft.com/office/word/2010/wordprocessingShape" mc:Ignorable="w14 w15 w16se w16cid w16 w16cex w16sdtdh w16sdtfl w16du wp14">
-  <w:footnote w:type="separator" w:id="-1">
-    <w:p>
-      <w:r>
-        <w:separator/>
-      </w:r>
-    </w:p>
-  </w:footnote>
-  <w:footnote w:type="continuationSeparator" w:id="0">
-    <w:p>
-      <w:r>
-        <w:continuationSeparator/>
-      </w:r>
-    </w:p>
-  </w:footnote>
-</w:footnotes>
+<file path=word/header1.xml><?xml version="1.0" encoding="utf-8"?>
+<w:hdr xmlns:o="urn:schemas-microsoft-com:office:office" xmlns:r="http://schemas.openxmlformats.org/officeDocument/2006/relationships" xmlns:v="urn:schemas-microsoft-com:vml" xmlns:w="http://schemas.openxmlformats.org/wordprocessingml/2006/main" xmlns:w10="urn:schemas-microsoft-com:office:word" xmlns:wp="http://schemas.openxmlformats.org/drawingml/2006/wordprocessingDrawing" xmlns:pic="http://schemas.openxmlformats.org/drawingml/2006/picture" xmlns:wps="http://schemas.microsoft.com/office/word/2010/wordprocessingShape" xmlns:wpg="http://schemas.microsoft.com/office/word/2010/wordprocessingGroup" xmlns:mc="http://schemas.openxmlformats.org/markup-compatibility/2006" xmlns:wp14="http://schemas.microsoft.com/office/word/2010/wordprocessingDrawing" xmlns:w14="http://schemas.microsoft.com/office/word/2010/wordml" xmlns:w15="http://schemas.microsoft.com/office/word/2012/wordml" mc:Ignorable="w14 wp14 w15">
+  <w:p>
+    <w:pPr>
+      <w:pStyle w:val="Header"/>
+      <w:rPr/>
+    </w:pPr>
+    <w:r>
+      <w:rPr/>
+    </w:r>
+  </w:p>
+</w:hdr>
 </file>
 
-<file path=word/header1.xml><?xml version="1.0" encoding="utf-8"?>
-<w:hdr xmlns:wpc="http://schemas.microsoft.com/office/word/2010/wordprocessingCanvas" xmlns:cx="http://schemas.microsoft.com/office/drawing/2014/chartex" xmlns:cx1="http://schemas.microsoft.com/office/drawing/2015/9/8/chartex" xmlns:cx2="http://schemas.microsoft.com/office/drawing/2015/10/21/chartex" xmlns:cx3="http://schemas.microsoft.com/office/drawing/2016/5/9/chartex" xmlns:cx4="http://schemas.microsoft.com/office/drawing/2016/5/10/chartex" xmlns:cx5="http://schemas.microsoft.com/office/drawing/2016/5/11/chartex" xmlns:cx6="http://schemas.microsoft.com/office/drawing/2016/5/12/chartex" xmlns:cx7="http://schemas.microsoft.com/office/drawing/2016/5/13/chartex" xmlns:cx8="http://schemas.microsoft.com/office/drawing/2016/5/14/chartex" xmlns:mc="http://schemas.openxmlformats.org/markup-compatibility/2006" xmlns:aink="http://schemas.microsoft.com/office/drawing/2016/ink" xmlns:am3d="http://schemas.microsoft.com/office/drawing/2017/model3d" xmlns:o="urn:schemas-microsoft-com:office:office" xmlns:oel="http://schemas.microsoft.com/office/2019/extlst" xmlns:r="http://schemas.openxmlformats.org/officeDocument/2006/relationships" xmlns:m="http://schemas.openxmlformats.org/officeDocument/2006/math" xmlns:v="urn:schemas-microsoft-com:vml" xmlns:wp14="http://schemas.microsoft.com/office/word/2010/wordprocessingDrawing" xmlns:wp="http://schemas.openxmlformats.org/drawingml/2006/wordprocessingDrawing" xmlns:w10="urn:schemas-microsoft-com:office:word" xmlns:w="http://schemas.openxmlformats.org/wordprocessingml/2006/main" xmlns:w14="http://schemas.microsoft.com/office/word/2010/wordml" xmlns:w15="http://schemas.microsoft.com/office/word/2012/wordml" xmlns:w16cex="http://schemas.microsoft.com/office/word/2018/wordml/cex" xmlns:w16cid="http://schemas.microsoft.com/office/word/2016/wordml/cid" xmlns:w16="http://schemas.microsoft.com/office/word/2018/wordml" xmlns:w16du="http://schemas.microsoft.com/office/word/2023/wordml/word16du" xmlns:w16sdtdh="http://schemas.microsoft.com/office/word/2020/wordml/sdtdatahash" xmlns:w16sdtfl="http://schemas.microsoft.com/office/word/2024/wordml/sdtformatlock" xmlns:w16se="http://schemas.microsoft.com/office/word/2015/wordml/symex" xmlns:wpg="http://schemas.microsoft.com/office/word/2010/wordprocessingGroup" xmlns:wpi="http://schemas.microsoft.com/office/word/2010/wordprocessingInk" xmlns:wne="http://schemas.microsoft.com/office/word/2006/wordml" xmlns:wps="http://schemas.microsoft.com/office/word/2010/wordprocessingShape" mc:Ignorable="w14 w15 w16se w16cid w16 w16cex w16sdtdh w16sdtfl w16du wp14">
+<file path=word/header2.xml><?xml version="1.0" encoding="utf-8"?>
+<w:hdr xmlns:o="urn:schemas-microsoft-com:office:office" xmlns:r="http://schemas.openxmlformats.org/officeDocument/2006/relationships" xmlns:v="urn:schemas-microsoft-com:vml" xmlns:w="http://schemas.openxmlformats.org/wordprocessingml/2006/main" xmlns:w10="urn:schemas-microsoft-com:office:word" xmlns:wp="http://schemas.openxmlformats.org/drawingml/2006/wordprocessingDrawing" xmlns:pic="http://schemas.openxmlformats.org/drawingml/2006/picture" xmlns:wps="http://schemas.microsoft.com/office/word/2010/wordprocessingShape" xmlns:wpg="http://schemas.microsoft.com/office/word/2010/wordprocessingGroup" xmlns:mc="http://schemas.openxmlformats.org/markup-compatibility/2006" xmlns:wp14="http://schemas.microsoft.com/office/word/2010/wordprocessingDrawing" xmlns:w14="http://schemas.microsoft.com/office/word/2010/wordml" xmlns:w15="http://schemas.microsoft.com/office/word/2012/wordml" mc:Ignorable="w14 wp14 w15">
   <w:tbl>
     <w:tblPr>
       <w:tblW w:w="9498" w:type="dxa"/>
+      <w:jc w:val="start"/>
       <w:tblInd w:w="-5" w:type="dxa"/>
       <w:tblLayout w:type="fixed"/>
-      <w:tblLook w:val="04A0" w:firstRow="1" w:lastRow="0" w:firstColumn="1" w:lastColumn="0" w:noHBand="0" w:noVBand="1"/>
+      <w:tblCellMar>
+        <w:top w:w="0" w:type="dxa"/>
+        <w:start w:w="108" w:type="dxa"/>
+        <w:bottom w:w="0" w:type="dxa"/>
+        <w:end w:w="108" w:type="dxa"/>
+      </w:tblCellMar>
+      <w:tblLook w:firstRow="1" w:noVBand="1" w:lastRow="0" w:firstColumn="1" w:lastColumn="0" w:noHBand="0" w:val="04a0"/>
     </w:tblPr>
     <w:tblGrid>
-      <w:gridCol w:w="2408"/>
-      <w:gridCol w:w="5387"/>
+      <w:gridCol w:w="2403"/>
+      <w:gridCol w:w="5392"/>
       <w:gridCol w:w="1703"/>
     </w:tblGrid>
     <w:tr>
       <w:trPr>
-        <w:cantSplit/>
-        <w:trHeight w:val="132"/>
+        <w:trHeight w:val="132" w:hRule="atLeast"/>
+        <w:cantSplit w:val="true"/>
       </w:trPr>
       <w:tc>
         <w:tcPr>
-          <w:tcW w:w="2408" w:type="dxa"/>
+          <w:tcW w:w="2403" w:type="dxa"/>
           <w:vMerge w:val="restart"/>
           <w:tcBorders>
             <w:top w:val="single" w:sz="4" w:space="0" w:color="000000"/>
-            <w:left w:val="single" w:sz="4" w:space="0" w:color="000000"/>
+            <w:start w:val="single" w:sz="4" w:space="0" w:color="000000"/>
             <w:bottom w:val="single" w:sz="4" w:space="0" w:color="000000"/>
-            <w:right w:val="single" w:sz="4" w:space="0" w:color="000000"/>
+            <w:end w:val="single" w:sz="4" w:space="0" w:color="000000"/>
           </w:tcBorders>
           <w:vAlign w:val="center"/>
         </w:tcPr>
         <w:p>
           <w:pPr>
+            <w:pStyle w:val="Normal"/>
             <w:jc w:val="center"/>
             <w:rPr>
-              <w:rFonts w:ascii="Maven Pro" w:eastAsia="Arial" w:hAnsi="Maven Pro" w:cs="Arial"/>
+              <w:rFonts w:ascii="Maven Pro" w:hAnsi="Maven Pro" w:eastAsia="Arial" w:cs="Arial"/>
               <w:b/>
               <w:color w:val="0000FF"/>
               <w:sz w:val="18"/>
@@ -1954,15 +2366,14 @@
           </w:pPr>
           <w:r>
             <w:rPr>
-              <w:rFonts w:ascii="Maven Pro" w:eastAsia="Arial" w:hAnsi="Maven Pro" w:cs="Arial"/>
-              <w:b/>
-              <w:noProof/>
+              <w:rFonts w:eastAsia="Arial" w:cs="Arial" w:ascii="Maven Pro" w:hAnsi="Maven Pro"/>
+              <w:b/>
               <w:color w:val="0000FF"/>
               <w:sz w:val="18"/>
               <w:szCs w:val="18"/>
             </w:rPr>
             <w:drawing>
-              <wp:anchor distT="0" distB="0" distL="0" distR="0" simplePos="0" relativeHeight="251656192" behindDoc="1" locked="0" layoutInCell="1" allowOverlap="1" wp14:anchorId="2B2C81E0" wp14:editId="657F2E10">
+              <wp:anchor distT="0" distB="0" distL="0" distR="0" simplePos="0" relativeHeight="2" behindDoc="1" locked="0" layoutInCell="1" allowOverlap="1">
                 <wp:simplePos x="0" y="0"/>
                 <wp:positionH relativeFrom="column">
                   <wp:posOffset>-5715</wp:posOffset>
@@ -1973,7 +2384,7 @@
                 <wp:extent cx="1314450" cy="800100"/>
                 <wp:effectExtent l="0" t="0" r="0" b="0"/>
                 <wp:wrapNone/>
-                <wp:docPr id="731680933" name="image1.jpg" descr="Imagen que contiene Logotipo&#10;&#10;Descripción generada automáticamente"/>
+                <wp:docPr id="1" name="image1.jpg" descr="Imagen que contiene Logotipo&#10;&#10;Descripción generada automáticamente"/>
                 <wp:cNvGraphicFramePr>
                   <a:graphicFrameLocks xmlns:a="http://schemas.openxmlformats.org/drawingml/2006/main" noChangeAspect="1"/>
                 </wp:cNvGraphicFramePr>
@@ -2012,21 +2423,22 @@
       </w:tc>
       <w:tc>
         <w:tcPr>
-          <w:tcW w:w="5387" w:type="dxa"/>
+          <w:tcW w:w="5392" w:type="dxa"/>
           <w:vMerge w:val="restart"/>
           <w:tcBorders>
             <w:top w:val="single" w:sz="4" w:space="0" w:color="000000"/>
-            <w:left w:val="single" w:sz="4" w:space="0" w:color="000000"/>
+            <w:start w:val="single" w:sz="4" w:space="0" w:color="000000"/>
             <w:bottom w:val="single" w:sz="4" w:space="0" w:color="000000"/>
-            <w:right w:val="single" w:sz="4" w:space="0" w:color="000000"/>
+            <w:end w:val="single" w:sz="4" w:space="0" w:color="000000"/>
           </w:tcBorders>
           <w:vAlign w:val="center"/>
         </w:tcPr>
         <w:p>
           <w:pPr>
+            <w:pStyle w:val="Normal"/>
             <w:jc w:val="center"/>
             <w:rPr>
-              <w:rFonts w:ascii="Maven Pro" w:eastAsia="Arial" w:hAnsi="Maven Pro" w:cs="Arial"/>
+              <w:rFonts w:ascii="Maven Pro" w:hAnsi="Maven Pro" w:eastAsia="Arial" w:cs="Arial"/>
               <w:b/>
               <w:bCs/>
               <w:sz w:val="18"/>
@@ -2035,7 +2447,7 @@
           </w:pPr>
           <w:r>
             <w:rPr>
-              <w:rFonts w:ascii="Maven Pro" w:eastAsia="Arial" w:hAnsi="Maven Pro" w:cs="Arial"/>
+              <w:rFonts w:eastAsia="Arial" w:cs="Arial" w:ascii="Maven Pro" w:hAnsi="Maven Pro"/>
               <w:b/>
               <w:bCs/>
               <w:sz w:val="18"/>
@@ -2046,9 +2458,10 @@
         </w:p>
         <w:p>
           <w:pPr>
+            <w:pStyle w:val="Normal"/>
             <w:jc w:val="center"/>
             <w:rPr>
-              <w:rFonts w:ascii="Maven Pro" w:eastAsia="Arial" w:hAnsi="Maven Pro" w:cs="Arial"/>
+              <w:rFonts w:ascii="Maven Pro" w:hAnsi="Maven Pro" w:eastAsia="Arial" w:cs="Arial"/>
               <w:b/>
               <w:bCs/>
               <w:sz w:val="18"/>
@@ -2057,7 +2470,7 @@
           </w:pPr>
           <w:r>
             <w:rPr>
-              <w:rFonts w:ascii="Maven Pro" w:eastAsia="Arial" w:hAnsi="Maven Pro" w:cs="Arial"/>
+              <w:rFonts w:eastAsia="Arial" w:cs="Arial" w:ascii="Maven Pro" w:hAnsi="Maven Pro"/>
               <w:b/>
               <w:bCs/>
               <w:sz w:val="18"/>
@@ -2068,9 +2481,10 @@
         </w:p>
         <w:p>
           <w:pPr>
+            <w:pStyle w:val="Normal"/>
             <w:jc w:val="center"/>
             <w:rPr>
-              <w:rFonts w:ascii="Maven Pro" w:eastAsia="Arial" w:hAnsi="Maven Pro" w:cs="Arial"/>
+              <w:rFonts w:ascii="Maven Pro" w:hAnsi="Maven Pro" w:eastAsia="Arial" w:cs="Arial"/>
               <w:b/>
               <w:bCs/>
               <w:sz w:val="18"/>
@@ -2079,7 +2493,7 @@
           </w:pPr>
           <w:r>
             <w:rPr>
-              <w:rFonts w:ascii="Maven Pro" w:eastAsia="Arial" w:hAnsi="Maven Pro" w:cs="Arial"/>
+              <w:rFonts w:eastAsia="Arial" w:cs="Arial" w:ascii="Maven Pro" w:hAnsi="Maven Pro"/>
               <w:b/>
               <w:bCs/>
               <w:sz w:val="18"/>
@@ -2094,17 +2508,18 @@
           <w:tcW w:w="1703" w:type="dxa"/>
           <w:tcBorders>
             <w:top w:val="single" w:sz="4" w:space="0" w:color="000000"/>
-            <w:left w:val="single" w:sz="4" w:space="0" w:color="000000"/>
+            <w:start w:val="single" w:sz="4" w:space="0" w:color="000000"/>
             <w:bottom w:val="single" w:sz="4" w:space="0" w:color="000000"/>
-            <w:right w:val="single" w:sz="4" w:space="0" w:color="000000"/>
+            <w:end w:val="single" w:sz="4" w:space="0" w:color="000000"/>
           </w:tcBorders>
           <w:vAlign w:val="center"/>
         </w:tcPr>
         <w:p>
           <w:pPr>
+            <w:pStyle w:val="Normal"/>
             <w:jc w:val="center"/>
             <w:rPr>
-              <w:rFonts w:ascii="Maven Pro" w:eastAsia="Arial" w:hAnsi="Maven Pro" w:cs="Arial"/>
+              <w:rFonts w:ascii="Maven Pro" w:hAnsi="Maven Pro" w:eastAsia="Arial" w:cs="Arial"/>
               <w:b/>
               <w:sz w:val="18"/>
               <w:szCs w:val="18"/>
@@ -2112,7 +2527,7 @@
           </w:pPr>
           <w:r>
             <w:rPr>
-              <w:rFonts w:ascii="Maven Pro" w:eastAsia="Arial" w:hAnsi="Maven Pro" w:cs="Arial"/>
+              <w:rFonts w:eastAsia="Arial" w:cs="Arial" w:ascii="Maven Pro" w:hAnsi="Maven Pro"/>
               <w:b/>
               <w:sz w:val="18"/>
               <w:szCs w:val="18"/>
@@ -2124,56 +2539,75 @@
     </w:tr>
     <w:tr>
       <w:trPr>
-        <w:cantSplit/>
-        <w:trHeight w:val="184"/>
+        <w:trHeight w:val="184" w:hRule="atLeast"/>
+        <w:cantSplit w:val="true"/>
       </w:trPr>
       <w:tc>
         <w:tcPr>
-          <w:tcW w:w="2408" w:type="dxa"/>
-          <w:vMerge/>
+          <w:tcW w:w="2403" w:type="dxa"/>
+          <w:vMerge w:val="continue"/>
           <w:tcBorders>
             <w:top w:val="single" w:sz="4" w:space="0" w:color="000000"/>
-            <w:left w:val="single" w:sz="4" w:space="0" w:color="000000"/>
+            <w:start w:val="single" w:sz="4" w:space="0" w:color="000000"/>
             <w:bottom w:val="single" w:sz="4" w:space="0" w:color="000000"/>
-            <w:right w:val="single" w:sz="4" w:space="0" w:color="000000"/>
+            <w:end w:val="single" w:sz="4" w:space="0" w:color="000000"/>
           </w:tcBorders>
           <w:vAlign w:val="center"/>
         </w:tcPr>
         <w:p>
           <w:pPr>
-            <w:widowControl w:val="0"/>
-            <w:rPr>
-              <w:rFonts w:ascii="Maven Pro" w:eastAsia="Arial" w:hAnsi="Maven Pro" w:cs="Arial"/>
+            <w:pStyle w:val="Normal"/>
+            <w:widowControl w:val="false"/>
+            <w:rPr>
+              <w:rFonts w:ascii="Maven Pro" w:hAnsi="Maven Pro" w:eastAsia="Arial" w:cs="Arial"/>
               <w:b/>
               <w:sz w:val="18"/>
               <w:szCs w:val="18"/>
             </w:rPr>
           </w:pPr>
+          <w:r>
+            <w:rPr>
+              <w:rFonts w:eastAsia="Arial" w:cs="Arial" w:ascii="Maven Pro" w:hAnsi="Maven Pro"/>
+              <w:b/>
+              <w:sz w:val="18"/>
+              <w:szCs w:val="18"/>
+            </w:rPr>
+          </w:r>
         </w:p>
       </w:tc>
       <w:tc>
         <w:tcPr>
-          <w:tcW w:w="5387" w:type="dxa"/>
-          <w:vMerge/>
+          <w:tcW w:w="5392" w:type="dxa"/>
+          <w:vMerge w:val="continue"/>
           <w:tcBorders>
             <w:top w:val="single" w:sz="4" w:space="0" w:color="000000"/>
-            <w:left w:val="single" w:sz="4" w:space="0" w:color="000000"/>
+            <w:start w:val="single" w:sz="4" w:space="0" w:color="000000"/>
             <w:bottom w:val="single" w:sz="4" w:space="0" w:color="000000"/>
-            <w:right w:val="single" w:sz="4" w:space="0" w:color="000000"/>
+            <w:end w:val="single" w:sz="4" w:space="0" w:color="000000"/>
           </w:tcBorders>
           <w:vAlign w:val="center"/>
         </w:tcPr>
         <w:p>
           <w:pPr>
-            <w:widowControl w:val="0"/>
-            <w:rPr>
-              <w:rFonts w:ascii="Maven Pro" w:eastAsia="Arial" w:hAnsi="Maven Pro" w:cs="Arial"/>
+            <w:pStyle w:val="Normal"/>
+            <w:widowControl w:val="false"/>
+            <w:rPr>
+              <w:rFonts w:ascii="Maven Pro" w:hAnsi="Maven Pro" w:eastAsia="Arial" w:cs="Arial"/>
               <w:b/>
               <w:bCs/>
               <w:sz w:val="18"/>
               <w:szCs w:val="18"/>
             </w:rPr>
           </w:pPr>
+          <w:r>
+            <w:rPr>
+              <w:rFonts w:eastAsia="Arial" w:cs="Arial" w:ascii="Maven Pro" w:hAnsi="Maven Pro"/>
+              <w:b/>
+              <w:bCs/>
+              <w:sz w:val="18"/>
+              <w:szCs w:val="18"/>
+            </w:rPr>
+          </w:r>
         </w:p>
       </w:tc>
       <w:tc>
@@ -2181,17 +2615,18 @@
           <w:tcW w:w="1703" w:type="dxa"/>
           <w:tcBorders>
             <w:top w:val="single" w:sz="4" w:space="0" w:color="000000"/>
-            <w:left w:val="single" w:sz="4" w:space="0" w:color="000000"/>
+            <w:start w:val="single" w:sz="4" w:space="0" w:color="000000"/>
             <w:bottom w:val="single" w:sz="4" w:space="0" w:color="000000"/>
-            <w:right w:val="single" w:sz="4" w:space="0" w:color="000000"/>
+            <w:end w:val="single" w:sz="4" w:space="0" w:color="000000"/>
           </w:tcBorders>
           <w:vAlign w:val="center"/>
         </w:tcPr>
         <w:p>
           <w:pPr>
+            <w:pStyle w:val="Normal"/>
             <w:jc w:val="center"/>
             <w:rPr>
-              <w:rFonts w:ascii="Maven Pro" w:eastAsia="Arial" w:hAnsi="Maven Pro" w:cs="Arial"/>
+              <w:rFonts w:ascii="Maven Pro" w:hAnsi="Maven Pro" w:eastAsia="Arial" w:cs="Arial"/>
               <w:b/>
               <w:sz w:val="18"/>
               <w:szCs w:val="18"/>
@@ -2199,7 +2634,7 @@
           </w:pPr>
           <w:r>
             <w:rPr>
-              <w:rFonts w:ascii="Maven Pro" w:eastAsia="Arial" w:hAnsi="Maven Pro" w:cs="Arial"/>
+              <w:rFonts w:eastAsia="Arial" w:cs="Arial" w:ascii="Maven Pro" w:hAnsi="Maven Pro"/>
               <w:b/>
               <w:sz w:val="18"/>
               <w:szCs w:val="18"/>
@@ -2211,56 +2646,75 @@
     </w:tr>
     <w:tr>
       <w:trPr>
-        <w:cantSplit/>
-        <w:trHeight w:val="128"/>
+        <w:trHeight w:val="128" w:hRule="atLeast"/>
+        <w:cantSplit w:val="true"/>
       </w:trPr>
       <w:tc>
         <w:tcPr>
-          <w:tcW w:w="2408" w:type="dxa"/>
-          <w:vMerge/>
+          <w:tcW w:w="2403" w:type="dxa"/>
+          <w:vMerge w:val="continue"/>
           <w:tcBorders>
             <w:top w:val="single" w:sz="4" w:space="0" w:color="000000"/>
-            <w:left w:val="single" w:sz="4" w:space="0" w:color="000000"/>
+            <w:start w:val="single" w:sz="4" w:space="0" w:color="000000"/>
             <w:bottom w:val="single" w:sz="4" w:space="0" w:color="000000"/>
-            <w:right w:val="single" w:sz="4" w:space="0" w:color="000000"/>
+            <w:end w:val="single" w:sz="4" w:space="0" w:color="000000"/>
           </w:tcBorders>
           <w:vAlign w:val="center"/>
         </w:tcPr>
         <w:p>
           <w:pPr>
-            <w:widowControl w:val="0"/>
-            <w:rPr>
-              <w:rFonts w:ascii="Maven Pro" w:eastAsia="Arial" w:hAnsi="Maven Pro" w:cs="Arial"/>
+            <w:pStyle w:val="Normal"/>
+            <w:widowControl w:val="false"/>
+            <w:rPr>
+              <w:rFonts w:ascii="Maven Pro" w:hAnsi="Maven Pro" w:eastAsia="Arial" w:cs="Arial"/>
               <w:b/>
               <w:sz w:val="18"/>
               <w:szCs w:val="18"/>
             </w:rPr>
           </w:pPr>
+          <w:r>
+            <w:rPr>
+              <w:rFonts w:eastAsia="Arial" w:cs="Arial" w:ascii="Maven Pro" w:hAnsi="Maven Pro"/>
+              <w:b/>
+              <w:sz w:val="18"/>
+              <w:szCs w:val="18"/>
+            </w:rPr>
+          </w:r>
         </w:p>
       </w:tc>
       <w:tc>
         <w:tcPr>
-          <w:tcW w:w="5387" w:type="dxa"/>
-          <w:vMerge/>
+          <w:tcW w:w="5392" w:type="dxa"/>
+          <w:vMerge w:val="continue"/>
           <w:tcBorders>
             <w:top w:val="single" w:sz="4" w:space="0" w:color="000000"/>
-            <w:left w:val="single" w:sz="4" w:space="0" w:color="000000"/>
+            <w:start w:val="single" w:sz="4" w:space="0" w:color="000000"/>
             <w:bottom w:val="single" w:sz="4" w:space="0" w:color="000000"/>
-            <w:right w:val="single" w:sz="4" w:space="0" w:color="000000"/>
+            <w:end w:val="single" w:sz="4" w:space="0" w:color="000000"/>
           </w:tcBorders>
           <w:vAlign w:val="center"/>
         </w:tcPr>
         <w:p>
           <w:pPr>
-            <w:widowControl w:val="0"/>
-            <w:rPr>
-              <w:rFonts w:ascii="Maven Pro" w:eastAsia="Arial" w:hAnsi="Maven Pro" w:cs="Arial"/>
+            <w:pStyle w:val="Normal"/>
+            <w:widowControl w:val="false"/>
+            <w:rPr>
+              <w:rFonts w:ascii="Maven Pro" w:hAnsi="Maven Pro" w:eastAsia="Arial" w:cs="Arial"/>
               <w:b/>
               <w:bCs/>
               <w:sz w:val="18"/>
               <w:szCs w:val="18"/>
             </w:rPr>
           </w:pPr>
+          <w:r>
+            <w:rPr>
+              <w:rFonts w:eastAsia="Arial" w:cs="Arial" w:ascii="Maven Pro" w:hAnsi="Maven Pro"/>
+              <w:b/>
+              <w:bCs/>
+              <w:sz w:val="18"/>
+              <w:szCs w:val="18"/>
+            </w:rPr>
+          </w:r>
         </w:p>
       </w:tc>
       <w:tc>
@@ -2268,17 +2722,18 @@
           <w:tcW w:w="1703" w:type="dxa"/>
           <w:tcBorders>
             <w:top w:val="single" w:sz="4" w:space="0" w:color="000000"/>
-            <w:left w:val="single" w:sz="4" w:space="0" w:color="000000"/>
+            <w:start w:val="single" w:sz="4" w:space="0" w:color="000000"/>
             <w:bottom w:val="single" w:sz="4" w:space="0" w:color="000000"/>
-            <w:right w:val="single" w:sz="4" w:space="0" w:color="000000"/>
+            <w:end w:val="single" w:sz="4" w:space="0" w:color="000000"/>
           </w:tcBorders>
           <w:vAlign w:val="center"/>
         </w:tcPr>
         <w:p>
           <w:pPr>
+            <w:pStyle w:val="Normal"/>
             <w:jc w:val="center"/>
             <w:rPr>
-              <w:rFonts w:ascii="Maven Pro" w:eastAsia="Arial" w:hAnsi="Maven Pro" w:cs="Arial"/>
+              <w:rFonts w:ascii="Maven Pro" w:hAnsi="Maven Pro" w:eastAsia="Arial" w:cs="Arial"/>
               <w:b/>
               <w:sz w:val="18"/>
               <w:szCs w:val="18"/>
@@ -2286,7 +2741,7 @@
           </w:pPr>
           <w:r>
             <w:rPr>
-              <w:rFonts w:ascii="Maven Pro" w:eastAsia="Arial" w:hAnsi="Maven Pro" w:cs="Arial"/>
+              <w:rFonts w:eastAsia="Arial" w:cs="Arial" w:ascii="Maven Pro" w:hAnsi="Maven Pro"/>
               <w:b/>
               <w:sz w:val="18"/>
               <w:szCs w:val="18"/>
@@ -2298,46 +2753,56 @@
     </w:tr>
     <w:tr>
       <w:trPr>
-        <w:cantSplit/>
-        <w:trHeight w:val="428"/>
+        <w:trHeight w:val="428" w:hRule="atLeast"/>
+        <w:cantSplit w:val="true"/>
       </w:trPr>
       <w:tc>
         <w:tcPr>
-          <w:tcW w:w="2408" w:type="dxa"/>
-          <w:vMerge/>
+          <w:tcW w:w="2403" w:type="dxa"/>
+          <w:vMerge w:val="continue"/>
           <w:tcBorders>
             <w:top w:val="single" w:sz="4" w:space="0" w:color="000000"/>
-            <w:left w:val="single" w:sz="4" w:space="0" w:color="000000"/>
+            <w:start w:val="single" w:sz="4" w:space="0" w:color="000000"/>
             <w:bottom w:val="single" w:sz="4" w:space="0" w:color="000000"/>
-            <w:right w:val="single" w:sz="4" w:space="0" w:color="000000"/>
+            <w:end w:val="single" w:sz="4" w:space="0" w:color="000000"/>
           </w:tcBorders>
           <w:vAlign w:val="center"/>
         </w:tcPr>
         <w:p>
           <w:pPr>
-            <w:widowControl w:val="0"/>
-            <w:rPr>
-              <w:rFonts w:ascii="Maven Pro" w:eastAsia="Arial" w:hAnsi="Maven Pro" w:cs="Arial"/>
+            <w:pStyle w:val="Normal"/>
+            <w:widowControl w:val="false"/>
+            <w:rPr>
+              <w:rFonts w:ascii="Maven Pro" w:hAnsi="Maven Pro" w:eastAsia="Arial" w:cs="Arial"/>
               <w:b/>
               <w:sz w:val="18"/>
               <w:szCs w:val="18"/>
             </w:rPr>
           </w:pPr>
+          <w:r>
+            <w:rPr>
+              <w:rFonts w:eastAsia="Arial" w:cs="Arial" w:ascii="Maven Pro" w:hAnsi="Maven Pro"/>
+              <w:b/>
+              <w:sz w:val="18"/>
+              <w:szCs w:val="18"/>
+            </w:rPr>
+          </w:r>
         </w:p>
       </w:tc>
       <w:tc>
         <w:tcPr>
-          <w:tcW w:w="5387" w:type="dxa"/>
+          <w:tcW w:w="5392" w:type="dxa"/>
           <w:tcBorders>
             <w:top w:val="single" w:sz="4" w:space="0" w:color="000000"/>
-            <w:left w:val="single" w:sz="4" w:space="0" w:color="000000"/>
+            <w:start w:val="single" w:sz="4" w:space="0" w:color="000000"/>
             <w:bottom w:val="single" w:sz="4" w:space="0" w:color="000000"/>
-            <w:right w:val="single" w:sz="4" w:space="0" w:color="000000"/>
+            <w:end w:val="single" w:sz="4" w:space="0" w:color="000000"/>
           </w:tcBorders>
           <w:vAlign w:val="center"/>
         </w:tcPr>
         <w:p>
           <w:pPr>
+            <w:pStyle w:val="Normal"/>
             <w:ind w:hanging="142"/>
             <w:jc w:val="center"/>
             <w:rPr>
@@ -2347,7 +2812,7 @@
           </w:pPr>
           <w:r>
             <w:rPr>
-              <w:rFonts w:ascii="Maven Pro" w:eastAsia="Batang" w:hAnsi="Maven Pro"/>
+              <w:rFonts w:eastAsia="Batang" w:ascii="Maven Pro" w:hAnsi="Maven Pro"/>
               <w:b/>
               <w:sz w:val="18"/>
               <w:szCs w:val="18"/>
@@ -2357,15 +2822,25 @@
         </w:p>
         <w:p>
           <w:pPr>
+            <w:pStyle w:val="Normal"/>
             <w:jc w:val="center"/>
             <w:rPr>
-              <w:rFonts w:ascii="Maven Pro" w:eastAsia="Arial" w:hAnsi="Maven Pro" w:cs="Arial"/>
+              <w:rFonts w:ascii="Maven Pro" w:hAnsi="Maven Pro" w:eastAsia="Arial" w:cs="Arial"/>
               <w:b/>
               <w:bCs/>
               <w:sz w:val="18"/>
               <w:szCs w:val="18"/>
             </w:rPr>
           </w:pPr>
+          <w:r>
+            <w:rPr>
+              <w:rFonts w:eastAsia="Arial" w:cs="Arial" w:ascii="Maven Pro" w:hAnsi="Maven Pro"/>
+              <w:b/>
+              <w:bCs/>
+              <w:sz w:val="18"/>
+              <w:szCs w:val="18"/>
+            </w:rPr>
+          </w:r>
         </w:p>
       </w:tc>
       <w:tc>
@@ -2374,21 +2849,23 @@
           <w:vMerge w:val="restart"/>
           <w:tcBorders>
             <w:top w:val="single" w:sz="4" w:space="0" w:color="000000"/>
-            <w:left w:val="single" w:sz="4" w:space="0" w:color="000000"/>
+            <w:start w:val="single" w:sz="4" w:space="0" w:color="000000"/>
             <w:bottom w:val="single" w:sz="4" w:space="0" w:color="000000"/>
-            <w:right w:val="single" w:sz="4" w:space="0" w:color="000000"/>
+            <w:end w:val="single" w:sz="4" w:space="0" w:color="000000"/>
           </w:tcBorders>
           <w:vAlign w:val="center"/>
         </w:tcPr>
         <w:p>
           <w:pPr>
+            <w:pStyle w:val="Normal"/>
             <w:tabs>
-              <w:tab w:val="center" w:pos="4252"/>
-              <w:tab w:val="right" w:pos="8504"/>
+              <w:tab w:val="clear" w:pos="720"/>
+              <w:tab w:val="center" w:pos="4252" w:leader="none"/>
+              <w:tab w:val="right" w:pos="8504" w:leader="none"/>
             </w:tabs>
             <w:jc w:val="center"/>
             <w:rPr>
-              <w:rFonts w:ascii="Maven Pro" w:eastAsia="Arial" w:hAnsi="Maven Pro" w:cs="Arial"/>
+              <w:rFonts w:ascii="Maven Pro" w:hAnsi="Maven Pro" w:eastAsia="Arial" w:cs="Arial"/>
               <w:b/>
               <w:color w:val="000000"/>
               <w:sz w:val="18"/>
@@ -2397,7 +2874,7 @@
           </w:pPr>
           <w:r>
             <w:rPr>
-              <w:rFonts w:ascii="Maven Pro" w:eastAsia="Arial" w:hAnsi="Maven Pro" w:cs="Arial"/>
+              <w:rFonts w:eastAsia="Arial" w:cs="Arial" w:ascii="Maven Pro" w:hAnsi="Maven Pro"/>
               <w:color w:val="000000"/>
               <w:sz w:val="18"/>
               <w:szCs w:val="18"/>
@@ -2406,7 +2883,7 @@
           </w:r>
           <w:r>
             <w:rPr>
-              <w:rFonts w:ascii="Maven Pro" w:eastAsia="Arial" w:hAnsi="Maven Pro" w:cs="Arial"/>
+              <w:rFonts w:eastAsia="Arial" w:cs="Arial" w:ascii="Maven Pro" w:hAnsi="Maven Pro"/>
               <w:b/>
               <w:color w:val="000000"/>
               <w:sz w:val="18"/>
@@ -2416,7 +2893,7 @@
           </w:r>
           <w:r>
             <w:rPr>
-              <w:rFonts w:ascii="Maven Pro" w:eastAsia="Arial" w:hAnsi="Maven Pro" w:cs="Arial"/>
+              <w:rFonts w:eastAsia="Arial" w:cs="Arial" w:ascii="Maven Pro" w:hAnsi="Maven Pro"/>
               <w:b/>
               <w:color w:val="000000"/>
               <w:sz w:val="18"/>
@@ -2426,7 +2903,7 @@
           </w:r>
           <w:r>
             <w:rPr>
-              <w:rFonts w:ascii="Maven Pro" w:eastAsia="Arial" w:hAnsi="Maven Pro" w:cs="Arial"/>
+              <w:rFonts w:eastAsia="Arial" w:cs="Arial" w:ascii="Maven Pro" w:hAnsi="Maven Pro"/>
               <w:b/>
               <w:color w:val="000000"/>
               <w:sz w:val="18"/>
@@ -2436,7 +2913,7 @@
           </w:r>
           <w:r>
             <w:rPr>
-              <w:rFonts w:ascii="Maven Pro" w:eastAsia="Arial" w:hAnsi="Maven Pro" w:cs="Arial"/>
+              <w:rFonts w:eastAsia="Arial" w:cs="Arial" w:ascii="Maven Pro" w:hAnsi="Maven Pro"/>
               <w:b/>
               <w:color w:val="000000"/>
               <w:sz w:val="18"/>
@@ -2446,7 +2923,7 @@
           </w:r>
           <w:r>
             <w:rPr>
-              <w:rFonts w:ascii="Maven Pro" w:eastAsia="Arial" w:hAnsi="Maven Pro" w:cs="Arial"/>
+              <w:rFonts w:eastAsia="Arial" w:cs="Arial" w:ascii="Maven Pro" w:hAnsi="Maven Pro"/>
               <w:b/>
               <w:color w:val="000000"/>
               <w:sz w:val="18"/>
@@ -2456,7 +2933,7 @@
           </w:r>
           <w:r>
             <w:rPr>
-              <w:rFonts w:ascii="Maven Pro" w:eastAsia="Arial" w:hAnsi="Maven Pro" w:cs="Arial"/>
+              <w:rFonts w:eastAsia="Arial" w:cs="Arial" w:ascii="Maven Pro" w:hAnsi="Maven Pro"/>
               <w:color w:val="000000"/>
               <w:sz w:val="18"/>
               <w:szCs w:val="18"/>
@@ -2465,7 +2942,7 @@
           </w:r>
           <w:r>
             <w:rPr>
-              <w:rFonts w:ascii="Maven Pro" w:eastAsia="Arial" w:hAnsi="Maven Pro" w:cs="Arial"/>
+              <w:rFonts w:eastAsia="Arial" w:cs="Arial" w:ascii="Maven Pro" w:hAnsi="Maven Pro"/>
               <w:b/>
               <w:color w:val="000000"/>
               <w:sz w:val="18"/>
@@ -2475,7 +2952,7 @@
           </w:r>
           <w:r>
             <w:rPr>
-              <w:rFonts w:ascii="Maven Pro" w:eastAsia="Arial" w:hAnsi="Maven Pro" w:cs="Arial"/>
+              <w:rFonts w:eastAsia="Arial" w:cs="Arial" w:ascii="Maven Pro" w:hAnsi="Maven Pro"/>
               <w:b/>
               <w:color w:val="000000"/>
               <w:sz w:val="18"/>
@@ -2485,7 +2962,7 @@
           </w:r>
           <w:r>
             <w:rPr>
-              <w:rFonts w:ascii="Maven Pro" w:eastAsia="Arial" w:hAnsi="Maven Pro" w:cs="Arial"/>
+              <w:rFonts w:eastAsia="Arial" w:cs="Arial" w:ascii="Maven Pro" w:hAnsi="Maven Pro"/>
               <w:b/>
               <w:color w:val="000000"/>
               <w:sz w:val="18"/>
@@ -2495,7 +2972,7 @@
           </w:r>
           <w:r>
             <w:rPr>
-              <w:rFonts w:ascii="Maven Pro" w:eastAsia="Arial" w:hAnsi="Maven Pro" w:cs="Arial"/>
+              <w:rFonts w:eastAsia="Arial" w:cs="Arial" w:ascii="Maven Pro" w:hAnsi="Maven Pro"/>
               <w:b/>
               <w:color w:val="000000"/>
               <w:sz w:val="18"/>
@@ -2505,7 +2982,7 @@
           </w:r>
           <w:r>
             <w:rPr>
-              <w:rFonts w:ascii="Maven Pro" w:eastAsia="Arial" w:hAnsi="Maven Pro" w:cs="Arial"/>
+              <w:rFonts w:eastAsia="Arial" w:cs="Arial" w:ascii="Maven Pro" w:hAnsi="Maven Pro"/>
               <w:b/>
               <w:color w:val="000000"/>
               <w:sz w:val="18"/>
@@ -2518,54 +2995,64 @@
     </w:tr>
     <w:tr>
       <w:trPr>
-        <w:cantSplit/>
-        <w:trHeight w:val="69"/>
+        <w:trHeight w:val="69" w:hRule="atLeast"/>
+        <w:cantSplit w:val="true"/>
       </w:trPr>
       <w:tc>
         <w:tcPr>
-          <w:tcW w:w="2408" w:type="dxa"/>
-          <w:vMerge/>
+          <w:tcW w:w="2403" w:type="dxa"/>
+          <w:vMerge w:val="continue"/>
           <w:tcBorders>
             <w:top w:val="single" w:sz="4" w:space="0" w:color="000000"/>
-            <w:left w:val="single" w:sz="4" w:space="0" w:color="000000"/>
+            <w:start w:val="single" w:sz="4" w:space="0" w:color="000000"/>
             <w:bottom w:val="single" w:sz="4" w:space="0" w:color="000000"/>
-            <w:right w:val="single" w:sz="4" w:space="0" w:color="000000"/>
+            <w:end w:val="single" w:sz="4" w:space="0" w:color="000000"/>
           </w:tcBorders>
           <w:vAlign w:val="center"/>
         </w:tcPr>
         <w:p>
           <w:pPr>
-            <w:widowControl w:val="0"/>
-            <w:rPr>
-              <w:rFonts w:ascii="Maven Pro" w:eastAsia="Arial" w:hAnsi="Maven Pro" w:cs="Arial"/>
+            <w:pStyle w:val="Normal"/>
+            <w:widowControl w:val="false"/>
+            <w:rPr>
+              <w:rFonts w:ascii="Maven Pro" w:hAnsi="Maven Pro" w:eastAsia="Arial" w:cs="Arial"/>
               <w:b/>
               <w:color w:val="000000"/>
               <w:sz w:val="18"/>
               <w:szCs w:val="18"/>
             </w:rPr>
           </w:pPr>
+          <w:r>
+            <w:rPr>
+              <w:rFonts w:eastAsia="Arial" w:cs="Arial" w:ascii="Maven Pro" w:hAnsi="Maven Pro"/>
+              <w:b/>
+              <w:color w:val="000000"/>
+              <w:sz w:val="18"/>
+              <w:szCs w:val="18"/>
+            </w:rPr>
+          </w:r>
         </w:p>
       </w:tc>
       <w:tc>
         <w:tcPr>
-          <w:tcW w:w="5387" w:type="dxa"/>
+          <w:tcW w:w="5392" w:type="dxa"/>
           <w:tcBorders>
             <w:top w:val="single" w:sz="4" w:space="0" w:color="000000"/>
-            <w:left w:val="single" w:sz="4" w:space="0" w:color="000000"/>
+            <w:start w:val="single" w:sz="4" w:space="0" w:color="000000"/>
             <w:bottom w:val="single" w:sz="4" w:space="0" w:color="000000"/>
-            <w:right w:val="single" w:sz="4" w:space="0" w:color="000000"/>
+            <w:end w:val="single" w:sz="4" w:space="0" w:color="000000"/>
           </w:tcBorders>
           <w:vAlign w:val="center"/>
         </w:tcPr>
         <w:p>
           <w:pPr>
-            <w:pStyle w:val="Encabezado"/>
+            <w:pStyle w:val="Header"/>
             <w:tabs>
               <w:tab w:val="clear" w:pos="4252"/>
               <w:tab w:val="clear" w:pos="8504"/>
-              <w:tab w:val="left" w:pos="6676"/>
+              <w:tab w:val="left" w:pos="6676" w:leader="none"/>
             </w:tabs>
-            <w:ind w:firstLineChars="800" w:firstLine="1446"/>
+            <w:ind w:firstLineChars="800"/>
             <w:rPr>
               <w:rFonts w:ascii="Maven Pro" w:hAnsi="Maven Pro" w:cs="Arial"/>
               <w:b/>
@@ -2576,7 +3063,7 @@
           </w:pPr>
           <w:r>
             <w:rPr>
-              <w:rFonts w:ascii="Maven Pro" w:hAnsi="Maven Pro" w:cs="Arial"/>
+              <w:rFonts w:cs="Arial" w:ascii="Maven Pro" w:hAnsi="Maven Pro"/>
               <w:b/>
               <w:bCs/>
               <w:sz w:val="18"/>
@@ -2589,33 +3076,43 @@
       <w:tc>
         <w:tcPr>
           <w:tcW w:w="1703" w:type="dxa"/>
-          <w:vMerge/>
+          <w:vMerge w:val="continue"/>
           <w:tcBorders>
             <w:top w:val="single" w:sz="4" w:space="0" w:color="000000"/>
-            <w:left w:val="single" w:sz="4" w:space="0" w:color="000000"/>
+            <w:start w:val="single" w:sz="4" w:space="0" w:color="000000"/>
             <w:bottom w:val="single" w:sz="4" w:space="0" w:color="000000"/>
-            <w:right w:val="single" w:sz="4" w:space="0" w:color="000000"/>
+            <w:end w:val="single" w:sz="4" w:space="0" w:color="000000"/>
           </w:tcBorders>
           <w:vAlign w:val="center"/>
         </w:tcPr>
         <w:p>
           <w:pPr>
-            <w:widowControl w:val="0"/>
-            <w:rPr>
-              <w:rFonts w:ascii="Maven Pro" w:eastAsia="Arial" w:hAnsi="Maven Pro" w:cs="Arial"/>
+            <w:pStyle w:val="Normal"/>
+            <w:widowControl w:val="false"/>
+            <w:rPr>
+              <w:rFonts w:ascii="Maven Pro" w:hAnsi="Maven Pro" w:eastAsia="Arial" w:cs="Arial"/>
               <w:b/>
               <w:sz w:val="18"/>
               <w:szCs w:val="18"/>
             </w:rPr>
           </w:pPr>
+          <w:r>
+            <w:rPr>
+              <w:rFonts w:eastAsia="Arial" w:cs="Arial" w:ascii="Maven Pro" w:hAnsi="Maven Pro"/>
+              <w:b/>
+              <w:sz w:val="18"/>
+              <w:szCs w:val="18"/>
+            </w:rPr>
+          </w:r>
         </w:p>
       </w:tc>
     </w:tr>
   </w:tbl>
   <w:p>
     <w:pPr>
-      <w:pStyle w:val="Encabezado"/>
-      <w:jc w:val="left"/>
+      <w:pStyle w:val="Header"/>
+      <w:jc w:val="start"/>
+      <w:rPr/>
     </w:pPr>
     <w:r>
       <w:rPr>
@@ -2623,48 +3120,56 @@
         <w:sz w:val="18"/>
         <w:szCs w:val="18"/>
       </w:rPr>
-      <w:t>100-«consecutivo»</w:t>
+      <w:t>100 - {{consecutivo}}</w:t>
     </w:r>
   </w:p>
 </w:hdr>
 </file>
 
-<file path=word/header2.xml><?xml version="1.0" encoding="utf-8"?>
-<w:hdr xmlns:wpc="http://schemas.microsoft.com/office/word/2010/wordprocessingCanvas" xmlns:cx="http://schemas.microsoft.com/office/drawing/2014/chartex" xmlns:cx1="http://schemas.microsoft.com/office/drawing/2015/9/8/chartex" xmlns:cx2="http://schemas.microsoft.com/office/drawing/2015/10/21/chartex" xmlns:cx3="http://schemas.microsoft.com/office/drawing/2016/5/9/chartex" xmlns:cx4="http://schemas.microsoft.com/office/drawing/2016/5/10/chartex" xmlns:cx5="http://schemas.microsoft.com/office/drawing/2016/5/11/chartex" xmlns:cx6="http://schemas.microsoft.com/office/drawing/2016/5/12/chartex" xmlns:cx7="http://schemas.microsoft.com/office/drawing/2016/5/13/chartex" xmlns:cx8="http://schemas.microsoft.com/office/drawing/2016/5/14/chartex" xmlns:mc="http://schemas.openxmlformats.org/markup-compatibility/2006" xmlns:aink="http://schemas.microsoft.com/office/drawing/2016/ink" xmlns:am3d="http://schemas.microsoft.com/office/drawing/2017/model3d" xmlns:o="urn:schemas-microsoft-com:office:office" xmlns:oel="http://schemas.microsoft.com/office/2019/extlst" xmlns:r="http://schemas.openxmlformats.org/officeDocument/2006/relationships" xmlns:m="http://schemas.openxmlformats.org/officeDocument/2006/math" xmlns:v="urn:schemas-microsoft-com:vml" xmlns:wp14="http://schemas.microsoft.com/office/word/2010/wordprocessingDrawing" xmlns:wp="http://schemas.openxmlformats.org/drawingml/2006/wordprocessingDrawing" xmlns:w10="urn:schemas-microsoft-com:office:word" xmlns:w="http://schemas.openxmlformats.org/wordprocessingml/2006/main" xmlns:w14="http://schemas.microsoft.com/office/word/2010/wordml" xmlns:w15="http://schemas.microsoft.com/office/word/2012/wordml" xmlns:w16cex="http://schemas.microsoft.com/office/word/2018/wordml/cex" xmlns:w16cid="http://schemas.microsoft.com/office/word/2016/wordml/cid" xmlns:w16="http://schemas.microsoft.com/office/word/2018/wordml" xmlns:w16du="http://schemas.microsoft.com/office/word/2023/wordml/word16du" xmlns:w16sdtdh="http://schemas.microsoft.com/office/word/2020/wordml/sdtdatahash" xmlns:w16sdtfl="http://schemas.microsoft.com/office/word/2024/wordml/sdtformatlock" xmlns:w16se="http://schemas.microsoft.com/office/word/2015/wordml/symex" xmlns:wpg="http://schemas.microsoft.com/office/word/2010/wordprocessingGroup" xmlns:wpi="http://schemas.microsoft.com/office/word/2010/wordprocessingInk" xmlns:wne="http://schemas.microsoft.com/office/word/2006/wordml" xmlns:wps="http://schemas.microsoft.com/office/word/2010/wordprocessingShape" mc:Ignorable="w14 w15 w16se w16cid w16 w16cex w16sdtdh w16sdtfl w16du wp14">
+<file path=word/header3.xml><?xml version="1.0" encoding="utf-8"?>
+<w:hdr xmlns:o="urn:schemas-microsoft-com:office:office" xmlns:r="http://schemas.openxmlformats.org/officeDocument/2006/relationships" xmlns:v="urn:schemas-microsoft-com:vml" xmlns:w="http://schemas.openxmlformats.org/wordprocessingml/2006/main" xmlns:w10="urn:schemas-microsoft-com:office:word" xmlns:wp="http://schemas.openxmlformats.org/drawingml/2006/wordprocessingDrawing" xmlns:pic="http://schemas.openxmlformats.org/drawingml/2006/picture" xmlns:wps="http://schemas.microsoft.com/office/word/2010/wordprocessingShape" xmlns:wpg="http://schemas.microsoft.com/office/word/2010/wordprocessingGroup" xmlns:mc="http://schemas.openxmlformats.org/markup-compatibility/2006" xmlns:wp14="http://schemas.microsoft.com/office/word/2010/wordprocessingDrawing" xmlns:w14="http://schemas.microsoft.com/office/word/2010/wordml" xmlns:w15="http://schemas.microsoft.com/office/word/2012/wordml" mc:Ignorable="w14 wp14 w15">
   <w:tbl>
     <w:tblPr>
       <w:tblW w:w="9498" w:type="dxa"/>
+      <w:jc w:val="start"/>
       <w:tblInd w:w="-5" w:type="dxa"/>
       <w:tblLayout w:type="fixed"/>
-      <w:tblLook w:val="04A0" w:firstRow="1" w:lastRow="0" w:firstColumn="1" w:lastColumn="0" w:noHBand="0" w:noVBand="1"/>
+      <w:tblCellMar>
+        <w:top w:w="0" w:type="dxa"/>
+        <w:start w:w="108" w:type="dxa"/>
+        <w:bottom w:w="0" w:type="dxa"/>
+        <w:end w:w="108" w:type="dxa"/>
+      </w:tblCellMar>
+      <w:tblLook w:firstRow="1" w:noVBand="1" w:lastRow="0" w:firstColumn="1" w:lastColumn="0" w:noHBand="0" w:val="04a0"/>
     </w:tblPr>
     <w:tblGrid>
-      <w:gridCol w:w="2408"/>
-      <w:gridCol w:w="5387"/>
+      <w:gridCol w:w="2403"/>
+      <w:gridCol w:w="5392"/>
       <w:gridCol w:w="1703"/>
     </w:tblGrid>
     <w:tr>
       <w:trPr>
-        <w:cantSplit/>
-        <w:trHeight w:val="132"/>
+        <w:trHeight w:val="132" w:hRule="atLeast"/>
+        <w:cantSplit w:val="true"/>
       </w:trPr>
       <w:tc>
         <w:tcPr>
-          <w:tcW w:w="2408" w:type="dxa"/>
+          <w:tcW w:w="2403" w:type="dxa"/>
           <w:vMerge w:val="restart"/>
           <w:tcBorders>
             <w:top w:val="single" w:sz="4" w:space="0" w:color="000000"/>
-            <w:left w:val="single" w:sz="4" w:space="0" w:color="000000"/>
+            <w:start w:val="single" w:sz="4" w:space="0" w:color="000000"/>
             <w:bottom w:val="single" w:sz="4" w:space="0" w:color="000000"/>
-            <w:right w:val="single" w:sz="4" w:space="0" w:color="000000"/>
+            <w:end w:val="single" w:sz="4" w:space="0" w:color="000000"/>
           </w:tcBorders>
           <w:vAlign w:val="center"/>
         </w:tcPr>
         <w:p>
           <w:pPr>
+            <w:pStyle w:val="Normal"/>
             <w:jc w:val="center"/>
             <w:rPr>
-              <w:rFonts w:ascii="Maven Pro" w:eastAsia="Arial" w:hAnsi="Maven Pro" w:cs="Arial"/>
+              <w:rFonts w:ascii="Maven Pro" w:hAnsi="Maven Pro" w:eastAsia="Arial" w:cs="Arial"/>
               <w:b/>
               <w:color w:val="0000FF"/>
               <w:sz w:val="18"/>
@@ -2673,15 +3178,14 @@
           </w:pPr>
           <w:r>
             <w:rPr>
-              <w:rFonts w:ascii="Maven Pro" w:eastAsia="Arial" w:hAnsi="Maven Pro" w:cs="Arial"/>
-              <w:b/>
-              <w:noProof/>
+              <w:rFonts w:eastAsia="Arial" w:cs="Arial" w:ascii="Maven Pro" w:hAnsi="Maven Pro"/>
+              <w:b/>
               <w:color w:val="0000FF"/>
               <w:sz w:val="18"/>
               <w:szCs w:val="18"/>
             </w:rPr>
             <w:drawing>
-              <wp:anchor distT="0" distB="0" distL="0" distR="0" simplePos="0" relativeHeight="251657216" behindDoc="1" locked="0" layoutInCell="1" allowOverlap="1" wp14:anchorId="0D36CFCA" wp14:editId="0ACE34A1">
+              <wp:anchor distT="0" distB="0" distL="0" distR="0" simplePos="0" relativeHeight="2" behindDoc="1" locked="0" layoutInCell="1" allowOverlap="1">
                 <wp:simplePos x="0" y="0"/>
                 <wp:positionH relativeFrom="column">
                   <wp:posOffset>-5715</wp:posOffset>
@@ -2692,7 +3196,7 @@
                 <wp:extent cx="1314450" cy="800100"/>
                 <wp:effectExtent l="0" t="0" r="0" b="0"/>
                 <wp:wrapNone/>
-                <wp:docPr id="151363561" name="image1.jpg" descr="Imagen que contiene Logotipo&#10;&#10;Descripción generada automáticamente"/>
+                <wp:docPr id="2" name="image1.jpg" descr="Imagen que contiene Logotipo&#10;&#10;Descripción generada automáticamente"/>
                 <wp:cNvGraphicFramePr>
                   <a:graphicFrameLocks xmlns:a="http://schemas.openxmlformats.org/drawingml/2006/main" noChangeAspect="1"/>
                 </wp:cNvGraphicFramePr>
@@ -2731,21 +3235,22 @@
       </w:tc>
       <w:tc>
         <w:tcPr>
-          <w:tcW w:w="5387" w:type="dxa"/>
+          <w:tcW w:w="5392" w:type="dxa"/>
           <w:vMerge w:val="restart"/>
           <w:tcBorders>
             <w:top w:val="single" w:sz="4" w:space="0" w:color="000000"/>
-            <w:left w:val="single" w:sz="4" w:space="0" w:color="000000"/>
+            <w:start w:val="single" w:sz="4" w:space="0" w:color="000000"/>
             <w:bottom w:val="single" w:sz="4" w:space="0" w:color="000000"/>
-            <w:right w:val="single" w:sz="4" w:space="0" w:color="000000"/>
+            <w:end w:val="single" w:sz="4" w:space="0" w:color="000000"/>
           </w:tcBorders>
           <w:vAlign w:val="center"/>
         </w:tcPr>
         <w:p>
           <w:pPr>
+            <w:pStyle w:val="Normal"/>
             <w:jc w:val="center"/>
             <w:rPr>
-              <w:rFonts w:ascii="Maven Pro" w:eastAsia="Arial" w:hAnsi="Maven Pro" w:cs="Arial"/>
+              <w:rFonts w:ascii="Maven Pro" w:hAnsi="Maven Pro" w:eastAsia="Arial" w:cs="Arial"/>
               <w:b/>
               <w:bCs/>
               <w:sz w:val="18"/>
@@ -2754,7 +3259,7 @@
           </w:pPr>
           <w:r>
             <w:rPr>
-              <w:rFonts w:ascii="Maven Pro" w:eastAsia="Arial" w:hAnsi="Maven Pro" w:cs="Arial"/>
+              <w:rFonts w:eastAsia="Arial" w:cs="Arial" w:ascii="Maven Pro" w:hAnsi="Maven Pro"/>
               <w:b/>
               <w:bCs/>
               <w:sz w:val="18"/>
@@ -2765,9 +3270,10 @@
         </w:p>
         <w:p>
           <w:pPr>
+            <w:pStyle w:val="Normal"/>
             <w:jc w:val="center"/>
             <w:rPr>
-              <w:rFonts w:ascii="Maven Pro" w:eastAsia="Arial" w:hAnsi="Maven Pro" w:cs="Arial"/>
+              <w:rFonts w:ascii="Maven Pro" w:hAnsi="Maven Pro" w:eastAsia="Arial" w:cs="Arial"/>
               <w:b/>
               <w:bCs/>
               <w:sz w:val="18"/>
@@ -2776,7 +3282,7 @@
           </w:pPr>
           <w:r>
             <w:rPr>
-              <w:rFonts w:ascii="Maven Pro" w:eastAsia="Arial" w:hAnsi="Maven Pro" w:cs="Arial"/>
+              <w:rFonts w:eastAsia="Arial" w:cs="Arial" w:ascii="Maven Pro" w:hAnsi="Maven Pro"/>
               <w:b/>
               <w:bCs/>
               <w:sz w:val="18"/>
@@ -2787,9 +3293,10 @@
         </w:p>
         <w:p>
           <w:pPr>
+            <w:pStyle w:val="Normal"/>
             <w:jc w:val="center"/>
             <w:rPr>
-              <w:rFonts w:ascii="Maven Pro" w:eastAsia="Arial" w:hAnsi="Maven Pro" w:cs="Arial"/>
+              <w:rFonts w:ascii="Maven Pro" w:hAnsi="Maven Pro" w:eastAsia="Arial" w:cs="Arial"/>
               <w:b/>
               <w:bCs/>
               <w:sz w:val="18"/>
@@ -2798,7 +3305,7 @@
           </w:pPr>
           <w:r>
             <w:rPr>
-              <w:rFonts w:ascii="Maven Pro" w:eastAsia="Arial" w:hAnsi="Maven Pro" w:cs="Arial"/>
+              <w:rFonts w:eastAsia="Arial" w:cs="Arial" w:ascii="Maven Pro" w:hAnsi="Maven Pro"/>
               <w:b/>
               <w:bCs/>
               <w:sz w:val="18"/>
@@ -2813,17 +3320,18 @@
           <w:tcW w:w="1703" w:type="dxa"/>
           <w:tcBorders>
             <w:top w:val="single" w:sz="4" w:space="0" w:color="000000"/>
-            <w:left w:val="single" w:sz="4" w:space="0" w:color="000000"/>
+            <w:start w:val="single" w:sz="4" w:space="0" w:color="000000"/>
             <w:bottom w:val="single" w:sz="4" w:space="0" w:color="000000"/>
-            <w:right w:val="single" w:sz="4" w:space="0" w:color="000000"/>
+            <w:end w:val="single" w:sz="4" w:space="0" w:color="000000"/>
           </w:tcBorders>
           <w:vAlign w:val="center"/>
         </w:tcPr>
         <w:p>
           <w:pPr>
+            <w:pStyle w:val="Normal"/>
             <w:jc w:val="center"/>
             <w:rPr>
-              <w:rFonts w:ascii="Maven Pro" w:eastAsia="Arial" w:hAnsi="Maven Pro" w:cs="Arial"/>
+              <w:rFonts w:ascii="Maven Pro" w:hAnsi="Maven Pro" w:eastAsia="Arial" w:cs="Arial"/>
               <w:b/>
               <w:sz w:val="18"/>
               <w:szCs w:val="18"/>
@@ -2831,7 +3339,7 @@
           </w:pPr>
           <w:r>
             <w:rPr>
-              <w:rFonts w:ascii="Maven Pro" w:eastAsia="Arial" w:hAnsi="Maven Pro" w:cs="Arial"/>
+              <w:rFonts w:eastAsia="Arial" w:cs="Arial" w:ascii="Maven Pro" w:hAnsi="Maven Pro"/>
               <w:b/>
               <w:sz w:val="18"/>
               <w:szCs w:val="18"/>
@@ -2843,56 +3351,75 @@
     </w:tr>
     <w:tr>
       <w:trPr>
-        <w:cantSplit/>
-        <w:trHeight w:val="184"/>
+        <w:trHeight w:val="184" w:hRule="atLeast"/>
+        <w:cantSplit w:val="true"/>
       </w:trPr>
       <w:tc>
         <w:tcPr>
-          <w:tcW w:w="2408" w:type="dxa"/>
-          <w:vMerge/>
+          <w:tcW w:w="2403" w:type="dxa"/>
+          <w:vMerge w:val="continue"/>
           <w:tcBorders>
             <w:top w:val="single" w:sz="4" w:space="0" w:color="000000"/>
-            <w:left w:val="single" w:sz="4" w:space="0" w:color="000000"/>
+            <w:start w:val="single" w:sz="4" w:space="0" w:color="000000"/>
             <w:bottom w:val="single" w:sz="4" w:space="0" w:color="000000"/>
-            <w:right w:val="single" w:sz="4" w:space="0" w:color="000000"/>
+            <w:end w:val="single" w:sz="4" w:space="0" w:color="000000"/>
           </w:tcBorders>
           <w:vAlign w:val="center"/>
         </w:tcPr>
         <w:p>
           <w:pPr>
-            <w:widowControl w:val="0"/>
-            <w:rPr>
-              <w:rFonts w:ascii="Maven Pro" w:eastAsia="Arial" w:hAnsi="Maven Pro" w:cs="Arial"/>
+            <w:pStyle w:val="Normal"/>
+            <w:widowControl w:val="false"/>
+            <w:rPr>
+              <w:rFonts w:ascii="Maven Pro" w:hAnsi="Maven Pro" w:eastAsia="Arial" w:cs="Arial"/>
               <w:b/>
               <w:sz w:val="18"/>
               <w:szCs w:val="18"/>
             </w:rPr>
           </w:pPr>
+          <w:r>
+            <w:rPr>
+              <w:rFonts w:eastAsia="Arial" w:cs="Arial" w:ascii="Maven Pro" w:hAnsi="Maven Pro"/>
+              <w:b/>
+              <w:sz w:val="18"/>
+              <w:szCs w:val="18"/>
+            </w:rPr>
+          </w:r>
         </w:p>
       </w:tc>
       <w:tc>
         <w:tcPr>
-          <w:tcW w:w="5387" w:type="dxa"/>
-          <w:vMerge/>
+          <w:tcW w:w="5392" w:type="dxa"/>
+          <w:vMerge w:val="continue"/>
           <w:tcBorders>
             <w:top w:val="single" w:sz="4" w:space="0" w:color="000000"/>
-            <w:left w:val="single" w:sz="4" w:space="0" w:color="000000"/>
+            <w:start w:val="single" w:sz="4" w:space="0" w:color="000000"/>
             <w:bottom w:val="single" w:sz="4" w:space="0" w:color="000000"/>
-            <w:right w:val="single" w:sz="4" w:space="0" w:color="000000"/>
+            <w:end w:val="single" w:sz="4" w:space="0" w:color="000000"/>
           </w:tcBorders>
           <w:vAlign w:val="center"/>
         </w:tcPr>
         <w:p>
           <w:pPr>
-            <w:widowControl w:val="0"/>
-            <w:rPr>
-              <w:rFonts w:ascii="Maven Pro" w:eastAsia="Arial" w:hAnsi="Maven Pro" w:cs="Arial"/>
+            <w:pStyle w:val="Normal"/>
+            <w:widowControl w:val="false"/>
+            <w:rPr>
+              <w:rFonts w:ascii="Maven Pro" w:hAnsi="Maven Pro" w:eastAsia="Arial" w:cs="Arial"/>
               <w:b/>
               <w:bCs/>
               <w:sz w:val="18"/>
               <w:szCs w:val="18"/>
             </w:rPr>
           </w:pPr>
+          <w:r>
+            <w:rPr>
+              <w:rFonts w:eastAsia="Arial" w:cs="Arial" w:ascii="Maven Pro" w:hAnsi="Maven Pro"/>
+              <w:b/>
+              <w:bCs/>
+              <w:sz w:val="18"/>
+              <w:szCs w:val="18"/>
+            </w:rPr>
+          </w:r>
         </w:p>
       </w:tc>
       <w:tc>
@@ -2900,17 +3427,18 @@
           <w:tcW w:w="1703" w:type="dxa"/>
           <w:tcBorders>
             <w:top w:val="single" w:sz="4" w:space="0" w:color="000000"/>
-            <w:left w:val="single" w:sz="4" w:space="0" w:color="000000"/>
+            <w:start w:val="single" w:sz="4" w:space="0" w:color="000000"/>
             <w:bottom w:val="single" w:sz="4" w:space="0" w:color="000000"/>
-            <w:right w:val="single" w:sz="4" w:space="0" w:color="000000"/>
+            <w:end w:val="single" w:sz="4" w:space="0" w:color="000000"/>
           </w:tcBorders>
           <w:vAlign w:val="center"/>
         </w:tcPr>
         <w:p>
           <w:pPr>
+            <w:pStyle w:val="Normal"/>
             <w:jc w:val="center"/>
             <w:rPr>
-              <w:rFonts w:ascii="Maven Pro" w:eastAsia="Arial" w:hAnsi="Maven Pro" w:cs="Arial"/>
+              <w:rFonts w:ascii="Maven Pro" w:hAnsi="Maven Pro" w:eastAsia="Arial" w:cs="Arial"/>
               <w:b/>
               <w:sz w:val="18"/>
               <w:szCs w:val="18"/>
@@ -2918,7 +3446,7 @@
           </w:pPr>
           <w:r>
             <w:rPr>
-              <w:rFonts w:ascii="Maven Pro" w:eastAsia="Arial" w:hAnsi="Maven Pro" w:cs="Arial"/>
+              <w:rFonts w:eastAsia="Arial" w:cs="Arial" w:ascii="Maven Pro" w:hAnsi="Maven Pro"/>
               <w:b/>
               <w:sz w:val="18"/>
               <w:szCs w:val="18"/>
@@ -2930,56 +3458,75 @@
     </w:tr>
     <w:tr>
       <w:trPr>
-        <w:cantSplit/>
-        <w:trHeight w:val="128"/>
+        <w:trHeight w:val="128" w:hRule="atLeast"/>
+        <w:cantSplit w:val="true"/>
       </w:trPr>
       <w:tc>
         <w:tcPr>
-          <w:tcW w:w="2408" w:type="dxa"/>
-          <w:vMerge/>
+          <w:tcW w:w="2403" w:type="dxa"/>
+          <w:vMerge w:val="continue"/>
           <w:tcBorders>
             <w:top w:val="single" w:sz="4" w:space="0" w:color="000000"/>
-            <w:left w:val="single" w:sz="4" w:space="0" w:color="000000"/>
+            <w:start w:val="single" w:sz="4" w:space="0" w:color="000000"/>
             <w:bottom w:val="single" w:sz="4" w:space="0" w:color="000000"/>
-            <w:right w:val="single" w:sz="4" w:space="0" w:color="000000"/>
+            <w:end w:val="single" w:sz="4" w:space="0" w:color="000000"/>
           </w:tcBorders>
           <w:vAlign w:val="center"/>
         </w:tcPr>
         <w:p>
           <w:pPr>
-            <w:widowControl w:val="0"/>
-            <w:rPr>
-              <w:rFonts w:ascii="Maven Pro" w:eastAsia="Arial" w:hAnsi="Maven Pro" w:cs="Arial"/>
+            <w:pStyle w:val="Normal"/>
+            <w:widowControl w:val="false"/>
+            <w:rPr>
+              <w:rFonts w:ascii="Maven Pro" w:hAnsi="Maven Pro" w:eastAsia="Arial" w:cs="Arial"/>
               <w:b/>
               <w:sz w:val="18"/>
               <w:szCs w:val="18"/>
             </w:rPr>
           </w:pPr>
+          <w:r>
+            <w:rPr>
+              <w:rFonts w:eastAsia="Arial" w:cs="Arial" w:ascii="Maven Pro" w:hAnsi="Maven Pro"/>
+              <w:b/>
+              <w:sz w:val="18"/>
+              <w:szCs w:val="18"/>
+            </w:rPr>
+          </w:r>
         </w:p>
       </w:tc>
       <w:tc>
         <w:tcPr>
-          <w:tcW w:w="5387" w:type="dxa"/>
-          <w:vMerge/>
+          <w:tcW w:w="5392" w:type="dxa"/>
+          <w:vMerge w:val="continue"/>
           <w:tcBorders>
             <w:top w:val="single" w:sz="4" w:space="0" w:color="000000"/>
-            <w:left w:val="single" w:sz="4" w:space="0" w:color="000000"/>
+            <w:start w:val="single" w:sz="4" w:space="0" w:color="000000"/>
             <w:bottom w:val="single" w:sz="4" w:space="0" w:color="000000"/>
-            <w:right w:val="single" w:sz="4" w:space="0" w:color="000000"/>
+            <w:end w:val="single" w:sz="4" w:space="0" w:color="000000"/>
           </w:tcBorders>
           <w:vAlign w:val="center"/>
         </w:tcPr>
         <w:p>
           <w:pPr>
-            <w:widowControl w:val="0"/>
-            <w:rPr>
-              <w:rFonts w:ascii="Maven Pro" w:eastAsia="Arial" w:hAnsi="Maven Pro" w:cs="Arial"/>
+            <w:pStyle w:val="Normal"/>
+            <w:widowControl w:val="false"/>
+            <w:rPr>
+              <w:rFonts w:ascii="Maven Pro" w:hAnsi="Maven Pro" w:eastAsia="Arial" w:cs="Arial"/>
               <w:b/>
               <w:bCs/>
               <w:sz w:val="18"/>
               <w:szCs w:val="18"/>
             </w:rPr>
           </w:pPr>
+          <w:r>
+            <w:rPr>
+              <w:rFonts w:eastAsia="Arial" w:cs="Arial" w:ascii="Maven Pro" w:hAnsi="Maven Pro"/>
+              <w:b/>
+              <w:bCs/>
+              <w:sz w:val="18"/>
+              <w:szCs w:val="18"/>
+            </w:rPr>
+          </w:r>
         </w:p>
       </w:tc>
       <w:tc>
@@ -2987,17 +3534,18 @@
           <w:tcW w:w="1703" w:type="dxa"/>
           <w:tcBorders>
             <w:top w:val="single" w:sz="4" w:space="0" w:color="000000"/>
-            <w:left w:val="single" w:sz="4" w:space="0" w:color="000000"/>
+            <w:start w:val="single" w:sz="4" w:space="0" w:color="000000"/>
             <w:bottom w:val="single" w:sz="4" w:space="0" w:color="000000"/>
-            <w:right w:val="single" w:sz="4" w:space="0" w:color="000000"/>
+            <w:end w:val="single" w:sz="4" w:space="0" w:color="000000"/>
           </w:tcBorders>
           <w:vAlign w:val="center"/>
         </w:tcPr>
         <w:p>
           <w:pPr>
+            <w:pStyle w:val="Normal"/>
             <w:jc w:val="center"/>
             <w:rPr>
-              <w:rFonts w:ascii="Maven Pro" w:eastAsia="Arial" w:hAnsi="Maven Pro" w:cs="Arial"/>
+              <w:rFonts w:ascii="Maven Pro" w:hAnsi="Maven Pro" w:eastAsia="Arial" w:cs="Arial"/>
               <w:b/>
               <w:sz w:val="18"/>
               <w:szCs w:val="18"/>
@@ -3005,7 +3553,7 @@
           </w:pPr>
           <w:r>
             <w:rPr>
-              <w:rFonts w:ascii="Maven Pro" w:eastAsia="Arial" w:hAnsi="Maven Pro" w:cs="Arial"/>
+              <w:rFonts w:eastAsia="Arial" w:cs="Arial" w:ascii="Maven Pro" w:hAnsi="Maven Pro"/>
               <w:b/>
               <w:sz w:val="18"/>
               <w:szCs w:val="18"/>
@@ -3017,46 +3565,56 @@
     </w:tr>
     <w:tr>
       <w:trPr>
-        <w:cantSplit/>
-        <w:trHeight w:val="428"/>
+        <w:trHeight w:val="428" w:hRule="atLeast"/>
+        <w:cantSplit w:val="true"/>
       </w:trPr>
       <w:tc>
         <w:tcPr>
-          <w:tcW w:w="2408" w:type="dxa"/>
-          <w:vMerge/>
+          <w:tcW w:w="2403" w:type="dxa"/>
+          <w:vMerge w:val="continue"/>
           <w:tcBorders>
             <w:top w:val="single" w:sz="4" w:space="0" w:color="000000"/>
-            <w:left w:val="single" w:sz="4" w:space="0" w:color="000000"/>
+            <w:start w:val="single" w:sz="4" w:space="0" w:color="000000"/>
             <w:bottom w:val="single" w:sz="4" w:space="0" w:color="000000"/>
-            <w:right w:val="single" w:sz="4" w:space="0" w:color="000000"/>
+            <w:end w:val="single" w:sz="4" w:space="0" w:color="000000"/>
           </w:tcBorders>
           <w:vAlign w:val="center"/>
         </w:tcPr>
         <w:p>
           <w:pPr>
-            <w:widowControl w:val="0"/>
-            <w:rPr>
-              <w:rFonts w:ascii="Maven Pro" w:eastAsia="Arial" w:hAnsi="Maven Pro" w:cs="Arial"/>
+            <w:pStyle w:val="Normal"/>
+            <w:widowControl w:val="false"/>
+            <w:rPr>
+              <w:rFonts w:ascii="Maven Pro" w:hAnsi="Maven Pro" w:eastAsia="Arial" w:cs="Arial"/>
               <w:b/>
               <w:sz w:val="18"/>
               <w:szCs w:val="18"/>
             </w:rPr>
           </w:pPr>
+          <w:r>
+            <w:rPr>
+              <w:rFonts w:eastAsia="Arial" w:cs="Arial" w:ascii="Maven Pro" w:hAnsi="Maven Pro"/>
+              <w:b/>
+              <w:sz w:val="18"/>
+              <w:szCs w:val="18"/>
+            </w:rPr>
+          </w:r>
         </w:p>
       </w:tc>
       <w:tc>
         <w:tcPr>
-          <w:tcW w:w="5387" w:type="dxa"/>
+          <w:tcW w:w="5392" w:type="dxa"/>
           <w:tcBorders>
             <w:top w:val="single" w:sz="4" w:space="0" w:color="000000"/>
-            <w:left w:val="single" w:sz="4" w:space="0" w:color="000000"/>
+            <w:start w:val="single" w:sz="4" w:space="0" w:color="000000"/>
             <w:bottom w:val="single" w:sz="4" w:space="0" w:color="000000"/>
-            <w:right w:val="single" w:sz="4" w:space="0" w:color="000000"/>
+            <w:end w:val="single" w:sz="4" w:space="0" w:color="000000"/>
           </w:tcBorders>
           <w:vAlign w:val="center"/>
         </w:tcPr>
         <w:p>
           <w:pPr>
+            <w:pStyle w:val="Normal"/>
             <w:ind w:hanging="142"/>
             <w:jc w:val="center"/>
             <w:rPr>
@@ -3066,7 +3624,7 @@
           </w:pPr>
           <w:r>
             <w:rPr>
-              <w:rFonts w:ascii="Maven Pro" w:eastAsia="Batang" w:hAnsi="Maven Pro"/>
+              <w:rFonts w:eastAsia="Batang" w:ascii="Maven Pro" w:hAnsi="Maven Pro"/>
               <w:b/>
               <w:sz w:val="18"/>
               <w:szCs w:val="18"/>
@@ -3076,15 +3634,25 @@
         </w:p>
         <w:p>
           <w:pPr>
+            <w:pStyle w:val="Normal"/>
             <w:jc w:val="center"/>
             <w:rPr>
-              <w:rFonts w:ascii="Maven Pro" w:eastAsia="Arial" w:hAnsi="Maven Pro" w:cs="Arial"/>
+              <w:rFonts w:ascii="Maven Pro" w:hAnsi="Maven Pro" w:eastAsia="Arial" w:cs="Arial"/>
               <w:b/>
               <w:bCs/>
               <w:sz w:val="18"/>
               <w:szCs w:val="18"/>
             </w:rPr>
           </w:pPr>
+          <w:r>
+            <w:rPr>
+              <w:rFonts w:eastAsia="Arial" w:cs="Arial" w:ascii="Maven Pro" w:hAnsi="Maven Pro"/>
+              <w:b/>
+              <w:bCs/>
+              <w:sz w:val="18"/>
+              <w:szCs w:val="18"/>
+            </w:rPr>
+          </w:r>
         </w:p>
       </w:tc>
       <w:tc>
@@ -3093,21 +3661,23 @@
           <w:vMerge w:val="restart"/>
           <w:tcBorders>
             <w:top w:val="single" w:sz="4" w:space="0" w:color="000000"/>
-            <w:left w:val="single" w:sz="4" w:space="0" w:color="000000"/>
+            <w:start w:val="single" w:sz="4" w:space="0" w:color="000000"/>
             <w:bottom w:val="single" w:sz="4" w:space="0" w:color="000000"/>
-            <w:right w:val="single" w:sz="4" w:space="0" w:color="000000"/>
+            <w:end w:val="single" w:sz="4" w:space="0" w:color="000000"/>
           </w:tcBorders>
           <w:vAlign w:val="center"/>
         </w:tcPr>
         <w:p>
           <w:pPr>
+            <w:pStyle w:val="Normal"/>
             <w:tabs>
-              <w:tab w:val="center" w:pos="4252"/>
-              <w:tab w:val="right" w:pos="8504"/>
+              <w:tab w:val="clear" w:pos="720"/>
+              <w:tab w:val="center" w:pos="4252" w:leader="none"/>
+              <w:tab w:val="right" w:pos="8504" w:leader="none"/>
             </w:tabs>
             <w:jc w:val="center"/>
             <w:rPr>
-              <w:rFonts w:ascii="Maven Pro" w:eastAsia="Arial" w:hAnsi="Maven Pro" w:cs="Arial"/>
+              <w:rFonts w:ascii="Maven Pro" w:hAnsi="Maven Pro" w:eastAsia="Arial" w:cs="Arial"/>
               <w:b/>
               <w:color w:val="000000"/>
               <w:sz w:val="18"/>
@@ -3116,7 +3686,7 @@
           </w:pPr>
           <w:r>
             <w:rPr>
-              <w:rFonts w:ascii="Maven Pro" w:eastAsia="Arial" w:hAnsi="Maven Pro" w:cs="Arial"/>
+              <w:rFonts w:eastAsia="Arial" w:cs="Arial" w:ascii="Maven Pro" w:hAnsi="Maven Pro"/>
               <w:color w:val="000000"/>
               <w:sz w:val="18"/>
               <w:szCs w:val="18"/>
@@ -3125,7 +3695,7 @@
           </w:r>
           <w:r>
             <w:rPr>
-              <w:rFonts w:ascii="Maven Pro" w:eastAsia="Arial" w:hAnsi="Maven Pro" w:cs="Arial"/>
+              <w:rFonts w:eastAsia="Arial" w:cs="Arial" w:ascii="Maven Pro" w:hAnsi="Maven Pro"/>
               <w:b/>
               <w:color w:val="000000"/>
               <w:sz w:val="18"/>
@@ -3135,7 +3705,7 @@
           </w:r>
           <w:r>
             <w:rPr>
-              <w:rFonts w:ascii="Maven Pro" w:eastAsia="Arial" w:hAnsi="Maven Pro" w:cs="Arial"/>
+              <w:rFonts w:eastAsia="Arial" w:cs="Arial" w:ascii="Maven Pro" w:hAnsi="Maven Pro"/>
               <w:b/>
               <w:color w:val="000000"/>
               <w:sz w:val="18"/>
@@ -3145,7 +3715,7 @@
           </w:r>
           <w:r>
             <w:rPr>
-              <w:rFonts w:ascii="Maven Pro" w:eastAsia="Arial" w:hAnsi="Maven Pro" w:cs="Arial"/>
+              <w:rFonts w:eastAsia="Arial" w:cs="Arial" w:ascii="Maven Pro" w:hAnsi="Maven Pro"/>
               <w:b/>
               <w:color w:val="000000"/>
               <w:sz w:val="18"/>
@@ -3155,7 +3725,7 @@
           </w:r>
           <w:r>
             <w:rPr>
-              <w:rFonts w:ascii="Maven Pro" w:eastAsia="Arial" w:hAnsi="Maven Pro" w:cs="Arial"/>
+              <w:rFonts w:eastAsia="Arial" w:cs="Arial" w:ascii="Maven Pro" w:hAnsi="Maven Pro"/>
               <w:b/>
               <w:color w:val="000000"/>
               <w:sz w:val="18"/>
@@ -3165,7 +3735,7 @@
           </w:r>
           <w:r>
             <w:rPr>
-              <w:rFonts w:ascii="Maven Pro" w:eastAsia="Arial" w:hAnsi="Maven Pro" w:cs="Arial"/>
+              <w:rFonts w:eastAsia="Arial" w:cs="Arial" w:ascii="Maven Pro" w:hAnsi="Maven Pro"/>
               <w:b/>
               <w:color w:val="000000"/>
               <w:sz w:val="18"/>
@@ -3175,7 +3745,7 @@
           </w:r>
           <w:r>
             <w:rPr>
-              <w:rFonts w:ascii="Maven Pro" w:eastAsia="Arial" w:hAnsi="Maven Pro" w:cs="Arial"/>
+              <w:rFonts w:eastAsia="Arial" w:cs="Arial" w:ascii="Maven Pro" w:hAnsi="Maven Pro"/>
               <w:color w:val="000000"/>
               <w:sz w:val="18"/>
               <w:szCs w:val="18"/>
@@ -3184,7 +3754,7 @@
           </w:r>
           <w:r>
             <w:rPr>
-              <w:rFonts w:ascii="Maven Pro" w:eastAsia="Arial" w:hAnsi="Maven Pro" w:cs="Arial"/>
+              <w:rFonts w:eastAsia="Arial" w:cs="Arial" w:ascii="Maven Pro" w:hAnsi="Maven Pro"/>
               <w:b/>
               <w:color w:val="000000"/>
               <w:sz w:val="18"/>
@@ -3194,7 +3764,7 @@
           </w:r>
           <w:r>
             <w:rPr>
-              <w:rFonts w:ascii="Maven Pro" w:eastAsia="Arial" w:hAnsi="Maven Pro" w:cs="Arial"/>
+              <w:rFonts w:eastAsia="Arial" w:cs="Arial" w:ascii="Maven Pro" w:hAnsi="Maven Pro"/>
               <w:b/>
               <w:color w:val="000000"/>
               <w:sz w:val="18"/>
@@ -3204,7 +3774,7 @@
           </w:r>
           <w:r>
             <w:rPr>
-              <w:rFonts w:ascii="Maven Pro" w:eastAsia="Arial" w:hAnsi="Maven Pro" w:cs="Arial"/>
+              <w:rFonts w:eastAsia="Arial" w:cs="Arial" w:ascii="Maven Pro" w:hAnsi="Maven Pro"/>
               <w:b/>
               <w:color w:val="000000"/>
               <w:sz w:val="18"/>
@@ -3214,7 +3784,7 @@
           </w:r>
           <w:r>
             <w:rPr>
-              <w:rFonts w:ascii="Maven Pro" w:eastAsia="Arial" w:hAnsi="Maven Pro" w:cs="Arial"/>
+              <w:rFonts w:eastAsia="Arial" w:cs="Arial" w:ascii="Maven Pro" w:hAnsi="Maven Pro"/>
               <w:b/>
               <w:color w:val="000000"/>
               <w:sz w:val="18"/>
@@ -3224,7 +3794,7 @@
           </w:r>
           <w:r>
             <w:rPr>
-              <w:rFonts w:ascii="Maven Pro" w:eastAsia="Arial" w:hAnsi="Maven Pro" w:cs="Arial"/>
+              <w:rFonts w:eastAsia="Arial" w:cs="Arial" w:ascii="Maven Pro" w:hAnsi="Maven Pro"/>
               <w:b/>
               <w:color w:val="000000"/>
               <w:sz w:val="18"/>
@@ -3237,54 +3807,64 @@
     </w:tr>
     <w:tr>
       <w:trPr>
-        <w:cantSplit/>
-        <w:trHeight w:val="69"/>
+        <w:trHeight w:val="69" w:hRule="atLeast"/>
+        <w:cantSplit w:val="true"/>
       </w:trPr>
       <w:tc>
         <w:tcPr>
-          <w:tcW w:w="2408" w:type="dxa"/>
-          <w:vMerge/>
+          <w:tcW w:w="2403" w:type="dxa"/>
+          <w:vMerge w:val="continue"/>
           <w:tcBorders>
             <w:top w:val="single" w:sz="4" w:space="0" w:color="000000"/>
-            <w:left w:val="single" w:sz="4" w:space="0" w:color="000000"/>
+            <w:start w:val="single" w:sz="4" w:space="0" w:color="000000"/>
             <w:bottom w:val="single" w:sz="4" w:space="0" w:color="000000"/>
-            <w:right w:val="single" w:sz="4" w:space="0" w:color="000000"/>
+            <w:end w:val="single" w:sz="4" w:space="0" w:color="000000"/>
           </w:tcBorders>
           <w:vAlign w:val="center"/>
         </w:tcPr>
         <w:p>
           <w:pPr>
-            <w:widowControl w:val="0"/>
-            <w:rPr>
-              <w:rFonts w:ascii="Maven Pro" w:eastAsia="Arial" w:hAnsi="Maven Pro" w:cs="Arial"/>
+            <w:pStyle w:val="Normal"/>
+            <w:widowControl w:val="false"/>
+            <w:rPr>
+              <w:rFonts w:ascii="Maven Pro" w:hAnsi="Maven Pro" w:eastAsia="Arial" w:cs="Arial"/>
               <w:b/>
               <w:color w:val="000000"/>
               <w:sz w:val="18"/>
               <w:szCs w:val="18"/>
             </w:rPr>
           </w:pPr>
+          <w:r>
+            <w:rPr>
+              <w:rFonts w:eastAsia="Arial" w:cs="Arial" w:ascii="Maven Pro" w:hAnsi="Maven Pro"/>
+              <w:b/>
+              <w:color w:val="000000"/>
+              <w:sz w:val="18"/>
+              <w:szCs w:val="18"/>
+            </w:rPr>
+          </w:r>
         </w:p>
       </w:tc>
       <w:tc>
         <w:tcPr>
-          <w:tcW w:w="5387" w:type="dxa"/>
+          <w:tcW w:w="5392" w:type="dxa"/>
           <w:tcBorders>
             <w:top w:val="single" w:sz="4" w:space="0" w:color="000000"/>
-            <w:left w:val="single" w:sz="4" w:space="0" w:color="000000"/>
+            <w:start w:val="single" w:sz="4" w:space="0" w:color="000000"/>
             <w:bottom w:val="single" w:sz="4" w:space="0" w:color="000000"/>
-            <w:right w:val="single" w:sz="4" w:space="0" w:color="000000"/>
+            <w:end w:val="single" w:sz="4" w:space="0" w:color="000000"/>
           </w:tcBorders>
           <w:vAlign w:val="center"/>
         </w:tcPr>
         <w:p>
           <w:pPr>
-            <w:pStyle w:val="Encabezado"/>
+            <w:pStyle w:val="Header"/>
             <w:tabs>
               <w:tab w:val="clear" w:pos="4252"/>
               <w:tab w:val="clear" w:pos="8504"/>
-              <w:tab w:val="left" w:pos="6676"/>
+              <w:tab w:val="left" w:pos="6676" w:leader="none"/>
             </w:tabs>
-            <w:ind w:firstLineChars="800" w:firstLine="1446"/>
+            <w:ind w:firstLineChars="800"/>
             <w:rPr>
               <w:rFonts w:ascii="Maven Pro" w:hAnsi="Maven Pro" w:cs="Arial"/>
               <w:b/>
@@ -3295,7 +3875,7 @@
           </w:pPr>
           <w:r>
             <w:rPr>
-              <w:rFonts w:ascii="Maven Pro" w:hAnsi="Maven Pro" w:cs="Arial"/>
+              <w:rFonts w:cs="Arial" w:ascii="Maven Pro" w:hAnsi="Maven Pro"/>
               <w:b/>
               <w:bCs/>
               <w:sz w:val="18"/>
@@ -3308,33 +3888,43 @@
       <w:tc>
         <w:tcPr>
           <w:tcW w:w="1703" w:type="dxa"/>
-          <w:vMerge/>
+          <w:vMerge w:val="continue"/>
           <w:tcBorders>
             <w:top w:val="single" w:sz="4" w:space="0" w:color="000000"/>
-            <w:left w:val="single" w:sz="4" w:space="0" w:color="000000"/>
+            <w:start w:val="single" w:sz="4" w:space="0" w:color="000000"/>
             <w:bottom w:val="single" w:sz="4" w:space="0" w:color="000000"/>
-            <w:right w:val="single" w:sz="4" w:space="0" w:color="000000"/>
+            <w:end w:val="single" w:sz="4" w:space="0" w:color="000000"/>
           </w:tcBorders>
           <w:vAlign w:val="center"/>
         </w:tcPr>
         <w:p>
           <w:pPr>
-            <w:widowControl w:val="0"/>
-            <w:rPr>
-              <w:rFonts w:ascii="Maven Pro" w:eastAsia="Arial" w:hAnsi="Maven Pro" w:cs="Arial"/>
+            <w:pStyle w:val="Normal"/>
+            <w:widowControl w:val="false"/>
+            <w:rPr>
+              <w:rFonts w:ascii="Maven Pro" w:hAnsi="Maven Pro" w:eastAsia="Arial" w:cs="Arial"/>
               <w:b/>
               <w:sz w:val="18"/>
               <w:szCs w:val="18"/>
             </w:rPr>
           </w:pPr>
+          <w:r>
+            <w:rPr>
+              <w:rFonts w:eastAsia="Arial" w:cs="Arial" w:ascii="Maven Pro" w:hAnsi="Maven Pro"/>
+              <w:b/>
+              <w:sz w:val="18"/>
+              <w:szCs w:val="18"/>
+            </w:rPr>
+          </w:r>
         </w:p>
       </w:tc>
     </w:tr>
   </w:tbl>
   <w:p>
     <w:pPr>
-      <w:pStyle w:val="Encabezado"/>
-      <w:jc w:val="left"/>
+      <w:pStyle w:val="Header"/>
+      <w:jc w:val="start"/>
+      <w:rPr/>
     </w:pPr>
     <w:r>
       <w:rPr>
@@ -3342,24 +3932,24 @@
         <w:sz w:val="18"/>
         <w:szCs w:val="18"/>
       </w:rPr>
-      <w:t>100-«consecutivo»</w:t>
+      <w:t>100 - {{consecutivo}}</w:t>
     </w:r>
   </w:p>
 </w:hdr>
 </file>
 
 <file path=word/styles.xml><?xml version="1.0" encoding="utf-8"?>
-<w:styles xmlns:mc="http://schemas.openxmlformats.org/markup-compatibility/2006" xmlns:r="http://schemas.openxmlformats.org/officeDocument/2006/relationships" xmlns:w="http://schemas.openxmlformats.org/wordprocessingml/2006/main" xmlns:w14="http://schemas.microsoft.com/office/word/2010/wordml" xmlns:w15="http://schemas.microsoft.com/office/word/2012/wordml" xmlns:w16cex="http://schemas.microsoft.com/office/word/2018/wordml/cex" xmlns:w16cid="http://schemas.microsoft.com/office/word/2016/wordml/cid" xmlns:w16="http://schemas.microsoft.com/office/word/2018/wordml" xmlns:w16du="http://schemas.microsoft.com/office/word/2023/wordml/word16du" xmlns:w16sdtdh="http://schemas.microsoft.com/office/word/2020/wordml/sdtdatahash" xmlns:w16sdtfl="http://schemas.microsoft.com/office/word/2024/wordml/sdtformatlock" xmlns:w16se="http://schemas.microsoft.com/office/word/2015/wordml/symex" mc:Ignorable="w14 w15 w16se w16cid w16 w16cex w16sdtdh w16sdtfl w16du">
+<w:styles xmlns:w="http://schemas.openxmlformats.org/wordprocessingml/2006/main" xmlns:w14="http://schemas.microsoft.com/office/word/2010/wordml" xmlns:mc="http://schemas.openxmlformats.org/markup-compatibility/2006" mc:Ignorable="w14">
   <w:docDefaults>
     <w:rPrDefault>
       <w:rPr>
-        <w:rFonts w:ascii="Calibri" w:eastAsia="Times New Roman" w:hAnsi="Calibri" w:cs="Calibri"/>
+        <w:rFonts w:ascii="Calibri" w:hAnsi="Calibri" w:eastAsia="Times New Roman" w:cs="Calibri"/>
         <w:lang w:val="es-CO" w:eastAsia="es-CO" w:bidi="ar-SA"/>
       </w:rPr>
     </w:rPrDefault>
     <w:pPrDefault>
       <w:pPr>
-        <w:suppressAutoHyphens/>
+        <w:suppressAutoHyphens w:val="true"/>
       </w:pPr>
     </w:pPrDefault>
   </w:docDefaults>
@@ -3371,9 +3961,9 @@
     <w:lsdException w:name="heading 4" w:uiPriority="9" w:unhideWhenUsed="1" w:qFormat="1"/>
     <w:lsdException w:name="heading 5" w:uiPriority="9" w:unhideWhenUsed="1" w:qFormat="1"/>
     <w:lsdException w:name="heading 6" w:uiPriority="9" w:unhideWhenUsed="1" w:qFormat="1"/>
-    <w:lsdException w:name="heading 7" w:semiHidden="1" w:uiPriority="9" w:unhideWhenUsed="1" w:qFormat="1"/>
-    <w:lsdException w:name="heading 8" w:semiHidden="1" w:uiPriority="9" w:unhideWhenUsed="1" w:qFormat="1"/>
-    <w:lsdException w:name="heading 9" w:semiHidden="1" w:uiPriority="9" w:unhideWhenUsed="1" w:qFormat="1"/>
+    <w:lsdException w:name="heading 7" w:uiPriority="9" w:semiHidden="1" w:unhideWhenUsed="1" w:qFormat="1"/>
+    <w:lsdException w:name="heading 8" w:uiPriority="9" w:semiHidden="1" w:unhideWhenUsed="1" w:qFormat="1"/>
+    <w:lsdException w:name="heading 9" w:uiPriority="9" w:semiHidden="1" w:unhideWhenUsed="1" w:qFormat="1"/>
     <w:lsdException w:name="index 1" w:semiHidden="1" w:unhideWhenUsed="1"/>
     <w:lsdException w:name="index 2" w:semiHidden="1" w:unhideWhenUsed="1"/>
     <w:lsdException w:name="index 3" w:semiHidden="1" w:unhideWhenUsed="1"/>
@@ -3429,7 +4019,7 @@
     <w:lsdException w:name="Title" w:uiPriority="10" w:qFormat="1"/>
     <w:lsdException w:name="Closing" w:semiHidden="1" w:unhideWhenUsed="1"/>
     <w:lsdException w:name="Signature" w:semiHidden="1" w:unhideWhenUsed="1"/>
-    <w:lsdException w:name="Default Paragraph Font" w:semiHidden="1" w:uiPriority="1" w:unhideWhenUsed="1"/>
+    <w:lsdException w:name="Default Paragraph Font" w:uiPriority="1" w:semiHidden="1" w:unhideWhenUsed="1"/>
     <w:lsdException w:name="Body Text" w:semiHidden="1" w:unhideWhenUsed="1"/>
     <w:lsdException w:name="Body Text Indent" w:semiHidden="1" w:unhideWhenUsed="1"/>
     <w:lsdException w:name="List Continue" w:semiHidden="1" w:unhideWhenUsed="1"/>
@@ -3629,8 +4219,8 @@
     <w:lsdException w:name="Subtle Reference" w:uiPriority="31" w:qFormat="1"/>
     <w:lsdException w:name="Intense Reference" w:uiPriority="32" w:qFormat="1"/>
     <w:lsdException w:name="Book Title" w:uiPriority="33" w:qFormat="1"/>
-    <w:lsdException w:name="Bibliography" w:semiHidden="1" w:uiPriority="37" w:unhideWhenUsed="1"/>
-    <w:lsdException w:name="TOC Heading" w:semiHidden="1" w:uiPriority="39" w:unhideWhenUsed="1" w:qFormat="1"/>
+    <w:lsdException w:name="Bibliography" w:uiPriority="37" w:semiHidden="1" w:unhideWhenUsed="1"/>
+    <w:lsdException w:name="TOC Heading" w:uiPriority="39" w:semiHidden="1" w:unhideWhenUsed="1" w:qFormat="1"/>
     <w:lsdException w:name="Plain Table 1" w:uiPriority="41"/>
     <w:lsdException w:name="Plain Table 2" w:uiPriority="42"/>
     <w:lsdException w:name="Plain Table 3" w:uiPriority="43"/>
@@ -3741,20 +4331,26 @@
     <w:lsdException w:name="Unresolved Mention" w:semiHidden="1" w:unhideWhenUsed="1"/>
     <w:lsdException w:name="Smart Link" w:semiHidden="1" w:unhideWhenUsed="1"/>
   </w:latentStyles>
-  <w:style w:type="paragraph" w:default="1" w:styleId="Normal">
+  <w:style w:type="paragraph" w:styleId="Normal" w:default="1">
     <w:name w:val="Normal"/>
     <w:qFormat/>
     <w:pPr>
+      <w:widowControl/>
+      <w:suppressAutoHyphens w:val="true"/>
+      <w:bidi w:val="0"/>
+      <w:spacing w:before="0" w:after="0"/>
       <w:jc w:val="both"/>
     </w:pPr>
     <w:rPr>
-      <w:rFonts w:ascii="Century Gothic" w:hAnsi="Century Gothic" w:cs="Times New Roman"/>
+      <w:rFonts w:ascii="Century Gothic" w:hAnsi="Century Gothic" w:eastAsia="Times New Roman" w:cs="Times New Roman"/>
+      <w:color w:val="auto"/>
+      <w:kern w:val="0"/>
       <w:sz w:val="22"/>
       <w:szCs w:val="24"/>
-      <w:lang w:eastAsia="es-ES"/>
-    </w:rPr>
-  </w:style>
-  <w:style w:type="paragraph" w:styleId="Ttulo1">
+      <w:lang w:val="es-CO" w:eastAsia="es-ES" w:bidi="ar-SA"/>
+    </w:rPr>
+  </w:style>
+  <w:style w:type="paragraph" w:styleId="Heading1">
     <w:name w:val="heading 1"/>
     <w:basedOn w:val="Normal"/>
     <w:next w:val="Normal"/>
@@ -3762,7 +4358,7 @@
     <w:uiPriority w:val="9"/>
     <w:qFormat/>
     <w:pPr>
-      <w:keepNext/>
+      <w:keepNext w:val="true"/>
       <w:spacing w:before="360" w:after="240"/>
       <w:outlineLvl w:val="0"/>
     </w:pPr>
@@ -3776,7 +4372,7 @@
       <w:szCs w:val="32"/>
     </w:rPr>
   </w:style>
-  <w:style w:type="paragraph" w:styleId="Ttulo2">
+  <w:style w:type="paragraph" w:styleId="Heading2">
     <w:name w:val="heading 2"/>
     <w:basedOn w:val="Normal"/>
     <w:next w:val="Normal"/>
@@ -3785,7 +4381,7 @@
     <w:unhideWhenUsed/>
     <w:qFormat/>
     <w:pPr>
-      <w:keepNext/>
+      <w:keepNext w:val="true"/>
       <w:spacing w:before="240" w:after="120"/>
       <w:outlineLvl w:val="1"/>
     </w:pPr>
@@ -3795,12 +4391,12 @@
       <w:bCs/>
       <w:i/>
       <w:iCs/>
-      <w:color w:val="000000" w:themeColor="text1"/>
+      <w:color w:themeColor="text1" w:val="000000"/>
       <w:sz w:val="26"/>
       <w:szCs w:val="28"/>
     </w:rPr>
   </w:style>
-  <w:style w:type="paragraph" w:styleId="Ttulo3">
+  <w:style w:type="paragraph" w:styleId="Heading3">
     <w:name w:val="heading 3"/>
     <w:basedOn w:val="Normal"/>
     <w:next w:val="Normal"/>
@@ -3809,7 +4405,7 @@
     <w:unhideWhenUsed/>
     <w:qFormat/>
     <w:pPr>
-      <w:keepNext/>
+      <w:keepNext w:val="true"/>
       <w:spacing w:before="240" w:after="120"/>
       <w:outlineLvl w:val="2"/>
     </w:pPr>
@@ -3820,7 +4416,7 @@
       <w:szCs w:val="26"/>
     </w:rPr>
   </w:style>
-  <w:style w:type="paragraph" w:styleId="Ttulo4">
+  <w:style w:type="paragraph" w:styleId="Heading4">
     <w:name w:val="heading 4"/>
     <w:basedOn w:val="Normal"/>
     <w:next w:val="Normal"/>
@@ -3829,12 +4425,12 @@
     <w:unhideWhenUsed/>
     <w:qFormat/>
     <w:pPr>
-      <w:keepNext/>
+      <w:keepNext w:val="true"/>
       <w:spacing w:before="240" w:after="120"/>
       <w:outlineLvl w:val="3"/>
     </w:pPr>
     <w:rPr>
-      <w:rFonts w:eastAsiaTheme="minorEastAsia"/>
+      <w:rFonts w:eastAsia="" w:eastAsiaTheme="minorEastAsia"/>
       <w:b/>
       <w:bCs/>
       <w:i/>
@@ -3842,7 +4438,7 @@
       <w:szCs w:val="28"/>
     </w:rPr>
   </w:style>
-  <w:style w:type="paragraph" w:styleId="Ttulo5">
+  <w:style w:type="paragraph" w:styleId="Heading5">
     <w:name w:val="heading 5"/>
     <w:basedOn w:val="Normal"/>
     <w:next w:val="Normal"/>
@@ -3851,18 +4447,18 @@
     <w:unhideWhenUsed/>
     <w:qFormat/>
     <w:pPr>
-      <w:keepNext/>
+      <w:keepNext w:val="true"/>
       <w:keepLines/>
       <w:spacing w:before="120" w:after="120"/>
       <w:outlineLvl w:val="4"/>
     </w:pPr>
     <w:rPr>
-      <w:rFonts w:eastAsiaTheme="majorEastAsia" w:cstheme="majorBidi"/>
+      <w:rFonts w:eastAsia="" w:cs="" w:cstheme="majorBidi" w:eastAsiaTheme="majorEastAsia"/>
       <w:b/>
       <w:i/>
     </w:rPr>
   </w:style>
-  <w:style w:type="paragraph" w:styleId="Ttulo6">
+  <w:style w:type="paragraph" w:styleId="Heading6">
     <w:name w:val="heading 6"/>
     <w:basedOn w:val="Normal"/>
     <w:next w:val="Normal"/>
@@ -3871,90 +4467,71 @@
     <w:unhideWhenUsed/>
     <w:qFormat/>
     <w:pPr>
-      <w:keepNext/>
+      <w:keepNext w:val="true"/>
       <w:keepLines/>
-      <w:spacing w:before="40"/>
+      <w:spacing w:before="40" w:after="0"/>
       <w:outlineLvl w:val="5"/>
     </w:pPr>
     <w:rPr>
-      <w:rFonts w:asciiTheme="majorHAnsi" w:eastAsiaTheme="majorEastAsia" w:hAnsiTheme="majorHAnsi" w:cstheme="majorBidi"/>
-      <w:color w:val="1F3864" w:themeColor="accent1" w:themeShade="80"/>
-    </w:rPr>
-  </w:style>
-  <w:style w:type="character" w:default="1" w:styleId="Fuentedeprrafopredeter">
+      <w:rFonts w:ascii="Calibri Light" w:hAnsi="Calibri Light" w:eastAsia="" w:cs="" w:asciiTheme="majorHAnsi" w:cstheme="majorBidi" w:eastAsiaTheme="majorEastAsia" w:hAnsiTheme="majorHAnsi"/>
+      <w:color w:themeColor="accent1" w:themeShade="80" w:val="1F3864"/>
+    </w:rPr>
+  </w:style>
+  <w:style w:type="character" w:styleId="DefaultParagraphFont" w:default="1">
     <w:name w:val="Default Paragraph Font"/>
     <w:uiPriority w:val="1"/>
     <w:semiHidden/>
     <w:unhideWhenUsed/>
-  </w:style>
-  <w:style w:type="table" w:default="1" w:styleId="Tablanormal">
-    <w:name w:val="Normal Table"/>
+    <w:qFormat/>
+    <w:rPr/>
+  </w:style>
+  <w:style w:type="character" w:styleId="CommentReference">
+    <w:name w:val="annotation reference"/>
+    <w:basedOn w:val="DefaultParagraphFont"/>
     <w:uiPriority w:val="99"/>
     <w:semiHidden/>
     <w:unhideWhenUsed/>
-    <w:tblPr>
-      <w:tblInd w:w="0" w:type="dxa"/>
-      <w:tblCellMar>
-        <w:top w:w="0" w:type="dxa"/>
-        <w:left w:w="108" w:type="dxa"/>
-        <w:bottom w:w="0" w:type="dxa"/>
-        <w:right w:w="108" w:type="dxa"/>
-      </w:tblCellMar>
-    </w:tblPr>
-  </w:style>
-  <w:style w:type="numbering" w:default="1" w:styleId="Sinlista">
-    <w:name w:val="No List"/>
+    <w:qFormat/>
+    <w:rPr>
+      <w:rFonts w:cs="Times New Roman"/>
+      <w:sz w:val="16"/>
+      <w:szCs w:val="16"/>
+    </w:rPr>
+  </w:style>
+  <w:style w:type="character" w:styleId="Emphasis">
+    <w:name w:val="Emphasis"/>
+    <w:basedOn w:val="DefaultParagraphFont"/>
+    <w:uiPriority w:val="20"/>
+    <w:qFormat/>
+    <w:rPr>
+      <w:i/>
+      <w:iCs/>
+    </w:rPr>
+  </w:style>
+  <w:style w:type="character" w:styleId="Hyperlink">
+    <w:name w:val="Hyperlink"/>
+    <w:basedOn w:val="DefaultParagraphFont"/>
+    <w:uiPriority w:val="99"/>
+    <w:unhideWhenUsed/>
+    <w:rPr>
+      <w:rFonts w:cs="Times New Roman"/>
+      <w:color w:val="0563C1"/>
+      <w:u w:val="single"/>
+    </w:rPr>
+  </w:style>
+  <w:style w:type="character" w:styleId="FollowedHyperlink">
+    <w:name w:val="FollowedHyperlink"/>
+    <w:basedOn w:val="DefaultParagraphFont"/>
     <w:uiPriority w:val="99"/>
     <w:semiHidden/>
     <w:unhideWhenUsed/>
-  </w:style>
-  <w:style w:type="character" w:styleId="Refdecomentario">
-    <w:name w:val="annotation reference"/>
-    <w:basedOn w:val="Fuentedeprrafopredeter"/>
-    <w:uiPriority w:val="99"/>
-    <w:semiHidden/>
-    <w:unhideWhenUsed/>
-    <w:qFormat/>
-    <w:rPr>
-      <w:rFonts w:cs="Times New Roman"/>
-      <w:sz w:val="16"/>
-      <w:szCs w:val="16"/>
-    </w:rPr>
-  </w:style>
-  <w:style w:type="character" w:styleId="nfasis">
-    <w:name w:val="Emphasis"/>
-    <w:basedOn w:val="Fuentedeprrafopredeter"/>
-    <w:uiPriority w:val="20"/>
-    <w:qFormat/>
-    <w:rPr>
-      <w:i/>
-      <w:iCs/>
-    </w:rPr>
-  </w:style>
-  <w:style w:type="character" w:styleId="Hipervnculo">
-    <w:name w:val="Hyperlink"/>
-    <w:basedOn w:val="Fuentedeprrafopredeter"/>
-    <w:uiPriority w:val="99"/>
-    <w:unhideWhenUsed/>
-    <w:rPr>
-      <w:rFonts w:cs="Times New Roman"/>
-      <w:color w:val="0563C1"/>
-      <w:u w:val="single"/>
-    </w:rPr>
-  </w:style>
-  <w:style w:type="character" w:styleId="Hipervnculovisitado">
-    <w:name w:val="FollowedHyperlink"/>
-    <w:basedOn w:val="Fuentedeprrafopredeter"/>
-    <w:uiPriority w:val="99"/>
-    <w:semiHidden/>
-    <w:unhideWhenUsed/>
     <w:qFormat/>
     <w:rPr>
       <w:color w:val="954F72"/>
       <w:u w:val="single"/>
     </w:rPr>
   </w:style>
-  <w:style w:type="character" w:styleId="Fuerte">
+  <w:style w:type="character" w:styleId="Strong">
     <w:name w:val="Strong"/>
     <w:uiPriority w:val="22"/>
     <w:qFormat/>
@@ -3963,10 +4540,9 @@
       <w:bCs/>
     </w:rPr>
   </w:style>
-  <w:style w:type="character" w:customStyle="1" w:styleId="Ttulo1Car">
+  <w:style w:type="character" w:styleId="Ttulo1Car" w:customStyle="1">
     <w:name w:val="Título 1 Car"/>
-    <w:basedOn w:val="Fuentedeprrafopredeter"/>
-    <w:link w:val="Ttulo1"/>
+    <w:basedOn w:val="DefaultParagraphFont"/>
     <w:qFormat/>
     <w:locked/>
     <w:rPr>
@@ -3979,10 +4555,9 @@
       <w:szCs w:val="32"/>
     </w:rPr>
   </w:style>
-  <w:style w:type="character" w:customStyle="1" w:styleId="Ttulo2Car">
+  <w:style w:type="character" w:styleId="Ttulo2Car" w:customStyle="1">
     <w:name w:val="Título 2 Car"/>
-    <w:basedOn w:val="Fuentedeprrafopredeter"/>
-    <w:link w:val="Ttulo2"/>
+    <w:basedOn w:val="DefaultParagraphFont"/>
     <w:qFormat/>
     <w:locked/>
     <w:rPr>
@@ -3991,15 +4566,14 @@
       <w:bCs/>
       <w:i/>
       <w:iCs/>
-      <w:color w:val="000000" w:themeColor="text1"/>
+      <w:color w:themeColor="text1" w:val="000000"/>
       <w:sz w:val="26"/>
       <w:szCs w:val="28"/>
     </w:rPr>
   </w:style>
-  <w:style w:type="character" w:customStyle="1" w:styleId="Ttulo3Car">
+  <w:style w:type="character" w:styleId="Ttulo3Car" w:customStyle="1">
     <w:name w:val="Título 3 Car"/>
-    <w:basedOn w:val="Fuentedeprrafopredeter"/>
-    <w:link w:val="Ttulo3"/>
+    <w:basedOn w:val="DefaultParagraphFont"/>
     <w:qFormat/>
     <w:locked/>
     <w:rPr>
@@ -4010,15 +4584,14 @@
       <w:szCs w:val="26"/>
     </w:rPr>
   </w:style>
-  <w:style w:type="character" w:customStyle="1" w:styleId="Ttulo4Car">
+  <w:style w:type="character" w:styleId="Ttulo4Car" w:customStyle="1">
     <w:name w:val="Título 4 Car"/>
-    <w:basedOn w:val="Fuentedeprrafopredeter"/>
-    <w:link w:val="Ttulo4"/>
+    <w:basedOn w:val="DefaultParagraphFont"/>
     <w:uiPriority w:val="9"/>
     <w:qFormat/>
     <w:locked/>
     <w:rPr>
-      <w:rFonts w:ascii="Century Gothic" w:eastAsiaTheme="minorEastAsia" w:hAnsi="Century Gothic" w:cs="Times New Roman"/>
+      <w:rFonts w:ascii="Century Gothic" w:hAnsi="Century Gothic" w:eastAsia="" w:cs="Times New Roman" w:eastAsiaTheme="minorEastAsia"/>
       <w:b/>
       <w:bCs/>
       <w:i/>
@@ -4026,10 +4599,9 @@
       <w:szCs w:val="28"/>
     </w:rPr>
   </w:style>
-  <w:style w:type="character" w:customStyle="1" w:styleId="TtuloCar">
+  <w:style w:type="character" w:styleId="TtuloCar" w:customStyle="1">
     <w:name w:val="Título Car"/>
-    <w:basedOn w:val="Fuentedeprrafopredeter"/>
-    <w:link w:val="Ttulo"/>
+    <w:basedOn w:val="DefaultParagraphFont"/>
     <w:uiPriority w:val="10"/>
     <w:qFormat/>
     <w:locked/>
@@ -4041,9 +4613,9 @@
       <w:sz w:val="32"/>
     </w:rPr>
   </w:style>
-  <w:style w:type="character" w:customStyle="1" w:styleId="Mencinsinresolver1">
+  <w:style w:type="character" w:styleId="Mencinsinresolver1" w:customStyle="1">
     <w:name w:val="Mención sin resolver1"/>
-    <w:basedOn w:val="Fuentedeprrafopredeter"/>
+    <w:basedOn w:val="DefaultParagraphFont"/>
     <w:uiPriority w:val="99"/>
     <w:semiHidden/>
     <w:unhideWhenUsed/>
@@ -4051,13 +4623,12 @@
     <w:rPr>
       <w:rFonts w:cs="Times New Roman"/>
       <w:color w:val="605E5C"/>
-      <w:shd w:val="clear" w:color="auto" w:fill="E1DFDD"/>
-    </w:rPr>
-  </w:style>
-  <w:style w:type="character" w:customStyle="1" w:styleId="EncabezadoCar">
+      <w:shd w:fill="E1DFDD" w:val="clear"/>
+    </w:rPr>
+  </w:style>
+  <w:style w:type="character" w:styleId="EncabezadoCar" w:customStyle="1">
     <w:name w:val="Encabezado Car"/>
-    <w:basedOn w:val="Fuentedeprrafopredeter"/>
-    <w:link w:val="Encabezado"/>
+    <w:basedOn w:val="DefaultParagraphFont"/>
     <w:uiPriority w:val="99"/>
     <w:qFormat/>
     <w:locked/>
@@ -4067,10 +4638,9 @@
       <w:szCs w:val="22"/>
     </w:rPr>
   </w:style>
-  <w:style w:type="character" w:customStyle="1" w:styleId="PiedepginaCar">
+  <w:style w:type="character" w:styleId="PiedepginaCar" w:customStyle="1">
     <w:name w:val="Pie de página Car"/>
-    <w:basedOn w:val="Fuentedeprrafopredeter"/>
-    <w:link w:val="Piedepgina"/>
+    <w:basedOn w:val="DefaultParagraphFont"/>
     <w:uiPriority w:val="99"/>
     <w:qFormat/>
     <w:locked/>
@@ -4080,10 +4650,9 @@
       <w:szCs w:val="22"/>
     </w:rPr>
   </w:style>
-  <w:style w:type="character" w:customStyle="1" w:styleId="TextocomentarioCar">
+  <w:style w:type="character" w:styleId="TextocomentarioCar" w:customStyle="1">
     <w:name w:val="Texto comentario Car"/>
-    <w:basedOn w:val="Fuentedeprrafopredeter"/>
-    <w:link w:val="Textocomentario"/>
+    <w:basedOn w:val="DefaultParagraphFont"/>
     <w:uiPriority w:val="99"/>
     <w:semiHidden/>
     <w:qFormat/>
@@ -4092,10 +4661,10 @@
       <w:rFonts w:ascii="Arial Narrow" w:hAnsi="Arial Narrow" w:cs="Times New Roman"/>
     </w:rPr>
   </w:style>
-  <w:style w:type="character" w:customStyle="1" w:styleId="AsuntodelcomentarioCar">
+  <w:style w:type="character" w:styleId="AsuntodelcomentarioCar" w:customStyle="1">
     <w:name w:val="Asunto del comentario Car"/>
     <w:basedOn w:val="TextocomentarioCar"/>
-    <w:link w:val="Asuntodelcomentario"/>
+    <w:link w:val="annotationsubject"/>
     <w:uiPriority w:val="99"/>
     <w:semiHidden/>
     <w:qFormat/>
@@ -4106,51 +4675,49 @@
       <w:bCs/>
     </w:rPr>
   </w:style>
-  <w:style w:type="character" w:customStyle="1" w:styleId="Ttulo5Car">
+  <w:style w:type="character" w:styleId="Ttulo5Car" w:customStyle="1">
     <w:name w:val="Título 5 Car"/>
-    <w:basedOn w:val="Fuentedeprrafopredeter"/>
-    <w:link w:val="Ttulo5"/>
+    <w:basedOn w:val="DefaultParagraphFont"/>
     <w:uiPriority w:val="9"/>
     <w:qFormat/>
     <w:rPr>
-      <w:rFonts w:ascii="Century Gothic" w:eastAsiaTheme="majorEastAsia" w:hAnsi="Century Gothic" w:cstheme="majorBidi"/>
+      <w:rFonts w:ascii="Century Gothic" w:hAnsi="Century Gothic" w:eastAsia="" w:cs="" w:cstheme="majorBidi" w:eastAsiaTheme="majorEastAsia"/>
       <w:b/>
       <w:i/>
       <w:sz w:val="22"/>
       <w:szCs w:val="22"/>
     </w:rPr>
   </w:style>
-  <w:style w:type="character" w:customStyle="1" w:styleId="Ttulo6Car">
+  <w:style w:type="character" w:styleId="Ttulo6Car" w:customStyle="1">
     <w:name w:val="Título 6 Car"/>
-    <w:basedOn w:val="Fuentedeprrafopredeter"/>
-    <w:link w:val="Ttulo6"/>
+    <w:basedOn w:val="DefaultParagraphFont"/>
     <w:uiPriority w:val="9"/>
     <w:qFormat/>
     <w:rPr>
-      <w:rFonts w:asciiTheme="majorHAnsi" w:eastAsiaTheme="majorEastAsia" w:hAnsiTheme="majorHAnsi" w:cstheme="majorBidi"/>
-      <w:color w:val="1F3864" w:themeColor="accent1" w:themeShade="80"/>
+      <w:rFonts w:ascii="Calibri Light" w:hAnsi="Calibri Light" w:eastAsia="" w:cs="" w:asciiTheme="majorHAnsi" w:cstheme="majorBidi" w:eastAsiaTheme="majorEastAsia" w:hAnsiTheme="majorHAnsi"/>
+      <w:color w:themeColor="accent1" w:themeShade="80" w:val="1F3864"/>
       <w:sz w:val="24"/>
       <w:szCs w:val="22"/>
     </w:rPr>
   </w:style>
-  <w:style w:type="character" w:customStyle="1" w:styleId="Estilo6Car">
+  <w:style w:type="character" w:styleId="Estilo6Car" w:customStyle="1">
     <w:name w:val="Estilo 6 Car"/>
     <w:basedOn w:val="Ttulo6Car"/>
     <w:link w:val="Estilo6"/>
     <w:qFormat/>
     <w:rPr>
-      <w:rFonts w:ascii="Century Gothic" w:eastAsiaTheme="majorEastAsia" w:hAnsi="Century Gothic" w:cstheme="majorBidi"/>
+      <w:rFonts w:ascii="Century Gothic" w:hAnsi="Century Gothic" w:eastAsia="" w:cs="" w:cstheme="majorBidi" w:eastAsiaTheme="majorEastAsia"/>
       <w:b/>
       <w:i/>
-      <w:color w:val="1F3864" w:themeColor="accent1" w:themeShade="80"/>
+      <w:color w:themeColor="accent1" w:themeShade="80" w:val="1F3864"/>
       <w:sz w:val="22"/>
       <w:szCs w:val="22"/>
     </w:rPr>
   </w:style>
-  <w:style w:type="character" w:customStyle="1" w:styleId="SinespaciadoCar">
+  <w:style w:type="character" w:styleId="SinespaciadoCar" w:customStyle="1">
     <w:name w:val="Sin espaciado Car"/>
-    <w:basedOn w:val="Fuentedeprrafopredeter"/>
-    <w:link w:val="Sinespaciado"/>
+    <w:basedOn w:val="DefaultParagraphFont"/>
+    <w:link w:val="NoSpacing"/>
     <w:uiPriority w:val="1"/>
     <w:qFormat/>
     <w:rPr>
@@ -4159,20 +4726,20 @@
       <w:szCs w:val="22"/>
     </w:rPr>
   </w:style>
-  <w:style w:type="character" w:customStyle="1" w:styleId="nfasissutil1">
+  <w:style w:type="character" w:styleId="nfasissutil1" w:customStyle="1">
     <w:name w:val="Énfasis sutil1"/>
-    <w:basedOn w:val="Fuentedeprrafopredeter"/>
+    <w:basedOn w:val="DefaultParagraphFont"/>
     <w:uiPriority w:val="19"/>
     <w:qFormat/>
     <w:rPr>
       <w:i/>
       <w:iCs/>
-      <w:color w:val="404040" w:themeColor="text1" w:themeTint="BF"/>
-    </w:rPr>
-  </w:style>
-  <w:style w:type="character" w:customStyle="1" w:styleId="PrrafodelistaCar">
+      <w:color w:themeColor="text1" w:themeTint="bf" w:val="404040"/>
+    </w:rPr>
+  </w:style>
+  <w:style w:type="character" w:styleId="PrrafodelistaCar" w:customStyle="1">
     <w:name w:val="Párrafo de lista Car"/>
-    <w:link w:val="Prrafodelista"/>
+    <w:link w:val="ListParagraph"/>
     <w:uiPriority w:val="34"/>
     <w:qFormat/>
     <w:locked/>
@@ -4183,23 +4750,23 @@
       <w:lang w:eastAsia="en-US"/>
     </w:rPr>
   </w:style>
-  <w:style w:type="character" w:customStyle="1" w:styleId="CitaCar">
+  <w:style w:type="character" w:styleId="CitaCar" w:customStyle="1">
     <w:name w:val="Cita Car"/>
-    <w:basedOn w:val="Fuentedeprrafopredeter"/>
-    <w:link w:val="Cita"/>
+    <w:basedOn w:val="DefaultParagraphFont"/>
+    <w:link w:val="Quote"/>
     <w:uiPriority w:val="29"/>
     <w:qFormat/>
     <w:rPr>
       <w:rFonts w:ascii="Century Gothic" w:hAnsi="Century Gothic" w:cs="Times New Roman"/>
       <w:i/>
       <w:iCs/>
-      <w:color w:val="404040" w:themeColor="text1" w:themeTint="BF"/>
+      <w:color w:themeColor="text1" w:themeTint="bf" w:val="404040"/>
       <w:sz w:val="22"/>
       <w:szCs w:val="24"/>
       <w:lang w:val="es-CO"/>
     </w:rPr>
   </w:style>
-  <w:style w:type="character" w:customStyle="1" w:styleId="NormalWebCar">
+  <w:style w:type="character" w:styleId="NormalWebCar" w:customStyle="1">
     <w:name w:val="Normal (Web) Car"/>
     <w:link w:val="NormalWeb"/>
     <w:qFormat/>
@@ -4210,13 +4777,12 @@
       <w:lang w:val="es-CO" w:eastAsia="es-CO"/>
     </w:rPr>
   </w:style>
-  <w:style w:type="character" w:customStyle="1" w:styleId="TextoindependienteCar">
+  <w:style w:type="character" w:styleId="TextoindependienteCar" w:customStyle="1">
     <w:name w:val="Texto independiente Car"/>
-    <w:basedOn w:val="Fuentedeprrafopredeter"/>
-    <w:link w:val="Textoindependiente"/>
+    <w:basedOn w:val="DefaultParagraphFont"/>
     <w:uiPriority w:val="99"/>
     <w:qFormat/>
-    <w:rsid w:val="009848A8"/>
+    <w:rsid w:val="009848a8"/>
     <w:rPr>
       <w:rFonts w:ascii="Century Gothic" w:hAnsi="Century Gothic" w:cs="Times New Roman"/>
       <w:sz w:val="22"/>
@@ -4224,16 +4790,15 @@
       <w:lang w:eastAsia="es-ES"/>
     </w:rPr>
   </w:style>
-  <w:style w:type="character" w:customStyle="1" w:styleId="SubttuloCar">
+  <w:style w:type="character" w:styleId="SubttuloCar" w:customStyle="1">
     <w:name w:val="Subtítulo Car"/>
-    <w:basedOn w:val="Fuentedeprrafopredeter"/>
-    <w:link w:val="Subttulo"/>
+    <w:basedOn w:val="DefaultParagraphFont"/>
     <w:uiPriority w:val="11"/>
     <w:qFormat/>
-    <w:rsid w:val="009848A8"/>
-    <w:rPr>
-      <w:rFonts w:asciiTheme="minorHAnsi" w:eastAsiaTheme="minorEastAsia" w:hAnsiTheme="minorHAnsi" w:cstheme="minorBidi"/>
-      <w:color w:val="5A5A5A" w:themeColor="text1" w:themeTint="A5"/>
+    <w:rsid w:val="009848a8"/>
+    <w:rPr>
+      <w:rFonts w:ascii="Calibri" w:hAnsi="Calibri" w:eastAsia="" w:cs="" w:asciiTheme="minorHAnsi" w:cstheme="minorBidi" w:eastAsiaTheme="minorEastAsia" w:hAnsiTheme="minorHAnsi"/>
+      <w:color w:themeColor="text1" w:themeTint="a5" w:val="5A5A5A"/>
       <w:spacing w:val="15"/>
       <w:sz w:val="22"/>
       <w:szCs w:val="22"/>
@@ -4241,9 +4806,116 @@
     </w:rPr>
   </w:style>
   <w:style w:type="paragraph" w:styleId="Ttulo">
+    <w:name w:val="Título"/>
+    <w:basedOn w:val="Normal"/>
+    <w:next w:val="BodyText"/>
+    <w:qFormat/>
+    <w:pPr>
+      <w:keepNext w:val="true"/>
+      <w:spacing w:before="240" w:after="120"/>
+    </w:pPr>
+    <w:rPr>
+      <w:rFonts w:ascii="Liberation Sans" w:hAnsi="Liberation Sans" w:eastAsia="Microsoft YaHei" w:cs="Lucida Sans"/>
+      <w:sz w:val="28"/>
+      <w:szCs w:val="28"/>
+    </w:rPr>
+  </w:style>
+  <w:style w:type="paragraph" w:styleId="BodyText">
+    <w:name w:val="Body Text"/>
+    <w:basedOn w:val="Normal"/>
+    <w:link w:val="TextoindependienteCar"/>
+    <w:uiPriority w:val="99"/>
+    <w:unhideWhenUsed/>
+    <w:rsid w:val="009848a8"/>
+    <w:pPr>
+      <w:spacing w:before="0" w:after="120"/>
+    </w:pPr>
+    <w:rPr/>
+  </w:style>
+  <w:style w:type="paragraph" w:styleId="List">
+    <w:name w:val="List"/>
+    <w:basedOn w:val="BodyText"/>
+    <w:pPr/>
+    <w:rPr>
+      <w:rFonts w:cs="Lucida Sans"/>
+    </w:rPr>
+  </w:style>
+  <w:style w:type="paragraph" w:styleId="Caption">
+    <w:name w:val="caption"/>
+    <w:basedOn w:val="Normal"/>
+    <w:next w:val="Normal"/>
+    <w:uiPriority w:val="35"/>
+    <w:unhideWhenUsed/>
+    <w:qFormat/>
+    <w:pPr>
+      <w:spacing w:before="0" w:after="200"/>
+      <w:ind w:start="1134"/>
+    </w:pPr>
+    <w:rPr>
+      <w:i/>
+      <w:iCs/>
+      <w:color w:val="44546A"/>
+      <w:sz w:val="18"/>
+      <w:szCs w:val="18"/>
+      <w:lang w:eastAsia="en-US"/>
+    </w:rPr>
+  </w:style>
+  <w:style w:type="paragraph" w:styleId="ndice" w:customStyle="1">
+    <w:name w:val="Índice"/>
+    <w:basedOn w:val="Normal"/>
+    <w:qFormat/>
+    <w:pPr>
+      <w:suppressLineNumbers/>
+    </w:pPr>
+    <w:rPr>
+      <w:rFonts w:cs="Lucida Sans"/>
+    </w:rPr>
+  </w:style>
+  <w:style w:type="paragraph" w:styleId="Ttulouser">
+    <w:name w:val="Título (user)"/>
+    <w:basedOn w:val="Normal"/>
+    <w:next w:val="BodyText"/>
+    <w:qFormat/>
+    <w:pPr>
+      <w:keepNext w:val="true"/>
+      <w:spacing w:before="240" w:after="120"/>
+    </w:pPr>
+    <w:rPr>
+      <w:rFonts w:ascii="Liberation Sans" w:hAnsi="Liberation Sans" w:eastAsia="Microsoft YaHei" w:cs="Lucida Sans"/>
+      <w:sz w:val="28"/>
+      <w:szCs w:val="28"/>
+    </w:rPr>
+  </w:style>
+  <w:style w:type="paragraph" w:styleId="ndiceuser" w:customStyle="1">
+    <w:name w:val="Índice (user)"/>
+    <w:basedOn w:val="Normal"/>
+    <w:qFormat/>
+    <w:pPr>
+      <w:suppressLineNumbers/>
+    </w:pPr>
+    <w:rPr>
+      <w:rFonts w:cs="Lucida Sans"/>
+    </w:rPr>
+  </w:style>
+  <w:style w:type="paragraph" w:styleId="Ttulo1" w:customStyle="1">
+    <w:name w:val="Título1"/>
+    <w:basedOn w:val="Normal"/>
+    <w:next w:val="BodyText"/>
+    <w:qFormat/>
+    <w:pPr>
+      <w:keepNext w:val="true"/>
+      <w:spacing w:before="240" w:after="120"/>
+    </w:pPr>
+    <w:rPr>
+      <w:rFonts w:ascii="Liberation Sans" w:hAnsi="Liberation Sans" w:eastAsia="Microsoft YaHei" w:cs="Lucida Sans"/>
+      <w:sz w:val="28"/>
+      <w:szCs w:val="28"/>
+    </w:rPr>
+  </w:style>
+  <w:style w:type="paragraph" w:styleId="Title">
     <w:name w:val="Title"/>
     <w:basedOn w:val="Normal"/>
-    <w:next w:val="Textoindependiente"/>
+    <w:next w:val="BodyText"/>
     <w:link w:val="TtuloCar"/>
     <w:uiPriority w:val="10"/>
     <w:qFormat/>
@@ -4261,82 +4933,7 @@
       <w:szCs w:val="32"/>
     </w:rPr>
   </w:style>
-  <w:style w:type="paragraph" w:styleId="Textoindependiente">
-    <w:name w:val="Body Text"/>
-    <w:basedOn w:val="Normal"/>
-    <w:link w:val="TextoindependienteCar"/>
-    <w:uiPriority w:val="99"/>
-    <w:unhideWhenUsed/>
-    <w:rsid w:val="009848A8"/>
-    <w:pPr>
-      <w:spacing w:after="120"/>
-    </w:pPr>
-  </w:style>
-  <w:style w:type="paragraph" w:styleId="Lista">
-    <w:name w:val="List"/>
-    <w:basedOn w:val="Textoindependiente"/>
-    <w:rPr>
-      <w:rFonts w:cs="Lucida Sans"/>
-    </w:rPr>
-  </w:style>
-  <w:style w:type="paragraph" w:styleId="Descripcin">
-    <w:name w:val="caption"/>
-    <w:basedOn w:val="Normal"/>
-    <w:next w:val="Normal"/>
-    <w:uiPriority w:val="35"/>
-    <w:unhideWhenUsed/>
-    <w:qFormat/>
-    <w:pPr>
-      <w:spacing w:after="200"/>
-      <w:ind w:left="1134"/>
-    </w:pPr>
-    <w:rPr>
-      <w:i/>
-      <w:iCs/>
-      <w:color w:val="44546A"/>
-      <w:sz w:val="18"/>
-      <w:szCs w:val="18"/>
-      <w:lang w:eastAsia="en-US"/>
-    </w:rPr>
-  </w:style>
-  <w:style w:type="paragraph" w:customStyle="1" w:styleId="ndice">
-    <w:name w:val="Índice"/>
-    <w:basedOn w:val="Normal"/>
-    <w:qFormat/>
-    <w:pPr>
-      <w:suppressLineNumbers/>
-    </w:pPr>
-    <w:rPr>
-      <w:rFonts w:cs="Lucida Sans"/>
-    </w:rPr>
-  </w:style>
-  <w:style w:type="paragraph" w:customStyle="1" w:styleId="Ttulouser">
-    <w:name w:val="Título (user)"/>
-    <w:basedOn w:val="Normal"/>
-    <w:next w:val="Textoindependiente"/>
-    <w:qFormat/>
-    <w:pPr>
-      <w:keepNext/>
-      <w:spacing w:before="240" w:after="120"/>
-    </w:pPr>
-    <w:rPr>
-      <w:rFonts w:ascii="Liberation Sans" w:eastAsia="Microsoft YaHei" w:hAnsi="Liberation Sans" w:cs="Lucida Sans"/>
-      <w:sz w:val="28"/>
-      <w:szCs w:val="28"/>
-    </w:rPr>
-  </w:style>
-  <w:style w:type="paragraph" w:customStyle="1" w:styleId="ndiceuser">
-    <w:name w:val="Índice (user)"/>
-    <w:basedOn w:val="Normal"/>
-    <w:qFormat/>
-    <w:pPr>
-      <w:suppressLineNumbers/>
-    </w:pPr>
-    <w:rPr>
-      <w:rFonts w:cs="Lucida Sans"/>
-    </w:rPr>
-  </w:style>
-  <w:style w:type="paragraph" w:styleId="TDC3">
+  <w:style w:type="paragraph" w:styleId="TOC3">
     <w:name w:val="toc 3"/>
     <w:basedOn w:val="Normal"/>
     <w:next w:val="Normal"/>
@@ -4345,12 +4942,14 @@
     <w:unhideWhenUsed/>
     <w:pPr>
       <w:tabs>
-        <w:tab w:val="right" w:leader="dot" w:pos="8494"/>
+        <w:tab w:val="clear" w:pos="720"/>
+        <w:tab w:val="right" w:pos="8494" w:leader="dot"/>
       </w:tabs>
-      <w:ind w:left="482"/>
+      <w:ind w:start="482"/>
     </w:pPr>
-  </w:style>
-  <w:style w:type="paragraph" w:styleId="TDC9">
+    <w:rPr/>
+  </w:style>
+  <w:style w:type="paragraph" w:styleId="TOC9">
     <w:name w:val="toc 9"/>
     <w:basedOn w:val="Normal"/>
     <w:next w:val="Normal"/>
@@ -4358,14 +4957,14 @@
     <w:uiPriority w:val="39"/>
     <w:unhideWhenUsed/>
     <w:pPr>
-      <w:spacing w:after="100"/>
-      <w:ind w:left="1760"/>
+      <w:spacing w:before="0" w:after="100"/>
+      <w:ind w:start="1760"/>
     </w:pPr>
     <w:rPr>
       <w:rFonts w:ascii="Calibri" w:hAnsi="Calibri"/>
     </w:rPr>
   </w:style>
-  <w:style w:type="paragraph" w:styleId="TDC7">
+  <w:style w:type="paragraph" w:styleId="TOC7">
     <w:name w:val="toc 7"/>
     <w:basedOn w:val="Normal"/>
     <w:next w:val="Normal"/>
@@ -4373,14 +4972,14 @@
     <w:uiPriority w:val="39"/>
     <w:unhideWhenUsed/>
     <w:pPr>
-      <w:spacing w:after="100"/>
-      <w:ind w:left="1320"/>
+      <w:spacing w:before="0" w:after="100"/>
+      <w:ind w:start="1320"/>
     </w:pPr>
     <w:rPr>
       <w:rFonts w:ascii="Calibri" w:hAnsi="Calibri"/>
     </w:rPr>
   </w:style>
-  <w:style w:type="paragraph" w:styleId="TDC1">
+  <w:style w:type="paragraph" w:styleId="TOC1">
     <w:name w:val="toc 1"/>
     <w:basedOn w:val="Normal"/>
     <w:next w:val="Normal"/>
@@ -4389,11 +4988,13 @@
     <w:unhideWhenUsed/>
     <w:pPr>
       <w:tabs>
-        <w:tab w:val="right" w:leader="dot" w:pos="8494"/>
+        <w:tab w:val="clear" w:pos="720"/>
+        <w:tab w:val="right" w:pos="8494" w:leader="dot"/>
       </w:tabs>
     </w:pPr>
-  </w:style>
-  <w:style w:type="paragraph" w:styleId="TDC8">
+    <w:rPr/>
+  </w:style>
+  <w:style w:type="paragraph" w:styleId="TOC8">
     <w:name w:val="toc 8"/>
     <w:basedOn w:val="Normal"/>
     <w:next w:val="Normal"/>
@@ -4401,14 +5002,14 @@
     <w:uiPriority w:val="39"/>
     <w:unhideWhenUsed/>
     <w:pPr>
-      <w:spacing w:after="100"/>
-      <w:ind w:left="1540"/>
+      <w:spacing w:before="0" w:after="100"/>
+      <w:ind w:start="1540"/>
     </w:pPr>
     <w:rPr>
       <w:rFonts w:ascii="Calibri" w:hAnsi="Calibri"/>
     </w:rPr>
   </w:style>
-  <w:style w:type="paragraph" w:styleId="TDC2">
+  <w:style w:type="paragraph" w:styleId="TOC2">
     <w:name w:val="toc 2"/>
     <w:basedOn w:val="Normal"/>
     <w:next w:val="Normal"/>
@@ -4417,26 +5018,29 @@
     <w:unhideWhenUsed/>
     <w:pPr>
       <w:tabs>
-        <w:tab w:val="right" w:leader="dot" w:pos="8494"/>
+        <w:tab w:val="clear" w:pos="720"/>
+        <w:tab w:val="right" w:pos="8494" w:leader="dot"/>
       </w:tabs>
-      <w:ind w:left="238"/>
+      <w:ind w:start="238"/>
     </w:pPr>
-  </w:style>
-  <w:style w:type="paragraph" w:styleId="Asuntodelcomentario">
+    <w:rPr/>
+  </w:style>
+  <w:style w:type="paragraph" w:styleId="annotationsubject">
     <w:name w:val="annotation subject"/>
-    <w:basedOn w:val="Textocomentario"/>
-    <w:next w:val="Textocomentario"/>
+    <w:basedOn w:val="CommentText"/>
+    <w:next w:val="CommentText"/>
     <w:link w:val="AsuntodelcomentarioCar"/>
     <w:uiPriority w:val="99"/>
     <w:semiHidden/>
     <w:unhideWhenUsed/>
     <w:qFormat/>
+    <w:pPr/>
     <w:rPr>
       <w:b/>
       <w:bCs/>
     </w:rPr>
   </w:style>
-  <w:style w:type="paragraph" w:styleId="Textocomentario">
+  <w:style w:type="paragraph" w:styleId="CommentText">
     <w:name w:val="annotation text"/>
     <w:basedOn w:val="Normal"/>
     <w:link w:val="TextocomentarioCar"/>
@@ -4444,12 +5048,13 @@
     <w:semiHidden/>
     <w:unhideWhenUsed/>
     <w:qFormat/>
+    <w:pPr/>
     <w:rPr>
       <w:sz w:val="20"/>
       <w:szCs w:val="20"/>
     </w:rPr>
   </w:style>
-  <w:style w:type="paragraph" w:styleId="TDC6">
+  <w:style w:type="paragraph" w:styleId="TOC6">
     <w:name w:val="toc 6"/>
     <w:basedOn w:val="Normal"/>
     <w:next w:val="Normal"/>
@@ -4458,14 +5063,14 @@
     <w:unhideWhenUsed/>
     <w:qFormat/>
     <w:pPr>
-      <w:spacing w:after="100"/>
-      <w:ind w:left="1100"/>
+      <w:spacing w:before="0" w:after="100"/>
+      <w:ind w:start="1100"/>
     </w:pPr>
     <w:rPr>
       <w:rFonts w:ascii="Calibri" w:hAnsi="Calibri"/>
     </w:rPr>
   </w:style>
-  <w:style w:type="paragraph" w:styleId="TDC5">
+  <w:style w:type="paragraph" w:styleId="TOC5">
     <w:name w:val="toc 5"/>
     <w:basedOn w:val="Normal"/>
     <w:next w:val="Normal"/>
@@ -4473,14 +5078,14 @@
     <w:uiPriority w:val="39"/>
     <w:unhideWhenUsed/>
     <w:pPr>
-      <w:spacing w:after="100"/>
-      <w:ind w:left="880"/>
+      <w:spacing w:before="0" w:after="100"/>
+      <w:ind w:start="880"/>
     </w:pPr>
     <w:rPr>
       <w:rFonts w:ascii="Calibri" w:hAnsi="Calibri"/>
     </w:rPr>
   </w:style>
-  <w:style w:type="paragraph" w:styleId="TDC4">
+  <w:style w:type="paragraph" w:styleId="TOC4">
     <w:name w:val="toc 4"/>
     <w:basedOn w:val="Normal"/>
     <w:next w:val="Normal"/>
@@ -4488,24 +5093,28 @@
     <w:uiPriority w:val="39"/>
     <w:unhideWhenUsed/>
     <w:pPr>
-      <w:spacing w:after="100"/>
-      <w:ind w:left="660"/>
+      <w:spacing w:before="0" w:after="100"/>
+      <w:ind w:start="660"/>
     </w:pPr>
     <w:rPr>
       <w:rFonts w:ascii="Calibri" w:hAnsi="Calibri"/>
     </w:rPr>
   </w:style>
-  <w:style w:type="paragraph" w:customStyle="1" w:styleId="Cabeceraypieuser">
+  <w:style w:type="paragraph" w:styleId="Cabeceraypie" w:customStyle="1">
+    <w:name w:val="Cabecera y pie"/>
+    <w:basedOn w:val="Normal"/>
+    <w:qFormat/>
+    <w:pPr/>
+    <w:rPr/>
+  </w:style>
+  <w:style w:type="paragraph" w:styleId="Cabeceraypieuser" w:customStyle="1">
     <w:name w:val="Cabecera y pie (user)"/>
     <w:basedOn w:val="Normal"/>
     <w:qFormat/>
-  </w:style>
-  <w:style w:type="paragraph" w:customStyle="1" w:styleId="Cabeceraypie">
-    <w:name w:val="Cabecera y pie"/>
-    <w:basedOn w:val="Normal"/>
-    <w:qFormat/>
-  </w:style>
-  <w:style w:type="paragraph" w:styleId="Encabezado">
+    <w:pPr/>
+    <w:rPr/>
+  </w:style>
+  <w:style w:type="paragraph" w:styleId="Header">
     <w:name w:val="header"/>
     <w:basedOn w:val="Normal"/>
     <w:link w:val="EncabezadoCar"/>
@@ -4513,10 +5122,12 @@
     <w:unhideWhenUsed/>
     <w:pPr>
       <w:tabs>
-        <w:tab w:val="center" w:pos="4252"/>
-        <w:tab w:val="right" w:pos="8504"/>
+        <w:tab w:val="clear" w:pos="720"/>
+        <w:tab w:val="center" w:pos="4252" w:leader="none"/>
+        <w:tab w:val="right" w:pos="8504" w:leader="none"/>
       </w:tabs>
     </w:pPr>
+    <w:rPr/>
   </w:style>
   <w:style w:type="paragraph" w:styleId="NormalWeb">
     <w:name w:val="Normal (Web)"/>
@@ -4527,7 +5138,7 @@
     <w:qFormat/>
     <w:pPr>
       <w:spacing w:beforeAutospacing="1" w:afterAutospacing="1"/>
-      <w:jc w:val="left"/>
+      <w:jc w:val="start"/>
     </w:pPr>
     <w:rPr>
       <w:rFonts w:ascii="Times New Roman" w:hAnsi="Times New Roman"/>
@@ -4535,7 +5146,7 @@
       <w:lang w:eastAsia="es-CO"/>
     </w:rPr>
   </w:style>
-  <w:style w:type="paragraph" w:styleId="Piedepgina">
+  <w:style w:type="paragraph" w:styleId="Footer">
     <w:name w:val="footer"/>
     <w:basedOn w:val="Normal"/>
     <w:link w:val="PiedepginaCar"/>
@@ -4543,55 +5154,60 @@
     <w:unhideWhenUsed/>
     <w:pPr>
       <w:tabs>
-        <w:tab w:val="center" w:pos="4252"/>
-        <w:tab w:val="right" w:pos="8504"/>
+        <w:tab w:val="clear" w:pos="720"/>
+        <w:tab w:val="center" w:pos="4252" w:leader="none"/>
+        <w:tab w:val="right" w:pos="8504" w:leader="none"/>
       </w:tabs>
     </w:pPr>
-  </w:style>
-  <w:style w:type="paragraph" w:customStyle="1" w:styleId="TtuloTDC1">
+    <w:rPr/>
+  </w:style>
+  <w:style w:type="paragraph" w:styleId="TtuloTDC1" w:customStyle="1">
     <w:name w:val="Título TDC1"/>
-    <w:basedOn w:val="Ttulo1"/>
+    <w:basedOn w:val="Heading1"/>
     <w:next w:val="Normal"/>
     <w:uiPriority w:val="39"/>
     <w:unhideWhenUsed/>
     <w:qFormat/>
     <w:pPr>
       <w:keepLines/>
-      <w:spacing w:after="0"/>
+      <w:spacing w:before="360" w:after="0"/>
       <w:outlineLvl w:val="9"/>
     </w:pPr>
     <w:rPr>
       <w:rFonts w:ascii="Calibri Light" w:hAnsi="Calibri Light"/>
-      <w:b w:val="0"/>
-      <w:bCs w:val="0"/>
+      <w:b w:val="false"/>
+      <w:bCs w:val="false"/>
       <w:color w:val="2F5496"/>
       <w:kern w:val="0"/>
     </w:rPr>
   </w:style>
-  <w:style w:type="paragraph" w:styleId="Sinespaciado">
+  <w:style w:type="paragraph" w:styleId="NoSpacing">
     <w:name w:val="No Spacing"/>
     <w:basedOn w:val="Normal"/>
     <w:link w:val="SinespaciadoCar"/>
     <w:uiPriority w:val="1"/>
     <w:qFormat/>
-  </w:style>
-  <w:style w:type="paragraph" w:styleId="Prrafodelista">
+    <w:pPr/>
+    <w:rPr/>
+  </w:style>
+  <w:style w:type="paragraph" w:styleId="ListParagraph">
     <w:name w:val="List Paragraph"/>
     <w:basedOn w:val="Normal"/>
     <w:link w:val="PrrafodelistaCar"/>
     <w:uiPriority w:val="34"/>
     <w:qFormat/>
     <w:pPr>
-      <w:ind w:left="720"/>
+      <w:spacing w:before="0" w:after="0"/>
+      <w:ind w:start="720"/>
       <w:contextualSpacing/>
     </w:pPr>
     <w:rPr>
       <w:lang w:eastAsia="en-US"/>
     </w:rPr>
   </w:style>
-  <w:style w:type="paragraph" w:customStyle="1" w:styleId="Estilo6">
+  <w:style w:type="paragraph" w:styleId="Estilo6" w:customStyle="1">
     <w:name w:val="Estilo 6"/>
-    <w:basedOn w:val="Ttulo6"/>
+    <w:basedOn w:val="Heading6"/>
     <w:next w:val="Normal"/>
     <w:link w:val="Estilo6Car"/>
     <w:qFormat/>
@@ -4605,7 +5221,7 @@
       <w:color w:val="auto"/>
     </w:rPr>
   </w:style>
-  <w:style w:type="paragraph" w:customStyle="1" w:styleId="msonormal0">
+  <w:style w:type="paragraph" w:styleId="msonormal" w:customStyle="1">
     <w:name w:val="msonormal"/>
     <w:basedOn w:val="Normal"/>
     <w:qFormat/>
@@ -4617,7 +5233,7 @@
       <w:sz w:val="24"/>
     </w:rPr>
   </w:style>
-  <w:style w:type="paragraph" w:customStyle="1" w:styleId="xl64">
+  <w:style w:type="paragraph" w:styleId="xl64" w:customStyle="1">
     <w:name w:val="xl64"/>
     <w:basedOn w:val="Normal"/>
     <w:qFormat/>
@@ -4638,7 +5254,7 @@
       <w:sz w:val="24"/>
     </w:rPr>
   </w:style>
-  <w:style w:type="paragraph" w:customStyle="1" w:styleId="xl65">
+  <w:style w:type="paragraph" w:styleId="xl65" w:customStyle="1">
     <w:name w:val="xl65"/>
     <w:basedOn w:val="Normal"/>
     <w:qFormat/>
@@ -4660,7 +5276,7 @@
       <w:sz w:val="24"/>
     </w:rPr>
   </w:style>
-  <w:style w:type="paragraph" w:customStyle="1" w:styleId="xl66">
+  <w:style w:type="paragraph" w:styleId="xl66" w:customStyle="1">
     <w:name w:val="xl66"/>
     <w:basedOn w:val="Normal"/>
     <w:qFormat/>
@@ -4679,7 +5295,7 @@
       <w:sz w:val="24"/>
     </w:rPr>
   </w:style>
-  <w:style w:type="paragraph" w:customStyle="1" w:styleId="xl67">
+  <w:style w:type="paragraph" w:styleId="xl67" w:customStyle="1">
     <w:name w:val="xl67"/>
     <w:basedOn w:val="Normal"/>
     <w:qFormat/>
@@ -4697,7 +5313,7 @@
       <w:sz w:val="24"/>
     </w:rPr>
   </w:style>
-  <w:style w:type="paragraph" w:customStyle="1" w:styleId="xl68">
+  <w:style w:type="paragraph" w:styleId="xl68" w:customStyle="1">
     <w:name w:val="xl68"/>
     <w:basedOn w:val="Normal"/>
     <w:qFormat/>
@@ -4709,7 +5325,7 @@
         <w:right w:val="single" w:sz="4" w:space="0" w:color="000000"/>
       </w:pBdr>
       <w:spacing w:beforeAutospacing="1" w:afterAutospacing="1"/>
-      <w:jc w:val="right"/>
+      <w:jc w:val="end"/>
       <w:textAlignment w:val="center"/>
     </w:pPr>
     <w:rPr>
@@ -4718,7 +5334,7 @@
       <w:sz w:val="24"/>
     </w:rPr>
   </w:style>
-  <w:style w:type="paragraph" w:customStyle="1" w:styleId="xl69">
+  <w:style w:type="paragraph" w:styleId="xl69" w:customStyle="1">
     <w:name w:val="xl69"/>
     <w:basedOn w:val="Normal"/>
     <w:qFormat/>
@@ -4738,7 +5354,7 @@
       <w:sz w:val="24"/>
     </w:rPr>
   </w:style>
-  <w:style w:type="paragraph" w:customStyle="1" w:styleId="xl70">
+  <w:style w:type="paragraph" w:styleId="xl70" w:customStyle="1">
     <w:name w:val="xl70"/>
     <w:basedOn w:val="Normal"/>
     <w:qFormat/>
@@ -4758,7 +5374,7 @@
       <w:sz w:val="24"/>
     </w:rPr>
   </w:style>
-  <w:style w:type="paragraph" w:customStyle="1" w:styleId="xl71">
+  <w:style w:type="paragraph" w:styleId="xl71" w:customStyle="1">
     <w:name w:val="xl71"/>
     <w:basedOn w:val="Normal"/>
     <w:qFormat/>
@@ -4778,7 +5394,7 @@
       <w:sz w:val="24"/>
     </w:rPr>
   </w:style>
-  <w:style w:type="paragraph" w:customStyle="1" w:styleId="xl72">
+  <w:style w:type="paragraph" w:styleId="xl72" w:customStyle="1">
     <w:name w:val="xl72"/>
     <w:basedOn w:val="Normal"/>
     <w:qFormat/>
@@ -4797,7 +5413,7 @@
       <w:sz w:val="24"/>
     </w:rPr>
   </w:style>
-  <w:style w:type="paragraph" w:customStyle="1" w:styleId="xl73">
+  <w:style w:type="paragraph" w:styleId="xl73" w:customStyle="1">
     <w:name w:val="xl73"/>
     <w:basedOn w:val="Normal"/>
     <w:qFormat/>
@@ -4817,7 +5433,7 @@
       <w:sz w:val="24"/>
     </w:rPr>
   </w:style>
-  <w:style w:type="paragraph" w:customStyle="1" w:styleId="xl74">
+  <w:style w:type="paragraph" w:styleId="xl74" w:customStyle="1">
     <w:name w:val="xl74"/>
     <w:basedOn w:val="Normal"/>
     <w:qFormat/>
@@ -4836,7 +5452,7 @@
       <w:sz w:val="24"/>
     </w:rPr>
   </w:style>
-  <w:style w:type="paragraph" w:customStyle="1" w:styleId="xl75">
+  <w:style w:type="paragraph" w:styleId="xl75" w:customStyle="1">
     <w:name w:val="xl75"/>
     <w:basedOn w:val="Normal"/>
     <w:qFormat/>
@@ -4854,7 +5470,7 @@
       <w:sz w:val="24"/>
     </w:rPr>
   </w:style>
-  <w:style w:type="paragraph" w:customStyle="1" w:styleId="xl76">
+  <w:style w:type="paragraph" w:styleId="xl76" w:customStyle="1">
     <w:name w:val="xl76"/>
     <w:basedOn w:val="Normal"/>
     <w:qFormat/>
@@ -4873,29 +5489,47 @@
       <w:sz w:val="24"/>
     </w:rPr>
   </w:style>
-  <w:style w:type="paragraph" w:customStyle="1" w:styleId="Revisin1">
+  <w:style w:type="paragraph" w:styleId="Revisin1" w:customStyle="1">
     <w:name w:val="Revisión1"/>
     <w:uiPriority w:val="99"/>
     <w:semiHidden/>
     <w:qFormat/>
-    <w:rPr>
-      <w:rFonts w:ascii="Century Gothic" w:hAnsi="Century Gothic" w:cs="Times New Roman"/>
+    <w:pPr>
+      <w:widowControl/>
+      <w:suppressAutoHyphens w:val="true"/>
+      <w:bidi w:val="0"/>
+      <w:spacing w:before="0" w:after="0"/>
+      <w:jc w:val="start"/>
+    </w:pPr>
+    <w:rPr>
+      <w:rFonts w:ascii="Century Gothic" w:hAnsi="Century Gothic" w:eastAsia="Times New Roman" w:cs="Times New Roman"/>
+      <w:color w:val="auto"/>
+      <w:kern w:val="0"/>
       <w:sz w:val="22"/>
       <w:szCs w:val="24"/>
-      <w:lang w:val="es-ES" w:eastAsia="es-ES"/>
-    </w:rPr>
-  </w:style>
-  <w:style w:type="paragraph" w:customStyle="1" w:styleId="Default">
+      <w:lang w:val="es-ES" w:eastAsia="es-ES" w:bidi="ar-SA"/>
+    </w:rPr>
+  </w:style>
+  <w:style w:type="paragraph" w:styleId="Default" w:customStyle="1">
     <w:name w:val="Default"/>
     <w:qFormat/>
-    <w:rPr>
-      <w:rFonts w:ascii="Tahoma" w:hAnsi="Tahoma" w:cs="Tahoma"/>
+    <w:pPr>
+      <w:widowControl/>
+      <w:suppressAutoHyphens w:val="true"/>
+      <w:bidi w:val="0"/>
+      <w:spacing w:before="0" w:after="0"/>
+      <w:jc w:val="start"/>
+    </w:pPr>
+    <w:rPr>
+      <w:rFonts w:ascii="Tahoma" w:hAnsi="Tahoma" w:eastAsia="Times New Roman" w:cs="Tahoma"/>
       <w:color w:val="000000"/>
+      <w:kern w:val="0"/>
       <w:sz w:val="24"/>
       <w:szCs w:val="24"/>
-    </w:rPr>
-  </w:style>
-  <w:style w:type="paragraph" w:customStyle="1" w:styleId="xl77">
+      <w:lang w:val="es-CO" w:eastAsia="es-CO" w:bidi="ar-SA"/>
+    </w:rPr>
+  </w:style>
+  <w:style w:type="paragraph" w:styleId="xl77" w:customStyle="1">
     <w:name w:val="xl77"/>
     <w:basedOn w:val="Normal"/>
     <w:qFormat/>
@@ -4915,7 +5549,7 @@
       <w:lang w:eastAsia="es-CO"/>
     </w:rPr>
   </w:style>
-  <w:style w:type="paragraph" w:customStyle="1" w:styleId="xl78">
+  <w:style w:type="paragraph" w:styleId="xl78" w:customStyle="1">
     <w:name w:val="xl78"/>
     <w:basedOn w:val="Normal"/>
     <w:qFormat/>
@@ -4936,7 +5570,7 @@
       <w:lang w:eastAsia="es-CO"/>
     </w:rPr>
   </w:style>
-  <w:style w:type="paragraph" w:customStyle="1" w:styleId="xl79">
+  <w:style w:type="paragraph" w:styleId="xl79" w:customStyle="1">
     <w:name w:val="xl79"/>
     <w:basedOn w:val="Normal"/>
     <w:qFormat/>
@@ -4956,7 +5590,7 @@
       <w:lang w:eastAsia="es-CO"/>
     </w:rPr>
   </w:style>
-  <w:style w:type="paragraph" w:customStyle="1" w:styleId="xl80">
+  <w:style w:type="paragraph" w:styleId="xl80" w:customStyle="1">
     <w:name w:val="xl80"/>
     <w:basedOn w:val="Normal"/>
     <w:qFormat/>
@@ -4976,7 +5610,7 @@
       <w:lang w:eastAsia="es-CO"/>
     </w:rPr>
   </w:style>
-  <w:style w:type="paragraph" w:customStyle="1" w:styleId="xl81">
+  <w:style w:type="paragraph" w:styleId="xl81" w:customStyle="1">
     <w:name w:val="xl81"/>
     <w:basedOn w:val="Normal"/>
     <w:qFormat/>
@@ -4996,7 +5630,7 @@
       <w:lang w:eastAsia="es-CO"/>
     </w:rPr>
   </w:style>
-  <w:style w:type="paragraph" w:customStyle="1" w:styleId="xl82">
+  <w:style w:type="paragraph" w:styleId="xl82" w:customStyle="1">
     <w:name w:val="xl82"/>
     <w:basedOn w:val="Normal"/>
     <w:qFormat/>
@@ -5017,13 +5651,13 @@
       <w:lang w:eastAsia="es-CO"/>
     </w:rPr>
   </w:style>
-  <w:style w:type="paragraph" w:customStyle="1" w:styleId="font5">
+  <w:style w:type="paragraph" w:styleId="font5" w:customStyle="1">
     <w:name w:val="font5"/>
     <w:basedOn w:val="Normal"/>
     <w:qFormat/>
     <w:pPr>
       <w:spacing w:beforeAutospacing="1" w:afterAutospacing="1"/>
-      <w:jc w:val="left"/>
+      <w:jc w:val="start"/>
     </w:pPr>
     <w:rPr>
       <w:rFonts w:ascii="Tahoma" w:hAnsi="Tahoma" w:cs="Tahoma"/>
@@ -5033,13 +5667,13 @@
       <w:sz w:val="24"/>
     </w:rPr>
   </w:style>
-  <w:style w:type="paragraph" w:customStyle="1" w:styleId="font6">
+  <w:style w:type="paragraph" w:styleId="font6" w:customStyle="1">
     <w:name w:val="font6"/>
     <w:basedOn w:val="Normal"/>
     <w:qFormat/>
     <w:pPr>
       <w:spacing w:beforeAutospacing="1" w:afterAutospacing="1"/>
-      <w:jc w:val="left"/>
+      <w:jc w:val="start"/>
     </w:pPr>
     <w:rPr>
       <w:rFonts w:ascii="Tahoma" w:hAnsi="Tahoma" w:cs="Tahoma"/>
@@ -5047,7 +5681,7 @@
       <w:sz w:val="24"/>
     </w:rPr>
   </w:style>
-  <w:style w:type="paragraph" w:customStyle="1" w:styleId="xl63">
+  <w:style w:type="paragraph" w:styleId="xl63" w:customStyle="1">
     <w:name w:val="xl63"/>
     <w:basedOn w:val="Normal"/>
     <w:qFormat/>
@@ -5071,7 +5705,7 @@
       <w:lang w:eastAsia="es-CO"/>
     </w:rPr>
   </w:style>
-  <w:style w:type="paragraph" w:styleId="Cita">
+  <w:style w:type="paragraph" w:styleId="Quote">
     <w:name w:val="Quote"/>
     <w:basedOn w:val="Normal"/>
     <w:next w:val="Normal"/>
@@ -5080,65 +5714,90 @@
     <w:qFormat/>
     <w:pPr>
       <w:spacing w:before="200" w:after="160"/>
-      <w:ind w:left="864" w:right="864"/>
+      <w:ind w:start="864" w:end="864"/>
       <w:jc w:val="center"/>
     </w:pPr>
     <w:rPr>
       <w:i/>
       <w:iCs/>
-      <w:color w:val="404040" w:themeColor="text1" w:themeTint="BF"/>
-    </w:rPr>
-  </w:style>
-  <w:style w:type="paragraph" w:customStyle="1" w:styleId="TableParagraph">
+      <w:color w:themeColor="text1" w:themeTint="bf" w:val="404040"/>
+    </w:rPr>
+  </w:style>
+  <w:style w:type="paragraph" w:styleId="TableParagraph" w:customStyle="1">
     <w:name w:val="Table Paragraph"/>
     <w:basedOn w:val="Normal"/>
     <w:uiPriority w:val="1"/>
     <w:qFormat/>
     <w:pPr>
-      <w:widowControl w:val="0"/>
-      <w:jc w:val="left"/>
+      <w:widowControl w:val="false"/>
+      <w:jc w:val="start"/>
     </w:pPr>
     <w:rPr>
-      <w:rFonts w:ascii="Arial MT" w:eastAsia="Arial MT" w:hAnsi="Arial MT" w:cs="Arial MT"/>
+      <w:rFonts w:ascii="Arial MT" w:hAnsi="Arial MT" w:eastAsia="Arial MT" w:cs="Arial MT"/>
       <w:szCs w:val="22"/>
       <w:lang w:val="es-ES" w:eastAsia="en-US"/>
     </w:rPr>
   </w:style>
-  <w:style w:type="paragraph" w:styleId="Subttulo">
+  <w:style w:type="paragraph" w:styleId="Subtitle">
     <w:name w:val="Subtitle"/>
     <w:basedOn w:val="Normal"/>
     <w:next w:val="Normal"/>
     <w:link w:val="SubttuloCar"/>
     <w:uiPriority w:val="11"/>
     <w:qFormat/>
-    <w:rsid w:val="009848A8"/>
+    <w:rsid w:val="009848a8"/>
     <w:pPr>
-      <w:spacing w:after="160"/>
+      <w:spacing w:before="0" w:after="160"/>
     </w:pPr>
     <w:rPr>
-      <w:rFonts w:asciiTheme="minorHAnsi" w:eastAsiaTheme="minorEastAsia" w:hAnsiTheme="minorHAnsi" w:cstheme="minorBidi"/>
-      <w:color w:val="5A5A5A" w:themeColor="text1" w:themeTint="A5"/>
+      <w:rFonts w:ascii="Calibri" w:hAnsi="Calibri" w:eastAsia="" w:cs="" w:asciiTheme="minorHAnsi" w:cstheme="minorBidi" w:eastAsiaTheme="minorEastAsia" w:hAnsiTheme="minorHAnsi"/>
+      <w:color w:themeColor="text1" w:themeTint="a5" w:val="5A5A5A"/>
       <w:spacing w:val="15"/>
       <w:szCs w:val="22"/>
     </w:rPr>
   </w:style>
-  <w:style w:type="paragraph" w:customStyle="1" w:styleId="Contenidodelmarcouser">
+  <w:style w:type="paragraph" w:styleId="Contenidodelmarco" w:customStyle="1">
+    <w:name w:val="Contenido del marco"/>
+    <w:basedOn w:val="Normal"/>
+    <w:qFormat/>
+    <w:pPr/>
+    <w:rPr/>
+  </w:style>
+  <w:style w:type="paragraph" w:styleId="Contenidodelmarcouser" w:customStyle="1">
     <w:name w:val="Contenido del marco (user)"/>
     <w:basedOn w:val="Normal"/>
     <w:qFormat/>
-  </w:style>
-  <w:style w:type="paragraph" w:customStyle="1" w:styleId="Contenidodelmarco">
-    <w:name w:val="Contenido del marco"/>
-    <w:basedOn w:val="Normal"/>
-    <w:qFormat/>
-  </w:style>
-  <w:style w:type="numbering" w:customStyle="1" w:styleId="Ningunalistauser">
+    <w:pPr/>
+    <w:rPr/>
+  </w:style>
+  <w:style w:type="numbering" w:styleId="Ningunalistauser" w:default="1">
     <w:name w:val="Ninguna lista (user)"/>
     <w:uiPriority w:val="99"/>
     <w:semiHidden/>
     <w:unhideWhenUsed/>
     <w:qFormat/>
   </w:style>
+  <w:style w:type="numbering" w:styleId="Ningunalista" w:customStyle="1">
+    <w:name w:val="Ninguna lista"/>
+    <w:uiPriority w:val="99"/>
+    <w:semiHidden/>
+    <w:unhideWhenUsed/>
+    <w:qFormat/>
+  </w:style>
+  <w:style w:type="table" w:default="1" w:styleId="Tablanormal">
+    <w:name w:val="Normal Table"/>
+    <w:uiPriority w:val="99"/>
+    <w:semiHidden/>
+    <w:unhideWhenUsed/>
+    <w:tblPr>
+      <w:tblCellMar>
+        <w:top w:w="0" w:type="dxa"/>
+        <w:left w:w="108" w:type="dxa"/>
+        <w:bottom w:w="0" w:type="dxa"/>
+        <w:right w:w="108" w:type="dxa"/>
+      </w:tblCellMar>
+    </w:tblPr>
+  </w:style>
   <w:style w:type="table" w:styleId="Tablaconcuadrcula">
     <w:name w:val="Table Grid"/>
     <w:basedOn w:val="Tablanormal"/>
@@ -5146,12 +5805,12 @@
     <w:qFormat/>
     <w:tblPr>
       <w:tblBorders>
-        <w:top w:val="single" w:sz="4" w:space="0" w:color="auto"/>
-        <w:left w:val="single" w:sz="4" w:space="0" w:color="auto"/>
-        <w:bottom w:val="single" w:sz="4" w:space="0" w:color="auto"/>
-        <w:right w:val="single" w:sz="4" w:space="0" w:color="auto"/>
-        <w:insideH w:val="single" w:sz="4" w:space="0" w:color="auto"/>
-        <w:insideV w:val="single" w:sz="4" w:space="0" w:color="auto"/>
+        <w:top w:val="single" w:color="auto" w:sz="4" w:space="0"/>
+        <w:left w:val="single" w:color="auto" w:sz="4" w:space="0"/>
+        <w:bottom w:val="single" w:color="auto" w:sz="4" w:space="0"/>
+        <w:right w:val="single" w:color="auto" w:sz="4" w:space="0"/>
+        <w:insideH w:val="single" w:color="auto" w:sz="4" w:space="0"/>
+        <w:insideV w:val="single" w:color="auto" w:sz="4" w:space="0"/>
       </w:tblBorders>
     </w:tblPr>
   </w:style>
@@ -5162,27 +5821,27 @@
     <w:qFormat/>
     <w:tblPr>
       <w:tblBorders>
-        <w:top w:val="single" w:sz="4" w:space="0" w:color="A8D08D" w:themeColor="accent6" w:themeTint="99"/>
-        <w:left w:val="single" w:sz="4" w:space="0" w:color="A8D08D" w:themeColor="accent6" w:themeTint="99"/>
-        <w:bottom w:val="single" w:sz="4" w:space="0" w:color="A8D08D" w:themeColor="accent6" w:themeTint="99"/>
-        <w:right w:val="single" w:sz="4" w:space="0" w:color="A8D08D" w:themeColor="accent6" w:themeTint="99"/>
-        <w:insideH w:val="single" w:sz="4" w:space="0" w:color="A8D08D" w:themeColor="accent6" w:themeTint="99"/>
-        <w:insideV w:val="single" w:sz="4" w:space="0" w:color="A8D08D" w:themeColor="accent6" w:themeTint="99"/>
+        <w:top w:val="single" w:color="A8D08D" w:themeColor="accent6" w:themeTint="99" w:sz="4" w:space="0"/>
+        <w:left w:val="single" w:color="A8D08D" w:themeColor="accent6" w:themeTint="99" w:sz="4" w:space="0"/>
+        <w:bottom w:val="single" w:color="A8D08D" w:themeColor="accent6" w:themeTint="99" w:sz="4" w:space="0"/>
+        <w:right w:val="single" w:color="A8D08D" w:themeColor="accent6" w:themeTint="99" w:sz="4" w:space="0"/>
+        <w:insideH w:val="single" w:color="A8D08D" w:themeColor="accent6" w:themeTint="99" w:sz="4" w:space="0"/>
+        <w:insideV w:val="single" w:color="A8D08D" w:themeColor="accent6" w:themeTint="99" w:sz="4" w:space="0"/>
       </w:tblBorders>
     </w:tblPr>
     <w:tblStylePr w:type="firstRow">
       <w:rPr>
         <w:b/>
         <w:bCs/>
-        <w:color w:val="FFFFFF" w:themeColor="background1"/>
+        <w:color w:val="ffffff" w:themeColor="background1"/>
       </w:rPr>
       <w:tblPr/>
       <w:tcPr>
         <w:tcBorders>
-          <w:top w:val="single" w:sz="4" w:space="0" w:color="70AD47" w:themeColor="accent6"/>
-          <w:left w:val="single" w:sz="4" w:space="0" w:color="70AD47" w:themeColor="accent6"/>
-          <w:bottom w:val="single" w:sz="4" w:space="0" w:color="70AD47" w:themeColor="accent6"/>
-          <w:right w:val="single" w:sz="4" w:space="0" w:color="70AD47" w:themeColor="accent6"/>
+          <w:top w:val="single" w:color="70AD47" w:themeColor="accent6" w:sz="4" w:space="0"/>
+          <w:left w:val="single" w:color="70AD47" w:themeColor="accent6" w:sz="4" w:space="0"/>
+          <w:bottom w:val="single" w:color="70AD47" w:themeColor="accent6" w:sz="4" w:space="0"/>
+          <w:right w:val="single" w:color="70AD47" w:themeColor="accent6" w:sz="4" w:space="0"/>
           <w:insideH w:val="nil"/>
           <w:insideV w:val="nil"/>
         </w:tcBorders>
@@ -5197,7 +5856,7 @@
       <w:tblPr/>
       <w:tcPr>
         <w:tcBorders>
-          <w:top w:val="double" w:sz="4" w:space="0" w:color="70AD47" w:themeColor="accent6"/>
+          <w:top w:val="double" w:color="70AD47" w:themeColor="accent6" w:sz="4" w:space="0"/>
         </w:tcBorders>
       </w:tcPr>
     </w:tblStylePr>
@@ -5206,12 +5865,14 @@
         <w:b/>
         <w:bCs/>
       </w:rPr>
+      <w:tblPr/>
     </w:tblStylePr>
     <w:tblStylePr w:type="lastCol">
       <w:rPr>
         <w:b/>
         <w:bCs/>
       </w:rPr>
+      <w:tblPr/>
     </w:tblStylePr>
     <w:tblStylePr w:type="band1Vert">
       <w:tblPr/>
@@ -5235,12 +5896,12 @@
     </w:rPr>
     <w:tblPr>
       <w:tblBorders>
-        <w:top w:val="single" w:sz="4" w:space="0" w:color="FFFFFF" w:themeColor="background1"/>
-        <w:left w:val="single" w:sz="4" w:space="0" w:color="FFFFFF" w:themeColor="background1"/>
-        <w:bottom w:val="single" w:sz="4" w:space="0" w:color="FFFFFF" w:themeColor="background1"/>
-        <w:right w:val="single" w:sz="4" w:space="0" w:color="FFFFFF" w:themeColor="background1"/>
-        <w:insideH w:val="single" w:sz="4" w:space="0" w:color="FFFFFF" w:themeColor="background1"/>
-        <w:insideV w:val="single" w:sz="4" w:space="0" w:color="FFFFFF" w:themeColor="background1"/>
+        <w:top w:val="single" w:color="FFFFFF" w:themeColor="background1" w:sz="4" w:space="0"/>
+        <w:left w:val="single" w:color="FFFFFF" w:themeColor="background1" w:sz="4" w:space="0"/>
+        <w:bottom w:val="single" w:color="FFFFFF" w:themeColor="background1" w:sz="4" w:space="0"/>
+        <w:right w:val="single" w:color="FFFFFF" w:themeColor="background1" w:sz="4" w:space="0"/>
+        <w:insideH w:val="single" w:color="FFFFFF" w:themeColor="background1" w:sz="4" w:space="0"/>
+        <w:insideV w:val="single" w:color="FFFFFF" w:themeColor="background1" w:sz="4" w:space="0"/>
       </w:tblBorders>
     </w:tblPr>
     <w:tcPr>
@@ -5250,15 +5911,15 @@
       <w:rPr>
         <w:b/>
         <w:bCs/>
-        <w:color w:val="FFFFFF" w:themeColor="background1"/>
+        <w:color w:val="ffffff" w:themeColor="background1"/>
         <w:sz w:val="22"/>
       </w:rPr>
       <w:tblPr/>
       <w:tcPr>
         <w:tcBorders>
-          <w:top w:val="single" w:sz="4" w:space="0" w:color="FFFFFF" w:themeColor="background1"/>
-          <w:left w:val="single" w:sz="4" w:space="0" w:color="FFFFFF" w:themeColor="background1"/>
-          <w:right w:val="single" w:sz="4" w:space="0" w:color="FFFFFF" w:themeColor="background1"/>
+          <w:top w:val="single" w:color="FFFFFF" w:themeColor="background1" w:sz="4" w:space="0"/>
+          <w:left w:val="single" w:color="FFFFFF" w:themeColor="background1" w:sz="4" w:space="0"/>
+          <w:right w:val="single" w:color="FFFFFF" w:themeColor="background1" w:sz="4" w:space="0"/>
           <w:insideH w:val="nil"/>
           <w:insideV w:val="nil"/>
         </w:tcBorders>
@@ -5269,15 +5930,15 @@
       <w:rPr>
         <w:b/>
         <w:bCs/>
-        <w:color w:val="FFFFFF" w:themeColor="background1"/>
+        <w:color w:val="ffffff" w:themeColor="background1"/>
         <w:sz w:val="22"/>
       </w:rPr>
       <w:tblPr/>
       <w:tcPr>
         <w:tcBorders>
-          <w:left w:val="single" w:sz="4" w:space="0" w:color="FFFFFF" w:themeColor="background1"/>
-          <w:bottom w:val="single" w:sz="4" w:space="0" w:color="FFFFFF" w:themeColor="background1"/>
-          <w:right w:val="single" w:sz="4" w:space="0" w:color="FFFFFF" w:themeColor="background1"/>
+          <w:left w:val="single" w:color="FFFFFF" w:themeColor="background1" w:sz="4" w:space="0"/>
+          <w:bottom w:val="single" w:color="FFFFFF" w:themeColor="background1" w:sz="4" w:space="0"/>
+          <w:right w:val="single" w:color="FFFFFF" w:themeColor="background1" w:sz="4" w:space="0"/>
           <w:insideH w:val="nil"/>
           <w:insideV w:val="nil"/>
         </w:tcBorders>
@@ -5288,15 +5949,15 @@
       <w:rPr>
         <w:b/>
         <w:bCs/>
-        <w:color w:val="FFFFFF" w:themeColor="background1"/>
+        <w:color w:val="ffffff" w:themeColor="background1"/>
         <w:sz w:val="22"/>
       </w:rPr>
       <w:tblPr/>
       <w:tcPr>
         <w:tcBorders>
-          <w:top w:val="single" w:sz="4" w:space="0" w:color="FFFFFF" w:themeColor="background1"/>
-          <w:left w:val="single" w:sz="4" w:space="0" w:color="FFFFFF" w:themeColor="background1"/>
-          <w:bottom w:val="single" w:sz="4" w:space="0" w:color="FFFFFF" w:themeColor="background1"/>
+          <w:top w:val="single" w:color="FFFFFF" w:themeColor="background1" w:sz="4" w:space="0"/>
+          <w:left w:val="single" w:color="FFFFFF" w:themeColor="background1" w:sz="4" w:space="0"/>
+          <w:bottom w:val="single" w:color="FFFFFF" w:themeColor="background1" w:sz="4" w:space="0"/>
           <w:insideV w:val="nil"/>
         </w:tcBorders>
         <w:shd w:val="clear" w:color="auto" w:fill="70AD47" w:themeFill="accent6"/>
@@ -5306,15 +5967,15 @@
       <w:rPr>
         <w:b/>
         <w:bCs/>
-        <w:color w:val="FFFFFF" w:themeColor="background1"/>
+        <w:color w:val="ffffff" w:themeColor="background1"/>
         <w:sz w:val="22"/>
       </w:rPr>
       <w:tblPr/>
       <w:tcPr>
         <w:tcBorders>
-          <w:top w:val="single" w:sz="4" w:space="0" w:color="FFFFFF" w:themeColor="background1"/>
-          <w:bottom w:val="single" w:sz="4" w:space="0" w:color="FFFFFF" w:themeColor="background1"/>
-          <w:right w:val="single" w:sz="4" w:space="0" w:color="FFFFFF" w:themeColor="background1"/>
+          <w:top w:val="single" w:color="FFFFFF" w:themeColor="background1" w:sz="4" w:space="0"/>
+          <w:bottom w:val="single" w:color="FFFFFF" w:themeColor="background1" w:sz="4" w:space="0"/>
+          <w:right w:val="single" w:color="FFFFFF" w:themeColor="background1" w:sz="4" w:space="0"/>
           <w:insideV w:val="nil"/>
         </w:tcBorders>
         <w:shd w:val="clear" w:color="auto" w:fill="70AD47" w:themeFill="accent6"/>
@@ -5333,6 +5994,7 @@
       <w:rPr>
         <w:sz w:val="22"/>
       </w:rPr>
+      <w:tblPr/>
     </w:tblStylePr>
     <w:tblStylePr w:type="band1Horz">
       <w:rPr>
@@ -5347,6 +6009,7 @@
       <w:rPr>
         <w:sz w:val="22"/>
       </w:rPr>
+      <w:tblPr/>
     </w:tblStylePr>
   </w:style>
   <w:style w:type="table" w:customStyle="1" w:styleId="TablaMAPyP">
@@ -5358,12 +6021,12 @@
     </w:pPr>
     <w:tblPr>
       <w:tblBorders>
-        <w:top w:val="single" w:sz="4" w:space="0" w:color="auto"/>
-        <w:left w:val="single" w:sz="4" w:space="0" w:color="auto"/>
-        <w:bottom w:val="single" w:sz="4" w:space="0" w:color="auto"/>
-        <w:right w:val="single" w:sz="4" w:space="0" w:color="auto"/>
-        <w:insideH w:val="single" w:sz="4" w:space="0" w:color="auto"/>
-        <w:insideV w:val="single" w:sz="4" w:space="0" w:color="auto"/>
+        <w:top w:val="single" w:color="auto" w:sz="4" w:space="0"/>
+        <w:left w:val="single" w:color="auto" w:sz="4" w:space="0"/>
+        <w:bottom w:val="single" w:color="auto" w:sz="4" w:space="0"/>
+        <w:right w:val="single" w:color="auto" w:sz="4" w:space="0"/>
+        <w:insideH w:val="single" w:color="auto" w:sz="4" w:space="0"/>
+        <w:insideV w:val="single" w:color="auto" w:sz="4" w:space="0"/>
       </w:tblBorders>
     </w:tblPr>
     <w:tcPr>
@@ -5393,12 +6056,12 @@
     <w:qFormat/>
     <w:tblPr>
       <w:tblBorders>
-        <w:top w:val="single" w:sz="4" w:space="0" w:color="auto"/>
-        <w:left w:val="single" w:sz="4" w:space="0" w:color="auto"/>
-        <w:bottom w:val="single" w:sz="4" w:space="0" w:color="auto"/>
-        <w:right w:val="single" w:sz="4" w:space="0" w:color="auto"/>
-        <w:insideH w:val="single" w:sz="4" w:space="0" w:color="auto"/>
-        <w:insideV w:val="single" w:sz="4" w:space="0" w:color="auto"/>
+        <w:top w:val="single" w:color="auto" w:sz="4" w:space="0"/>
+        <w:left w:val="single" w:color="auto" w:sz="4" w:space="0"/>
+        <w:bottom w:val="single" w:color="auto" w:sz="4" w:space="0"/>
+        <w:right w:val="single" w:color="auto" w:sz="4" w:space="0"/>
+        <w:insideH w:val="single" w:color="auto" w:sz="4" w:space="0"/>
+        <w:insideV w:val="single" w:color="auto" w:sz="4" w:space="0"/>
       </w:tblBorders>
     </w:tblPr>
     <w:tcPr>
@@ -5409,7 +6072,7 @@
       <w:rPr>
         <w:b/>
         <w:bCs/>
-        <w:color w:val="FFFFFF" w:themeColor="background1"/>
+        <w:color w:val="ffffff" w:themeColor="background1"/>
       </w:rPr>
       <w:tblPr/>
       <w:tcPr>
@@ -5424,7 +6087,7 @@
       <w:tblPr/>
       <w:tcPr>
         <w:tcBorders>
-          <w:top w:val="double" w:sz="4" w:space="0" w:color="5B9BD5" w:themeColor="accent5"/>
+          <w:top w:val="double" w:color="5B9BD5" w:themeColor="accent5" w:sz="4" w:space="0"/>
         </w:tcBorders>
         <w:shd w:val="clear" w:color="auto" w:fill="FFFFFF" w:themeFill="background1"/>
       </w:tcPr>
@@ -5459,8 +6122,8 @@
       <w:tblPr/>
       <w:tcPr>
         <w:tcBorders>
-          <w:left w:val="single" w:sz="4" w:space="0" w:color="5B9BD5" w:themeColor="accent5"/>
-          <w:right w:val="single" w:sz="4" w:space="0" w:color="5B9BD5" w:themeColor="accent5"/>
+          <w:left w:val="single" w:color="5B9BD5" w:themeColor="accent5" w:sz="4" w:space="0"/>
+          <w:right w:val="single" w:color="5B9BD5" w:themeColor="accent5" w:sz="4" w:space="0"/>
         </w:tcBorders>
       </w:tcPr>
     </w:tblStylePr>
@@ -5468,8 +6131,8 @@
       <w:tblPr/>
       <w:tcPr>
         <w:tcBorders>
-          <w:top w:val="single" w:sz="4" w:space="0" w:color="5B9BD5" w:themeColor="accent5"/>
-          <w:bottom w:val="single" w:sz="4" w:space="0" w:color="5B9BD5" w:themeColor="accent5"/>
+          <w:top w:val="single" w:color="5B9BD5" w:themeColor="accent5" w:sz="4" w:space="0"/>
+          <w:bottom w:val="single" w:color="5B9BD5" w:themeColor="accent5" w:sz="4" w:space="0"/>
           <w:insideH w:val="nil"/>
         </w:tcBorders>
       </w:tcPr>
@@ -5496,7 +6159,7 @@
       <w:tblPr/>
       <w:tcPr>
         <w:tcBorders>
-          <w:top w:val="double" w:sz="4" w:space="0" w:color="5B9BD5" w:themeColor="accent5"/>
+          <w:top w:val="double" w:color="5B9BD5" w:themeColor="accent5" w:sz="4" w:space="0"/>
           <w:left w:val="nil"/>
         </w:tcBorders>
       </w:tcPr>
@@ -5505,7 +6168,7 @@
       <w:tblPr/>
       <w:tcPr>
         <w:tcBorders>
-          <w:top w:val="double" w:sz="4" w:space="0" w:color="5B9BD5" w:themeColor="accent5"/>
+          <w:top w:val="double" w:color="5B9BD5" w:themeColor="accent5" w:sz="4" w:space="0"/>
           <w:right w:val="nil"/>
         </w:tcBorders>
       </w:tcPr>
@@ -5517,26 +6180,26 @@
     <w:uiPriority w:val="49"/>
     <w:tblPr>
       <w:tblBorders>
-        <w:top w:val="single" w:sz="4" w:space="0" w:color="9CC2E5" w:themeColor="accent5" w:themeTint="99"/>
-        <w:left w:val="single" w:sz="4" w:space="0" w:color="9CC2E5" w:themeColor="accent5" w:themeTint="99"/>
-        <w:bottom w:val="single" w:sz="4" w:space="0" w:color="9CC2E5" w:themeColor="accent5" w:themeTint="99"/>
-        <w:right w:val="single" w:sz="4" w:space="0" w:color="9CC2E5" w:themeColor="accent5" w:themeTint="99"/>
-        <w:insideH w:val="single" w:sz="4" w:space="0" w:color="9CC2E5" w:themeColor="accent5" w:themeTint="99"/>
+        <w:top w:val="single" w:color="9CC2E5" w:themeColor="accent5" w:themeTint="99" w:sz="4" w:space="0"/>
+        <w:left w:val="single" w:color="9CC2E5" w:themeColor="accent5" w:themeTint="99" w:sz="4" w:space="0"/>
+        <w:bottom w:val="single" w:color="9CC2E5" w:themeColor="accent5" w:themeTint="99" w:sz="4" w:space="0"/>
+        <w:right w:val="single" w:color="9CC2E5" w:themeColor="accent5" w:themeTint="99" w:sz="4" w:space="0"/>
+        <w:insideH w:val="single" w:color="9CC2E5" w:themeColor="accent5" w:themeTint="99" w:sz="4" w:space="0"/>
       </w:tblBorders>
     </w:tblPr>
     <w:tblStylePr w:type="firstRow">
       <w:rPr>
         <w:b/>
         <w:bCs/>
-        <w:color w:val="FFFFFF" w:themeColor="background1"/>
+        <w:color w:val="ffffff" w:themeColor="background1"/>
       </w:rPr>
       <w:tblPr/>
       <w:tcPr>
         <w:tcBorders>
-          <w:top w:val="single" w:sz="4" w:space="0" w:color="5B9BD5" w:themeColor="accent5"/>
-          <w:left w:val="single" w:sz="4" w:space="0" w:color="5B9BD5" w:themeColor="accent5"/>
-          <w:bottom w:val="single" w:sz="4" w:space="0" w:color="5B9BD5" w:themeColor="accent5"/>
-          <w:right w:val="single" w:sz="4" w:space="0" w:color="5B9BD5" w:themeColor="accent5"/>
+          <w:top w:val="single" w:color="5B9BD5" w:themeColor="accent5" w:sz="4" w:space="0"/>
+          <w:left w:val="single" w:color="5B9BD5" w:themeColor="accent5" w:sz="4" w:space="0"/>
+          <w:bottom w:val="single" w:color="5B9BD5" w:themeColor="accent5" w:sz="4" w:space="0"/>
+          <w:right w:val="single" w:color="5B9BD5" w:themeColor="accent5" w:sz="4" w:space="0"/>
           <w:insideH w:val="nil"/>
         </w:tcBorders>
         <w:shd w:val="clear" w:color="auto" w:fill="5B9BD5" w:themeFill="accent5"/>
@@ -5550,7 +6213,7 @@
       <w:tblPr/>
       <w:tcPr>
         <w:tcBorders>
-          <w:top w:val="double" w:sz="4" w:space="0" w:color="5B9BD5" w:themeColor="accent5"/>
+          <w:top w:val="double" w:color="5B9BD5" w:themeColor="accent5" w:sz="4" w:space="0"/>
         </w:tcBorders>
       </w:tcPr>
     </w:tblStylePr>
@@ -5559,12 +6222,14 @@
         <w:b/>
         <w:bCs/>
       </w:rPr>
+      <w:tblPr/>
     </w:tblStylePr>
     <w:tblStylePr w:type="lastCol">
       <w:rPr>
         <w:b/>
         <w:bCs/>
       </w:rPr>
+      <w:tblPr/>
     </w:tblStylePr>
     <w:tblStylePr w:type="band1Vert">
       <w:tblPr/>
@@ -5586,17 +6251,17 @@
     <w:qFormat/>
     <w:tblPr>
       <w:tblBorders>
-        <w:top w:val="single" w:sz="4" w:space="0" w:color="FFC000" w:themeColor="accent4"/>
-        <w:left w:val="single" w:sz="4" w:space="0" w:color="FFC000" w:themeColor="accent4"/>
-        <w:bottom w:val="single" w:sz="4" w:space="0" w:color="FFC000" w:themeColor="accent4"/>
-        <w:right w:val="single" w:sz="4" w:space="0" w:color="FFC000" w:themeColor="accent4"/>
+        <w:top w:val="single" w:color="FFC000" w:themeColor="accent4" w:sz="4" w:space="0"/>
+        <w:left w:val="single" w:color="FFC000" w:themeColor="accent4" w:sz="4" w:space="0"/>
+        <w:bottom w:val="single" w:color="FFC000" w:themeColor="accent4" w:sz="4" w:space="0"/>
+        <w:right w:val="single" w:color="FFC000" w:themeColor="accent4" w:sz="4" w:space="0"/>
       </w:tblBorders>
     </w:tblPr>
     <w:tblStylePr w:type="firstRow">
       <w:rPr>
         <w:b/>
         <w:bCs/>
-        <w:color w:val="FFFFFF" w:themeColor="background1"/>
+        <w:color w:val="ffffff" w:themeColor="background1"/>
       </w:rPr>
       <w:tblPr/>
       <w:tcPr>
@@ -5611,7 +6276,7 @@
       <w:tblPr/>
       <w:tcPr>
         <w:tcBorders>
-          <w:top w:val="double" w:sz="4" w:space="0" w:color="FFC000" w:themeColor="accent4"/>
+          <w:top w:val="double" w:color="FFC000" w:themeColor="accent4" w:sz="4" w:space="0"/>
         </w:tcBorders>
         <w:shd w:val="clear" w:color="auto" w:fill="FFFFFF" w:themeFill="background1"/>
       </w:tcPr>
@@ -5646,8 +6311,8 @@
       <w:tblPr/>
       <w:tcPr>
         <w:tcBorders>
-          <w:left w:val="single" w:sz="4" w:space="0" w:color="FFC000" w:themeColor="accent4"/>
-          <w:right w:val="single" w:sz="4" w:space="0" w:color="FFC000" w:themeColor="accent4"/>
+          <w:left w:val="single" w:color="FFC000" w:themeColor="accent4" w:sz="4" w:space="0"/>
+          <w:right w:val="single" w:color="FFC000" w:themeColor="accent4" w:sz="4" w:space="0"/>
         </w:tcBorders>
       </w:tcPr>
     </w:tblStylePr>
@@ -5655,8 +6320,8 @@
       <w:tblPr/>
       <w:tcPr>
         <w:tcBorders>
-          <w:top w:val="single" w:sz="4" w:space="0" w:color="FFC000" w:themeColor="accent4"/>
-          <w:bottom w:val="single" w:sz="4" w:space="0" w:color="FFC000" w:themeColor="accent4"/>
+          <w:top w:val="single" w:color="FFC000" w:themeColor="accent4" w:sz="4" w:space="0"/>
+          <w:bottom w:val="single" w:color="FFC000" w:themeColor="accent4" w:sz="4" w:space="0"/>
           <w:insideH w:val="nil"/>
         </w:tcBorders>
       </w:tcPr>
@@ -5683,7 +6348,7 @@
       <w:tblPr/>
       <w:tcPr>
         <w:tcBorders>
-          <w:top w:val="double" w:sz="4" w:space="0" w:color="FFC000" w:themeColor="accent4"/>
+          <w:top w:val="double" w:color="FFC000" w:themeColor="accent4" w:sz="4" w:space="0"/>
           <w:left w:val="nil"/>
         </w:tcBorders>
       </w:tcPr>
@@ -5692,7 +6357,7 @@
       <w:tblPr/>
       <w:tcPr>
         <w:tcBorders>
-          <w:top w:val="double" w:sz="4" w:space="0" w:color="FFC000" w:themeColor="accent4"/>
+          <w:top w:val="double" w:color="FFC000" w:themeColor="accent4" w:sz="4" w:space="0"/>
           <w:right w:val="nil"/>
         </w:tcBorders>
       </w:tcPr>
@@ -5701,7 +6366,7 @@
   <w:style w:type="table" w:customStyle="1" w:styleId="TableGrid0">
     <w:name w:val="Table Grid0"/>
     <w:rPr>
-      <w:rFonts w:asciiTheme="minorHAnsi" w:eastAsiaTheme="minorEastAsia" w:hAnsiTheme="minorHAnsi" w:cstheme="minorBidi"/>
+      <w:rFonts w:asciiTheme="minorHAnsi" w:hAnsiTheme="minorHAnsi" w:eastAsiaTheme="minorEastAsia" w:cstheme="minorBidi"/>
       <w:sz w:val="22"/>
       <w:szCs w:val="22"/>
     </w:rPr>
@@ -5721,27 +6386,27 @@
     <w:qFormat/>
     <w:tblPr>
       <w:tblBorders>
-        <w:top w:val="single" w:sz="4" w:space="0" w:color="auto"/>
-        <w:left w:val="single" w:sz="4" w:space="0" w:color="auto"/>
-        <w:bottom w:val="single" w:sz="4" w:space="0" w:color="auto"/>
-        <w:right w:val="single" w:sz="4" w:space="0" w:color="auto"/>
-        <w:insideH w:val="single" w:sz="4" w:space="0" w:color="auto"/>
-        <w:insideV w:val="single" w:sz="4" w:space="0" w:color="auto"/>
+        <w:top w:val="single" w:color="auto" w:sz="4" w:space="0"/>
+        <w:left w:val="single" w:color="auto" w:sz="4" w:space="0"/>
+        <w:bottom w:val="single" w:color="auto" w:sz="4" w:space="0"/>
+        <w:right w:val="single" w:color="auto" w:sz="4" w:space="0"/>
+        <w:insideH w:val="single" w:color="auto" w:sz="4" w:space="0"/>
+        <w:insideV w:val="single" w:color="auto" w:sz="4" w:space="0"/>
       </w:tblBorders>
     </w:tblPr>
     <w:tblStylePr w:type="firstRow">
       <w:rPr>
         <w:b/>
         <w:bCs/>
-        <w:color w:val="FFFFFF" w:themeColor="background1"/>
+        <w:color w:val="ffffff" w:themeColor="background1"/>
       </w:rPr>
       <w:tblPr/>
       <w:tcPr>
         <w:tcBorders>
-          <w:top w:val="single" w:sz="4" w:space="0" w:color="5B9BD5" w:themeColor="accent5"/>
-          <w:left w:val="single" w:sz="4" w:space="0" w:color="5B9BD5" w:themeColor="accent5"/>
-          <w:bottom w:val="single" w:sz="4" w:space="0" w:color="5B9BD5" w:themeColor="accent5"/>
-          <w:right w:val="single" w:sz="4" w:space="0" w:color="5B9BD5" w:themeColor="accent5"/>
+          <w:top w:val="single" w:color="5B9BD5" w:themeColor="accent5" w:sz="4" w:space="0"/>
+          <w:left w:val="single" w:color="5B9BD5" w:themeColor="accent5" w:sz="4" w:space="0"/>
+          <w:bottom w:val="single" w:color="5B9BD5" w:themeColor="accent5" w:sz="4" w:space="0"/>
+          <w:right w:val="single" w:color="5B9BD5" w:themeColor="accent5" w:sz="4" w:space="0"/>
           <w:insideH w:val="nil"/>
           <w:insideV w:val="nil"/>
         </w:tcBorders>
@@ -5756,7 +6421,7 @@
       <w:tblPr/>
       <w:tcPr>
         <w:tcBorders>
-          <w:top w:val="double" w:sz="4" w:space="0" w:color="5B9BD5" w:themeColor="accent5"/>
+          <w:top w:val="double" w:color="5B9BD5" w:themeColor="accent5" w:sz="4" w:space="0"/>
         </w:tcBorders>
       </w:tcPr>
     </w:tblStylePr>
@@ -5765,12 +6430,14 @@
         <w:b/>
         <w:bCs/>
       </w:rPr>
+      <w:tblPr/>
     </w:tblStylePr>
     <w:tblStylePr w:type="lastCol">
       <w:rPr>
         <w:b/>
         <w:bCs/>
       </w:rPr>
+      <w:tblPr/>
     </w:tblStylePr>
     <w:tblStylePr w:type="band1Vert">
       <w:tblPr/>
@@ -5792,12 +6459,12 @@
     <w:qFormat/>
     <w:tblPr>
       <w:tblBorders>
-        <w:top w:val="single" w:sz="4" w:space="0" w:color="auto"/>
-        <w:left w:val="single" w:sz="4" w:space="0" w:color="auto"/>
-        <w:bottom w:val="single" w:sz="4" w:space="0" w:color="auto"/>
-        <w:right w:val="single" w:sz="4" w:space="0" w:color="auto"/>
-        <w:insideH w:val="single" w:sz="4" w:space="0" w:color="auto"/>
-        <w:insideV w:val="single" w:sz="4" w:space="0" w:color="auto"/>
+        <w:top w:val="single" w:color="auto" w:sz="4" w:space="0"/>
+        <w:left w:val="single" w:color="auto" w:sz="4" w:space="0"/>
+        <w:bottom w:val="single" w:color="auto" w:sz="4" w:space="0"/>
+        <w:right w:val="single" w:color="auto" w:sz="4" w:space="0"/>
+        <w:insideH w:val="single" w:color="auto" w:sz="4" w:space="0"/>
+        <w:insideV w:val="single" w:color="auto" w:sz="4" w:space="0"/>
       </w:tblBorders>
     </w:tblPr>
     <w:tcPr>
@@ -5807,15 +6474,15 @@
       <w:rPr>
         <w:b/>
         <w:bCs/>
-        <w:color w:val="FFFFFF" w:themeColor="background1"/>
+        <w:color w:val="ffffff" w:themeColor="background1"/>
       </w:rPr>
       <w:tblPr/>
       <w:tcPr>
         <w:tcBorders>
-          <w:top w:val="single" w:sz="4" w:space="0" w:color="4472C4" w:themeColor="accent1"/>
-          <w:left w:val="single" w:sz="4" w:space="0" w:color="4472C4" w:themeColor="accent1"/>
-          <w:bottom w:val="single" w:sz="4" w:space="0" w:color="4472C4" w:themeColor="accent1"/>
-          <w:right w:val="single" w:sz="4" w:space="0" w:color="4472C4" w:themeColor="accent1"/>
+          <w:top w:val="single" w:color="4472C4" w:themeColor="accent1" w:sz="4" w:space="0"/>
+          <w:left w:val="single" w:color="4472C4" w:themeColor="accent1" w:sz="4" w:space="0"/>
+          <w:bottom w:val="single" w:color="4472C4" w:themeColor="accent1" w:sz="4" w:space="0"/>
+          <w:right w:val="single" w:color="4472C4" w:themeColor="accent1" w:sz="4" w:space="0"/>
           <w:insideH w:val="nil"/>
           <w:insideV w:val="nil"/>
         </w:tcBorders>
@@ -5830,7 +6497,7 @@
       <w:tblPr/>
       <w:tcPr>
         <w:tcBorders>
-          <w:top w:val="double" w:sz="4" w:space="0" w:color="4472C4" w:themeColor="accent1"/>
+          <w:top w:val="double" w:color="4472C4" w:themeColor="accent1" w:sz="4" w:space="0"/>
         </w:tcBorders>
       </w:tcPr>
     </w:tblStylePr>
@@ -5839,12 +6506,14 @@
         <w:b/>
         <w:bCs/>
       </w:rPr>
+      <w:tblPr/>
     </w:tblStylePr>
     <w:tblStylePr w:type="lastCol">
       <w:rPr>
         <w:b/>
         <w:bCs/>
       </w:rPr>
+      <w:tblPr/>
     </w:tblStylePr>
     <w:tblStylePr w:type="band1Vert">
       <w:tblPr/>
@@ -5866,27 +6535,27 @@
     <w:qFormat/>
     <w:tblPr>
       <w:tblBorders>
-        <w:top w:val="single" w:sz="4" w:space="0" w:color="C9C9C9" w:themeColor="accent3" w:themeTint="99"/>
-        <w:left w:val="single" w:sz="4" w:space="0" w:color="C9C9C9" w:themeColor="accent3" w:themeTint="99"/>
-        <w:bottom w:val="single" w:sz="4" w:space="0" w:color="C9C9C9" w:themeColor="accent3" w:themeTint="99"/>
-        <w:right w:val="single" w:sz="4" w:space="0" w:color="C9C9C9" w:themeColor="accent3" w:themeTint="99"/>
-        <w:insideH w:val="single" w:sz="4" w:space="0" w:color="C9C9C9" w:themeColor="accent3" w:themeTint="99"/>
-        <w:insideV w:val="single" w:sz="4" w:space="0" w:color="C9C9C9" w:themeColor="accent3" w:themeTint="99"/>
+        <w:top w:val="single" w:color="C9C9C9" w:themeColor="accent3" w:themeTint="99" w:sz="4" w:space="0"/>
+        <w:left w:val="single" w:color="C9C9C9" w:themeColor="accent3" w:themeTint="99" w:sz="4" w:space="0"/>
+        <w:bottom w:val="single" w:color="C9C9C9" w:themeColor="accent3" w:themeTint="99" w:sz="4" w:space="0"/>
+        <w:right w:val="single" w:color="C9C9C9" w:themeColor="accent3" w:themeTint="99" w:sz="4" w:space="0"/>
+        <w:insideH w:val="single" w:color="C9C9C9" w:themeColor="accent3" w:themeTint="99" w:sz="4" w:space="0"/>
+        <w:insideV w:val="single" w:color="C9C9C9" w:themeColor="accent3" w:themeTint="99" w:sz="4" w:space="0"/>
       </w:tblBorders>
     </w:tblPr>
     <w:tblStylePr w:type="firstRow">
       <w:rPr>
         <w:b/>
         <w:bCs/>
-        <w:color w:val="FFFFFF" w:themeColor="background1"/>
+        <w:color w:val="ffffff" w:themeColor="background1"/>
       </w:rPr>
       <w:tblPr/>
       <w:tcPr>
         <w:tcBorders>
-          <w:top w:val="single" w:sz="4" w:space="0" w:color="A5A5A5" w:themeColor="accent3"/>
-          <w:left w:val="single" w:sz="4" w:space="0" w:color="A5A5A5" w:themeColor="accent3"/>
-          <w:bottom w:val="single" w:sz="4" w:space="0" w:color="A5A5A5" w:themeColor="accent3"/>
-          <w:right w:val="single" w:sz="4" w:space="0" w:color="A5A5A5" w:themeColor="accent3"/>
+          <w:top w:val="single" w:color="A5A5A5" w:themeColor="accent3" w:sz="4" w:space="0"/>
+          <w:left w:val="single" w:color="A5A5A5" w:themeColor="accent3" w:sz="4" w:space="0"/>
+          <w:bottom w:val="single" w:color="A5A5A5" w:themeColor="accent3" w:sz="4" w:space="0"/>
+          <w:right w:val="single" w:color="A5A5A5" w:themeColor="accent3" w:sz="4" w:space="0"/>
           <w:insideH w:val="nil"/>
           <w:insideV w:val="nil"/>
         </w:tcBorders>
@@ -5901,7 +6570,7 @@
       <w:tblPr/>
       <w:tcPr>
         <w:tcBorders>
-          <w:top w:val="double" w:sz="4" w:space="0" w:color="A5A5A5" w:themeColor="accent3"/>
+          <w:top w:val="double" w:color="A5A5A5" w:themeColor="accent3" w:sz="4" w:space="0"/>
         </w:tcBorders>
       </w:tcPr>
     </w:tblStylePr>
@@ -5910,12 +6579,14 @@
         <w:b/>
         <w:bCs/>
       </w:rPr>
+      <w:tblPr/>
     </w:tblStylePr>
     <w:tblStylePr w:type="lastCol">
       <w:rPr>
         <w:b/>
         <w:bCs/>
       </w:rPr>
+      <w:tblPr/>
     </w:tblStylePr>
     <w:tblStylePr w:type="band1Vert">
       <w:tblPr/>
@@ -5937,27 +6608,27 @@
     <w:qFormat/>
     <w:tblPr>
       <w:tblBorders>
-        <w:top w:val="single" w:sz="4" w:space="0" w:color="F4B083" w:themeColor="accent2" w:themeTint="99"/>
-        <w:left w:val="single" w:sz="4" w:space="0" w:color="F4B083" w:themeColor="accent2" w:themeTint="99"/>
-        <w:bottom w:val="single" w:sz="4" w:space="0" w:color="F4B083" w:themeColor="accent2" w:themeTint="99"/>
-        <w:right w:val="single" w:sz="4" w:space="0" w:color="F4B083" w:themeColor="accent2" w:themeTint="99"/>
-        <w:insideH w:val="single" w:sz="4" w:space="0" w:color="F4B083" w:themeColor="accent2" w:themeTint="99"/>
-        <w:insideV w:val="single" w:sz="4" w:space="0" w:color="F4B083" w:themeColor="accent2" w:themeTint="99"/>
+        <w:top w:val="single" w:color="F4B083" w:themeColor="accent2" w:themeTint="99" w:sz="4" w:space="0"/>
+        <w:left w:val="single" w:color="F4B083" w:themeColor="accent2" w:themeTint="99" w:sz="4" w:space="0"/>
+        <w:bottom w:val="single" w:color="F4B083" w:themeColor="accent2" w:themeTint="99" w:sz="4" w:space="0"/>
+        <w:right w:val="single" w:color="F4B083" w:themeColor="accent2" w:themeTint="99" w:sz="4" w:space="0"/>
+        <w:insideH w:val="single" w:color="F4B083" w:themeColor="accent2" w:themeTint="99" w:sz="4" w:space="0"/>
+        <w:insideV w:val="single" w:color="F4B083" w:themeColor="accent2" w:themeTint="99" w:sz="4" w:space="0"/>
       </w:tblBorders>
     </w:tblPr>
     <w:tblStylePr w:type="firstRow">
       <w:rPr>
         <w:b/>
         <w:bCs/>
-        <w:color w:val="FFFFFF" w:themeColor="background1"/>
+        <w:color w:val="ffffff" w:themeColor="background1"/>
       </w:rPr>
       <w:tblPr/>
       <w:tcPr>
         <w:tcBorders>
-          <w:top w:val="single" w:sz="4" w:space="0" w:color="ED7D31" w:themeColor="accent2"/>
-          <w:left w:val="single" w:sz="4" w:space="0" w:color="ED7D31" w:themeColor="accent2"/>
-          <w:bottom w:val="single" w:sz="4" w:space="0" w:color="ED7D31" w:themeColor="accent2"/>
-          <w:right w:val="single" w:sz="4" w:space="0" w:color="ED7D31" w:themeColor="accent2"/>
+          <w:top w:val="single" w:color="ED7D31" w:themeColor="accent2" w:sz="4" w:space="0"/>
+          <w:left w:val="single" w:color="ED7D31" w:themeColor="accent2" w:sz="4" w:space="0"/>
+          <w:bottom w:val="single" w:color="ED7D31" w:themeColor="accent2" w:sz="4" w:space="0"/>
+          <w:right w:val="single" w:color="ED7D31" w:themeColor="accent2" w:sz="4" w:space="0"/>
           <w:insideH w:val="nil"/>
           <w:insideV w:val="nil"/>
         </w:tcBorders>
@@ -5972,7 +6643,7 @@
       <w:tblPr/>
       <w:tcPr>
         <w:tcBorders>
-          <w:top w:val="double" w:sz="4" w:space="0" w:color="ED7D31" w:themeColor="accent2"/>
+          <w:top w:val="double" w:color="ED7D31" w:themeColor="accent2" w:sz="4" w:space="0"/>
         </w:tcBorders>
       </w:tcPr>
     </w:tblStylePr>
@@ -5981,12 +6652,14 @@
         <w:b/>
         <w:bCs/>
       </w:rPr>
+      <w:tblPr/>
     </w:tblStylePr>
     <w:tblStylePr w:type="lastCol">
       <w:rPr>
         <w:b/>
         <w:bCs/>
       </w:rPr>
+      <w:tblPr/>
     </w:tblStylePr>
     <w:tblStylePr w:type="band1Vert">
       <w:tblPr/>
@@ -6008,12 +6681,12 @@
     <w:qFormat/>
     <w:tblPr>
       <w:tblBorders>
-        <w:top w:val="single" w:sz="4" w:space="0" w:color="666666" w:themeColor="text1" w:themeTint="99"/>
-        <w:left w:val="single" w:sz="4" w:space="0" w:color="666666" w:themeColor="text1" w:themeTint="99"/>
-        <w:bottom w:val="single" w:sz="4" w:space="0" w:color="666666" w:themeColor="text1" w:themeTint="99"/>
-        <w:right w:val="single" w:sz="4" w:space="0" w:color="666666" w:themeColor="text1" w:themeTint="99"/>
-        <w:insideH w:val="single" w:sz="4" w:space="0" w:color="666666" w:themeColor="text1" w:themeTint="99"/>
-        <w:insideV w:val="single" w:sz="4" w:space="0" w:color="666666" w:themeColor="text1" w:themeTint="99"/>
+        <w:top w:val="single" w:color="666666" w:themeColor="text1" w:themeTint="99" w:sz="4" w:space="0"/>
+        <w:left w:val="single" w:color="666666" w:themeColor="text1" w:themeTint="99" w:sz="4" w:space="0"/>
+        <w:bottom w:val="single" w:color="666666" w:themeColor="text1" w:themeTint="99" w:sz="4" w:space="0"/>
+        <w:right w:val="single" w:color="666666" w:themeColor="text1" w:themeTint="99" w:sz="4" w:space="0"/>
+        <w:insideH w:val="single" w:color="666666" w:themeColor="text1" w:themeTint="99" w:sz="4" w:space="0"/>
+        <w:insideV w:val="single" w:color="666666" w:themeColor="text1" w:themeTint="99" w:sz="4" w:space="0"/>
       </w:tblBorders>
     </w:tblPr>
     <w:tblStylePr w:type="firstRow">
@@ -6101,7 +6774,7 @@
       <w:tblPr/>
       <w:tcPr>
         <w:tcBorders>
-          <w:bottom w:val="single" w:sz="4" w:space="0" w:color="000000" w:themeColor="text1"/>
+          <w:bottom w:val="single" w:color="000000" w:themeColor="text1" w:sz="4" w:space="0"/>
         </w:tcBorders>
       </w:tcPr>
     </w:tblStylePr>
@@ -6109,7 +6782,7 @@
       <w:tblPr/>
       <w:tcPr>
         <w:tcBorders>
-          <w:bottom w:val="single" w:sz="4" w:space="0" w:color="000000" w:themeColor="text1"/>
+          <w:bottom w:val="single" w:color="000000" w:themeColor="text1" w:sz="4" w:space="0"/>
         </w:tcBorders>
       </w:tcPr>
     </w:tblStylePr>
@@ -6117,7 +6790,7 @@
       <w:tblPr/>
       <w:tcPr>
         <w:tcBorders>
-          <w:top w:val="single" w:sz="4" w:space="0" w:color="000000" w:themeColor="text1"/>
+          <w:top w:val="single" w:color="000000" w:themeColor="text1" w:sz="4" w:space="0"/>
         </w:tcBorders>
       </w:tcPr>
     </w:tblStylePr>
@@ -6125,7 +6798,7 @@
       <w:tblPr/>
       <w:tcPr>
         <w:tcBorders>
-          <w:top w:val="single" w:sz="4" w:space="0" w:color="000000" w:themeColor="text1"/>
+          <w:top w:val="single" w:color="000000" w:themeColor="text1" w:sz="4" w:space="0"/>
         </w:tcBorders>
       </w:tcPr>
     </w:tblStylePr>
@@ -6137,10 +6810,10 @@
     <w:qFormat/>
     <w:tblPr>
       <w:tblBorders>
-        <w:top w:val="single" w:sz="2" w:space="0" w:color="FFD966" w:themeColor="accent4" w:themeTint="99"/>
-        <w:bottom w:val="single" w:sz="2" w:space="0" w:color="FFD966" w:themeColor="accent4" w:themeTint="99"/>
-        <w:insideH w:val="single" w:sz="2" w:space="0" w:color="FFD966" w:themeColor="accent4" w:themeTint="99"/>
-        <w:insideV w:val="single" w:sz="2" w:space="0" w:color="FFD966" w:themeColor="accent4" w:themeTint="99"/>
+        <w:top w:val="single" w:color="FFD966" w:themeColor="accent4" w:themeTint="99" w:sz="2" w:space="0"/>
+        <w:bottom w:val="single" w:color="FFD966" w:themeColor="accent4" w:themeTint="99" w:sz="2" w:space="0"/>
+        <w:insideH w:val="single" w:color="FFD966" w:themeColor="accent4" w:themeTint="99" w:sz="2" w:space="0"/>
+        <w:insideV w:val="single" w:color="FFD966" w:themeColor="accent4" w:themeTint="99" w:sz="2" w:space="0"/>
       </w:tblBorders>
     </w:tblPr>
     <w:tblStylePr w:type="firstRow">
@@ -6152,7 +6825,7 @@
       <w:tcPr>
         <w:tcBorders>
           <w:top w:val="nil"/>
-          <w:bottom w:val="single" w:sz="12" w:space="0" w:color="FFC000" w:themeColor="accent4"/>
+          <w:bottom w:val="single" w:color="FFC000" w:themeColor="accent4" w:sz="12" w:space="0"/>
           <w:insideH w:val="nil"/>
           <w:insideV w:val="nil"/>
         </w:tcBorders>
@@ -6167,7 +6840,7 @@
       <w:tblPr/>
       <w:tcPr>
         <w:tcBorders>
-          <w:top w:val="double" w:sz="2" w:space="0" w:color="FFC000" w:themeColor="accent4"/>
+          <w:top w:val="double" w:color="FFC000" w:themeColor="accent4" w:sz="2" w:space="0"/>
           <w:bottom w:val="nil"/>
           <w:insideH w:val="nil"/>
           <w:insideV w:val="nil"/>
@@ -6180,12 +6853,14 @@
         <w:b/>
         <w:bCs/>
       </w:rPr>
+      <w:tblPr/>
     </w:tblStylePr>
     <w:tblStylePr w:type="lastCol">
       <w:rPr>
         <w:b/>
         <w:bCs/>
       </w:rPr>
+      <w:tblPr/>
     </w:tblStylePr>
     <w:tblStylePr w:type="band1Vert">
       <w:tblPr/>
@@ -6206,8 +6881,8 @@
     <w:uiPriority w:val="42"/>
     <w:tblPr>
       <w:tblBorders>
-        <w:top w:val="single" w:sz="4" w:space="0" w:color="7F7F7F" w:themeColor="text1" w:themeTint="80"/>
-        <w:bottom w:val="single" w:sz="4" w:space="0" w:color="7F7F7F" w:themeColor="text1" w:themeTint="80"/>
+        <w:top w:val="single" w:color="7F7F7F" w:themeColor="text1" w:themeTint="80" w:sz="4" w:space="0"/>
+        <w:bottom w:val="single" w:color="7F7F7F" w:themeColor="text1" w:themeTint="80" w:sz="4" w:space="0"/>
       </w:tblBorders>
     </w:tblPr>
     <w:tblStylePr w:type="firstRow">
@@ -6218,7 +6893,7 @@
       <w:tblPr/>
       <w:tcPr>
         <w:tcBorders>
-          <w:bottom w:val="single" w:sz="4" w:space="0" w:color="000000" w:themeColor="text1"/>
+          <w:bottom w:val="single" w:color="000000" w:themeColor="text1" w:sz="4" w:space="0"/>
         </w:tcBorders>
       </w:tcPr>
     </w:tblStylePr>
@@ -6230,7 +6905,7 @@
       <w:tblPr/>
       <w:tcPr>
         <w:tcBorders>
-          <w:top w:val="single" w:sz="4" w:space="0" w:color="000000" w:themeColor="text1"/>
+          <w:top w:val="single" w:color="000000" w:themeColor="text1" w:sz="4" w:space="0"/>
         </w:tcBorders>
       </w:tcPr>
     </w:tblStylePr>
@@ -6239,19 +6914,21 @@
         <w:b/>
         <w:bCs/>
       </w:rPr>
+      <w:tblPr/>
     </w:tblStylePr>
     <w:tblStylePr w:type="lastCol">
       <w:rPr>
         <w:b/>
         <w:bCs/>
       </w:rPr>
+      <w:tblPr/>
     </w:tblStylePr>
     <w:tblStylePr w:type="band1Vert">
       <w:tblPr/>
       <w:tcPr>
         <w:tcBorders>
-          <w:left w:val="single" w:sz="4" w:space="0" w:color="000000" w:themeColor="text1"/>
-          <w:right w:val="single" w:sz="4" w:space="0" w:color="000000" w:themeColor="text1"/>
+          <w:left w:val="single" w:color="000000" w:themeColor="text1" w:sz="4" w:space="0"/>
+          <w:right w:val="single" w:color="000000" w:themeColor="text1" w:sz="4" w:space="0"/>
         </w:tcBorders>
       </w:tcPr>
     </w:tblStylePr>
@@ -6259,8 +6936,8 @@
       <w:tblPr/>
       <w:tcPr>
         <w:tcBorders>
-          <w:left w:val="single" w:sz="4" w:space="0" w:color="000000" w:themeColor="text1"/>
-          <w:right w:val="single" w:sz="4" w:space="0" w:color="000000" w:themeColor="text1"/>
+          <w:left w:val="single" w:color="000000" w:themeColor="text1" w:sz="4" w:space="0"/>
+          <w:right w:val="single" w:color="000000" w:themeColor="text1" w:sz="4" w:space="0"/>
         </w:tcBorders>
       </w:tcPr>
     </w:tblStylePr>
@@ -6268,8 +6945,8 @@
       <w:tblPr/>
       <w:tcPr>
         <w:tcBorders>
-          <w:top w:val="single" w:sz="4" w:space="0" w:color="000000" w:themeColor="text1"/>
-          <w:bottom w:val="single" w:sz="4" w:space="0" w:color="000000" w:themeColor="text1"/>
+          <w:top w:val="single" w:color="000000" w:themeColor="text1" w:sz="4" w:space="0"/>
+          <w:bottom w:val="single" w:color="000000" w:themeColor="text1" w:sz="4" w:space="0"/>
         </w:tcBorders>
       </w:tcPr>
     </w:tblStylePr>
@@ -6279,14 +6956,12 @@
     <w:basedOn w:val="Tablanormal"/>
     <w:uiPriority w:val="99"/>
     <w:qFormat/>
-    <w:tblPr/>
   </w:style>
   <w:style w:type="table" w:customStyle="1" w:styleId="Estilo2">
     <w:name w:val="Estilo2"/>
     <w:basedOn w:val="Tablanormal"/>
     <w:uiPriority w:val="99"/>
     <w:qFormat/>
-    <w:tblPr/>
     <w:tcPr>
       <w:vAlign w:val="center"/>
     </w:tcPr>
@@ -6298,12 +6973,12 @@
     <w:qFormat/>
     <w:tblPr>
       <w:tblBorders>
-        <w:top w:val="single" w:sz="4" w:space="0" w:color="FFFFFF" w:themeColor="background1"/>
-        <w:left w:val="single" w:sz="4" w:space="0" w:color="FFFFFF" w:themeColor="background1"/>
-        <w:bottom w:val="single" w:sz="4" w:space="0" w:color="FFFFFF" w:themeColor="background1"/>
-        <w:right w:val="single" w:sz="4" w:space="0" w:color="FFFFFF" w:themeColor="background1"/>
-        <w:insideH w:val="single" w:sz="4" w:space="0" w:color="FFFFFF" w:themeColor="background1"/>
-        <w:insideV w:val="single" w:sz="4" w:space="0" w:color="FFFFFF" w:themeColor="background1"/>
+        <w:top w:val="single" w:color="FFFFFF" w:themeColor="background1" w:sz="4" w:space="0"/>
+        <w:left w:val="single" w:color="FFFFFF" w:themeColor="background1" w:sz="4" w:space="0"/>
+        <w:bottom w:val="single" w:color="FFFFFF" w:themeColor="background1" w:sz="4" w:space="0"/>
+        <w:right w:val="single" w:color="FFFFFF" w:themeColor="background1" w:sz="4" w:space="0"/>
+        <w:insideH w:val="single" w:color="FFFFFF" w:themeColor="background1" w:sz="4" w:space="0"/>
+        <w:insideV w:val="single" w:color="FFFFFF" w:themeColor="background1" w:sz="4" w:space="0"/>
       </w:tblBorders>
     </w:tblPr>
     <w:tblStylePr w:type="firstRow">
@@ -6311,6 +6986,7 @@
         <w:b/>
         <w:bCs/>
       </w:rPr>
+      <w:tblPr/>
     </w:tblStylePr>
     <w:tblStylePr w:type="lastRow">
       <w:rPr>
@@ -6320,7 +6996,7 @@
       <w:tblPr/>
       <w:tcPr>
         <w:tcBorders>
-          <w:top w:val="double" w:sz="4" w:space="0" w:color="FFFFFF" w:themeColor="background1"/>
+          <w:top w:val="double" w:color="FFFFFF" w:themeColor="background1" w:sz="4" w:space="0"/>
         </w:tcBorders>
       </w:tcPr>
     </w:tblStylePr>
@@ -6329,23 +7005,25 @@
         <w:b/>
         <w:bCs/>
       </w:rPr>
+      <w:tblPr/>
     </w:tblStylePr>
     <w:tblStylePr w:type="lastCol">
       <w:rPr>
         <w:b/>
         <w:bCs/>
       </w:rPr>
+      <w:tblPr/>
     </w:tblStylePr>
     <w:tblStylePr w:type="band1Vert">
       <w:tblPr/>
       <w:tcPr>
-        <w:shd w:val="clear" w:color="auto" w:fill="F2F2F2" w:themeFill="background1" w:themeFillShade="F2"/>
+        <w:shd w:val="clear" w:color="auto" w:fill="F2F2F2" w:themeFill="background1" w:themeFillShade="f2"/>
       </w:tcPr>
     </w:tblStylePr>
     <w:tblStylePr w:type="band1Horz">
       <w:tblPr/>
       <w:tcPr>
-        <w:shd w:val="clear" w:color="auto" w:fill="F2F2F2" w:themeFill="background1" w:themeFillShade="F2"/>
+        <w:shd w:val="clear" w:color="auto" w:fill="F2F2F2" w:themeFill="background1" w:themeFillShade="f2"/>
       </w:tcPr>
     </w:tblStylePr>
   </w:style>
@@ -6355,12 +7033,12 @@
     <w:uiPriority w:val="50"/>
     <w:tblPr>
       <w:tblBorders>
-        <w:top w:val="single" w:sz="4" w:space="0" w:color="FFFFFF" w:themeColor="background1"/>
-        <w:left w:val="single" w:sz="4" w:space="0" w:color="FFFFFF" w:themeColor="background1"/>
-        <w:bottom w:val="single" w:sz="4" w:space="0" w:color="FFFFFF" w:themeColor="background1"/>
-        <w:right w:val="single" w:sz="4" w:space="0" w:color="FFFFFF" w:themeColor="background1"/>
-        <w:insideH w:val="single" w:sz="4" w:space="0" w:color="FFFFFF" w:themeColor="background1"/>
-        <w:insideV w:val="single" w:sz="4" w:space="0" w:color="FFFFFF" w:themeColor="background1"/>
+        <w:top w:val="single" w:color="FFFFFF" w:themeColor="background1" w:sz="4" w:space="0"/>
+        <w:left w:val="single" w:color="FFFFFF" w:themeColor="background1" w:sz="4" w:space="0"/>
+        <w:bottom w:val="single" w:color="FFFFFF" w:themeColor="background1" w:sz="4" w:space="0"/>
+        <w:right w:val="single" w:color="FFFFFF" w:themeColor="background1" w:sz="4" w:space="0"/>
+        <w:insideH w:val="single" w:color="FFFFFF" w:themeColor="background1" w:sz="4" w:space="0"/>
+        <w:insideV w:val="single" w:color="FFFFFF" w:themeColor="background1" w:sz="4" w:space="0"/>
       </w:tblBorders>
     </w:tblPr>
     <w:tcPr>
@@ -6370,14 +7048,14 @@
       <w:rPr>
         <w:b/>
         <w:bCs/>
-        <w:color w:val="FFFFFF" w:themeColor="background1"/>
+        <w:color w:val="ffffff" w:themeColor="background1"/>
       </w:rPr>
       <w:tblPr/>
       <w:tcPr>
         <w:tcBorders>
-          <w:top w:val="single" w:sz="4" w:space="0" w:color="FFFFFF" w:themeColor="background1"/>
-          <w:left w:val="single" w:sz="4" w:space="0" w:color="FFFFFF" w:themeColor="background1"/>
-          <w:right w:val="single" w:sz="4" w:space="0" w:color="FFFFFF" w:themeColor="background1"/>
+          <w:top w:val="single" w:color="FFFFFF" w:themeColor="background1" w:sz="4" w:space="0"/>
+          <w:left w:val="single" w:color="FFFFFF" w:themeColor="background1" w:sz="4" w:space="0"/>
+          <w:right w:val="single" w:color="FFFFFF" w:themeColor="background1" w:sz="4" w:space="0"/>
           <w:insideH w:val="nil"/>
           <w:insideV w:val="nil"/>
         </w:tcBorders>
@@ -6388,14 +7066,14 @@
       <w:rPr>
         <w:b/>
         <w:bCs/>
-        <w:color w:val="FFFFFF" w:themeColor="background1"/>
+        <w:color w:val="ffffff" w:themeColor="background1"/>
       </w:rPr>
       <w:tblPr/>
       <w:tcPr>
         <w:tcBorders>
-          <w:left w:val="single" w:sz="4" w:space="0" w:color="FFFFFF" w:themeColor="background1"/>
-          <w:bottom w:val="single" w:sz="4" w:space="0" w:color="FFFFFF" w:themeColor="background1"/>
-          <w:right w:val="single" w:sz="4" w:space="0" w:color="FFFFFF" w:themeColor="background1"/>
+          <w:left w:val="single" w:color="FFFFFF" w:themeColor="background1" w:sz="4" w:space="0"/>
+          <w:bottom w:val="single" w:color="FFFFFF" w:themeColor="background1" w:sz="4" w:space="0"/>
+          <w:right w:val="single" w:color="FFFFFF" w:themeColor="background1" w:sz="4" w:space="0"/>
           <w:insideH w:val="nil"/>
           <w:insideV w:val="nil"/>
         </w:tcBorders>
@@ -6406,14 +7084,14 @@
       <w:rPr>
         <w:b/>
         <w:bCs/>
-        <w:color w:val="FFFFFF" w:themeColor="background1"/>
+        <w:color w:val="ffffff" w:themeColor="background1"/>
       </w:rPr>
       <w:tblPr/>
       <w:tcPr>
         <w:tcBorders>
-          <w:top w:val="single" w:sz="4" w:space="0" w:color="FFFFFF" w:themeColor="background1"/>
-          <w:left w:val="single" w:sz="4" w:space="0" w:color="FFFFFF" w:themeColor="background1"/>
-          <w:bottom w:val="single" w:sz="4" w:space="0" w:color="FFFFFF" w:themeColor="background1"/>
+          <w:top w:val="single" w:color="FFFFFF" w:themeColor="background1" w:sz="4" w:space="0"/>
+          <w:left w:val="single" w:color="FFFFFF" w:themeColor="background1" w:sz="4" w:space="0"/>
+          <w:bottom w:val="single" w:color="FFFFFF" w:themeColor="background1" w:sz="4" w:space="0"/>
           <w:insideV w:val="nil"/>
         </w:tcBorders>
         <w:shd w:val="clear" w:color="auto" w:fill="ED7D31" w:themeFill="accent2"/>
@@ -6423,14 +7101,14 @@
       <w:rPr>
         <w:b/>
         <w:bCs/>
-        <w:color w:val="FFFFFF" w:themeColor="background1"/>
+        <w:color w:val="ffffff" w:themeColor="background1"/>
       </w:rPr>
       <w:tblPr/>
       <w:tcPr>
         <w:tcBorders>
-          <w:top w:val="single" w:sz="4" w:space="0" w:color="FFFFFF" w:themeColor="background1"/>
-          <w:bottom w:val="single" w:sz="4" w:space="0" w:color="FFFFFF" w:themeColor="background1"/>
-          <w:right w:val="single" w:sz="4" w:space="0" w:color="FFFFFF" w:themeColor="background1"/>
+          <w:top w:val="single" w:color="FFFFFF" w:themeColor="background1" w:sz="4" w:space="0"/>
+          <w:bottom w:val="single" w:color="FFFFFF" w:themeColor="background1" w:sz="4" w:space="0"/>
+          <w:right w:val="single" w:color="FFFFFF" w:themeColor="background1" w:sz="4" w:space="0"/>
           <w:insideV w:val="nil"/>
         </w:tcBorders>
         <w:shd w:val="clear" w:color="auto" w:fill="ED7D31" w:themeFill="accent2"/>
@@ -6456,26 +7134,26 @@
     <w:qFormat/>
     <w:tblPr>
       <w:tblBorders>
-        <w:top w:val="single" w:sz="4" w:space="0" w:color="F4B083" w:themeColor="accent2" w:themeTint="99"/>
-        <w:left w:val="single" w:sz="4" w:space="0" w:color="F4B083" w:themeColor="accent2" w:themeTint="99"/>
-        <w:bottom w:val="single" w:sz="4" w:space="0" w:color="F4B083" w:themeColor="accent2" w:themeTint="99"/>
-        <w:right w:val="single" w:sz="4" w:space="0" w:color="F4B083" w:themeColor="accent2" w:themeTint="99"/>
-        <w:insideH w:val="single" w:sz="4" w:space="0" w:color="F4B083" w:themeColor="accent2" w:themeTint="99"/>
+        <w:top w:val="single" w:color="F4B083" w:themeColor="accent2" w:themeTint="99" w:sz="4" w:space="0"/>
+        <w:left w:val="single" w:color="F4B083" w:themeColor="accent2" w:themeTint="99" w:sz="4" w:space="0"/>
+        <w:bottom w:val="single" w:color="F4B083" w:themeColor="accent2" w:themeTint="99" w:sz="4" w:space="0"/>
+        <w:right w:val="single" w:color="F4B083" w:themeColor="accent2" w:themeTint="99" w:sz="4" w:space="0"/>
+        <w:insideH w:val="single" w:color="F4B083" w:themeColor="accent2" w:themeTint="99" w:sz="4" w:space="0"/>
       </w:tblBorders>
     </w:tblPr>
     <w:tblStylePr w:type="firstRow">
       <w:rPr>
         <w:b/>
         <w:bCs/>
-        <w:color w:val="FFFFFF" w:themeColor="background1"/>
+        <w:color w:val="ffffff" w:themeColor="background1"/>
       </w:rPr>
       <w:tblPr/>
       <w:tcPr>
         <w:tcBorders>
-          <w:top w:val="single" w:sz="4" w:space="0" w:color="ED7D31" w:themeColor="accent2"/>
-          <w:left w:val="single" w:sz="4" w:space="0" w:color="ED7D31" w:themeColor="accent2"/>
-          <w:bottom w:val="single" w:sz="4" w:space="0" w:color="ED7D31" w:themeColor="accent2"/>
-          <w:right w:val="single" w:sz="4" w:space="0" w:color="ED7D31" w:themeColor="accent2"/>
+          <w:top w:val="single" w:color="ED7D31" w:themeColor="accent2" w:sz="4" w:space="0"/>
+          <w:left w:val="single" w:color="ED7D31" w:themeColor="accent2" w:sz="4" w:space="0"/>
+          <w:bottom w:val="single" w:color="ED7D31" w:themeColor="accent2" w:sz="4" w:space="0"/>
+          <w:right w:val="single" w:color="ED7D31" w:themeColor="accent2" w:sz="4" w:space="0"/>
           <w:insideH w:val="nil"/>
         </w:tcBorders>
         <w:shd w:val="clear" w:color="auto" w:fill="ED7D31" w:themeFill="accent2"/>
@@ -6489,7 +7167,7 @@
       <w:tblPr/>
       <w:tcPr>
         <w:tcBorders>
-          <w:top w:val="double" w:sz="4" w:space="0" w:color="ED7D31" w:themeColor="accent2"/>
+          <w:top w:val="double" w:color="ED7D31" w:themeColor="accent2" w:sz="4" w:space="0"/>
         </w:tcBorders>
       </w:tcPr>
     </w:tblStylePr>
@@ -6498,12 +7176,14 @@
         <w:b/>
         <w:bCs/>
       </w:rPr>
+      <w:tblPr/>
     </w:tblStylePr>
     <w:tblStylePr w:type="lastCol">
       <w:rPr>
         <w:b/>
         <w:bCs/>
       </w:rPr>
+      <w:tblPr/>
     </w:tblStylePr>
     <w:tblStylePr w:type="band1Vert">
       <w:tblPr/>
@@ -6525,17 +7205,17 @@
     <w:qFormat/>
     <w:tblPr>
       <w:tblBorders>
-        <w:top w:val="single" w:sz="4" w:space="0" w:color="A5A5A5" w:themeColor="accent3"/>
-        <w:left w:val="single" w:sz="4" w:space="0" w:color="A5A5A5" w:themeColor="accent3"/>
-        <w:bottom w:val="single" w:sz="4" w:space="0" w:color="A5A5A5" w:themeColor="accent3"/>
-        <w:right w:val="single" w:sz="4" w:space="0" w:color="A5A5A5" w:themeColor="accent3"/>
+        <w:top w:val="single" w:color="A5A5A5" w:themeColor="accent3" w:sz="4" w:space="0"/>
+        <w:left w:val="single" w:color="A5A5A5" w:themeColor="accent3" w:sz="4" w:space="0"/>
+        <w:bottom w:val="single" w:color="A5A5A5" w:themeColor="accent3" w:sz="4" w:space="0"/>
+        <w:right w:val="single" w:color="A5A5A5" w:themeColor="accent3" w:sz="4" w:space="0"/>
       </w:tblBorders>
     </w:tblPr>
     <w:tblStylePr w:type="firstRow">
       <w:rPr>
         <w:b/>
         <w:bCs/>
-        <w:color w:val="FFFFFF" w:themeColor="background1"/>
+        <w:color w:val="ffffff" w:themeColor="background1"/>
       </w:rPr>
       <w:tblPr/>
       <w:tcPr>
@@ -6550,7 +7230,7 @@
       <w:tblPr/>
       <w:tcPr>
         <w:tcBorders>
-          <w:top w:val="double" w:sz="4" w:space="0" w:color="A5A5A5" w:themeColor="accent3"/>
+          <w:top w:val="double" w:color="A5A5A5" w:themeColor="accent3" w:sz="4" w:space="0"/>
         </w:tcBorders>
         <w:shd w:val="clear" w:color="auto" w:fill="FFFFFF" w:themeFill="background1"/>
       </w:tcPr>
@@ -6585,8 +7265,8 @@
       <w:tblPr/>
       <w:tcPr>
         <w:tcBorders>
-          <w:left w:val="single" w:sz="4" w:space="0" w:color="A5A5A5" w:themeColor="accent3"/>
-          <w:right w:val="single" w:sz="4" w:space="0" w:color="A5A5A5" w:themeColor="accent3"/>
+          <w:left w:val="single" w:color="A5A5A5" w:themeColor="accent3" w:sz="4" w:space="0"/>
+          <w:right w:val="single" w:color="A5A5A5" w:themeColor="accent3" w:sz="4" w:space="0"/>
         </w:tcBorders>
       </w:tcPr>
     </w:tblStylePr>
@@ -6594,8 +7274,8 @@
       <w:tblPr/>
       <w:tcPr>
         <w:tcBorders>
-          <w:top w:val="single" w:sz="4" w:space="0" w:color="A5A5A5" w:themeColor="accent3"/>
-          <w:bottom w:val="single" w:sz="4" w:space="0" w:color="A5A5A5" w:themeColor="accent3"/>
+          <w:top w:val="single" w:color="A5A5A5" w:themeColor="accent3" w:sz="4" w:space="0"/>
+          <w:bottom w:val="single" w:color="A5A5A5" w:themeColor="accent3" w:sz="4" w:space="0"/>
           <w:insideH w:val="nil"/>
         </w:tcBorders>
       </w:tcPr>
@@ -6622,7 +7302,7 @@
       <w:tblPr/>
       <w:tcPr>
         <w:tcBorders>
-          <w:top w:val="double" w:sz="4" w:space="0" w:color="A5A5A5" w:themeColor="accent3"/>
+          <w:top w:val="double" w:color="A5A5A5" w:themeColor="accent3" w:sz="4" w:space="0"/>
           <w:left w:val="nil"/>
         </w:tcBorders>
       </w:tcPr>
@@ -6631,7 +7311,7 @@
       <w:tblPr/>
       <w:tcPr>
         <w:tcBorders>
-          <w:top w:val="double" w:sz="4" w:space="0" w:color="A5A5A5" w:themeColor="accent3"/>
+          <w:top w:val="double" w:color="A5A5A5" w:themeColor="accent3" w:sz="4" w:space="0"/>
           <w:right w:val="nil"/>
         </w:tcBorders>
       </w:tcPr>
@@ -6644,26 +7324,26 @@
     <w:qFormat/>
     <w:tblPr>
       <w:tblBorders>
-        <w:top w:val="single" w:sz="4" w:space="0" w:color="666666" w:themeColor="text1" w:themeTint="99"/>
-        <w:left w:val="single" w:sz="4" w:space="0" w:color="666666" w:themeColor="text1" w:themeTint="99"/>
-        <w:bottom w:val="single" w:sz="4" w:space="0" w:color="666666" w:themeColor="text1" w:themeTint="99"/>
-        <w:right w:val="single" w:sz="4" w:space="0" w:color="666666" w:themeColor="text1" w:themeTint="99"/>
-        <w:insideH w:val="single" w:sz="4" w:space="0" w:color="666666" w:themeColor="text1" w:themeTint="99"/>
+        <w:top w:val="single" w:color="666666" w:themeColor="text1" w:themeTint="99" w:sz="4" w:space="0"/>
+        <w:left w:val="single" w:color="666666" w:themeColor="text1" w:themeTint="99" w:sz="4" w:space="0"/>
+        <w:bottom w:val="single" w:color="666666" w:themeColor="text1" w:themeTint="99" w:sz="4" w:space="0"/>
+        <w:right w:val="single" w:color="666666" w:themeColor="text1" w:themeTint="99" w:sz="4" w:space="0"/>
+        <w:insideH w:val="single" w:color="666666" w:themeColor="text1" w:themeTint="99" w:sz="4" w:space="0"/>
       </w:tblBorders>
     </w:tblPr>
     <w:tblStylePr w:type="firstRow">
       <w:rPr>
         <w:b/>
         <w:bCs/>
-        <w:color w:val="FFFFFF" w:themeColor="background1"/>
+        <w:color w:val="ffffff" w:themeColor="background1"/>
       </w:rPr>
       <w:tblPr/>
       <w:tcPr>
         <w:tcBorders>
-          <w:top w:val="single" w:sz="4" w:space="0" w:color="000000" w:themeColor="text1"/>
-          <w:left w:val="single" w:sz="4" w:space="0" w:color="000000" w:themeColor="text1"/>
-          <w:bottom w:val="single" w:sz="4" w:space="0" w:color="000000" w:themeColor="text1"/>
-          <w:right w:val="single" w:sz="4" w:space="0" w:color="000000" w:themeColor="text1"/>
+          <w:top w:val="single" w:color="000000" w:themeColor="text1" w:sz="4" w:space="0"/>
+          <w:left w:val="single" w:color="000000" w:themeColor="text1" w:sz="4" w:space="0"/>
+          <w:bottom w:val="single" w:color="000000" w:themeColor="text1" w:sz="4" w:space="0"/>
+          <w:right w:val="single" w:color="000000" w:themeColor="text1" w:sz="4" w:space="0"/>
           <w:insideH w:val="nil"/>
         </w:tcBorders>
         <w:shd w:val="clear" w:color="auto" w:fill="000000" w:themeFill="text1"/>
@@ -6677,7 +7357,7 @@
       <w:tblPr/>
       <w:tcPr>
         <w:tcBorders>
-          <w:top w:val="double" w:sz="4" w:space="0" w:color="000000" w:themeColor="text1"/>
+          <w:top w:val="double" w:color="000000" w:themeColor="text1" w:sz="4" w:space="0"/>
         </w:tcBorders>
       </w:tcPr>
     </w:tblStylePr>
@@ -6686,12 +7366,14 @@
         <w:b/>
         <w:bCs/>
       </w:rPr>
+      <w:tblPr/>
     </w:tblStylePr>
     <w:tblStylePr w:type="lastCol">
       <w:rPr>
         <w:b/>
         <w:bCs/>
       </w:rPr>
+      <w:tblPr/>
     </w:tblStylePr>
     <w:tblStylePr w:type="band1Vert">
       <w:tblPr/>
@@ -6723,7 +7405,7 @@
 </file>
 
 <file path=word/theme/theme1.xml><?xml version="1.0" encoding="utf-8"?>
-<a:theme xmlns:a="http://schemas.openxmlformats.org/drawingml/2006/main" name="Tema de Office">
+<a:theme xmlns:a="http://schemas.openxmlformats.org/drawingml/2006/main" xmlns:r="http://schemas.openxmlformats.org/officeDocument/2006/relationships" name="Tema de Office">
   <a:themeElements>
     <a:clrScheme name="Office">
       <a:dk1>
@@ -6765,12 +7447,12 @@
     </a:clrScheme>
     <a:fontScheme name="Office">
       <a:majorFont>
-        <a:latin typeface="Calibri Light"/>
+        <a:latin typeface="Calibri Light" pitchFamily="0" charset="1"/>
         <a:ea typeface=""/>
         <a:cs typeface=""/>
       </a:majorFont>
       <a:minorFont>
-        <a:latin typeface="Calibri"/>
+        <a:latin typeface="Calibri" pitchFamily="0" charset="1"/>
         <a:ea typeface=""/>
         <a:cs typeface=""/>
       </a:minorFont>
@@ -6802,7 +7484,7 @@
             </a:gs>
           </a:gsLst>
           <a:lin ang="5400000" scaled="0"/>
-          <a:tileRect/>
+          <a:tileRect l="0" t="0" r="0" b="0"/>
         </a:gradFill>
         <a:gradFill>
           <a:gsLst>
@@ -6826,7 +7508,7 @@
             </a:gs>
           </a:gsLst>
           <a:lin ang="5400000" scaled="0"/>
-          <a:tileRect/>
+          <a:tileRect l="0" t="0" r="0" b="0"/>
         </a:gradFill>
       </a:fillStyleLst>
       <a:lnStyleLst>
@@ -6886,13 +7568,11 @@
             </a:gs>
           </a:gsLst>
           <a:lin ang="5400000" scaled="0"/>
-          <a:tileRect/>
+          <a:tileRect l="0" t="0" r="0" b="0"/>
         </a:gradFill>
       </a:bgFillStyleLst>
     </a:fmtScheme>
   </a:themeElements>
-  <a:objectDefaults/>
-  <a:extraClrSchemeLst/>
 </a:theme>
 </file>
 
